--- a/4-质量管理/运行记录类文件/HFSJ-ITSS-0415-2025年度满意度调查计划.docx
+++ b/4-质量管理/运行记录类文件/HFSJ-ITSS-0415-2025年度满意度调查计划.docx
@@ -1,11 +1,10 @@
 
 <file path=word/document.xml><?xml version="1.0" encoding="utf-8"?>
-<w:document xmlns:wpc="http://schemas.microsoft.com/office/word/2010/wordprocessingCanvas" xmlns:mc="http://schemas.openxmlformats.org/markup-compatibility/2006" xmlns:o="urn:schemas-microsoft-com:office:office" xmlns:r="http://schemas.openxmlformats.org/officeDocument/2006/relationships" xmlns:m="http://schemas.openxmlformats.org/officeDocument/2006/math" xmlns:v="urn:schemas-microsoft-com:vml" xmlns:wp14="http://schemas.microsoft.com/office/word/2010/wordprocessingDrawing" xmlns:wp="http://schemas.openxmlformats.org/drawingml/2006/wordprocessingDrawing" xmlns:w10="urn:schemas-microsoft-com:office:word" xmlns:w="http://schemas.openxmlformats.org/wordprocessingml/2006/main" xmlns:w14="http://schemas.microsoft.com/office/word/2010/wordml" xmlns:w15="http://schemas.microsoft.com/office/word/2012/wordml" xmlns:wne="http://schemas.microsoft.com/office/word/2006/wordml" xmlns:wpg="http://schemas.microsoft.com/office/word/2010/wordprocessingGroup" xmlns:wpi="http://schemas.microsoft.com/office/word/2010/wordprocessingInk" xmlns:wps="http://schemas.microsoft.com/office/word/2010/wordprocessingShape" mc:Ignorable="w14 w15 wp14">
-  <!-- Generated by Aspose.Words for .NET 13.3.0.1 -->
+<w:document xmlns:wpc="http://schemas.microsoft.com/office/word/2010/wordprocessingCanvas" xmlns:mc="http://schemas.openxmlformats.org/markup-compatibility/2006" xmlns:o="urn:schemas-microsoft-com:office:office" xmlns:r="http://schemas.openxmlformats.org/officeDocument/2006/relationships" xmlns:m="http://schemas.openxmlformats.org/officeDocument/2006/math" xmlns:v="urn:schemas-microsoft-com:vml" xmlns:wp14="http://schemas.microsoft.com/office/word/2010/wordprocessingDrawing" xmlns:wp="http://schemas.openxmlformats.org/drawingml/2006/wordprocessingDrawing" xmlns:w="http://schemas.openxmlformats.org/wordprocessingml/2006/main" xmlns:w14="http://schemas.microsoft.com/office/word/2010/wordml" xmlns:w10="urn:schemas-microsoft-com:office:word" xmlns:w15="http://schemas.microsoft.com/office/word/2012/wordml" xmlns:wpg="http://schemas.microsoft.com/office/word/2010/wordprocessingGroup" xmlns:wpi="http://schemas.microsoft.com/office/word/2010/wordprocessingInk" xmlns:wne="http://schemas.microsoft.com/office/word/2006/wordml" xmlns:wps="http://schemas.microsoft.com/office/word/2010/wordprocessingShape" xmlns:wpsCustomData="http://www.wps.cn/officeDocument/2013/wpsCustomData" mc:Ignorable="w14 w15 wp14">
   <w:body>
     <w:p>
       <w:pPr>
-        <w:pStyle w:val="a"/>
+        <w:pStyle w:val="26"/>
         <w:keepNext w:val="0"/>
         <w:keepLines w:val="0"/>
         <w:pageBreakBefore w:val="0"/>
@@ -38,7 +37,7 @@
     </w:p>
     <w:p>
       <w:pPr>
-        <w:pStyle w:val="a0"/>
+        <w:pStyle w:val="27"/>
         <w:keepNext w:val="0"/>
         <w:keepLines w:val="0"/>
         <w:pageBreakBefore w:val="0"/>
@@ -69,17 +68,18 @@
     </w:p>
     <w:tbl>
       <w:tblPr>
-        <w:tblStyle w:val="TableGrid"/>
+        <w:tblStyle w:val="23"/>
         <w:tblW w:w="8522" w:type="dxa"/>
         <w:jc w:val="center"/>
         <w:tblBorders>
-          <w:top w:val="nil"/>
-          <w:left w:val="nil"/>
-          <w:bottom w:val="nil"/>
-          <w:right w:val="nil"/>
-          <w:insideH w:val="nil"/>
-          <w:insideV w:val="nil"/>
+          <w:top w:val="none" w:color="auto" w:sz="0" w:space="0"/>
+          <w:left w:val="none" w:color="auto" w:sz="0" w:space="0"/>
+          <w:bottom w:val="none" w:color="auto" w:sz="0" w:space="0"/>
+          <w:right w:val="none" w:color="auto" w:sz="0" w:space="0"/>
+          <w:insideH w:val="none" w:color="auto" w:sz="0" w:space="0"/>
+          <w:insideV w:val="none" w:color="auto" w:sz="0" w:space="0"/>
         </w:tblBorders>
+        <w:tblLayout w:type="autofit"/>
         <w:tblCellMar>
           <w:top w:w="0" w:type="dxa"/>
           <w:left w:w="108" w:type="dxa"/>
@@ -95,15 +95,13 @@
       </w:tblGrid>
       <w:tr>
         <w:tblPrEx>
-          <w:tblW w:w="8522" w:type="dxa"/>
-          <w:jc w:val="center"/>
           <w:tblBorders>
-            <w:top w:val="nil"/>
-            <w:left w:val="nil"/>
-            <w:bottom w:val="nil"/>
-            <w:right w:val="nil"/>
-            <w:insideH w:val="nil"/>
-            <w:insideV w:val="nil"/>
+            <w:top w:val="none" w:color="auto" w:sz="0" w:space="0"/>
+            <w:left w:val="none" w:color="auto" w:sz="0" w:space="0"/>
+            <w:bottom w:val="none" w:color="auto" w:sz="0" w:space="0"/>
+            <w:right w:val="none" w:color="auto" w:sz="0" w:space="0"/>
+            <w:insideH w:val="none" w:color="auto" w:sz="0" w:space="0"/>
+            <w:insideV w:val="none" w:color="auto" w:sz="0" w:space="0"/>
           </w:tblBorders>
           <w:tblCellMar>
             <w:top w:w="0" w:type="dxa"/>
@@ -113,7 +111,7 @@
           </w:tblCellMar>
         </w:tblPrEx>
         <w:trPr>
-          <w:trHeight w:val="0"/>
+          <w:trHeight w:val="0" w:hRule="atLeast"/>
           <w:tblHeader/>
           <w:jc w:val="center"/>
         </w:trPr>
@@ -121,8 +119,8 @@
           <w:tcPr>
             <w:tcW w:w="1824" w:type="dxa"/>
             <w:tcBorders>
-              <w:top w:val="single" w:sz="4" w:space="0" w:color="auto"/>
-              <w:left w:val="single" w:sz="4" w:space="0" w:color="auto"/>
+              <w:top w:val="single" w:color="auto" w:sz="4" w:space="0"/>
+              <w:left w:val="single" w:color="auto" w:sz="4" w:space="0"/>
               <w:bottom w:val="nil"/>
               <w:right w:val="nil"/>
             </w:tcBorders>
@@ -168,8 +166,8 @@
           <w:tcPr>
             <w:tcW w:w="3090" w:type="dxa"/>
             <w:tcBorders>
-              <w:top w:val="single" w:sz="4" w:space="0" w:color="auto"/>
-              <w:left w:val="single" w:sz="4" w:space="0" w:color="auto"/>
+              <w:top w:val="single" w:color="auto" w:sz="4" w:space="0"/>
+              <w:left w:val="single" w:color="auto" w:sz="4" w:space="0"/>
               <w:bottom w:val="nil"/>
               <w:right w:val="nil"/>
             </w:tcBorders>
@@ -214,8 +212,8 @@
           <w:tcPr>
             <w:tcW w:w="1824" w:type="dxa"/>
             <w:tcBorders>
-              <w:top w:val="single" w:sz="4" w:space="0" w:color="auto"/>
-              <w:left w:val="single" w:sz="4" w:space="0" w:color="auto"/>
+              <w:top w:val="single" w:color="auto" w:sz="4" w:space="0"/>
+              <w:left w:val="single" w:color="auto" w:sz="4" w:space="0"/>
               <w:bottom w:val="nil"/>
               <w:right w:val="nil"/>
             </w:tcBorders>
@@ -261,10 +259,10 @@
           <w:tcPr>
             <w:tcW w:w="1784" w:type="dxa"/>
             <w:tcBorders>
-              <w:top w:val="single" w:sz="4" w:space="0" w:color="auto"/>
-              <w:left w:val="single" w:sz="4" w:space="0" w:color="auto"/>
-              <w:bottom w:val="nil"/>
-              <w:right w:val="single" w:sz="4" w:space="0" w:color="auto"/>
+              <w:top w:val="single" w:color="auto" w:sz="4" w:space="0"/>
+              <w:left w:val="single" w:color="auto" w:sz="4" w:space="0"/>
+              <w:bottom w:val="nil"/>
+              <w:right w:val="single" w:color="auto" w:sz="4" w:space="0"/>
             </w:tcBorders>
             <w:tcMar>
               <w:top w:w="-1" w:type="dxa"/>
@@ -306,8 +304,14 @@
       </w:tr>
       <w:tr>
         <w:tblPrEx>
-          <w:tblW w:w="8522" w:type="dxa"/>
-          <w:jc w:val="center"/>
+          <w:tblBorders>
+            <w:top w:val="none" w:color="auto" w:sz="0" w:space="0"/>
+            <w:left w:val="none" w:color="auto" w:sz="0" w:space="0"/>
+            <w:bottom w:val="none" w:color="auto" w:sz="0" w:space="0"/>
+            <w:right w:val="none" w:color="auto" w:sz="0" w:space="0"/>
+            <w:insideH w:val="none" w:color="auto" w:sz="0" w:space="0"/>
+            <w:insideV w:val="none" w:color="auto" w:sz="0" w:space="0"/>
+          </w:tblBorders>
           <w:tblCellMar>
             <w:top w:w="0" w:type="dxa"/>
             <w:left w:w="108" w:type="dxa"/>
@@ -316,7 +320,7 @@
           </w:tblCellMar>
         </w:tblPrEx>
         <w:trPr>
-          <w:trHeight w:val="0"/>
+          <w:trHeight w:val="0" w:hRule="atLeast"/>
           <w:tblHeader/>
           <w:jc w:val="center"/>
         </w:trPr>
@@ -324,8 +328,8 @@
           <w:tcPr>
             <w:tcW w:w="1824" w:type="dxa"/>
             <w:tcBorders>
-              <w:top w:val="single" w:sz="4" w:space="0" w:color="auto"/>
-              <w:left w:val="single" w:sz="4" w:space="0" w:color="auto"/>
+              <w:top w:val="single" w:color="auto" w:sz="4" w:space="0"/>
+              <w:left w:val="single" w:color="auto" w:sz="4" w:space="0"/>
               <w:bottom w:val="nil"/>
               <w:right w:val="nil"/>
             </w:tcBorders>
@@ -371,8 +375,8 @@
           <w:tcPr>
             <w:tcW w:w="3090" w:type="dxa"/>
             <w:tcBorders>
-              <w:top w:val="single" w:sz="4" w:space="0" w:color="auto"/>
-              <w:left w:val="single" w:sz="4" w:space="0" w:color="auto"/>
+              <w:top w:val="single" w:color="auto" w:sz="4" w:space="0"/>
+              <w:left w:val="single" w:color="auto" w:sz="4" w:space="0"/>
               <w:bottom w:val="nil"/>
               <w:right w:val="nil"/>
             </w:tcBorders>
@@ -417,8 +421,8 @@
           <w:tcPr>
             <w:tcW w:w="1824" w:type="dxa"/>
             <w:tcBorders>
-              <w:top w:val="single" w:sz="4" w:space="0" w:color="auto"/>
-              <w:left w:val="single" w:sz="4" w:space="0" w:color="auto"/>
+              <w:top w:val="single" w:color="auto" w:sz="4" w:space="0"/>
+              <w:left w:val="single" w:color="auto" w:sz="4" w:space="0"/>
               <w:bottom w:val="nil"/>
               <w:right w:val="nil"/>
             </w:tcBorders>
@@ -464,10 +468,10 @@
           <w:tcPr>
             <w:tcW w:w="1784" w:type="dxa"/>
             <w:tcBorders>
-              <w:top w:val="single" w:sz="4" w:space="0" w:color="auto"/>
-              <w:left w:val="single" w:sz="4" w:space="0" w:color="auto"/>
-              <w:bottom w:val="nil"/>
-              <w:right w:val="single" w:sz="4" w:space="0" w:color="auto"/>
+              <w:top w:val="single" w:color="auto" w:sz="4" w:space="0"/>
+              <w:left w:val="single" w:color="auto" w:sz="4" w:space="0"/>
+              <w:bottom w:val="nil"/>
+              <w:right w:val="single" w:color="auto" w:sz="4" w:space="0"/>
             </w:tcBorders>
             <w:tcMar>
               <w:top w:w="-1" w:type="dxa"/>
@@ -509,8 +513,14 @@
       </w:tr>
       <w:tr>
         <w:tblPrEx>
-          <w:tblW w:w="8522" w:type="dxa"/>
-          <w:jc w:val="center"/>
+          <w:tblBorders>
+            <w:top w:val="none" w:color="auto" w:sz="0" w:space="0"/>
+            <w:left w:val="none" w:color="auto" w:sz="0" w:space="0"/>
+            <w:bottom w:val="none" w:color="auto" w:sz="0" w:space="0"/>
+            <w:right w:val="none" w:color="auto" w:sz="0" w:space="0"/>
+            <w:insideH w:val="none" w:color="auto" w:sz="0" w:space="0"/>
+            <w:insideV w:val="none" w:color="auto" w:sz="0" w:space="0"/>
+          </w:tblBorders>
           <w:tblCellMar>
             <w:top w:w="0" w:type="dxa"/>
             <w:left w:w="108" w:type="dxa"/>
@@ -519,7 +529,7 @@
           </w:tblCellMar>
         </w:tblPrEx>
         <w:trPr>
-          <w:trHeight w:val="0"/>
+          <w:trHeight w:val="0" w:hRule="atLeast"/>
           <w:tblHeader/>
           <w:jc w:val="center"/>
         </w:trPr>
@@ -527,8 +537,8 @@
           <w:tcPr>
             <w:tcW w:w="1824" w:type="dxa"/>
             <w:tcBorders>
-              <w:top w:val="single" w:sz="4" w:space="0" w:color="auto"/>
-              <w:left w:val="single" w:sz="4" w:space="0" w:color="auto"/>
+              <w:top w:val="single" w:color="auto" w:sz="4" w:space="0"/>
+              <w:left w:val="single" w:color="auto" w:sz="4" w:space="0"/>
               <w:bottom w:val="nil"/>
               <w:right w:val="nil"/>
             </w:tcBorders>
@@ -574,8 +584,8 @@
           <w:tcPr>
             <w:tcW w:w="3090" w:type="dxa"/>
             <w:tcBorders>
-              <w:top w:val="single" w:sz="4" w:space="0" w:color="auto"/>
-              <w:left w:val="single" w:sz="4" w:space="0" w:color="auto"/>
+              <w:top w:val="single" w:color="auto" w:sz="4" w:space="0"/>
+              <w:left w:val="single" w:color="auto" w:sz="4" w:space="0"/>
               <w:bottom w:val="nil"/>
               <w:right w:val="nil"/>
             </w:tcBorders>
@@ -620,8 +630,8 @@
           <w:tcPr>
             <w:tcW w:w="1824" w:type="dxa"/>
             <w:tcBorders>
-              <w:top w:val="single" w:sz="4" w:space="0" w:color="auto"/>
-              <w:left w:val="single" w:sz="4" w:space="0" w:color="auto"/>
+              <w:top w:val="single" w:color="auto" w:sz="4" w:space="0"/>
+              <w:left w:val="single" w:color="auto" w:sz="4" w:space="0"/>
               <w:bottom w:val="nil"/>
               <w:right w:val="nil"/>
             </w:tcBorders>
@@ -667,10 +677,10 @@
           <w:tcPr>
             <w:tcW w:w="1784" w:type="dxa"/>
             <w:tcBorders>
-              <w:top w:val="single" w:sz="4" w:space="0" w:color="auto"/>
-              <w:left w:val="single" w:sz="4" w:space="0" w:color="auto"/>
-              <w:bottom w:val="nil"/>
-              <w:right w:val="single" w:sz="4" w:space="0" w:color="auto"/>
+              <w:top w:val="single" w:color="auto" w:sz="4" w:space="0"/>
+              <w:left w:val="single" w:color="auto" w:sz="4" w:space="0"/>
+              <w:bottom w:val="nil"/>
+              <w:right w:val="single" w:color="auto" w:sz="4" w:space="0"/>
             </w:tcBorders>
             <w:tcMar>
               <w:top w:w="-1" w:type="dxa"/>
@@ -712,8 +722,14 @@
       </w:tr>
       <w:tr>
         <w:tblPrEx>
-          <w:tblW w:w="8522" w:type="dxa"/>
-          <w:jc w:val="center"/>
+          <w:tblBorders>
+            <w:top w:val="none" w:color="auto" w:sz="0" w:space="0"/>
+            <w:left w:val="none" w:color="auto" w:sz="0" w:space="0"/>
+            <w:bottom w:val="none" w:color="auto" w:sz="0" w:space="0"/>
+            <w:right w:val="none" w:color="auto" w:sz="0" w:space="0"/>
+            <w:insideH w:val="none" w:color="auto" w:sz="0" w:space="0"/>
+            <w:insideV w:val="none" w:color="auto" w:sz="0" w:space="0"/>
+          </w:tblBorders>
           <w:tblCellMar>
             <w:top w:w="0" w:type="dxa"/>
             <w:left w:w="108" w:type="dxa"/>
@@ -722,7 +738,7 @@
           </w:tblCellMar>
         </w:tblPrEx>
         <w:trPr>
-          <w:trHeight w:val="0"/>
+          <w:trHeight w:val="0" w:hRule="atLeast"/>
           <w:tblHeader/>
           <w:jc w:val="center"/>
         </w:trPr>
@@ -730,8 +746,8 @@
           <w:tcPr>
             <w:tcW w:w="1824" w:type="dxa"/>
             <w:tcBorders>
-              <w:top w:val="single" w:sz="4" w:space="0" w:color="auto"/>
-              <w:left w:val="single" w:sz="4" w:space="0" w:color="auto"/>
+              <w:top w:val="single" w:color="auto" w:sz="4" w:space="0"/>
+              <w:left w:val="single" w:color="auto" w:sz="4" w:space="0"/>
               <w:bottom w:val="nil"/>
               <w:right w:val="nil"/>
             </w:tcBorders>
@@ -777,8 +793,8 @@
           <w:tcPr>
             <w:tcW w:w="3090" w:type="dxa"/>
             <w:tcBorders>
-              <w:top w:val="single" w:sz="4" w:space="0" w:color="auto"/>
-              <w:left w:val="single" w:sz="4" w:space="0" w:color="auto"/>
+              <w:top w:val="single" w:color="auto" w:sz="4" w:space="0"/>
+              <w:left w:val="single" w:color="auto" w:sz="4" w:space="0"/>
               <w:bottom w:val="nil"/>
               <w:right w:val="nil"/>
             </w:tcBorders>
@@ -823,8 +839,8 @@
           <w:tcPr>
             <w:tcW w:w="1824" w:type="dxa"/>
             <w:tcBorders>
-              <w:top w:val="single" w:sz="4" w:space="0" w:color="auto"/>
-              <w:left w:val="single" w:sz="4" w:space="0" w:color="auto"/>
+              <w:top w:val="single" w:color="auto" w:sz="4" w:space="0"/>
+              <w:left w:val="single" w:color="auto" w:sz="4" w:space="0"/>
               <w:bottom w:val="nil"/>
               <w:right w:val="nil"/>
             </w:tcBorders>
@@ -870,10 +886,10 @@
           <w:tcPr>
             <w:tcW w:w="1784" w:type="dxa"/>
             <w:tcBorders>
-              <w:top w:val="single" w:sz="4" w:space="0" w:color="auto"/>
-              <w:left w:val="single" w:sz="4" w:space="0" w:color="auto"/>
-              <w:bottom w:val="nil"/>
-              <w:right w:val="single" w:sz="4" w:space="0" w:color="auto"/>
+              <w:top w:val="single" w:color="auto" w:sz="4" w:space="0"/>
+              <w:left w:val="single" w:color="auto" w:sz="4" w:space="0"/>
+              <w:bottom w:val="nil"/>
+              <w:right w:val="single" w:color="auto" w:sz="4" w:space="0"/>
             </w:tcBorders>
             <w:tcMar>
               <w:top w:w="-1" w:type="dxa"/>
@@ -915,8 +931,14 @@
       </w:tr>
       <w:tr>
         <w:tblPrEx>
-          <w:tblW w:w="8522" w:type="dxa"/>
-          <w:jc w:val="center"/>
+          <w:tblBorders>
+            <w:top w:val="none" w:color="auto" w:sz="0" w:space="0"/>
+            <w:left w:val="none" w:color="auto" w:sz="0" w:space="0"/>
+            <w:bottom w:val="none" w:color="auto" w:sz="0" w:space="0"/>
+            <w:right w:val="none" w:color="auto" w:sz="0" w:space="0"/>
+            <w:insideH w:val="none" w:color="auto" w:sz="0" w:space="0"/>
+            <w:insideV w:val="none" w:color="auto" w:sz="0" w:space="0"/>
+          </w:tblBorders>
           <w:tblCellMar>
             <w:top w:w="0" w:type="dxa"/>
             <w:left w:w="108" w:type="dxa"/>
@@ -925,7 +947,7 @@
           </w:tblCellMar>
         </w:tblPrEx>
         <w:trPr>
-          <w:trHeight w:val="0"/>
+          <w:trHeight w:val="0" w:hRule="atLeast"/>
           <w:tblHeader/>
           <w:jc w:val="center"/>
         </w:trPr>
@@ -933,9 +955,9 @@
           <w:tcPr>
             <w:tcW w:w="1824" w:type="dxa"/>
             <w:tcBorders>
-              <w:top w:val="single" w:sz="4" w:space="0" w:color="auto"/>
-              <w:left w:val="single" w:sz="4" w:space="0" w:color="auto"/>
-              <w:bottom w:val="single" w:sz="4" w:space="0" w:color="auto"/>
+              <w:top w:val="single" w:color="auto" w:sz="4" w:space="0"/>
+              <w:left w:val="single" w:color="auto" w:sz="4" w:space="0"/>
+              <w:bottom w:val="single" w:color="auto" w:sz="4" w:space="0"/>
               <w:right w:val="nil"/>
             </w:tcBorders>
             <w:shd w:val="clear" w:color="auto" w:fill="AEAAAA" w:themeFill="background2" w:themeFillShade="BF"/>
@@ -980,9 +1002,9 @@
           <w:tcPr>
             <w:tcW w:w="3090" w:type="dxa"/>
             <w:tcBorders>
-              <w:top w:val="single" w:sz="4" w:space="0" w:color="auto"/>
-              <w:left w:val="single" w:sz="4" w:space="0" w:color="auto"/>
-              <w:bottom w:val="single" w:sz="4" w:space="0" w:color="auto"/>
+              <w:top w:val="single" w:color="auto" w:sz="4" w:space="0"/>
+              <w:left w:val="single" w:color="auto" w:sz="4" w:space="0"/>
+              <w:bottom w:val="single" w:color="auto" w:sz="4" w:space="0"/>
               <w:right w:val="nil"/>
             </w:tcBorders>
             <w:tcMar>
@@ -1026,9 +1048,9 @@
           <w:tcPr>
             <w:tcW w:w="1824" w:type="dxa"/>
             <w:tcBorders>
-              <w:top w:val="single" w:sz="4" w:space="0" w:color="auto"/>
-              <w:left w:val="single" w:sz="4" w:space="0" w:color="auto"/>
-              <w:bottom w:val="single" w:sz="4" w:space="0" w:color="auto"/>
+              <w:top w:val="single" w:color="auto" w:sz="4" w:space="0"/>
+              <w:left w:val="single" w:color="auto" w:sz="4" w:space="0"/>
+              <w:bottom w:val="single" w:color="auto" w:sz="4" w:space="0"/>
               <w:right w:val="nil"/>
             </w:tcBorders>
             <w:shd w:val="clear" w:color="auto" w:fill="AEAAAA" w:themeFill="background2" w:themeFillShade="BF"/>
@@ -1073,10 +1095,10 @@
           <w:tcPr>
             <w:tcW w:w="1784" w:type="dxa"/>
             <w:tcBorders>
-              <w:top w:val="single" w:sz="4" w:space="0" w:color="auto"/>
-              <w:left w:val="single" w:sz="4" w:space="0" w:color="auto"/>
-              <w:bottom w:val="single" w:sz="4" w:space="0" w:color="auto"/>
-              <w:right w:val="single" w:sz="4" w:space="0" w:color="auto"/>
+              <w:top w:val="single" w:color="auto" w:sz="4" w:space="0"/>
+              <w:left w:val="single" w:color="auto" w:sz="4" w:space="0"/>
+              <w:bottom w:val="single" w:color="auto" w:sz="4" w:space="0"/>
+              <w:right w:val="single" w:color="auto" w:sz="4" w:space="0"/>
             </w:tcBorders>
             <w:tcMar>
               <w:top w:w="-1" w:type="dxa"/>
@@ -1148,7 +1170,7 @@
     </w:p>
     <w:p>
       <w:pPr>
-        <w:pStyle w:val="a1"/>
+        <w:pStyle w:val="31"/>
         <w:keepNext w:val="0"/>
         <w:keepLines w:val="0"/>
         <w:pageBreakBefore w:val="0"/>
@@ -1183,17 +1205,18 @@
     </w:p>
     <w:tbl>
       <w:tblPr>
-        <w:tblStyle w:val="TableGrid"/>
+        <w:tblStyle w:val="23"/>
         <w:tblW w:w="8519" w:type="dxa"/>
         <w:jc w:val="center"/>
         <w:tblBorders>
-          <w:top w:val="nil"/>
-          <w:left w:val="nil"/>
-          <w:bottom w:val="nil"/>
-          <w:right w:val="nil"/>
-          <w:insideH w:val="nil"/>
-          <w:insideV w:val="nil"/>
+          <w:top w:val="none" w:color="auto" w:sz="0" w:space="0"/>
+          <w:left w:val="none" w:color="auto" w:sz="0" w:space="0"/>
+          <w:bottom w:val="none" w:color="auto" w:sz="0" w:space="0"/>
+          <w:right w:val="none" w:color="auto" w:sz="0" w:space="0"/>
+          <w:insideH w:val="none" w:color="auto" w:sz="0" w:space="0"/>
+          <w:insideV w:val="none" w:color="auto" w:sz="0" w:space="0"/>
         </w:tblBorders>
+        <w:tblLayout w:type="autofit"/>
         <w:tblCellMar>
           <w:top w:w="0" w:type="dxa"/>
           <w:left w:w="108" w:type="dxa"/>
@@ -1210,15 +1233,13 @@
       </w:tblGrid>
       <w:tr>
         <w:tblPrEx>
-          <w:tblW w:w="8519" w:type="dxa"/>
-          <w:jc w:val="center"/>
           <w:tblBorders>
-            <w:top w:val="nil"/>
-            <w:left w:val="nil"/>
-            <w:bottom w:val="nil"/>
-            <w:right w:val="nil"/>
-            <w:insideH w:val="nil"/>
-            <w:insideV w:val="nil"/>
+            <w:top w:val="none" w:color="auto" w:sz="0" w:space="0"/>
+            <w:left w:val="none" w:color="auto" w:sz="0" w:space="0"/>
+            <w:bottom w:val="none" w:color="auto" w:sz="0" w:space="0"/>
+            <w:right w:val="none" w:color="auto" w:sz="0" w:space="0"/>
+            <w:insideH w:val="none" w:color="auto" w:sz="0" w:space="0"/>
+            <w:insideV w:val="none" w:color="auto" w:sz="0" w:space="0"/>
           </w:tblBorders>
           <w:tblCellMar>
             <w:top w:w="0" w:type="dxa"/>
@@ -1228,7 +1249,7 @@
           </w:tblCellMar>
         </w:tblPrEx>
         <w:trPr>
-          <w:trHeight w:val="0"/>
+          <w:trHeight w:val="0" w:hRule="atLeast"/>
           <w:tblHeader/>
           <w:jc w:val="center"/>
         </w:trPr>
@@ -1236,8 +1257,8 @@
           <w:tcPr>
             <w:tcW w:w="0" w:type="auto"/>
             <w:tcBorders>
-              <w:top w:val="single" w:sz="12" w:space="0" w:color="auto"/>
-              <w:left w:val="single" w:sz="12" w:space="0" w:color="auto"/>
+              <w:top w:val="single" w:color="auto" w:sz="12" w:space="0"/>
+              <w:left w:val="single" w:color="auto" w:sz="12" w:space="0"/>
               <w:bottom w:val="nil"/>
               <w:right w:val="nil"/>
             </w:tcBorders>
@@ -1265,12 +1286,12 @@
               <w:adjustRightInd w:val="0"/>
               <w:snapToGrid w:val="0"/>
               <w:spacing w:line="240" w:lineRule="auto"/>
-              <w:ind w:left="0" w:right="0" w:firstLine="0" w:leftChars="0" w:rightChars="0" w:firstLineChars="0"/>
+              <w:ind w:left="0" w:leftChars="0" w:right="0" w:rightChars="0" w:firstLine="0" w:firstLineChars="0"/>
               <w:jc w:val="center"/>
               <w:textAlignment w:val="baseline"/>
               <w:rPr>
-                <w:rStyle w:val="Strong"/>
-                <w:rFonts w:ascii="微软雅黑" w:eastAsia="微软雅黑" w:hAnsi="微软雅黑" w:cs="微软雅黑" w:hint="default"/>
+                <w:rStyle w:val="25"/>
+                <w:rFonts w:hint="default" w:ascii="微软雅黑" w:hAnsi="微软雅黑" w:eastAsia="微软雅黑" w:cs="微软雅黑"/>
                 <w:b/>
                 <w:bCs/>
                 <w:i w:val="0"/>
@@ -1288,8 +1309,8 @@
             </w:pPr>
             <w:r>
               <w:rPr>
-                <w:rStyle w:val="Strong"/>
-                <w:rFonts w:ascii="微软雅黑" w:eastAsia="微软雅黑" w:hAnsi="微软雅黑" w:cs="微软雅黑" w:hint="eastAsia"/>
+                <w:rStyle w:val="25"/>
+                <w:rFonts w:hint="eastAsia" w:ascii="微软雅黑" w:hAnsi="微软雅黑" w:eastAsia="微软雅黑" w:cs="微软雅黑"/>
                 <w:b/>
                 <w:bCs/>
                 <w:i w:val="0"/>
@@ -1312,8 +1333,8 @@
           <w:tcPr>
             <w:tcW w:w="0" w:type="auto"/>
             <w:tcBorders>
-              <w:top w:val="single" w:sz="12" w:space="0" w:color="auto"/>
-              <w:left w:val="single" w:sz="4" w:space="0" w:color="auto"/>
+              <w:top w:val="single" w:color="auto" w:sz="12" w:space="0"/>
+              <w:left w:val="single" w:color="auto" w:sz="4" w:space="0"/>
               <w:bottom w:val="nil"/>
               <w:right w:val="nil"/>
             </w:tcBorders>
@@ -1341,12 +1362,12 @@
               <w:adjustRightInd w:val="0"/>
               <w:snapToGrid w:val="0"/>
               <w:spacing w:line="240" w:lineRule="auto"/>
-              <w:ind w:left="0" w:right="0" w:firstLine="0" w:leftChars="0" w:rightChars="0" w:firstLineChars="0"/>
+              <w:ind w:left="0" w:leftChars="0" w:right="0" w:rightChars="0" w:firstLine="0" w:firstLineChars="0"/>
               <w:jc w:val="center"/>
               <w:textAlignment w:val="baseline"/>
               <w:rPr>
-                <w:rStyle w:val="Strong"/>
-                <w:rFonts w:ascii="微软雅黑" w:eastAsia="微软雅黑" w:hAnsi="微软雅黑" w:cs="微软雅黑" w:hint="default"/>
+                <w:rStyle w:val="25"/>
+                <w:rFonts w:hint="default" w:ascii="微软雅黑" w:hAnsi="微软雅黑" w:eastAsia="微软雅黑" w:cs="微软雅黑"/>
                 <w:b/>
                 <w:bCs/>
                 <w:i w:val="0"/>
@@ -1364,8 +1385,8 @@
             </w:pPr>
             <w:r>
               <w:rPr>
-                <w:rStyle w:val="Strong"/>
-                <w:rFonts w:ascii="微软雅黑" w:eastAsia="微软雅黑" w:hAnsi="微软雅黑" w:cs="微软雅黑" w:hint="eastAsia"/>
+                <w:rStyle w:val="25"/>
+                <w:rFonts w:hint="eastAsia" w:ascii="微软雅黑" w:hAnsi="微软雅黑" w:eastAsia="微软雅黑" w:cs="微软雅黑"/>
                 <w:b/>
                 <w:bCs/>
                 <w:i w:val="0"/>
@@ -1388,8 +1409,8 @@
           <w:tcPr>
             <w:tcW w:w="0" w:type="auto"/>
             <w:tcBorders>
-              <w:top w:val="single" w:sz="12" w:space="0" w:color="auto"/>
-              <w:left w:val="single" w:sz="4" w:space="0" w:color="auto"/>
+              <w:top w:val="single" w:color="auto" w:sz="12" w:space="0"/>
+              <w:left w:val="single" w:color="auto" w:sz="4" w:space="0"/>
               <w:bottom w:val="nil"/>
               <w:right w:val="nil"/>
             </w:tcBorders>
@@ -1417,12 +1438,12 @@
               <w:adjustRightInd w:val="0"/>
               <w:snapToGrid w:val="0"/>
               <w:spacing w:line="240" w:lineRule="auto"/>
-              <w:ind w:left="0" w:right="0" w:firstLine="0" w:leftChars="0" w:rightChars="0" w:firstLineChars="0"/>
+              <w:ind w:left="0" w:leftChars="0" w:right="0" w:rightChars="0" w:firstLine="0" w:firstLineChars="0"/>
               <w:jc w:val="center"/>
               <w:textAlignment w:val="baseline"/>
               <w:rPr>
-                <w:rStyle w:val="Strong"/>
-                <w:rFonts w:ascii="微软雅黑" w:eastAsia="微软雅黑" w:hAnsi="微软雅黑" w:cs="微软雅黑" w:hint="default"/>
+                <w:rStyle w:val="25"/>
+                <w:rFonts w:hint="default" w:ascii="微软雅黑" w:hAnsi="微软雅黑" w:eastAsia="微软雅黑" w:cs="微软雅黑"/>
                 <w:b/>
                 <w:bCs/>
                 <w:i w:val="0"/>
@@ -1440,8 +1461,8 @@
             </w:pPr>
             <w:r>
               <w:rPr>
-                <w:rStyle w:val="Strong"/>
-                <w:rFonts w:ascii="微软雅黑" w:eastAsia="微软雅黑" w:hAnsi="微软雅黑" w:cs="微软雅黑" w:hint="eastAsia"/>
+                <w:rStyle w:val="25"/>
+                <w:rFonts w:hint="eastAsia" w:ascii="微软雅黑" w:hAnsi="微软雅黑" w:eastAsia="微软雅黑" w:cs="微软雅黑"/>
                 <w:b/>
                 <w:bCs/>
                 <w:i w:val="0"/>
@@ -1464,8 +1485,8 @@
           <w:tcPr>
             <w:tcW w:w="0" w:type="auto"/>
             <w:tcBorders>
-              <w:top w:val="single" w:sz="12" w:space="0" w:color="auto"/>
-              <w:left w:val="single" w:sz="4" w:space="0" w:color="auto"/>
+              <w:top w:val="single" w:color="auto" w:sz="12" w:space="0"/>
+              <w:left w:val="single" w:color="auto" w:sz="4" w:space="0"/>
               <w:bottom w:val="nil"/>
               <w:right w:val="nil"/>
             </w:tcBorders>
@@ -1493,12 +1514,12 @@
               <w:adjustRightInd w:val="0"/>
               <w:snapToGrid w:val="0"/>
               <w:spacing w:line="240" w:lineRule="auto"/>
-              <w:ind w:left="0" w:right="0" w:firstLine="0" w:leftChars="0" w:rightChars="0" w:firstLineChars="0"/>
+              <w:ind w:left="0" w:leftChars="0" w:right="0" w:rightChars="0" w:firstLine="0" w:firstLineChars="0"/>
               <w:jc w:val="center"/>
               <w:textAlignment w:val="baseline"/>
               <w:rPr>
-                <w:rStyle w:val="Strong"/>
-                <w:rFonts w:ascii="微软雅黑" w:eastAsia="微软雅黑" w:hAnsi="微软雅黑" w:cs="微软雅黑" w:hint="default"/>
+                <w:rStyle w:val="25"/>
+                <w:rFonts w:hint="default" w:ascii="微软雅黑" w:hAnsi="微软雅黑" w:eastAsia="微软雅黑" w:cs="微软雅黑"/>
                 <w:b/>
                 <w:bCs/>
                 <w:i w:val="0"/>
@@ -1516,8 +1537,8 @@
             </w:pPr>
             <w:r>
               <w:rPr>
-                <w:rStyle w:val="Strong"/>
-                <w:rFonts w:ascii="微软雅黑" w:eastAsia="微软雅黑" w:hAnsi="微软雅黑" w:cs="微软雅黑" w:hint="eastAsia"/>
+                <w:rStyle w:val="25"/>
+                <w:rFonts w:hint="eastAsia" w:ascii="微软雅黑" w:hAnsi="微软雅黑" w:eastAsia="微软雅黑" w:cs="微软雅黑"/>
                 <w:b/>
                 <w:bCs/>
                 <w:i w:val="0"/>
@@ -1540,10 +1561,10 @@
           <w:tcPr>
             <w:tcW w:w="1205" w:type="dxa"/>
             <w:tcBorders>
-              <w:top w:val="single" w:sz="12" w:space="0" w:color="auto"/>
-              <w:left w:val="single" w:sz="4" w:space="0" w:color="auto"/>
-              <w:bottom w:val="nil"/>
-              <w:right w:val="single" w:sz="12" w:space="0" w:color="auto"/>
+              <w:top w:val="single" w:color="auto" w:sz="12" w:space="0"/>
+              <w:left w:val="single" w:color="auto" w:sz="4" w:space="0"/>
+              <w:bottom w:val="nil"/>
+              <w:right w:val="single" w:color="auto" w:sz="12" w:space="0"/>
             </w:tcBorders>
             <w:tcMar>
               <w:top w:w="-1" w:type="dxa"/>
@@ -1569,12 +1590,12 @@
               <w:adjustRightInd w:val="0"/>
               <w:snapToGrid w:val="0"/>
               <w:spacing w:line="240" w:lineRule="auto"/>
-              <w:ind w:left="0" w:right="0" w:firstLine="0" w:leftChars="0" w:rightChars="0" w:firstLineChars="0"/>
+              <w:ind w:left="0" w:leftChars="0" w:right="0" w:rightChars="0" w:firstLine="0" w:firstLineChars="0"/>
               <w:jc w:val="center"/>
               <w:textAlignment w:val="baseline"/>
               <w:rPr>
-                <w:rStyle w:val="Strong"/>
-                <w:rFonts w:ascii="微软雅黑" w:eastAsia="微软雅黑" w:hAnsi="微软雅黑" w:cs="微软雅黑" w:hint="default"/>
+                <w:rStyle w:val="25"/>
+                <w:rFonts w:hint="default" w:ascii="微软雅黑" w:hAnsi="微软雅黑" w:eastAsia="微软雅黑" w:cs="微软雅黑"/>
                 <w:b/>
                 <w:bCs/>
                 <w:i w:val="0"/>
@@ -1592,8 +1613,8 @@
             </w:pPr>
             <w:r>
               <w:rPr>
-                <w:rStyle w:val="Strong"/>
-                <w:rFonts w:ascii="微软雅黑" w:eastAsia="微软雅黑" w:hAnsi="微软雅黑" w:cs="微软雅黑" w:hint="eastAsia"/>
+                <w:rStyle w:val="25"/>
+                <w:rFonts w:hint="eastAsia" w:ascii="微软雅黑" w:hAnsi="微软雅黑" w:eastAsia="微软雅黑" w:cs="微软雅黑"/>
                 <w:b/>
                 <w:bCs/>
                 <w:i w:val="0"/>
@@ -1615,8 +1636,14 @@
       </w:tr>
       <w:tr>
         <w:tblPrEx>
-          <w:tblW w:w="8519" w:type="dxa"/>
-          <w:jc w:val="center"/>
+          <w:tblBorders>
+            <w:top w:val="none" w:color="auto" w:sz="0" w:space="0"/>
+            <w:left w:val="none" w:color="auto" w:sz="0" w:space="0"/>
+            <w:bottom w:val="none" w:color="auto" w:sz="0" w:space="0"/>
+            <w:right w:val="none" w:color="auto" w:sz="0" w:space="0"/>
+            <w:insideH w:val="none" w:color="auto" w:sz="0" w:space="0"/>
+            <w:insideV w:val="none" w:color="auto" w:sz="0" w:space="0"/>
+          </w:tblBorders>
           <w:tblCellMar>
             <w:top w:w="0" w:type="dxa"/>
             <w:left w:w="108" w:type="dxa"/>
@@ -1625,15 +1652,15 @@
           </w:tblCellMar>
         </w:tblPrEx>
         <w:trPr>
-          <w:trHeight w:val="0"/>
+          <w:trHeight w:val="0" w:hRule="atLeast"/>
           <w:jc w:val="center"/>
         </w:trPr>
         <w:tc>
           <w:tcPr>
             <w:tcW w:w="0" w:type="auto"/>
             <w:tcBorders>
-              <w:top w:val="single" w:sz="4" w:space="0" w:color="auto"/>
-              <w:left w:val="single" w:sz="12" w:space="0" w:color="auto"/>
+              <w:top w:val="single" w:color="auto" w:sz="4" w:space="0"/>
+              <w:left w:val="single" w:color="auto" w:sz="12" w:space="0"/>
               <w:bottom w:val="nil"/>
               <w:right w:val="nil"/>
             </w:tcBorders>
@@ -1661,12 +1688,12 @@
               <w:adjustRightInd w:val="0"/>
               <w:snapToGrid w:val="0"/>
               <w:spacing w:line="240" w:lineRule="auto"/>
-              <w:ind w:left="0" w:right="0" w:firstLine="0" w:leftChars="0" w:rightChars="0" w:firstLineChars="0"/>
+              <w:ind w:left="0" w:leftChars="0" w:right="0" w:rightChars="0" w:firstLine="0" w:firstLineChars="0"/>
               <w:jc w:val="center"/>
               <w:textAlignment w:val="baseline"/>
               <w:rPr>
-                <w:rStyle w:val="Strong"/>
-                <w:rFonts w:ascii="微软雅黑" w:eastAsia="微软雅黑" w:hAnsi="微软雅黑" w:cs="微软雅黑" w:hint="default"/>
+                <w:rStyle w:val="25"/>
+                <w:rFonts w:hint="default" w:ascii="微软雅黑" w:hAnsi="微软雅黑" w:eastAsia="微软雅黑" w:cs="微软雅黑"/>
                 <w:b w:val="0"/>
                 <w:bCs/>
                 <w:i w:val="0"/>
@@ -1684,8 +1711,8 @@
             </w:pPr>
             <w:r>
               <w:rPr>
-                <w:rStyle w:val="Strong"/>
-                <w:rFonts w:ascii="微软雅黑" w:eastAsia="微软雅黑" w:hAnsi="微软雅黑" w:cs="微软雅黑" w:hint="eastAsia"/>
+                <w:rStyle w:val="25"/>
+                <w:rFonts w:hint="eastAsia" w:ascii="微软雅黑" w:hAnsi="微软雅黑" w:eastAsia="微软雅黑" w:cs="微软雅黑"/>
                 <w:b w:val="0"/>
                 <w:bCs/>
                 <w:i w:val="0"/>
@@ -1703,8 +1730,8 @@
             </w:r>
             <w:r>
               <w:rPr>
-                <w:rStyle w:val="Strong"/>
-                <w:rFonts w:ascii="微软雅黑" w:eastAsia="微软雅黑" w:hAnsi="微软雅黑" w:cs="微软雅黑" w:hint="eastAsia"/>
+                <w:rStyle w:val="25"/>
+                <w:rFonts w:hint="eastAsia" w:ascii="微软雅黑" w:hAnsi="微软雅黑" w:eastAsia="微软雅黑" w:cs="微软雅黑"/>
                 <w:b w:val="0"/>
                 <w:bCs/>
                 <w:i w:val="0"/>
@@ -1727,8 +1754,8 @@
           <w:tcPr>
             <w:tcW w:w="0" w:type="auto"/>
             <w:tcBorders>
-              <w:top w:val="single" w:sz="4" w:space="0" w:color="auto"/>
-              <w:left w:val="single" w:sz="4" w:space="0" w:color="auto"/>
+              <w:top w:val="single" w:color="auto" w:sz="4" w:space="0"/>
+              <w:left w:val="single" w:color="auto" w:sz="4" w:space="0"/>
               <w:bottom w:val="nil"/>
               <w:right w:val="nil"/>
             </w:tcBorders>
@@ -1756,12 +1783,12 @@
               <w:adjustRightInd w:val="0"/>
               <w:snapToGrid w:val="0"/>
               <w:spacing w:line="240" w:lineRule="auto"/>
-              <w:ind w:left="0" w:right="0" w:firstLine="0" w:leftChars="0" w:rightChars="0" w:firstLineChars="0"/>
+              <w:ind w:left="0" w:leftChars="0" w:right="0" w:rightChars="0" w:firstLine="0" w:firstLineChars="0"/>
               <w:jc w:val="center"/>
               <w:textAlignment w:val="baseline"/>
               <w:rPr>
-                <w:rStyle w:val="Strong"/>
-                <w:rFonts w:ascii="微软雅黑" w:eastAsia="微软雅黑" w:hAnsi="微软雅黑" w:cs="微软雅黑" w:hint="default"/>
+                <w:rStyle w:val="25"/>
+                <w:rFonts w:hint="default" w:ascii="微软雅黑" w:hAnsi="微软雅黑" w:eastAsia="微软雅黑" w:cs="微软雅黑"/>
                 <w:b w:val="0"/>
                 <w:bCs/>
                 <w:i w:val="0"/>
@@ -1779,8 +1806,8 @@
             </w:pPr>
             <w:r>
               <w:rPr>
-                <w:rStyle w:val="Strong"/>
-                <w:rFonts w:ascii="微软雅黑" w:eastAsia="微软雅黑" w:hAnsi="微软雅黑" w:cs="微软雅黑" w:hint="eastAsia"/>
+                <w:rStyle w:val="25"/>
+                <w:rFonts w:hint="eastAsia" w:ascii="微软雅黑" w:hAnsi="微软雅黑" w:eastAsia="微软雅黑" w:cs="微软雅黑"/>
                 <w:b w:val="0"/>
                 <w:bCs/>
                 <w:i w:val="0"/>
@@ -1803,8 +1830,8 @@
           <w:tcPr>
             <w:tcW w:w="0" w:type="auto"/>
             <w:tcBorders>
-              <w:top w:val="single" w:sz="4" w:space="0" w:color="auto"/>
-              <w:left w:val="single" w:sz="4" w:space="0" w:color="auto"/>
+              <w:top w:val="single" w:color="auto" w:sz="4" w:space="0"/>
+              <w:left w:val="single" w:color="auto" w:sz="4" w:space="0"/>
               <w:bottom w:val="nil"/>
               <w:right w:val="nil"/>
             </w:tcBorders>
@@ -1832,12 +1859,12 @@
               <w:adjustRightInd w:val="0"/>
               <w:snapToGrid w:val="0"/>
               <w:spacing w:line="240" w:lineRule="auto"/>
-              <w:ind w:left="0" w:right="0" w:firstLine="0" w:leftChars="0" w:rightChars="0" w:firstLineChars="0"/>
+              <w:ind w:left="0" w:leftChars="0" w:right="0" w:rightChars="0" w:firstLine="0" w:firstLineChars="0"/>
               <w:jc w:val="center"/>
               <w:textAlignment w:val="baseline"/>
               <w:rPr>
-                <w:rStyle w:val="Strong"/>
-                <w:rFonts w:ascii="微软雅黑" w:eastAsia="微软雅黑" w:hAnsi="微软雅黑" w:cs="微软雅黑" w:hint="default"/>
+                <w:rStyle w:val="25"/>
+                <w:rFonts w:hint="default" w:ascii="微软雅黑" w:hAnsi="微软雅黑" w:eastAsia="微软雅黑" w:cs="微软雅黑"/>
                 <w:b w:val="0"/>
                 <w:bCs/>
                 <w:i w:val="0"/>
@@ -1855,8 +1882,8 @@
             </w:pPr>
             <w:r>
               <w:rPr>
-                <w:rStyle w:val="Strong"/>
-                <w:rFonts w:ascii="微软雅黑" w:eastAsia="微软雅黑" w:hAnsi="微软雅黑" w:cs="微软雅黑" w:hint="eastAsia"/>
+                <w:rStyle w:val="25"/>
+                <w:rFonts w:hint="eastAsia" w:ascii="微软雅黑" w:hAnsi="微软雅黑" w:eastAsia="微软雅黑" w:cs="微软雅黑"/>
                 <w:b w:val="0"/>
                 <w:bCs/>
                 <w:i w:val="0"/>
@@ -1879,8 +1906,8 @@
           <w:tcPr>
             <w:tcW w:w="0" w:type="auto"/>
             <w:tcBorders>
-              <w:top w:val="single" w:sz="4" w:space="0" w:color="auto"/>
-              <w:left w:val="single" w:sz="4" w:space="0" w:color="auto"/>
+              <w:top w:val="single" w:color="auto" w:sz="4" w:space="0"/>
+              <w:left w:val="single" w:color="auto" w:sz="4" w:space="0"/>
               <w:bottom w:val="nil"/>
               <w:right w:val="nil"/>
             </w:tcBorders>
@@ -1908,12 +1935,12 @@
               <w:adjustRightInd w:val="0"/>
               <w:snapToGrid w:val="0"/>
               <w:spacing w:line="240" w:lineRule="auto"/>
-              <w:ind w:left="0" w:right="0" w:firstLine="0" w:leftChars="0" w:rightChars="0" w:firstLineChars="0"/>
+              <w:ind w:left="0" w:leftChars="0" w:right="0" w:rightChars="0" w:firstLine="0" w:firstLineChars="0"/>
               <w:jc w:val="center"/>
               <w:textAlignment w:val="baseline"/>
               <w:rPr>
-                <w:rStyle w:val="Strong"/>
-                <w:rFonts w:ascii="微软雅黑" w:eastAsia="微软雅黑" w:hAnsi="微软雅黑" w:cs="微软雅黑" w:hint="default"/>
+                <w:rStyle w:val="25"/>
+                <w:rFonts w:hint="default" w:ascii="微软雅黑" w:hAnsi="微软雅黑" w:eastAsia="微软雅黑" w:cs="微软雅黑"/>
                 <w:b w:val="0"/>
                 <w:bCs/>
                 <w:i w:val="0"/>
@@ -1931,8 +1958,8 @@
             </w:pPr>
             <w:r>
               <w:rPr>
-                <w:rStyle w:val="Strong"/>
-                <w:rFonts w:ascii="微软雅黑" w:eastAsia="微软雅黑" w:hAnsi="微软雅黑" w:cs="微软雅黑" w:hint="eastAsia"/>
+                <w:rStyle w:val="25"/>
+                <w:rFonts w:hint="eastAsia" w:ascii="微软雅黑" w:hAnsi="微软雅黑" w:eastAsia="微软雅黑" w:cs="微软雅黑"/>
                 <w:b w:val="0"/>
                 <w:bCs/>
                 <w:i w:val="0"/>
@@ -1955,10 +1982,10 @@
           <w:tcPr>
             <w:tcW w:w="1205" w:type="dxa"/>
             <w:tcBorders>
-              <w:top w:val="single" w:sz="4" w:space="0" w:color="auto"/>
-              <w:left w:val="single" w:sz="4" w:space="0" w:color="auto"/>
-              <w:bottom w:val="nil"/>
-              <w:right w:val="single" w:sz="12" w:space="0" w:color="auto"/>
+              <w:top w:val="single" w:color="auto" w:sz="4" w:space="0"/>
+              <w:left w:val="single" w:color="auto" w:sz="4" w:space="0"/>
+              <w:bottom w:val="nil"/>
+              <w:right w:val="single" w:color="auto" w:sz="12" w:space="0"/>
             </w:tcBorders>
             <w:tcMar>
               <w:top w:w="-1" w:type="dxa"/>
@@ -1984,12 +2011,12 @@
               <w:adjustRightInd w:val="0"/>
               <w:snapToGrid w:val="0"/>
               <w:spacing w:line="240" w:lineRule="auto"/>
-              <w:ind w:left="0" w:right="0" w:firstLine="0" w:leftChars="0" w:rightChars="0" w:firstLineChars="0"/>
+              <w:ind w:left="0" w:leftChars="0" w:right="0" w:rightChars="0" w:firstLine="0" w:firstLineChars="0"/>
               <w:jc w:val="center"/>
               <w:textAlignment w:val="baseline"/>
               <w:rPr>
-                <w:rStyle w:val="Strong"/>
-                <w:rFonts w:ascii="微软雅黑" w:eastAsia="微软雅黑" w:hAnsi="微软雅黑" w:cs="微软雅黑" w:hint="default"/>
+                <w:rStyle w:val="25"/>
+                <w:rFonts w:hint="default" w:ascii="微软雅黑" w:hAnsi="微软雅黑" w:eastAsia="微软雅黑" w:cs="微软雅黑"/>
                 <w:b w:val="0"/>
                 <w:bCs/>
                 <w:i w:val="0"/>
@@ -2010,8 +2037,14 @@
       </w:tr>
       <w:tr>
         <w:tblPrEx>
-          <w:tblW w:w="8519" w:type="dxa"/>
-          <w:jc w:val="center"/>
+          <w:tblBorders>
+            <w:top w:val="none" w:color="auto" w:sz="0" w:space="0"/>
+            <w:left w:val="none" w:color="auto" w:sz="0" w:space="0"/>
+            <w:bottom w:val="none" w:color="auto" w:sz="0" w:space="0"/>
+            <w:right w:val="none" w:color="auto" w:sz="0" w:space="0"/>
+            <w:insideH w:val="none" w:color="auto" w:sz="0" w:space="0"/>
+            <w:insideV w:val="none" w:color="auto" w:sz="0" w:space="0"/>
+          </w:tblBorders>
           <w:tblCellMar>
             <w:top w:w="0" w:type="dxa"/>
             <w:left w:w="108" w:type="dxa"/>
@@ -2020,15 +2053,15 @@
           </w:tblCellMar>
         </w:tblPrEx>
         <w:trPr>
-          <w:trHeight w:val="0"/>
+          <w:trHeight w:val="0" w:hRule="atLeast"/>
           <w:jc w:val="center"/>
         </w:trPr>
         <w:tc>
           <w:tcPr>
             <w:tcW w:w="0" w:type="auto"/>
             <w:tcBorders>
-              <w:top w:val="single" w:sz="4" w:space="0" w:color="auto"/>
-              <w:left w:val="single" w:sz="12" w:space="0" w:color="auto"/>
+              <w:top w:val="single" w:color="auto" w:sz="4" w:space="0"/>
+              <w:left w:val="single" w:color="auto" w:sz="12" w:space="0"/>
               <w:bottom w:val="nil"/>
               <w:right w:val="nil"/>
             </w:tcBorders>
@@ -2056,12 +2089,12 @@
               <w:adjustRightInd w:val="0"/>
               <w:snapToGrid w:val="0"/>
               <w:spacing w:line="240" w:lineRule="auto"/>
-              <w:ind w:left="0" w:right="0" w:firstLine="0" w:leftChars="0" w:rightChars="0" w:firstLineChars="0"/>
+              <w:ind w:left="0" w:leftChars="0" w:right="0" w:rightChars="0" w:firstLine="0" w:firstLineChars="0"/>
               <w:jc w:val="center"/>
               <w:textAlignment w:val="baseline"/>
               <w:rPr>
-                <w:rStyle w:val="Strong"/>
-                <w:rFonts w:ascii="微软雅黑" w:eastAsia="微软雅黑" w:hAnsi="微软雅黑" w:cs="微软雅黑" w:hint="default"/>
+                <w:rStyle w:val="25"/>
+                <w:rFonts w:hint="default" w:ascii="微软雅黑" w:hAnsi="微软雅黑" w:eastAsia="微软雅黑" w:cs="微软雅黑"/>
                 <w:b w:val="0"/>
                 <w:bCs/>
                 <w:i w:val="0"/>
@@ -2083,8 +2116,8 @@
           <w:tcPr>
             <w:tcW w:w="0" w:type="auto"/>
             <w:tcBorders>
-              <w:top w:val="single" w:sz="4" w:space="0" w:color="auto"/>
-              <w:left w:val="single" w:sz="4" w:space="0" w:color="auto"/>
+              <w:top w:val="single" w:color="auto" w:sz="4" w:space="0"/>
+              <w:left w:val="single" w:color="auto" w:sz="4" w:space="0"/>
               <w:bottom w:val="nil"/>
               <w:right w:val="nil"/>
             </w:tcBorders>
@@ -2112,12 +2145,12 @@
               <w:adjustRightInd w:val="0"/>
               <w:snapToGrid w:val="0"/>
               <w:spacing w:line="240" w:lineRule="auto"/>
-              <w:ind w:left="0" w:right="0" w:firstLine="0" w:leftChars="0" w:rightChars="0" w:firstLineChars="0"/>
+              <w:ind w:left="0" w:leftChars="0" w:right="0" w:rightChars="0" w:firstLine="0" w:firstLineChars="0"/>
               <w:jc w:val="center"/>
               <w:textAlignment w:val="baseline"/>
               <w:rPr>
-                <w:rStyle w:val="Strong"/>
-                <w:rFonts w:ascii="微软雅黑" w:eastAsia="微软雅黑" w:hAnsi="微软雅黑" w:cs="微软雅黑" w:hint="default"/>
+                <w:rStyle w:val="25"/>
+                <w:rFonts w:hint="default" w:ascii="微软雅黑" w:hAnsi="微软雅黑" w:eastAsia="微软雅黑" w:cs="微软雅黑"/>
                 <w:b w:val="0"/>
                 <w:bCs/>
                 <w:i w:val="0"/>
@@ -2139,8 +2172,8 @@
           <w:tcPr>
             <w:tcW w:w="0" w:type="auto"/>
             <w:tcBorders>
-              <w:top w:val="single" w:sz="4" w:space="0" w:color="auto"/>
-              <w:left w:val="single" w:sz="4" w:space="0" w:color="auto"/>
+              <w:top w:val="single" w:color="auto" w:sz="4" w:space="0"/>
+              <w:left w:val="single" w:color="auto" w:sz="4" w:space="0"/>
               <w:bottom w:val="nil"/>
               <w:right w:val="nil"/>
             </w:tcBorders>
@@ -2168,12 +2201,12 @@
               <w:adjustRightInd w:val="0"/>
               <w:snapToGrid w:val="0"/>
               <w:spacing w:line="240" w:lineRule="auto"/>
-              <w:ind w:left="0" w:right="0" w:firstLine="0" w:leftChars="0" w:rightChars="0" w:firstLineChars="0"/>
+              <w:ind w:left="0" w:leftChars="0" w:right="0" w:rightChars="0" w:firstLine="0" w:firstLineChars="0"/>
               <w:jc w:val="center"/>
               <w:textAlignment w:val="baseline"/>
               <w:rPr>
-                <w:rStyle w:val="Strong"/>
-                <w:rFonts w:ascii="微软雅黑" w:eastAsia="微软雅黑" w:hAnsi="微软雅黑" w:cs="微软雅黑" w:hint="default"/>
+                <w:rStyle w:val="25"/>
+                <w:rFonts w:hint="default" w:ascii="微软雅黑" w:hAnsi="微软雅黑" w:eastAsia="微软雅黑" w:cs="微软雅黑"/>
                 <w:b w:val="0"/>
                 <w:bCs/>
                 <w:i w:val="0"/>
@@ -2195,8 +2228,8 @@
           <w:tcPr>
             <w:tcW w:w="0" w:type="auto"/>
             <w:tcBorders>
-              <w:top w:val="single" w:sz="4" w:space="0" w:color="auto"/>
-              <w:left w:val="single" w:sz="4" w:space="0" w:color="auto"/>
+              <w:top w:val="single" w:color="auto" w:sz="4" w:space="0"/>
+              <w:left w:val="single" w:color="auto" w:sz="4" w:space="0"/>
               <w:bottom w:val="nil"/>
               <w:right w:val="nil"/>
             </w:tcBorders>
@@ -2224,12 +2257,12 @@
               <w:adjustRightInd w:val="0"/>
               <w:snapToGrid w:val="0"/>
               <w:spacing w:line="240" w:lineRule="auto"/>
-              <w:ind w:left="0" w:right="0" w:firstLine="0" w:leftChars="0" w:rightChars="0" w:firstLineChars="0"/>
+              <w:ind w:left="0" w:leftChars="0" w:right="0" w:rightChars="0" w:firstLine="0" w:firstLineChars="0"/>
               <w:jc w:val="center"/>
               <w:textAlignment w:val="baseline"/>
               <w:rPr>
-                <w:rStyle w:val="Strong"/>
-                <w:rFonts w:ascii="微软雅黑" w:eastAsia="微软雅黑" w:hAnsi="微软雅黑" w:cs="微软雅黑" w:hint="default"/>
+                <w:rStyle w:val="25"/>
+                <w:rFonts w:hint="default" w:ascii="微软雅黑" w:hAnsi="微软雅黑" w:eastAsia="微软雅黑" w:cs="微软雅黑"/>
                 <w:b w:val="0"/>
                 <w:bCs/>
                 <w:i w:val="0"/>
@@ -2251,10 +2284,10 @@
           <w:tcPr>
             <w:tcW w:w="1205" w:type="dxa"/>
             <w:tcBorders>
-              <w:top w:val="single" w:sz="4" w:space="0" w:color="auto"/>
-              <w:left w:val="single" w:sz="4" w:space="0" w:color="auto"/>
-              <w:bottom w:val="nil"/>
-              <w:right w:val="single" w:sz="12" w:space="0" w:color="auto"/>
+              <w:top w:val="single" w:color="auto" w:sz="4" w:space="0"/>
+              <w:left w:val="single" w:color="auto" w:sz="4" w:space="0"/>
+              <w:bottom w:val="nil"/>
+              <w:right w:val="single" w:color="auto" w:sz="12" w:space="0"/>
             </w:tcBorders>
             <w:tcMar>
               <w:top w:w="-1" w:type="dxa"/>
@@ -2280,12 +2313,12 @@
               <w:adjustRightInd w:val="0"/>
               <w:snapToGrid w:val="0"/>
               <w:spacing w:line="240" w:lineRule="auto"/>
-              <w:ind w:left="0" w:right="0" w:firstLine="0" w:leftChars="0" w:rightChars="0" w:firstLineChars="0"/>
+              <w:ind w:left="0" w:leftChars="0" w:right="0" w:rightChars="0" w:firstLine="0" w:firstLineChars="0"/>
               <w:jc w:val="center"/>
               <w:textAlignment w:val="baseline"/>
               <w:rPr>
-                <w:rStyle w:val="Strong"/>
-                <w:rFonts w:ascii="微软雅黑" w:eastAsia="微软雅黑" w:hAnsi="微软雅黑" w:cs="微软雅黑" w:hint="default"/>
+                <w:rStyle w:val="25"/>
+                <w:rFonts w:hint="default" w:ascii="微软雅黑" w:hAnsi="微软雅黑" w:eastAsia="微软雅黑" w:cs="微软雅黑"/>
                 <w:b w:val="0"/>
                 <w:bCs/>
                 <w:i w:val="0"/>
@@ -2306,8 +2339,14 @@
       </w:tr>
       <w:tr>
         <w:tblPrEx>
-          <w:tblW w:w="8519" w:type="dxa"/>
-          <w:jc w:val="center"/>
+          <w:tblBorders>
+            <w:top w:val="none" w:color="auto" w:sz="0" w:space="0"/>
+            <w:left w:val="none" w:color="auto" w:sz="0" w:space="0"/>
+            <w:bottom w:val="none" w:color="auto" w:sz="0" w:space="0"/>
+            <w:right w:val="none" w:color="auto" w:sz="0" w:space="0"/>
+            <w:insideH w:val="none" w:color="auto" w:sz="0" w:space="0"/>
+            <w:insideV w:val="none" w:color="auto" w:sz="0" w:space="0"/>
+          </w:tblBorders>
           <w:tblCellMar>
             <w:top w:w="0" w:type="dxa"/>
             <w:left w:w="108" w:type="dxa"/>
@@ -2316,15 +2355,15 @@
           </w:tblCellMar>
         </w:tblPrEx>
         <w:trPr>
-          <w:trHeight w:val="0"/>
+          <w:trHeight w:val="0" w:hRule="atLeast"/>
           <w:jc w:val="center"/>
         </w:trPr>
         <w:tc>
           <w:tcPr>
             <w:tcW w:w="0" w:type="auto"/>
             <w:tcBorders>
-              <w:top w:val="single" w:sz="4" w:space="0" w:color="auto"/>
-              <w:left w:val="single" w:sz="12" w:space="0" w:color="auto"/>
+              <w:top w:val="single" w:color="auto" w:sz="4" w:space="0"/>
+              <w:left w:val="single" w:color="auto" w:sz="12" w:space="0"/>
               <w:bottom w:val="nil"/>
               <w:right w:val="nil"/>
             </w:tcBorders>
@@ -2352,12 +2391,12 @@
               <w:adjustRightInd w:val="0"/>
               <w:snapToGrid w:val="0"/>
               <w:spacing w:line="240" w:lineRule="auto"/>
-              <w:ind w:left="0" w:right="0" w:firstLine="0" w:leftChars="0" w:rightChars="0" w:firstLineChars="0"/>
+              <w:ind w:left="0" w:leftChars="0" w:right="0" w:rightChars="0" w:firstLine="0" w:firstLineChars="0"/>
               <w:jc w:val="center"/>
               <w:textAlignment w:val="baseline"/>
               <w:rPr>
-                <w:rStyle w:val="Strong"/>
-                <w:rFonts w:ascii="微软雅黑" w:eastAsia="微软雅黑" w:hAnsi="微软雅黑" w:cs="微软雅黑" w:hint="default"/>
+                <w:rStyle w:val="25"/>
+                <w:rFonts w:hint="default" w:ascii="微软雅黑" w:hAnsi="微软雅黑" w:eastAsia="微软雅黑" w:cs="微软雅黑"/>
                 <w:b w:val="0"/>
                 <w:bCs/>
                 <w:i w:val="0"/>
@@ -2379,8 +2418,8 @@
           <w:tcPr>
             <w:tcW w:w="0" w:type="auto"/>
             <w:tcBorders>
-              <w:top w:val="single" w:sz="4" w:space="0" w:color="auto"/>
-              <w:left w:val="single" w:sz="4" w:space="0" w:color="auto"/>
+              <w:top w:val="single" w:color="auto" w:sz="4" w:space="0"/>
+              <w:left w:val="single" w:color="auto" w:sz="4" w:space="0"/>
               <w:bottom w:val="nil"/>
               <w:right w:val="nil"/>
             </w:tcBorders>
@@ -2408,12 +2447,12 @@
               <w:adjustRightInd w:val="0"/>
               <w:snapToGrid w:val="0"/>
               <w:spacing w:line="240" w:lineRule="auto"/>
-              <w:ind w:left="0" w:right="0" w:firstLine="0" w:leftChars="0" w:rightChars="0" w:firstLineChars="0"/>
+              <w:ind w:left="0" w:leftChars="0" w:right="0" w:rightChars="0" w:firstLine="0" w:firstLineChars="0"/>
               <w:jc w:val="center"/>
               <w:textAlignment w:val="baseline"/>
               <w:rPr>
-                <w:rStyle w:val="Strong"/>
-                <w:rFonts w:ascii="微软雅黑" w:eastAsia="微软雅黑" w:hAnsi="微软雅黑" w:cs="微软雅黑" w:hint="default"/>
+                <w:rStyle w:val="25"/>
+                <w:rFonts w:hint="default" w:ascii="微软雅黑" w:hAnsi="微软雅黑" w:eastAsia="微软雅黑" w:cs="微软雅黑"/>
                 <w:b w:val="0"/>
                 <w:bCs/>
                 <w:i w:val="0"/>
@@ -2435,8 +2474,8 @@
           <w:tcPr>
             <w:tcW w:w="0" w:type="auto"/>
             <w:tcBorders>
-              <w:top w:val="single" w:sz="4" w:space="0" w:color="auto"/>
-              <w:left w:val="single" w:sz="4" w:space="0" w:color="auto"/>
+              <w:top w:val="single" w:color="auto" w:sz="4" w:space="0"/>
+              <w:left w:val="single" w:color="auto" w:sz="4" w:space="0"/>
               <w:bottom w:val="nil"/>
               <w:right w:val="nil"/>
             </w:tcBorders>
@@ -2464,12 +2503,12 @@
               <w:adjustRightInd w:val="0"/>
               <w:snapToGrid w:val="0"/>
               <w:spacing w:line="240" w:lineRule="auto"/>
-              <w:ind w:left="0" w:right="0" w:firstLine="0" w:leftChars="0" w:rightChars="0" w:firstLineChars="0"/>
+              <w:ind w:left="0" w:leftChars="0" w:right="0" w:rightChars="0" w:firstLine="0" w:firstLineChars="0"/>
               <w:jc w:val="center"/>
               <w:textAlignment w:val="baseline"/>
               <w:rPr>
-                <w:rStyle w:val="Strong"/>
-                <w:rFonts w:ascii="微软雅黑" w:eastAsia="微软雅黑" w:hAnsi="微软雅黑" w:cs="微软雅黑" w:hint="default"/>
+                <w:rStyle w:val="25"/>
+                <w:rFonts w:hint="default" w:ascii="微软雅黑" w:hAnsi="微软雅黑" w:eastAsia="微软雅黑" w:cs="微软雅黑"/>
                 <w:b w:val="0"/>
                 <w:bCs/>
                 <w:i w:val="0"/>
@@ -2491,8 +2530,8 @@
           <w:tcPr>
             <w:tcW w:w="0" w:type="auto"/>
             <w:tcBorders>
-              <w:top w:val="single" w:sz="4" w:space="0" w:color="auto"/>
-              <w:left w:val="single" w:sz="4" w:space="0" w:color="auto"/>
+              <w:top w:val="single" w:color="auto" w:sz="4" w:space="0"/>
+              <w:left w:val="single" w:color="auto" w:sz="4" w:space="0"/>
               <w:bottom w:val="nil"/>
               <w:right w:val="nil"/>
             </w:tcBorders>
@@ -2520,12 +2559,12 @@
               <w:adjustRightInd w:val="0"/>
               <w:snapToGrid w:val="0"/>
               <w:spacing w:line="240" w:lineRule="auto"/>
-              <w:ind w:left="0" w:right="0" w:firstLine="0" w:leftChars="0" w:rightChars="0" w:firstLineChars="0"/>
+              <w:ind w:left="0" w:leftChars="0" w:right="0" w:rightChars="0" w:firstLine="0" w:firstLineChars="0"/>
               <w:jc w:val="center"/>
               <w:textAlignment w:val="baseline"/>
               <w:rPr>
-                <w:rStyle w:val="Strong"/>
-                <w:rFonts w:ascii="微软雅黑" w:eastAsia="微软雅黑" w:hAnsi="微软雅黑" w:cs="微软雅黑" w:hint="default"/>
+                <w:rStyle w:val="25"/>
+                <w:rFonts w:hint="default" w:ascii="微软雅黑" w:hAnsi="微软雅黑" w:eastAsia="微软雅黑" w:cs="微软雅黑"/>
                 <w:b w:val="0"/>
                 <w:bCs/>
                 <w:i w:val="0"/>
@@ -2547,10 +2586,10 @@
           <w:tcPr>
             <w:tcW w:w="1205" w:type="dxa"/>
             <w:tcBorders>
-              <w:top w:val="single" w:sz="4" w:space="0" w:color="auto"/>
-              <w:left w:val="single" w:sz="4" w:space="0" w:color="auto"/>
-              <w:bottom w:val="nil"/>
-              <w:right w:val="single" w:sz="12" w:space="0" w:color="auto"/>
+              <w:top w:val="single" w:color="auto" w:sz="4" w:space="0"/>
+              <w:left w:val="single" w:color="auto" w:sz="4" w:space="0"/>
+              <w:bottom w:val="nil"/>
+              <w:right w:val="single" w:color="auto" w:sz="12" w:space="0"/>
             </w:tcBorders>
             <w:tcMar>
               <w:top w:w="-1" w:type="dxa"/>
@@ -2576,12 +2615,12 @@
               <w:adjustRightInd w:val="0"/>
               <w:snapToGrid w:val="0"/>
               <w:spacing w:line="240" w:lineRule="auto"/>
-              <w:ind w:left="0" w:right="0" w:firstLine="0" w:leftChars="0" w:rightChars="0" w:firstLineChars="0"/>
+              <w:ind w:left="0" w:leftChars="0" w:right="0" w:rightChars="0" w:firstLine="0" w:firstLineChars="0"/>
               <w:jc w:val="center"/>
               <w:textAlignment w:val="baseline"/>
               <w:rPr>
-                <w:rStyle w:val="Strong"/>
-                <w:rFonts w:ascii="微软雅黑" w:eastAsia="微软雅黑" w:hAnsi="微软雅黑" w:cs="微软雅黑" w:hint="default"/>
+                <w:rStyle w:val="25"/>
+                <w:rFonts w:hint="default" w:ascii="微软雅黑" w:hAnsi="微软雅黑" w:eastAsia="微软雅黑" w:cs="微软雅黑"/>
                 <w:b w:val="0"/>
                 <w:bCs/>
                 <w:i w:val="0"/>
@@ -2602,8 +2641,14 @@
       </w:tr>
       <w:tr>
         <w:tblPrEx>
-          <w:tblW w:w="8519" w:type="dxa"/>
-          <w:jc w:val="center"/>
+          <w:tblBorders>
+            <w:top w:val="none" w:color="auto" w:sz="0" w:space="0"/>
+            <w:left w:val="none" w:color="auto" w:sz="0" w:space="0"/>
+            <w:bottom w:val="none" w:color="auto" w:sz="0" w:space="0"/>
+            <w:right w:val="none" w:color="auto" w:sz="0" w:space="0"/>
+            <w:insideH w:val="none" w:color="auto" w:sz="0" w:space="0"/>
+            <w:insideV w:val="none" w:color="auto" w:sz="0" w:space="0"/>
+          </w:tblBorders>
           <w:tblCellMar>
             <w:top w:w="0" w:type="dxa"/>
             <w:left w:w="108" w:type="dxa"/>
@@ -2612,16 +2657,16 @@
           </w:tblCellMar>
         </w:tblPrEx>
         <w:trPr>
-          <w:trHeight w:val="0"/>
+          <w:trHeight w:val="0" w:hRule="atLeast"/>
           <w:jc w:val="center"/>
         </w:trPr>
         <w:tc>
           <w:tcPr>
             <w:tcW w:w="1621" w:type="dxa"/>
             <w:tcBorders>
-              <w:top w:val="single" w:sz="4" w:space="0" w:color="auto"/>
-              <w:left w:val="single" w:sz="12" w:space="0" w:color="auto"/>
-              <w:bottom w:val="single" w:sz="12" w:space="0" w:color="auto"/>
+              <w:top w:val="single" w:color="auto" w:sz="4" w:space="0"/>
+              <w:left w:val="single" w:color="auto" w:sz="12" w:space="0"/>
+              <w:bottom w:val="single" w:color="auto" w:sz="12" w:space="0"/>
               <w:right w:val="nil"/>
             </w:tcBorders>
             <w:tcMar>
@@ -2648,12 +2693,12 @@
               <w:adjustRightInd w:val="0"/>
               <w:snapToGrid w:val="0"/>
               <w:spacing w:line="240" w:lineRule="auto"/>
-              <w:ind w:left="0" w:right="0" w:firstLine="0" w:leftChars="0" w:rightChars="0" w:firstLineChars="0"/>
+              <w:ind w:left="0" w:leftChars="0" w:right="0" w:rightChars="0" w:firstLine="0" w:firstLineChars="0"/>
               <w:jc w:val="center"/>
               <w:textAlignment w:val="baseline"/>
               <w:rPr>
-                <w:rStyle w:val="Strong"/>
-                <w:rFonts w:ascii="微软雅黑" w:eastAsia="微软雅黑" w:hAnsi="微软雅黑" w:cs="微软雅黑" w:hint="default"/>
+                <w:rStyle w:val="25"/>
+                <w:rFonts w:hint="default" w:ascii="微软雅黑" w:hAnsi="微软雅黑" w:eastAsia="微软雅黑" w:cs="微软雅黑"/>
                 <w:b w:val="0"/>
                 <w:bCs/>
                 <w:i w:val="0"/>
@@ -2675,9 +2720,9 @@
           <w:tcPr>
             <w:tcW w:w="2036" w:type="dxa"/>
             <w:tcBorders>
-              <w:top w:val="single" w:sz="4" w:space="0" w:color="auto"/>
-              <w:left w:val="single" w:sz="4" w:space="0" w:color="auto"/>
-              <w:bottom w:val="single" w:sz="12" w:space="0" w:color="auto"/>
+              <w:top w:val="single" w:color="auto" w:sz="4" w:space="0"/>
+              <w:left w:val="single" w:color="auto" w:sz="4" w:space="0"/>
+              <w:bottom w:val="single" w:color="auto" w:sz="12" w:space="0"/>
               <w:right w:val="nil"/>
             </w:tcBorders>
             <w:tcMar>
@@ -2704,12 +2749,12 @@
               <w:adjustRightInd w:val="0"/>
               <w:snapToGrid w:val="0"/>
               <w:spacing w:line="240" w:lineRule="auto"/>
-              <w:ind w:left="0" w:right="0" w:firstLine="0" w:leftChars="0" w:rightChars="0" w:firstLineChars="0"/>
+              <w:ind w:left="0" w:leftChars="0" w:right="0" w:rightChars="0" w:firstLine="0" w:firstLineChars="0"/>
               <w:jc w:val="center"/>
               <w:textAlignment w:val="baseline"/>
               <w:rPr>
-                <w:rStyle w:val="Strong"/>
-                <w:rFonts w:ascii="微软雅黑" w:eastAsia="微软雅黑" w:hAnsi="微软雅黑" w:cs="微软雅黑" w:hint="default"/>
+                <w:rStyle w:val="25"/>
+                <w:rFonts w:hint="default" w:ascii="微软雅黑" w:hAnsi="微软雅黑" w:eastAsia="微软雅黑" w:cs="微软雅黑"/>
                 <w:b w:val="0"/>
                 <w:bCs/>
                 <w:i w:val="0"/>
@@ -2731,9 +2776,9 @@
           <w:tcPr>
             <w:tcW w:w="1621" w:type="dxa"/>
             <w:tcBorders>
-              <w:top w:val="single" w:sz="4" w:space="0" w:color="auto"/>
-              <w:left w:val="single" w:sz="4" w:space="0" w:color="auto"/>
-              <w:bottom w:val="single" w:sz="12" w:space="0" w:color="auto"/>
+              <w:top w:val="single" w:color="auto" w:sz="4" w:space="0"/>
+              <w:left w:val="single" w:color="auto" w:sz="4" w:space="0"/>
+              <w:bottom w:val="single" w:color="auto" w:sz="12" w:space="0"/>
               <w:right w:val="nil"/>
             </w:tcBorders>
             <w:tcMar>
@@ -2760,12 +2805,12 @@
               <w:adjustRightInd w:val="0"/>
               <w:snapToGrid w:val="0"/>
               <w:spacing w:line="240" w:lineRule="auto"/>
-              <w:ind w:left="0" w:right="0" w:firstLine="0" w:leftChars="0" w:rightChars="0" w:firstLineChars="0"/>
+              <w:ind w:left="0" w:leftChars="0" w:right="0" w:rightChars="0" w:firstLine="0" w:firstLineChars="0"/>
               <w:jc w:val="center"/>
               <w:textAlignment w:val="baseline"/>
               <w:rPr>
-                <w:rStyle w:val="Strong"/>
-                <w:rFonts w:ascii="微软雅黑" w:eastAsia="微软雅黑" w:hAnsi="微软雅黑" w:cs="微软雅黑" w:hint="default"/>
+                <w:rStyle w:val="25"/>
+                <w:rFonts w:hint="default" w:ascii="微软雅黑" w:hAnsi="微软雅黑" w:eastAsia="微软雅黑" w:cs="微软雅黑"/>
                 <w:b w:val="0"/>
                 <w:bCs/>
                 <w:i w:val="0"/>
@@ -2787,9 +2832,9 @@
           <w:tcPr>
             <w:tcW w:w="2036" w:type="dxa"/>
             <w:tcBorders>
-              <w:top w:val="single" w:sz="4" w:space="0" w:color="auto"/>
-              <w:left w:val="single" w:sz="4" w:space="0" w:color="auto"/>
-              <w:bottom w:val="single" w:sz="12" w:space="0" w:color="auto"/>
+              <w:top w:val="single" w:color="auto" w:sz="4" w:space="0"/>
+              <w:left w:val="single" w:color="auto" w:sz="4" w:space="0"/>
+              <w:bottom w:val="single" w:color="auto" w:sz="12" w:space="0"/>
               <w:right w:val="nil"/>
             </w:tcBorders>
             <w:tcMar>
@@ -2816,12 +2861,12 @@
               <w:adjustRightInd w:val="0"/>
               <w:snapToGrid w:val="0"/>
               <w:spacing w:line="240" w:lineRule="auto"/>
-              <w:ind w:left="0" w:right="0" w:firstLine="0" w:leftChars="0" w:rightChars="0" w:firstLineChars="0"/>
+              <w:ind w:left="0" w:leftChars="0" w:right="0" w:rightChars="0" w:firstLine="0" w:firstLineChars="0"/>
               <w:jc w:val="center"/>
               <w:textAlignment w:val="baseline"/>
               <w:rPr>
-                <w:rStyle w:val="Strong"/>
-                <w:rFonts w:ascii="微软雅黑" w:eastAsia="微软雅黑" w:hAnsi="微软雅黑" w:cs="微软雅黑" w:hint="default"/>
+                <w:rStyle w:val="25"/>
+                <w:rFonts w:hint="default" w:ascii="微软雅黑" w:hAnsi="微软雅黑" w:eastAsia="微软雅黑" w:cs="微软雅黑"/>
                 <w:b w:val="0"/>
                 <w:bCs/>
                 <w:i w:val="0"/>
@@ -2843,10 +2888,10 @@
           <w:tcPr>
             <w:tcW w:w="1205" w:type="dxa"/>
             <w:tcBorders>
-              <w:top w:val="single" w:sz="4" w:space="0" w:color="auto"/>
-              <w:left w:val="single" w:sz="4" w:space="0" w:color="auto"/>
-              <w:bottom w:val="single" w:sz="12" w:space="0" w:color="auto"/>
-              <w:right w:val="single" w:sz="12" w:space="0" w:color="auto"/>
+              <w:top w:val="single" w:color="auto" w:sz="4" w:space="0"/>
+              <w:left w:val="single" w:color="auto" w:sz="4" w:space="0"/>
+              <w:bottom w:val="single" w:color="auto" w:sz="12" w:space="0"/>
+              <w:right w:val="single" w:color="auto" w:sz="12" w:space="0"/>
             </w:tcBorders>
             <w:tcMar>
               <w:top w:w="-1" w:type="dxa"/>
@@ -2872,12 +2917,12 @@
               <w:adjustRightInd w:val="0"/>
               <w:snapToGrid w:val="0"/>
               <w:spacing w:line="240" w:lineRule="auto"/>
-              <w:ind w:left="0" w:right="0" w:firstLine="0" w:leftChars="0" w:rightChars="0" w:firstLineChars="0"/>
+              <w:ind w:left="0" w:leftChars="0" w:right="0" w:rightChars="0" w:firstLine="0" w:firstLineChars="0"/>
               <w:jc w:val="center"/>
               <w:textAlignment w:val="baseline"/>
               <w:rPr>
-                <w:rStyle w:val="Strong"/>
-                <w:rFonts w:ascii="微软雅黑" w:eastAsia="微软雅黑" w:hAnsi="微软雅黑" w:cs="微软雅黑" w:hint="default"/>
+                <w:rStyle w:val="25"/>
+                <w:rFonts w:hint="default" w:ascii="微软雅黑" w:hAnsi="微软雅黑" w:eastAsia="微软雅黑" w:cs="微软雅黑"/>
                 <w:b w:val="0"/>
                 <w:bCs/>
                 <w:i w:val="0"/>
@@ -2916,8 +2961,8 @@
       </w:pPr>
       <w:r>
         <w:rPr>
-          <w:rStyle w:val="Strong"/>
-          <w:rFonts w:ascii="微软雅黑" w:eastAsia="微软雅黑" w:hAnsi="微软雅黑" w:cs="微软雅黑" w:hint="default"/>
+          <w:rStyle w:val="25"/>
+          <w:rFonts w:hint="default" w:ascii="微软雅黑" w:hAnsi="微软雅黑" w:eastAsia="微软雅黑" w:cs="微软雅黑"/>
           <w:b w:val="0"/>
           <w:bCs/>
           <w:i w:val="0"/>
@@ -2937,7 +2982,7 @@
     <w:sdt>
       <w:sdtPr>
         <w:rPr>
-          <w:rFonts w:ascii="宋体" w:eastAsia="宋体" w:hAnsi="宋体" w:cs="Arial"/>
+          <w:rFonts w:ascii="宋体" w:hAnsi="宋体" w:eastAsia="宋体" w:cs="Arial"/>
           <w:snapToGrid w:val="0"/>
           <w:color w:val="000000"/>
           <w:kern w:val="0"/>
@@ -2953,7 +2998,7 @@
       </w:sdtPr>
       <w:sdtEndPr>
         <w:rPr>
-          <w:rFonts w:ascii="宋体" w:eastAsia="宋体" w:hAnsi="宋体" w:cs="Arial"/>
+          <w:rFonts w:ascii="宋体" w:hAnsi="宋体" w:eastAsia="宋体" w:cs="Arial"/>
           <w:snapToGrid w:val="0"/>
           <w:color w:val="000000"/>
           <w:kern w:val="0"/>
@@ -2979,13 +3024,13 @@
             <w:adjustRightInd w:val="0"/>
             <w:snapToGrid w:val="0"/>
             <w:spacing w:before="0" w:beforeLines="0" w:after="0" w:afterLines="0" w:line="240" w:lineRule="auto"/>
-            <w:ind w:left="0" w:right="0" w:firstLine="0" w:leftChars="0" w:rightChars="0" w:firstLineChars="0"/>
+            <w:ind w:left="0" w:leftChars="0" w:right="0" w:rightChars="0" w:firstLine="0" w:firstLineChars="0"/>
             <w:jc w:val="center"/>
             <w:textAlignment w:val="baseline"/>
           </w:pPr>
           <w:r>
             <w:rPr>
-              <w:rFonts w:ascii="宋体" w:eastAsia="宋体" w:hAnsi="宋体"/>
+              <w:rFonts w:ascii="宋体" w:hAnsi="宋体" w:eastAsia="宋体"/>
               <w:sz w:val="21"/>
             </w:rPr>
             <w:t>目录</w:t>
@@ -2993,7 +3038,7 @@
         </w:p>
         <w:p>
           <w:pPr>
-            <w:pStyle w:val="TOC1"/>
+            <w:pStyle w:val="16"/>
             <w:tabs>
               <w:tab w:val="right" w:leader="dot" w:pos="8306"/>
             </w:tabs>
@@ -3049,7 +3094,7 @@
         </w:p>
         <w:p>
           <w:pPr>
-            <w:pStyle w:val="TOC1"/>
+            <w:pStyle w:val="16"/>
             <w:tabs>
               <w:tab w:val="right" w:leader="dot" w:pos="8306"/>
             </w:tabs>
@@ -3096,7 +3141,7 @@
         </w:p>
         <w:p>
           <w:pPr>
-            <w:pStyle w:val="TOC1"/>
+            <w:pStyle w:val="16"/>
             <w:tabs>
               <w:tab w:val="right" w:leader="dot" w:pos="8306"/>
             </w:tabs>
@@ -3143,7 +3188,7 @@
         </w:p>
         <w:p>
           <w:pPr>
-            <w:pStyle w:val="TOC1"/>
+            <w:pStyle w:val="16"/>
             <w:tabs>
               <w:tab w:val="right" w:leader="dot" w:pos="8306"/>
             </w:tabs>
@@ -3190,7 +3235,7 @@
         </w:p>
         <w:p>
           <w:pPr>
-            <w:pStyle w:val="TOC1"/>
+            <w:pStyle w:val="16"/>
             <w:tabs>
               <w:tab w:val="right" w:leader="dot" w:pos="8306"/>
             </w:tabs>
@@ -3237,7 +3282,7 @@
         </w:p>
         <w:p>
           <w:pPr>
-            <w:pStyle w:val="TOC1"/>
+            <w:pStyle w:val="16"/>
             <w:tabs>
               <w:tab w:val="right" w:leader="dot" w:pos="8306"/>
             </w:tabs>
@@ -3284,7 +3329,7 @@
         </w:p>
         <w:p>
           <w:pPr>
-            <w:pStyle w:val="TOC1"/>
+            <w:pStyle w:val="16"/>
             <w:tabs>
               <w:tab w:val="right" w:leader="dot" w:pos="8306"/>
             </w:tabs>
@@ -3331,7 +3376,7 @@
         </w:p>
         <w:p>
           <w:pPr>
-            <w:pStyle w:val="TOC1"/>
+            <w:pStyle w:val="16"/>
             <w:tabs>
               <w:tab w:val="right" w:leader="dot" w:pos="8306"/>
             </w:tabs>
@@ -3393,7 +3438,7 @@
             <w:snapToGrid w:val="0"/>
             <w:textAlignment w:val="baseline"/>
             <w:rPr>
-              <w:rFonts w:ascii="宋体" w:eastAsia="宋体" w:hAnsi="宋体" w:cs="Arial"/>
+              <w:rFonts w:ascii="宋体" w:hAnsi="宋体" w:eastAsia="宋体" w:cs="Arial"/>
               <w:snapToGrid w:val="0"/>
               <w:color w:val="000000"/>
               <w:kern w:val="0"/>
@@ -3426,7 +3471,7 @@
         <w:jc w:val="center"/>
         <w:textAlignment w:val="baseline"/>
         <w:rPr>
-          <w:rFonts w:ascii="宋体" w:hAnsi="宋体" w:cs="Arial" w:hint="eastAsia"/>
+          <w:rFonts w:hint="eastAsia" w:ascii="宋体" w:hAnsi="宋体" w:cs="Arial"/>
           <w:snapToGrid w:val="0"/>
           <w:color w:val="000000"/>
           <w:kern w:val="0"/>
@@ -3437,7 +3482,7 @@
       </w:pPr>
       <w:r>
         <w:rPr>
-          <w:rFonts w:ascii="宋体" w:hAnsi="宋体" w:cs="Arial" w:hint="eastAsia"/>
+          <w:rFonts w:hint="eastAsia" w:ascii="宋体" w:hAnsi="宋体" w:cs="Arial"/>
           <w:snapToGrid w:val="0"/>
           <w:color w:val="000000"/>
           <w:kern w:val="0"/>
@@ -3450,14 +3495,14 @@
     </w:p>
     <w:p>
       <w:pPr>
-        <w:pStyle w:val="TableofFigures"/>
+        <w:pStyle w:val="17"/>
         <w:tabs>
           <w:tab w:val="right" w:leader="dot" w:pos="8306"/>
         </w:tabs>
       </w:pPr>
       <w:r>
         <w:rPr>
-          <w:rFonts w:ascii="宋体" w:hAnsi="宋体" w:cs="Arial" w:hint="default"/>
+          <w:rFonts w:hint="default" w:ascii="宋体" w:hAnsi="宋体" w:cs="Arial"/>
           <w:snapToGrid w:val="0"/>
           <w:color w:val="000000"/>
           <w:kern w:val="0"/>
@@ -3469,7 +3514,7 @@
       </w:r>
       <w:r>
         <w:rPr>
-          <w:rFonts w:ascii="宋体" w:hAnsi="宋体" w:cs="Arial" w:hint="default"/>
+          <w:rFonts w:hint="default" w:ascii="宋体" w:hAnsi="宋体" w:cs="Arial"/>
           <w:snapToGrid w:val="0"/>
           <w:color w:val="000000"/>
           <w:kern w:val="0"/>
@@ -3477,11 +3522,11 @@
           <w:szCs w:val="21"/>
           <w:lang w:val="en-US" w:eastAsia="zh-CN" w:bidi="ar-SA"/>
         </w:rPr>
-        <w:instrText>TOC \h \c "表"</w:instrText>
-      </w:r>
-      <w:r>
-        <w:rPr>
-          <w:rFonts w:ascii="宋体" w:hAnsi="宋体" w:cs="Arial" w:hint="default"/>
+        <w:instrText xml:space="preserve">TOC \h \c "表"</w:instrText>
+      </w:r>
+      <w:r>
+        <w:rPr>
+          <w:rFonts w:hint="default" w:ascii="宋体" w:hAnsi="宋体" w:cs="Arial"/>
           <w:snapToGrid w:val="0"/>
           <w:color w:val="000000"/>
           <w:kern w:val="0"/>
@@ -3493,7 +3538,7 @@
       </w:r>
       <w:r>
         <w:rPr>
-          <w:rFonts w:ascii="宋体" w:hAnsi="宋体" w:cs="Arial" w:hint="default"/>
+          <w:rFonts w:hint="default" w:ascii="宋体" w:hAnsi="宋体" w:cs="Arial"/>
           <w:snapToGrid w:val="0"/>
           <w:color w:val="000000"/>
           <w:kern w:val="0"/>
@@ -3504,7 +3549,7 @@
       </w:r>
       <w:r>
         <w:rPr>
-          <w:rFonts w:ascii="宋体" w:hAnsi="宋体" w:cs="Arial" w:hint="default"/>
+          <w:rFonts w:hint="default" w:ascii="宋体" w:hAnsi="宋体" w:cs="Arial"/>
           <w:snapToGrid w:val="0"/>
           <w:kern w:val="0"/>
           <w:szCs w:val="21"/>
@@ -3514,7 +3559,7 @@
       </w:r>
       <w:r>
         <w:rPr>
-          <w:rFonts w:ascii="宋体" w:hAnsi="宋体" w:cs="Arial" w:hint="default"/>
+          <w:rFonts w:hint="default" w:ascii="宋体" w:hAnsi="宋体" w:cs="Arial"/>
           <w:snapToGrid w:val="0"/>
           <w:kern w:val="0"/>
           <w:szCs w:val="21"/>
@@ -3573,7 +3618,7 @@
       </w:r>
       <w:r>
         <w:rPr>
-          <w:rFonts w:ascii="宋体" w:hAnsi="宋体" w:cs="Arial" w:hint="default"/>
+          <w:rFonts w:hint="default" w:ascii="宋体" w:hAnsi="宋体" w:cs="Arial"/>
           <w:snapToGrid w:val="0"/>
           <w:color w:val="000000"/>
           <w:kern w:val="0"/>
@@ -3585,14 +3630,14 @@
     </w:p>
     <w:p>
       <w:pPr>
-        <w:pStyle w:val="TableofFigures"/>
+        <w:pStyle w:val="17"/>
         <w:tabs>
           <w:tab w:val="right" w:leader="dot" w:pos="8306"/>
         </w:tabs>
       </w:pPr>
       <w:r>
         <w:rPr>
-          <w:rFonts w:ascii="宋体" w:hAnsi="宋体" w:cs="Arial" w:hint="default"/>
+          <w:rFonts w:hint="default" w:ascii="宋体" w:hAnsi="宋体" w:cs="Arial"/>
           <w:snapToGrid w:val="0"/>
           <w:color w:val="000000"/>
           <w:kern w:val="0"/>
@@ -3603,7 +3648,7 @@
       </w:r>
       <w:r>
         <w:rPr>
-          <w:rFonts w:ascii="宋体" w:hAnsi="宋体" w:cs="Arial" w:hint="default"/>
+          <w:rFonts w:hint="default" w:ascii="宋体" w:hAnsi="宋体" w:cs="Arial"/>
           <w:snapToGrid w:val="0"/>
           <w:kern w:val="0"/>
           <w:szCs w:val="21"/>
@@ -3613,7 +3658,7 @@
       </w:r>
       <w:r>
         <w:rPr>
-          <w:rFonts w:ascii="宋体" w:hAnsi="宋体" w:cs="Arial" w:hint="default"/>
+          <w:rFonts w:hint="default" w:ascii="宋体" w:hAnsi="宋体" w:cs="Arial"/>
           <w:snapToGrid w:val="0"/>
           <w:kern w:val="0"/>
           <w:szCs w:val="21"/>
@@ -3672,7 +3717,7 @@
       </w:r>
       <w:r>
         <w:rPr>
-          <w:rFonts w:ascii="宋体" w:hAnsi="宋体" w:cs="Arial" w:hint="default"/>
+          <w:rFonts w:hint="default" w:ascii="宋体" w:hAnsi="宋体" w:cs="Arial"/>
           <w:snapToGrid w:val="0"/>
           <w:color w:val="000000"/>
           <w:kern w:val="0"/>
@@ -3684,14 +3729,14 @@
     </w:p>
     <w:p>
       <w:pPr>
-        <w:pStyle w:val="TableofFigures"/>
+        <w:pStyle w:val="17"/>
         <w:tabs>
           <w:tab w:val="right" w:leader="dot" w:pos="8306"/>
         </w:tabs>
       </w:pPr>
       <w:r>
         <w:rPr>
-          <w:rFonts w:ascii="宋体" w:hAnsi="宋体" w:cs="Arial" w:hint="default"/>
+          <w:rFonts w:hint="default" w:ascii="宋体" w:hAnsi="宋体" w:cs="Arial"/>
           <w:snapToGrid w:val="0"/>
           <w:color w:val="000000"/>
           <w:kern w:val="0"/>
@@ -3702,7 +3747,7 @@
       </w:r>
       <w:r>
         <w:rPr>
-          <w:rFonts w:ascii="宋体" w:hAnsi="宋体" w:cs="Arial" w:hint="default"/>
+          <w:rFonts w:hint="default" w:ascii="宋体" w:hAnsi="宋体" w:cs="Arial"/>
           <w:snapToGrid w:val="0"/>
           <w:kern w:val="0"/>
           <w:szCs w:val="21"/>
@@ -3712,7 +3757,7 @@
       </w:r>
       <w:r>
         <w:rPr>
-          <w:rFonts w:ascii="宋体" w:hAnsi="宋体" w:cs="Arial" w:hint="default"/>
+          <w:rFonts w:hint="default" w:ascii="宋体" w:hAnsi="宋体" w:cs="Arial"/>
           <w:snapToGrid w:val="0"/>
           <w:kern w:val="0"/>
           <w:szCs w:val="21"/>
@@ -3781,7 +3826,7 @@
       </w:r>
       <w:r>
         <w:rPr>
-          <w:rFonts w:ascii="宋体" w:hAnsi="宋体" w:cs="Arial" w:hint="default"/>
+          <w:rFonts w:hint="default" w:ascii="宋体" w:hAnsi="宋体" w:cs="Arial"/>
           <w:snapToGrid w:val="0"/>
           <w:color w:val="000000"/>
           <w:kern w:val="0"/>
@@ -3809,7 +3854,7 @@
         <w:jc w:val="center"/>
         <w:textAlignment w:val="baseline"/>
         <w:rPr>
-          <w:rFonts w:ascii="宋体" w:hAnsi="宋体" w:cs="Arial" w:hint="default"/>
+          <w:rFonts w:hint="default" w:ascii="宋体" w:hAnsi="宋体" w:cs="Arial"/>
           <w:snapToGrid w:val="0"/>
           <w:color w:val="000000"/>
           <w:kern w:val="0"/>
@@ -3820,7 +3865,7 @@
       </w:pPr>
       <w:r>
         <w:rPr>
-          <w:rFonts w:ascii="宋体" w:hAnsi="宋体" w:cs="Arial" w:hint="default"/>
+          <w:rFonts w:hint="default" w:ascii="宋体" w:hAnsi="宋体" w:cs="Arial"/>
           <w:snapToGrid w:val="0"/>
           <w:color w:val="000000"/>
           <w:kern w:val="0"/>
@@ -3861,7 +3906,7 @@
     </w:p>
     <w:p>
       <w:pPr>
-        <w:pStyle w:val="1"/>
+        <w:pStyle w:val="30"/>
         <w:bidi w:val="0"/>
       </w:pPr>
       <w:bookmarkStart w:id="1" w:name="_Toc26878"/>
@@ -3874,7 +3919,7 @@
     </w:p>
     <w:p>
       <w:pPr>
-        <w:pStyle w:val="a1"/>
+        <w:pStyle w:val="31"/>
         <w:bidi w:val="0"/>
       </w:pPr>
       <w:r>
@@ -3883,7 +3928,7 @@
     </w:p>
     <w:p>
       <w:pPr>
-        <w:pStyle w:val="1"/>
+        <w:pStyle w:val="30"/>
         <w:bidi w:val="0"/>
       </w:pPr>
       <w:bookmarkStart w:id="3" w:name="heading_3"/>
@@ -3896,7 +3941,7 @@
     </w:p>
     <w:p>
       <w:pPr>
-        <w:pStyle w:val="a1"/>
+        <w:pStyle w:val="31"/>
         <w:keepNext w:val="0"/>
         <w:keepLines w:val="0"/>
         <w:pageBreakBefore w:val="0"/>
@@ -3946,7 +3991,7 @@
           <w:rFonts w:hint="eastAsia"/>
           <w:lang w:val="en-US" w:eastAsia="zh-CN"/>
         </w:rPr>
-        <w:instrText>"柴_标题1"\n</w:instrText>
+        <w:instrText xml:space="preserve">"柴_标题1"\n</w:instrText>
       </w:r>
       <w:r>
         <w:instrText xml:space="preserve"> \s</w:instrText>
@@ -3963,7 +4008,7 @@
           <w:rFonts w:hint="eastAsia"/>
           <w:lang w:val="en-US" w:eastAsia="zh-CN"/>
         </w:rPr>
-        <w:instrText>* Charformat</w:instrText>
+        <w:instrText xml:space="preserve">* Charformat</w:instrText>
       </w:r>
       <w:r>
         <w:rPr>
@@ -4049,17 +4094,18 @@
     </w:p>
     <w:tbl>
       <w:tblPr>
-        <w:tblStyle w:val="TableNormal"/>
+        <w:tblStyle w:val="22"/>
         <w:tblW w:w="8522" w:type="dxa"/>
         <w:jc w:val="center"/>
         <w:tblBorders>
-          <w:top w:val="nil"/>
-          <w:left w:val="nil"/>
-          <w:bottom w:val="nil"/>
-          <w:right w:val="nil"/>
-          <w:insideH w:val="nil"/>
-          <w:insideV w:val="nil"/>
+          <w:top w:val="none" w:color="auto" w:sz="0" w:space="0"/>
+          <w:left w:val="none" w:color="auto" w:sz="0" w:space="0"/>
+          <w:bottom w:val="none" w:color="auto" w:sz="0" w:space="0"/>
+          <w:right w:val="none" w:color="auto" w:sz="0" w:space="0"/>
+          <w:insideH w:val="none" w:color="auto" w:sz="0" w:space="0"/>
+          <w:insideV w:val="none" w:color="auto" w:sz="0" w:space="0"/>
         </w:tblBorders>
+        <w:tblLayout w:type="autofit"/>
         <w:tblCellMar>
           <w:top w:w="0" w:type="dxa"/>
           <w:left w:w="10" w:type="dxa"/>
@@ -4073,15 +4119,13 @@
       </w:tblGrid>
       <w:tr>
         <w:tblPrEx>
-          <w:tblW w:w="8522" w:type="dxa"/>
-          <w:jc w:val="center"/>
           <w:tblBorders>
-            <w:top w:val="nil"/>
-            <w:left w:val="nil"/>
-            <w:bottom w:val="nil"/>
-            <w:right w:val="nil"/>
-            <w:insideH w:val="nil"/>
-            <w:insideV w:val="nil"/>
+            <w:top w:val="none" w:color="auto" w:sz="0" w:space="0"/>
+            <w:left w:val="none" w:color="auto" w:sz="0" w:space="0"/>
+            <w:bottom w:val="none" w:color="auto" w:sz="0" w:space="0"/>
+            <w:right w:val="none" w:color="auto" w:sz="0" w:space="0"/>
+            <w:insideH w:val="none" w:color="auto" w:sz="0" w:space="0"/>
+            <w:insideV w:val="none" w:color="auto" w:sz="0" w:space="0"/>
           </w:tblBorders>
           <w:tblCellMar>
             <w:top w:w="0" w:type="dxa"/>
@@ -4091,7 +4135,7 @@
           </w:tblCellMar>
         </w:tblPrEx>
         <w:trPr>
-          <w:trHeight w:val="0"/>
+          <w:trHeight w:val="0" w:hRule="atLeast"/>
           <w:tblHeader/>
           <w:jc w:val="center"/>
         </w:trPr>
@@ -4099,8 +4143,8 @@
           <w:tcPr>
             <w:tcW w:w="1953" w:type="dxa"/>
             <w:tcBorders>
-              <w:top w:val="single" w:sz="12" w:space="0" w:color="auto"/>
-              <w:left w:val="single" w:sz="12" w:space="0" w:color="auto"/>
+              <w:top w:val="single" w:color="auto" w:sz="12" w:space="0"/>
+              <w:left w:val="single" w:color="auto" w:sz="12" w:space="0"/>
               <w:bottom w:val="nil"/>
               <w:right w:val="nil"/>
             </w:tcBorders>
@@ -4113,7 +4157,7 @@
           </w:tcPr>
           <w:p>
             <w:pPr>
-              <w:pStyle w:val="a1"/>
+              <w:pStyle w:val="31"/>
               <w:bidi w:val="0"/>
               <w:snapToGrid w:val="0"/>
             </w:pPr>
@@ -4126,10 +4170,10 @@
           <w:tcPr>
             <w:tcW w:w="6569" w:type="dxa"/>
             <w:tcBorders>
-              <w:top w:val="single" w:sz="12" w:space="0" w:color="auto"/>
-              <w:left w:val="single" w:sz="4" w:space="0" w:color="auto"/>
-              <w:bottom w:val="nil"/>
-              <w:right w:val="single" w:sz="12" w:space="0" w:color="auto"/>
+              <w:top w:val="single" w:color="auto" w:sz="12" w:space="0"/>
+              <w:left w:val="single" w:color="auto" w:sz="4" w:space="0"/>
+              <w:bottom w:val="nil"/>
+              <w:right w:val="single" w:color="auto" w:sz="12" w:space="0"/>
             </w:tcBorders>
             <w:tcMar>
               <w:top w:w="60" w:type="dxa"/>
@@ -4140,7 +4184,7 @@
           </w:tcPr>
           <w:p>
             <w:pPr>
-              <w:pStyle w:val="a1"/>
+              <w:pStyle w:val="31"/>
               <w:bidi w:val="0"/>
               <w:snapToGrid w:val="0"/>
             </w:pPr>
@@ -4152,8 +4196,14 @@
       </w:tr>
       <w:tr>
         <w:tblPrEx>
-          <w:tblW w:w="8522" w:type="dxa"/>
-          <w:jc w:val="center"/>
+          <w:tblBorders>
+            <w:top w:val="none" w:color="auto" w:sz="0" w:space="0"/>
+            <w:left w:val="none" w:color="auto" w:sz="0" w:space="0"/>
+            <w:bottom w:val="none" w:color="auto" w:sz="0" w:space="0"/>
+            <w:right w:val="none" w:color="auto" w:sz="0" w:space="0"/>
+            <w:insideH w:val="none" w:color="auto" w:sz="0" w:space="0"/>
+            <w:insideV w:val="none" w:color="auto" w:sz="0" w:space="0"/>
+          </w:tblBorders>
           <w:tblCellMar>
             <w:top w:w="0" w:type="dxa"/>
             <w:left w:w="10" w:type="dxa"/>
@@ -4162,7 +4212,7 @@
           </w:tblCellMar>
         </w:tblPrEx>
         <w:trPr>
-          <w:trHeight w:val="0"/>
+          <w:trHeight w:val="0" w:hRule="atLeast"/>
           <w:tblHeader/>
           <w:jc w:val="center"/>
         </w:trPr>
@@ -4170,8 +4220,8 @@
           <w:tcPr>
             <w:tcW w:w="1953" w:type="dxa"/>
             <w:tcBorders>
-              <w:top w:val="single" w:sz="4" w:space="0" w:color="auto"/>
-              <w:left w:val="single" w:sz="12" w:space="0" w:color="auto"/>
+              <w:top w:val="single" w:color="auto" w:sz="4" w:space="0"/>
+              <w:left w:val="single" w:color="auto" w:sz="12" w:space="0"/>
               <w:bottom w:val="nil"/>
               <w:right w:val="nil"/>
             </w:tcBorders>
@@ -4184,7 +4234,7 @@
           </w:tcPr>
           <w:p>
             <w:pPr>
-              <w:pStyle w:val="a3"/>
+              <w:pStyle w:val="41"/>
               <w:bidi w:val="0"/>
               <w:jc w:val="center"/>
             </w:pPr>
@@ -4197,10 +4247,10 @@
           <w:tcPr>
             <w:tcW w:w="6569" w:type="dxa"/>
             <w:tcBorders>
-              <w:top w:val="single" w:sz="4" w:space="0" w:color="auto"/>
-              <w:left w:val="single" w:sz="4" w:space="0" w:color="auto"/>
-              <w:bottom w:val="nil"/>
-              <w:right w:val="single" w:sz="12" w:space="0" w:color="auto"/>
+              <w:top w:val="single" w:color="auto" w:sz="4" w:space="0"/>
+              <w:left w:val="single" w:color="auto" w:sz="4" w:space="0"/>
+              <w:bottom w:val="nil"/>
+              <w:right w:val="single" w:color="auto" w:sz="12" w:space="0"/>
             </w:tcBorders>
             <w:tcMar>
               <w:top w:w="60" w:type="dxa"/>
@@ -4211,7 +4261,7 @@
           </w:tcPr>
           <w:p>
             <w:pPr>
-              <w:pStyle w:val="a1"/>
+              <w:pStyle w:val="31"/>
               <w:bidi w:val="0"/>
               <w:snapToGrid w:val="0"/>
             </w:pPr>
@@ -4253,8 +4303,14 @@
       </w:tr>
       <w:tr>
         <w:tblPrEx>
-          <w:tblW w:w="8522" w:type="dxa"/>
-          <w:jc w:val="center"/>
+          <w:tblBorders>
+            <w:top w:val="none" w:color="auto" w:sz="0" w:space="0"/>
+            <w:left w:val="none" w:color="auto" w:sz="0" w:space="0"/>
+            <w:bottom w:val="none" w:color="auto" w:sz="0" w:space="0"/>
+            <w:right w:val="none" w:color="auto" w:sz="0" w:space="0"/>
+            <w:insideH w:val="none" w:color="auto" w:sz="0" w:space="0"/>
+            <w:insideV w:val="none" w:color="auto" w:sz="0" w:space="0"/>
+          </w:tblBorders>
           <w:tblCellMar>
             <w:top w:w="0" w:type="dxa"/>
             <w:left w:w="10" w:type="dxa"/>
@@ -4263,7 +4319,7 @@
           </w:tblCellMar>
         </w:tblPrEx>
         <w:trPr>
-          <w:trHeight w:val="0"/>
+          <w:trHeight w:val="0" w:hRule="atLeast"/>
           <w:tblHeader/>
           <w:jc w:val="center"/>
         </w:trPr>
@@ -4271,8 +4327,8 @@
           <w:tcPr>
             <w:tcW w:w="1953" w:type="dxa"/>
             <w:tcBorders>
-              <w:top w:val="single" w:sz="4" w:space="0" w:color="auto"/>
-              <w:left w:val="single" w:sz="12" w:space="0" w:color="auto"/>
+              <w:top w:val="single" w:color="auto" w:sz="4" w:space="0"/>
+              <w:left w:val="single" w:color="auto" w:sz="12" w:space="0"/>
               <w:bottom w:val="nil"/>
               <w:right w:val="nil"/>
             </w:tcBorders>
@@ -4285,7 +4341,7 @@
           </w:tcPr>
           <w:p>
             <w:pPr>
-              <w:pStyle w:val="a3"/>
+              <w:pStyle w:val="41"/>
               <w:bidi w:val="0"/>
               <w:jc w:val="center"/>
             </w:pPr>
@@ -4298,10 +4354,10 @@
           <w:tcPr>
             <w:tcW w:w="6569" w:type="dxa"/>
             <w:tcBorders>
-              <w:top w:val="single" w:sz="4" w:space="0" w:color="auto"/>
-              <w:left w:val="single" w:sz="4" w:space="0" w:color="auto"/>
-              <w:bottom w:val="nil"/>
-              <w:right w:val="single" w:sz="12" w:space="0" w:color="auto"/>
+              <w:top w:val="single" w:color="auto" w:sz="4" w:space="0"/>
+              <w:left w:val="single" w:color="auto" w:sz="4" w:space="0"/>
+              <w:bottom w:val="nil"/>
+              <w:right w:val="single" w:color="auto" w:sz="12" w:space="0"/>
             </w:tcBorders>
             <w:tcMar>
               <w:top w:w="60" w:type="dxa"/>
@@ -4312,20 +4368,26 @@
           </w:tcPr>
           <w:p>
             <w:pPr>
-              <w:pStyle w:val="a1"/>
-              <w:bidi w:val="0"/>
-              <w:snapToGrid w:val="0"/>
-            </w:pPr>
-            <w:r>
-              <w:t>产品产品质量部经理</w:t>
+              <w:pStyle w:val="31"/>
+              <w:bidi w:val="0"/>
+              <w:snapToGrid w:val="0"/>
+            </w:pPr>
+            <w:r>
+              <w:t>产品质量部经理</w:t>
             </w:r>
           </w:p>
         </w:tc>
       </w:tr>
       <w:tr>
         <w:tblPrEx>
-          <w:tblW w:w="8522" w:type="dxa"/>
-          <w:jc w:val="center"/>
+          <w:tblBorders>
+            <w:top w:val="none" w:color="auto" w:sz="0" w:space="0"/>
+            <w:left w:val="none" w:color="auto" w:sz="0" w:space="0"/>
+            <w:bottom w:val="none" w:color="auto" w:sz="0" w:space="0"/>
+            <w:right w:val="none" w:color="auto" w:sz="0" w:space="0"/>
+            <w:insideH w:val="none" w:color="auto" w:sz="0" w:space="0"/>
+            <w:insideV w:val="none" w:color="auto" w:sz="0" w:space="0"/>
+          </w:tblBorders>
           <w:tblCellMar>
             <w:top w:w="0" w:type="dxa"/>
             <w:left w:w="10" w:type="dxa"/>
@@ -4334,7 +4396,7 @@
           </w:tblCellMar>
         </w:tblPrEx>
         <w:trPr>
-          <w:trHeight w:val="0"/>
+          <w:trHeight w:val="0" w:hRule="atLeast"/>
           <w:tblHeader/>
           <w:jc w:val="center"/>
         </w:trPr>
@@ -4342,8 +4404,8 @@
           <w:tcPr>
             <w:tcW w:w="1953" w:type="dxa"/>
             <w:tcBorders>
-              <w:top w:val="single" w:sz="4" w:space="0" w:color="auto"/>
-              <w:left w:val="single" w:sz="12" w:space="0" w:color="auto"/>
+              <w:top w:val="single" w:color="auto" w:sz="4" w:space="0"/>
+              <w:left w:val="single" w:color="auto" w:sz="12" w:space="0"/>
               <w:bottom w:val="nil"/>
               <w:right w:val="nil"/>
             </w:tcBorders>
@@ -4356,7 +4418,7 @@
           </w:tcPr>
           <w:p>
             <w:pPr>
-              <w:pStyle w:val="a3"/>
+              <w:pStyle w:val="41"/>
               <w:bidi w:val="0"/>
               <w:jc w:val="center"/>
             </w:pPr>
@@ -4369,10 +4431,10 @@
           <w:tcPr>
             <w:tcW w:w="6569" w:type="dxa"/>
             <w:tcBorders>
-              <w:top w:val="single" w:sz="4" w:space="0" w:color="auto"/>
-              <w:left w:val="single" w:sz="4" w:space="0" w:color="auto"/>
-              <w:bottom w:val="nil"/>
-              <w:right w:val="single" w:sz="12" w:space="0" w:color="auto"/>
+              <w:top w:val="single" w:color="auto" w:sz="4" w:space="0"/>
+              <w:left w:val="single" w:color="auto" w:sz="4" w:space="0"/>
+              <w:bottom w:val="nil"/>
+              <w:right w:val="single" w:color="auto" w:sz="12" w:space="0"/>
             </w:tcBorders>
             <w:tcMar>
               <w:top w:w="60" w:type="dxa"/>
@@ -4383,20 +4445,26 @@
           </w:tcPr>
           <w:p>
             <w:pPr>
-              <w:pStyle w:val="a1"/>
-              <w:bidi w:val="0"/>
-              <w:snapToGrid w:val="0"/>
-            </w:pPr>
-            <w:r>
-              <w:t>产品产品质量部专员</w:t>
+              <w:pStyle w:val="31"/>
+              <w:bidi w:val="0"/>
+              <w:snapToGrid w:val="0"/>
+            </w:pPr>
+            <w:r>
+              <w:t>产品质量部专员</w:t>
             </w:r>
           </w:p>
         </w:tc>
       </w:tr>
       <w:tr>
         <w:tblPrEx>
-          <w:tblW w:w="8522" w:type="dxa"/>
-          <w:jc w:val="center"/>
+          <w:tblBorders>
+            <w:top w:val="none" w:color="auto" w:sz="0" w:space="0"/>
+            <w:left w:val="none" w:color="auto" w:sz="0" w:space="0"/>
+            <w:bottom w:val="none" w:color="auto" w:sz="0" w:space="0"/>
+            <w:right w:val="none" w:color="auto" w:sz="0" w:space="0"/>
+            <w:insideH w:val="none" w:color="auto" w:sz="0" w:space="0"/>
+            <w:insideV w:val="none" w:color="auto" w:sz="0" w:space="0"/>
+          </w:tblBorders>
           <w:tblCellMar>
             <w:top w:w="0" w:type="dxa"/>
             <w:left w:w="10" w:type="dxa"/>
@@ -4405,7 +4473,7 @@
           </w:tblCellMar>
         </w:tblPrEx>
         <w:trPr>
-          <w:trHeight w:val="0"/>
+          <w:trHeight w:val="0" w:hRule="atLeast"/>
           <w:tblHeader/>
           <w:jc w:val="center"/>
         </w:trPr>
@@ -4413,9 +4481,9 @@
           <w:tcPr>
             <w:tcW w:w="1953" w:type="dxa"/>
             <w:tcBorders>
-              <w:top w:val="single" w:sz="4" w:space="0" w:color="auto"/>
-              <w:left w:val="single" w:sz="12" w:space="0" w:color="auto"/>
-              <w:bottom w:val="single" w:sz="12" w:space="0" w:color="auto"/>
+              <w:top w:val="single" w:color="auto" w:sz="4" w:space="0"/>
+              <w:left w:val="single" w:color="auto" w:sz="12" w:space="0"/>
+              <w:bottom w:val="single" w:color="auto" w:sz="12" w:space="0"/>
               <w:right w:val="nil"/>
             </w:tcBorders>
             <w:tcMar>
@@ -4427,7 +4495,7 @@
           </w:tcPr>
           <w:p>
             <w:pPr>
-              <w:pStyle w:val="a3"/>
+              <w:pStyle w:val="41"/>
               <w:bidi w:val="0"/>
               <w:jc w:val="center"/>
             </w:pPr>
@@ -4440,10 +4508,10 @@
           <w:tcPr>
             <w:tcW w:w="6569" w:type="dxa"/>
             <w:tcBorders>
-              <w:top w:val="single" w:sz="4" w:space="0" w:color="auto"/>
-              <w:left w:val="single" w:sz="4" w:space="0" w:color="auto"/>
-              <w:bottom w:val="single" w:sz="12" w:space="0" w:color="auto"/>
-              <w:right w:val="single" w:sz="12" w:space="0" w:color="auto"/>
+              <w:top w:val="single" w:color="auto" w:sz="4" w:space="0"/>
+              <w:left w:val="single" w:color="auto" w:sz="4" w:space="0"/>
+              <w:bottom w:val="single" w:color="auto" w:sz="12" w:space="0"/>
+              <w:right w:val="single" w:color="auto" w:sz="12" w:space="0"/>
             </w:tcBorders>
             <w:tcMar>
               <w:top w:w="60" w:type="dxa"/>
@@ -4454,7 +4522,7 @@
           </w:tcPr>
           <w:p>
             <w:pPr>
-              <w:pStyle w:val="a1"/>
+              <w:pStyle w:val="31"/>
               <w:bidi w:val="0"/>
               <w:snapToGrid w:val="0"/>
             </w:pPr>
@@ -4467,7 +4535,7 @@
     </w:tbl>
     <w:p>
       <w:pPr>
-        <w:pStyle w:val="1"/>
+        <w:pStyle w:val="30"/>
         <w:bidi w:val="0"/>
       </w:pPr>
       <w:bookmarkStart w:id="7" w:name="_Toc13833"/>
@@ -4480,7 +4548,7 @@
     </w:p>
     <w:p>
       <w:pPr>
-        <w:pStyle w:val="a1"/>
+        <w:pStyle w:val="31"/>
         <w:bidi w:val="0"/>
       </w:pPr>
       <w:r>
@@ -4489,11 +4557,11 @@
     </w:p>
     <w:p>
       <w:pPr>
-        <w:pStyle w:val="1"/>
+        <w:pStyle w:val="30"/>
         <w:bidi w:val="0"/>
       </w:pPr>
-      <w:bookmarkStart w:id="9" w:name="_Toc29234"/>
-      <w:bookmarkStart w:id="10" w:name="heading_5"/>
+      <w:bookmarkStart w:id="9" w:name="heading_5"/>
+      <w:bookmarkStart w:id="10" w:name="_Toc29234"/>
       <w:r>
         <w:t>调查对象</w:t>
       </w:r>
@@ -4502,7 +4570,7 @@
     </w:p>
     <w:p>
       <w:pPr>
-        <w:pStyle w:val="a1"/>
+        <w:pStyle w:val="31"/>
         <w:bidi w:val="0"/>
       </w:pPr>
       <w:r>
@@ -4521,27 +4589,33 @@
     </w:p>
     <w:p>
       <w:pPr>
-        <w:pStyle w:val="a3"/>
+        <w:pStyle w:val="41"/>
         <w:numPr>
           <w:ilvl w:val="0"/>
           <w:numId w:val="2"/>
         </w:numPr>
         <w:bidi w:val="0"/>
-        <w:ind w:left="425" w:hanging="425" w:leftChars="0" w:firstLineChars="0"/>
+        <w:ind w:left="425" w:leftChars="0" w:hanging="425" w:firstLineChars="0"/>
       </w:pPr>
       <w:r>
-        <w:t>企业门店ERP统一管理系统客户</w:t>
+        <w:rPr>
+          <w:rFonts w:hint="eastAsia"/>
+        </w:rPr>
+        <w:t>国电电力湖南新能源</w:t>
+      </w:r>
+      <w:r>
+        <w:t>客户</w:t>
       </w:r>
     </w:p>
     <w:p>
       <w:pPr>
-        <w:pStyle w:val="a3"/>
+        <w:pStyle w:val="41"/>
         <w:numPr>
           <w:ilvl w:val="0"/>
           <w:numId w:val="2"/>
         </w:numPr>
         <w:bidi w:val="0"/>
-        <w:ind w:left="425" w:hanging="425" w:leftChars="0" w:firstLineChars="0"/>
+        <w:ind w:left="425" w:leftChars="0" w:hanging="425" w:firstLineChars="0"/>
       </w:pPr>
       <w:r>
         <w:t>其他运维服务合同期内客户</w:t>
@@ -4549,7 +4623,7 @@
     </w:p>
     <w:p>
       <w:pPr>
-        <w:pStyle w:val="a1"/>
+        <w:pStyle w:val="31"/>
         <w:bidi w:val="0"/>
       </w:pPr>
       <w:r>
@@ -4558,7 +4632,7 @@
     </w:p>
     <w:p>
       <w:pPr>
-        <w:pStyle w:val="1"/>
+        <w:pStyle w:val="30"/>
         <w:bidi w:val="0"/>
       </w:pPr>
       <w:bookmarkStart w:id="11" w:name="_Toc29856"/>
@@ -4571,7 +4645,7 @@
     </w:p>
     <w:p>
       <w:pPr>
-        <w:pStyle w:val="a1"/>
+        <w:pStyle w:val="31"/>
         <w:bidi w:val="0"/>
         <w:rPr>
           <w:rFonts w:hint="eastAsia"/>
@@ -4591,7 +4665,7 @@
     </w:p>
     <w:p>
       <w:pPr>
-        <w:pStyle w:val="a1"/>
+        <w:pStyle w:val="31"/>
         <w:keepNext w:val="0"/>
         <w:keepLines w:val="0"/>
         <w:pageBreakBefore w:val="0"/>
@@ -4641,7 +4715,7 @@
           <w:rFonts w:hint="eastAsia"/>
           <w:lang w:val="en-US" w:eastAsia="zh-CN"/>
         </w:rPr>
-        <w:instrText>"柴_标题1"\n</w:instrText>
+        <w:instrText xml:space="preserve">"柴_标题1"\n</w:instrText>
       </w:r>
       <w:r>
         <w:instrText xml:space="preserve"> \s</w:instrText>
@@ -4658,7 +4732,7 @@
           <w:rFonts w:hint="eastAsia"/>
           <w:lang w:val="en-US" w:eastAsia="zh-CN"/>
         </w:rPr>
-        <w:instrText>* Charformat</w:instrText>
+        <w:instrText xml:space="preserve">* Charformat</w:instrText>
       </w:r>
       <w:r>
         <w:rPr>
@@ -4735,17 +4809,18 @@
     </w:p>
     <w:tbl>
       <w:tblPr>
-        <w:tblStyle w:val="TableNormal"/>
+        <w:tblStyle w:val="22"/>
         <w:tblW w:w="8522" w:type="dxa"/>
         <w:jc w:val="center"/>
         <w:tblBorders>
-          <w:top w:val="nil"/>
-          <w:left w:val="nil"/>
-          <w:bottom w:val="nil"/>
-          <w:right w:val="nil"/>
-          <w:insideH w:val="nil"/>
-          <w:insideV w:val="nil"/>
+          <w:top w:val="none" w:color="auto" w:sz="0" w:space="0"/>
+          <w:left w:val="none" w:color="auto" w:sz="0" w:space="0"/>
+          <w:bottom w:val="none" w:color="auto" w:sz="0" w:space="0"/>
+          <w:right w:val="none" w:color="auto" w:sz="0" w:space="0"/>
+          <w:insideH w:val="none" w:color="auto" w:sz="0" w:space="0"/>
+          <w:insideV w:val="none" w:color="auto" w:sz="0" w:space="0"/>
         </w:tblBorders>
+        <w:tblLayout w:type="autofit"/>
         <w:tblCellMar>
           <w:top w:w="0" w:type="dxa"/>
           <w:left w:w="10" w:type="dxa"/>
@@ -4761,15 +4836,13 @@
       </w:tblGrid>
       <w:tr>
         <w:tblPrEx>
-          <w:tblW w:w="8522" w:type="dxa"/>
-          <w:jc w:val="center"/>
           <w:tblBorders>
-            <w:top w:val="nil"/>
-            <w:left w:val="nil"/>
-            <w:bottom w:val="nil"/>
-            <w:right w:val="nil"/>
-            <w:insideH w:val="nil"/>
-            <w:insideV w:val="nil"/>
+            <w:top w:val="none" w:color="auto" w:sz="0" w:space="0"/>
+            <w:left w:val="none" w:color="auto" w:sz="0" w:space="0"/>
+            <w:bottom w:val="none" w:color="auto" w:sz="0" w:space="0"/>
+            <w:right w:val="none" w:color="auto" w:sz="0" w:space="0"/>
+            <w:insideH w:val="none" w:color="auto" w:sz="0" w:space="0"/>
+            <w:insideV w:val="none" w:color="auto" w:sz="0" w:space="0"/>
           </w:tblBorders>
           <w:tblCellMar>
             <w:top w:w="0" w:type="dxa"/>
@@ -4779,7 +4852,7 @@
           </w:tblCellMar>
         </w:tblPrEx>
         <w:trPr>
-          <w:trHeight w:val="0"/>
+          <w:trHeight w:val="0" w:hRule="atLeast"/>
           <w:tblHeader/>
           <w:jc w:val="center"/>
         </w:trPr>
@@ -4787,8 +4860,8 @@
           <w:tcPr>
             <w:tcW w:w="882" w:type="dxa"/>
             <w:tcBorders>
-              <w:top w:val="single" w:sz="12" w:space="0" w:color="auto"/>
-              <w:left w:val="single" w:sz="12" w:space="0" w:color="auto"/>
+              <w:top w:val="single" w:color="auto" w:sz="12" w:space="0"/>
+              <w:left w:val="single" w:color="auto" w:sz="12" w:space="0"/>
               <w:bottom w:val="nil"/>
               <w:right w:val="nil"/>
             </w:tcBorders>
@@ -4802,12 +4875,12 @@
           </w:tcPr>
           <w:p>
             <w:pPr>
-              <w:pStyle w:val="a1"/>
+              <w:pStyle w:val="31"/>
               <w:keepNext/>
               <w:bidi w:val="0"/>
               <w:snapToGrid w:val="0"/>
               <w:spacing w:line="240" w:lineRule="auto"/>
-              <w:ind w:left="0" w:right="0" w:firstLine="0" w:leftChars="0" w:rightChars="0" w:firstLineChars="0"/>
+              <w:ind w:left="0" w:leftChars="0" w:right="0" w:rightChars="0" w:firstLine="0" w:firstLineChars="0"/>
               <w:jc w:val="center"/>
               <w:rPr>
                 <w:b/>
@@ -4825,8 +4898,8 @@
           <w:tcPr>
             <w:tcW w:w="2645" w:type="dxa"/>
             <w:tcBorders>
-              <w:top w:val="single" w:sz="12" w:space="0" w:color="auto"/>
-              <w:left w:val="single" w:sz="4" w:space="0" w:color="auto"/>
+              <w:top w:val="single" w:color="auto" w:sz="12" w:space="0"/>
+              <w:left w:val="single" w:color="auto" w:sz="4" w:space="0"/>
               <w:bottom w:val="nil"/>
               <w:right w:val="nil"/>
             </w:tcBorders>
@@ -4840,12 +4913,12 @@
           </w:tcPr>
           <w:p>
             <w:pPr>
-              <w:pStyle w:val="a1"/>
+              <w:pStyle w:val="31"/>
               <w:keepNext/>
               <w:bidi w:val="0"/>
               <w:snapToGrid w:val="0"/>
               <w:spacing w:line="240" w:lineRule="auto"/>
-              <w:ind w:left="0" w:right="0" w:firstLine="0" w:leftChars="0" w:rightChars="0" w:firstLineChars="0"/>
+              <w:ind w:left="0" w:leftChars="0" w:right="0" w:rightChars="0" w:firstLine="0" w:firstLineChars="0"/>
               <w:jc w:val="center"/>
               <w:rPr>
                 <w:b/>
@@ -4863,8 +4936,8 @@
           <w:tcPr>
             <w:tcW w:w="4114" w:type="dxa"/>
             <w:tcBorders>
-              <w:top w:val="single" w:sz="12" w:space="0" w:color="auto"/>
-              <w:left w:val="single" w:sz="4" w:space="0" w:color="auto"/>
+              <w:top w:val="single" w:color="auto" w:sz="12" w:space="0"/>
+              <w:left w:val="single" w:color="auto" w:sz="4" w:space="0"/>
               <w:bottom w:val="nil"/>
               <w:right w:val="nil"/>
             </w:tcBorders>
@@ -4878,12 +4951,12 @@
           </w:tcPr>
           <w:p>
             <w:pPr>
-              <w:pStyle w:val="a1"/>
+              <w:pStyle w:val="31"/>
               <w:keepNext/>
               <w:bidi w:val="0"/>
               <w:snapToGrid w:val="0"/>
               <w:spacing w:line="240" w:lineRule="auto"/>
-              <w:ind w:left="0" w:right="0" w:firstLine="0" w:leftChars="0" w:rightChars="0" w:firstLineChars="0"/>
+              <w:ind w:left="0" w:leftChars="0" w:right="0" w:rightChars="0" w:firstLine="0" w:firstLineChars="0"/>
               <w:jc w:val="center"/>
               <w:rPr>
                 <w:b/>
@@ -4901,10 +4974,10 @@
           <w:tcPr>
             <w:tcW w:w="882" w:type="dxa"/>
             <w:tcBorders>
-              <w:top w:val="single" w:sz="12" w:space="0" w:color="auto"/>
-              <w:left w:val="single" w:sz="4" w:space="0" w:color="auto"/>
-              <w:bottom w:val="nil"/>
-              <w:right w:val="single" w:sz="12" w:space="0" w:color="auto"/>
+              <w:top w:val="single" w:color="auto" w:sz="12" w:space="0"/>
+              <w:left w:val="single" w:color="auto" w:sz="4" w:space="0"/>
+              <w:bottom w:val="nil"/>
+              <w:right w:val="single" w:color="auto" w:sz="12" w:space="0"/>
             </w:tcBorders>
             <w:tcMar>
               <w:top w:w="60" w:type="dxa"/>
@@ -4916,12 +4989,12 @@
           </w:tcPr>
           <w:p>
             <w:pPr>
-              <w:pStyle w:val="a1"/>
+              <w:pStyle w:val="31"/>
               <w:keepNext/>
               <w:bidi w:val="0"/>
               <w:snapToGrid w:val="0"/>
               <w:spacing w:line="240" w:lineRule="auto"/>
-              <w:ind w:left="0" w:right="0" w:firstLine="0" w:leftChars="0" w:rightChars="0" w:firstLineChars="0"/>
+              <w:ind w:left="0" w:leftChars="0" w:right="0" w:rightChars="0" w:firstLine="0" w:firstLineChars="0"/>
               <w:jc w:val="center"/>
               <w:rPr>
                 <w:b/>
@@ -4938,8 +5011,14 @@
       </w:tr>
       <w:tr>
         <w:tblPrEx>
-          <w:tblW w:w="8522" w:type="dxa"/>
-          <w:jc w:val="center"/>
+          <w:tblBorders>
+            <w:top w:val="none" w:color="auto" w:sz="0" w:space="0"/>
+            <w:left w:val="none" w:color="auto" w:sz="0" w:space="0"/>
+            <w:bottom w:val="none" w:color="auto" w:sz="0" w:space="0"/>
+            <w:right w:val="none" w:color="auto" w:sz="0" w:space="0"/>
+            <w:insideH w:val="none" w:color="auto" w:sz="0" w:space="0"/>
+            <w:insideV w:val="none" w:color="auto" w:sz="0" w:space="0"/>
+          </w:tblBorders>
           <w:tblCellMar>
             <w:top w:w="0" w:type="dxa"/>
             <w:left w:w="10" w:type="dxa"/>
@@ -4948,15 +5027,15 @@
           </w:tblCellMar>
         </w:tblPrEx>
         <w:trPr>
-          <w:trHeight w:val="0"/>
+          <w:trHeight w:val="0" w:hRule="atLeast"/>
           <w:jc w:val="center"/>
         </w:trPr>
         <w:tc>
           <w:tcPr>
             <w:tcW w:w="882" w:type="dxa"/>
             <w:tcBorders>
-              <w:top w:val="single" w:sz="4" w:space="0" w:color="auto"/>
-              <w:left w:val="single" w:sz="12" w:space="0" w:color="auto"/>
+              <w:top w:val="single" w:color="auto" w:sz="4" w:space="0"/>
+              <w:left w:val="single" w:color="auto" w:sz="12" w:space="0"/>
               <w:bottom w:val="nil"/>
               <w:right w:val="nil"/>
             </w:tcBorders>
@@ -4970,12 +5049,12 @@
           </w:tcPr>
           <w:p>
             <w:pPr>
-              <w:pStyle w:val="a1"/>
+              <w:pStyle w:val="31"/>
               <w:keepNext/>
               <w:bidi w:val="0"/>
               <w:snapToGrid w:val="0"/>
               <w:spacing w:line="240" w:lineRule="auto"/>
-              <w:ind w:left="0" w:right="0" w:firstLine="0" w:leftChars="0" w:rightChars="0" w:firstLineChars="0"/>
+              <w:ind w:left="0" w:leftChars="0" w:right="0" w:rightChars="0" w:firstLine="0" w:firstLineChars="0"/>
               <w:jc w:val="center"/>
             </w:pPr>
             <w:r>
@@ -4987,8 +5066,8 @@
           <w:tcPr>
             <w:tcW w:w="2645" w:type="dxa"/>
             <w:tcBorders>
-              <w:top w:val="single" w:sz="4" w:space="0" w:color="auto"/>
-              <w:left w:val="single" w:sz="4" w:space="0" w:color="auto"/>
+              <w:top w:val="single" w:color="auto" w:sz="4" w:space="0"/>
+              <w:left w:val="single" w:color="auto" w:sz="4" w:space="0"/>
               <w:bottom w:val="nil"/>
               <w:right w:val="nil"/>
             </w:tcBorders>
@@ -5002,12 +5081,12 @@
           </w:tcPr>
           <w:p>
             <w:pPr>
-              <w:pStyle w:val="a1"/>
+              <w:pStyle w:val="31"/>
               <w:keepNext/>
               <w:bidi w:val="0"/>
               <w:snapToGrid w:val="0"/>
               <w:spacing w:line="240" w:lineRule="auto"/>
-              <w:ind w:left="0" w:right="0" w:firstLine="0" w:leftChars="0" w:rightChars="0" w:firstLineChars="0"/>
+              <w:ind w:left="0" w:leftChars="0" w:right="0" w:rightChars="0" w:firstLine="0" w:firstLineChars="0"/>
               <w:jc w:val="center"/>
             </w:pPr>
             <w:r>
@@ -5019,8 +5098,8 @@
           <w:tcPr>
             <w:tcW w:w="4114" w:type="dxa"/>
             <w:tcBorders>
-              <w:top w:val="single" w:sz="4" w:space="0" w:color="auto"/>
-              <w:left w:val="single" w:sz="4" w:space="0" w:color="auto"/>
+              <w:top w:val="single" w:color="auto" w:sz="4" w:space="0"/>
+              <w:left w:val="single" w:color="auto" w:sz="4" w:space="0"/>
               <w:bottom w:val="nil"/>
               <w:right w:val="nil"/>
             </w:tcBorders>
@@ -5034,15 +5113,15 @@
           </w:tcPr>
           <w:p>
             <w:pPr>
-              <w:pStyle w:val="a1"/>
+              <w:pStyle w:val="31"/>
               <w:keepNext/>
               <w:bidi w:val="0"/>
               <w:snapToGrid w:val="0"/>
               <w:spacing w:line="240" w:lineRule="auto"/>
-              <w:ind w:left="0" w:right="0" w:firstLine="0" w:leftChars="0" w:rightChars="0" w:firstLineChars="0"/>
+              <w:ind w:left="0" w:leftChars="0" w:right="0" w:rightChars="0" w:firstLine="0" w:firstLineChars="0"/>
               <w:jc w:val="left"/>
               <w:rPr>
-                <w:rFonts w:eastAsia="宋体" w:hint="default"/>
+                <w:rFonts w:hint="default" w:eastAsia="宋体"/>
                 <w:lang w:val="en-US" w:eastAsia="zh-CN"/>
               </w:rPr>
             </w:pPr>
@@ -5055,10 +5134,10 @@
           <w:tcPr>
             <w:tcW w:w="882" w:type="dxa"/>
             <w:tcBorders>
-              <w:top w:val="single" w:sz="4" w:space="0" w:color="auto"/>
-              <w:left w:val="single" w:sz="4" w:space="0" w:color="auto"/>
-              <w:bottom w:val="nil"/>
-              <w:right w:val="single" w:sz="12" w:space="0" w:color="auto"/>
+              <w:top w:val="single" w:color="auto" w:sz="4" w:space="0"/>
+              <w:left w:val="single" w:color="auto" w:sz="4" w:space="0"/>
+              <w:bottom w:val="nil"/>
+              <w:right w:val="single" w:color="auto" w:sz="12" w:space="0"/>
             </w:tcBorders>
             <w:tcMar>
               <w:top w:w="60" w:type="dxa"/>
@@ -5070,12 +5149,12 @@
           </w:tcPr>
           <w:p>
             <w:pPr>
-              <w:pStyle w:val="a1"/>
+              <w:pStyle w:val="31"/>
               <w:keepNext/>
               <w:bidi w:val="0"/>
               <w:snapToGrid w:val="0"/>
               <w:spacing w:line="240" w:lineRule="auto"/>
-              <w:ind w:left="0" w:right="0" w:firstLine="0" w:leftChars="0" w:rightChars="0" w:firstLineChars="0"/>
+              <w:ind w:left="0" w:leftChars="0" w:right="0" w:rightChars="0" w:firstLine="0" w:firstLineChars="0"/>
               <w:jc w:val="left"/>
             </w:pPr>
             <w:r>
@@ -5086,8 +5165,14 @@
       </w:tr>
       <w:tr>
         <w:tblPrEx>
-          <w:tblW w:w="8522" w:type="dxa"/>
-          <w:jc w:val="center"/>
+          <w:tblBorders>
+            <w:top w:val="none" w:color="auto" w:sz="0" w:space="0"/>
+            <w:left w:val="none" w:color="auto" w:sz="0" w:space="0"/>
+            <w:bottom w:val="none" w:color="auto" w:sz="0" w:space="0"/>
+            <w:right w:val="none" w:color="auto" w:sz="0" w:space="0"/>
+            <w:insideH w:val="none" w:color="auto" w:sz="0" w:space="0"/>
+            <w:insideV w:val="none" w:color="auto" w:sz="0" w:space="0"/>
+          </w:tblBorders>
           <w:tblCellMar>
             <w:top w:w="0" w:type="dxa"/>
             <w:left w:w="10" w:type="dxa"/>
@@ -5096,15 +5181,15 @@
           </w:tblCellMar>
         </w:tblPrEx>
         <w:trPr>
-          <w:trHeight w:val="0"/>
+          <w:trHeight w:val="0" w:hRule="atLeast"/>
           <w:jc w:val="center"/>
         </w:trPr>
         <w:tc>
           <w:tcPr>
             <w:tcW w:w="882" w:type="dxa"/>
             <w:tcBorders>
-              <w:top w:val="single" w:sz="4" w:space="0" w:color="auto"/>
-              <w:left w:val="single" w:sz="12" w:space="0" w:color="auto"/>
+              <w:top w:val="single" w:color="auto" w:sz="4" w:space="0"/>
+              <w:left w:val="single" w:color="auto" w:sz="12" w:space="0"/>
               <w:bottom w:val="nil"/>
               <w:right w:val="nil"/>
             </w:tcBorders>
@@ -5118,12 +5203,12 @@
           </w:tcPr>
           <w:p>
             <w:pPr>
-              <w:pStyle w:val="a1"/>
+              <w:pStyle w:val="31"/>
               <w:keepNext/>
               <w:bidi w:val="0"/>
               <w:snapToGrid w:val="0"/>
               <w:spacing w:line="240" w:lineRule="auto"/>
-              <w:ind w:left="0" w:right="0" w:firstLine="0" w:leftChars="0" w:rightChars="0" w:firstLineChars="0"/>
+              <w:ind w:left="0" w:leftChars="0" w:right="0" w:rightChars="0" w:firstLine="0" w:firstLineChars="0"/>
               <w:jc w:val="center"/>
             </w:pPr>
             <w:r>
@@ -5135,8 +5220,8 @@
           <w:tcPr>
             <w:tcW w:w="2645" w:type="dxa"/>
             <w:tcBorders>
-              <w:top w:val="single" w:sz="4" w:space="0" w:color="auto"/>
-              <w:left w:val="single" w:sz="4" w:space="0" w:color="auto"/>
+              <w:top w:val="single" w:color="auto" w:sz="4" w:space="0"/>
+              <w:left w:val="single" w:color="auto" w:sz="4" w:space="0"/>
               <w:bottom w:val="nil"/>
               <w:right w:val="nil"/>
             </w:tcBorders>
@@ -5150,12 +5235,12 @@
           </w:tcPr>
           <w:p>
             <w:pPr>
-              <w:pStyle w:val="a1"/>
+              <w:pStyle w:val="31"/>
               <w:keepNext/>
               <w:bidi w:val="0"/>
               <w:snapToGrid w:val="0"/>
               <w:spacing w:line="240" w:lineRule="auto"/>
-              <w:ind w:left="0" w:right="0" w:firstLine="0" w:leftChars="0" w:rightChars="0" w:firstLineChars="0"/>
+              <w:ind w:left="0" w:leftChars="0" w:right="0" w:rightChars="0" w:firstLine="0" w:firstLineChars="0"/>
               <w:jc w:val="center"/>
             </w:pPr>
             <w:r>
@@ -5167,8 +5252,8 @@
           <w:tcPr>
             <w:tcW w:w="4114" w:type="dxa"/>
             <w:tcBorders>
-              <w:top w:val="single" w:sz="4" w:space="0" w:color="auto"/>
-              <w:left w:val="single" w:sz="4" w:space="0" w:color="auto"/>
+              <w:top w:val="single" w:color="auto" w:sz="4" w:space="0"/>
+              <w:left w:val="single" w:color="auto" w:sz="4" w:space="0"/>
               <w:bottom w:val="nil"/>
               <w:right w:val="nil"/>
             </w:tcBorders>
@@ -5182,12 +5267,12 @@
           </w:tcPr>
           <w:p>
             <w:pPr>
-              <w:pStyle w:val="a1"/>
+              <w:pStyle w:val="31"/>
               <w:keepNext/>
               <w:bidi w:val="0"/>
               <w:snapToGrid w:val="0"/>
               <w:spacing w:line="240" w:lineRule="auto"/>
-              <w:ind w:left="0" w:right="0" w:firstLine="0" w:leftChars="0" w:rightChars="0" w:firstLineChars="0"/>
+              <w:ind w:left="0" w:leftChars="0" w:right="0" w:rightChars="0" w:firstLine="0" w:firstLineChars="0"/>
               <w:jc w:val="left"/>
             </w:pPr>
             <w:r>
@@ -5199,10 +5284,10 @@
           <w:tcPr>
             <w:tcW w:w="882" w:type="dxa"/>
             <w:tcBorders>
-              <w:top w:val="single" w:sz="4" w:space="0" w:color="auto"/>
-              <w:left w:val="single" w:sz="4" w:space="0" w:color="auto"/>
-              <w:bottom w:val="nil"/>
-              <w:right w:val="single" w:sz="12" w:space="0" w:color="auto"/>
+              <w:top w:val="single" w:color="auto" w:sz="4" w:space="0"/>
+              <w:left w:val="single" w:color="auto" w:sz="4" w:space="0"/>
+              <w:bottom w:val="nil"/>
+              <w:right w:val="single" w:color="auto" w:sz="12" w:space="0"/>
             </w:tcBorders>
             <w:tcMar>
               <w:top w:w="60" w:type="dxa"/>
@@ -5214,12 +5299,12 @@
           </w:tcPr>
           <w:p>
             <w:pPr>
-              <w:pStyle w:val="a1"/>
+              <w:pStyle w:val="31"/>
               <w:keepNext/>
               <w:bidi w:val="0"/>
               <w:snapToGrid w:val="0"/>
               <w:spacing w:line="240" w:lineRule="auto"/>
-              <w:ind w:left="0" w:right="0" w:firstLine="0" w:leftChars="0" w:rightChars="0" w:firstLineChars="0"/>
+              <w:ind w:left="0" w:leftChars="0" w:right="0" w:rightChars="0" w:firstLine="0" w:firstLineChars="0"/>
               <w:jc w:val="left"/>
             </w:pPr>
             <w:r>
@@ -5230,8 +5315,14 @@
       </w:tr>
       <w:tr>
         <w:tblPrEx>
-          <w:tblW w:w="8522" w:type="dxa"/>
-          <w:jc w:val="center"/>
+          <w:tblBorders>
+            <w:top w:val="none" w:color="auto" w:sz="0" w:space="0"/>
+            <w:left w:val="none" w:color="auto" w:sz="0" w:space="0"/>
+            <w:bottom w:val="none" w:color="auto" w:sz="0" w:space="0"/>
+            <w:right w:val="none" w:color="auto" w:sz="0" w:space="0"/>
+            <w:insideH w:val="none" w:color="auto" w:sz="0" w:space="0"/>
+            <w:insideV w:val="none" w:color="auto" w:sz="0" w:space="0"/>
+          </w:tblBorders>
           <w:tblCellMar>
             <w:top w:w="0" w:type="dxa"/>
             <w:left w:w="10" w:type="dxa"/>
@@ -5240,15 +5331,15 @@
           </w:tblCellMar>
         </w:tblPrEx>
         <w:trPr>
-          <w:trHeight w:val="0"/>
+          <w:trHeight w:val="0" w:hRule="atLeast"/>
           <w:jc w:val="center"/>
         </w:trPr>
         <w:tc>
           <w:tcPr>
             <w:tcW w:w="882" w:type="dxa"/>
             <w:tcBorders>
-              <w:top w:val="single" w:sz="4" w:space="0" w:color="auto"/>
-              <w:left w:val="single" w:sz="12" w:space="0" w:color="auto"/>
+              <w:top w:val="single" w:color="auto" w:sz="4" w:space="0"/>
+              <w:left w:val="single" w:color="auto" w:sz="12" w:space="0"/>
               <w:bottom w:val="nil"/>
               <w:right w:val="nil"/>
             </w:tcBorders>
@@ -5262,12 +5353,12 @@
           </w:tcPr>
           <w:p>
             <w:pPr>
-              <w:pStyle w:val="a1"/>
+              <w:pStyle w:val="31"/>
               <w:keepNext/>
               <w:bidi w:val="0"/>
               <w:snapToGrid w:val="0"/>
               <w:spacing w:line="240" w:lineRule="auto"/>
-              <w:ind w:left="0" w:right="0" w:firstLine="0" w:leftChars="0" w:rightChars="0" w:firstLineChars="0"/>
+              <w:ind w:left="0" w:leftChars="0" w:right="0" w:rightChars="0" w:firstLine="0" w:firstLineChars="0"/>
               <w:jc w:val="center"/>
             </w:pPr>
             <w:r>
@@ -5279,8 +5370,8 @@
           <w:tcPr>
             <w:tcW w:w="2645" w:type="dxa"/>
             <w:tcBorders>
-              <w:top w:val="single" w:sz="4" w:space="0" w:color="auto"/>
-              <w:left w:val="single" w:sz="4" w:space="0" w:color="auto"/>
+              <w:top w:val="single" w:color="auto" w:sz="4" w:space="0"/>
+              <w:left w:val="single" w:color="auto" w:sz="4" w:space="0"/>
               <w:bottom w:val="nil"/>
               <w:right w:val="nil"/>
             </w:tcBorders>
@@ -5294,12 +5385,12 @@
           </w:tcPr>
           <w:p>
             <w:pPr>
-              <w:pStyle w:val="a1"/>
+              <w:pStyle w:val="31"/>
               <w:keepNext/>
               <w:bidi w:val="0"/>
               <w:snapToGrid w:val="0"/>
               <w:spacing w:line="240" w:lineRule="auto"/>
-              <w:ind w:left="0" w:right="0" w:firstLine="0" w:leftChars="0" w:rightChars="0" w:firstLineChars="0"/>
+              <w:ind w:left="0" w:leftChars="0" w:right="0" w:rightChars="0" w:firstLine="0" w:firstLineChars="0"/>
               <w:jc w:val="center"/>
             </w:pPr>
             <w:r>
@@ -5311,8 +5402,8 @@
           <w:tcPr>
             <w:tcW w:w="4114" w:type="dxa"/>
             <w:tcBorders>
-              <w:top w:val="single" w:sz="4" w:space="0" w:color="auto"/>
-              <w:left w:val="single" w:sz="4" w:space="0" w:color="auto"/>
+              <w:top w:val="single" w:color="auto" w:sz="4" w:space="0"/>
+              <w:left w:val="single" w:color="auto" w:sz="4" w:space="0"/>
               <w:bottom w:val="nil"/>
               <w:right w:val="nil"/>
             </w:tcBorders>
@@ -5326,12 +5417,12 @@
           </w:tcPr>
           <w:p>
             <w:pPr>
-              <w:pStyle w:val="a1"/>
+              <w:pStyle w:val="31"/>
               <w:keepNext/>
               <w:bidi w:val="0"/>
               <w:snapToGrid w:val="0"/>
               <w:spacing w:line="240" w:lineRule="auto"/>
-              <w:ind w:left="0" w:right="0" w:firstLine="0" w:leftChars="0" w:rightChars="0" w:firstLineChars="0"/>
+              <w:ind w:left="0" w:leftChars="0" w:right="0" w:rightChars="0" w:firstLine="0" w:firstLineChars="0"/>
               <w:jc w:val="left"/>
             </w:pPr>
             <w:r>
@@ -5343,10 +5434,10 @@
           <w:tcPr>
             <w:tcW w:w="882" w:type="dxa"/>
             <w:tcBorders>
-              <w:top w:val="single" w:sz="4" w:space="0" w:color="auto"/>
-              <w:left w:val="single" w:sz="4" w:space="0" w:color="auto"/>
-              <w:bottom w:val="nil"/>
-              <w:right w:val="single" w:sz="12" w:space="0" w:color="auto"/>
+              <w:top w:val="single" w:color="auto" w:sz="4" w:space="0"/>
+              <w:left w:val="single" w:color="auto" w:sz="4" w:space="0"/>
+              <w:bottom w:val="nil"/>
+              <w:right w:val="single" w:color="auto" w:sz="12" w:space="0"/>
             </w:tcBorders>
             <w:tcMar>
               <w:top w:w="60" w:type="dxa"/>
@@ -5358,12 +5449,12 @@
           </w:tcPr>
           <w:p>
             <w:pPr>
-              <w:pStyle w:val="a1"/>
+              <w:pStyle w:val="31"/>
               <w:keepNext/>
               <w:bidi w:val="0"/>
               <w:snapToGrid w:val="0"/>
               <w:spacing w:line="240" w:lineRule="auto"/>
-              <w:ind w:left="0" w:right="0" w:firstLine="0" w:leftChars="0" w:rightChars="0" w:firstLineChars="0"/>
+              <w:ind w:left="0" w:leftChars="0" w:right="0" w:rightChars="0" w:firstLine="0" w:firstLineChars="0"/>
               <w:jc w:val="left"/>
             </w:pPr>
             <w:r>
@@ -5374,8 +5465,14 @@
       </w:tr>
       <w:tr>
         <w:tblPrEx>
-          <w:tblW w:w="8522" w:type="dxa"/>
-          <w:jc w:val="center"/>
+          <w:tblBorders>
+            <w:top w:val="none" w:color="auto" w:sz="0" w:space="0"/>
+            <w:left w:val="none" w:color="auto" w:sz="0" w:space="0"/>
+            <w:bottom w:val="none" w:color="auto" w:sz="0" w:space="0"/>
+            <w:right w:val="none" w:color="auto" w:sz="0" w:space="0"/>
+            <w:insideH w:val="none" w:color="auto" w:sz="0" w:space="0"/>
+            <w:insideV w:val="none" w:color="auto" w:sz="0" w:space="0"/>
+          </w:tblBorders>
           <w:tblCellMar>
             <w:top w:w="0" w:type="dxa"/>
             <w:left w:w="10" w:type="dxa"/>
@@ -5384,15 +5481,15 @@
           </w:tblCellMar>
         </w:tblPrEx>
         <w:trPr>
-          <w:trHeight w:val="0"/>
+          <w:trHeight w:val="0" w:hRule="atLeast"/>
           <w:jc w:val="center"/>
         </w:trPr>
         <w:tc>
           <w:tcPr>
             <w:tcW w:w="882" w:type="dxa"/>
             <w:tcBorders>
-              <w:top w:val="single" w:sz="4" w:space="0" w:color="auto"/>
-              <w:left w:val="single" w:sz="12" w:space="0" w:color="auto"/>
+              <w:top w:val="single" w:color="auto" w:sz="4" w:space="0"/>
+              <w:left w:val="single" w:color="auto" w:sz="12" w:space="0"/>
               <w:bottom w:val="nil"/>
               <w:right w:val="nil"/>
             </w:tcBorders>
@@ -5406,12 +5503,12 @@
           </w:tcPr>
           <w:p>
             <w:pPr>
-              <w:pStyle w:val="a1"/>
+              <w:pStyle w:val="31"/>
               <w:keepNext/>
               <w:bidi w:val="0"/>
               <w:snapToGrid w:val="0"/>
               <w:spacing w:line="240" w:lineRule="auto"/>
-              <w:ind w:left="0" w:right="0" w:firstLine="0" w:leftChars="0" w:rightChars="0" w:firstLineChars="0"/>
+              <w:ind w:left="0" w:leftChars="0" w:right="0" w:rightChars="0" w:firstLine="0" w:firstLineChars="0"/>
               <w:jc w:val="center"/>
             </w:pPr>
             <w:r>
@@ -5423,8 +5520,8 @@
           <w:tcPr>
             <w:tcW w:w="2645" w:type="dxa"/>
             <w:tcBorders>
-              <w:top w:val="single" w:sz="4" w:space="0" w:color="auto"/>
-              <w:left w:val="single" w:sz="4" w:space="0" w:color="auto"/>
+              <w:top w:val="single" w:color="auto" w:sz="4" w:space="0"/>
+              <w:left w:val="single" w:color="auto" w:sz="4" w:space="0"/>
               <w:bottom w:val="nil"/>
               <w:right w:val="nil"/>
             </w:tcBorders>
@@ -5438,12 +5535,12 @@
           </w:tcPr>
           <w:p>
             <w:pPr>
-              <w:pStyle w:val="a1"/>
+              <w:pStyle w:val="31"/>
               <w:keepNext/>
               <w:bidi w:val="0"/>
               <w:snapToGrid w:val="0"/>
               <w:spacing w:line="240" w:lineRule="auto"/>
-              <w:ind w:left="0" w:right="0" w:firstLine="0" w:leftChars="0" w:rightChars="0" w:firstLineChars="0"/>
+              <w:ind w:left="0" w:leftChars="0" w:right="0" w:rightChars="0" w:firstLine="0" w:firstLineChars="0"/>
               <w:jc w:val="center"/>
             </w:pPr>
             <w:r>
@@ -5455,8 +5552,8 @@
           <w:tcPr>
             <w:tcW w:w="4114" w:type="dxa"/>
             <w:tcBorders>
-              <w:top w:val="single" w:sz="4" w:space="0" w:color="auto"/>
-              <w:left w:val="single" w:sz="4" w:space="0" w:color="auto"/>
+              <w:top w:val="single" w:color="auto" w:sz="4" w:space="0"/>
+              <w:left w:val="single" w:color="auto" w:sz="4" w:space="0"/>
               <w:bottom w:val="nil"/>
               <w:right w:val="nil"/>
             </w:tcBorders>
@@ -5470,12 +5567,12 @@
           </w:tcPr>
           <w:p>
             <w:pPr>
-              <w:pStyle w:val="a1"/>
+              <w:pStyle w:val="31"/>
               <w:keepNext/>
               <w:bidi w:val="0"/>
               <w:snapToGrid w:val="0"/>
               <w:spacing w:line="240" w:lineRule="auto"/>
-              <w:ind w:left="0" w:right="0" w:firstLine="0" w:leftChars="0" w:rightChars="0" w:firstLineChars="0"/>
+              <w:ind w:left="0" w:leftChars="0" w:right="0" w:rightChars="0" w:firstLine="0" w:firstLineChars="0"/>
               <w:jc w:val="left"/>
             </w:pPr>
             <w:r>
@@ -5487,10 +5584,10 @@
           <w:tcPr>
             <w:tcW w:w="882" w:type="dxa"/>
             <w:tcBorders>
-              <w:top w:val="single" w:sz="4" w:space="0" w:color="auto"/>
-              <w:left w:val="single" w:sz="4" w:space="0" w:color="auto"/>
-              <w:bottom w:val="nil"/>
-              <w:right w:val="single" w:sz="12" w:space="0" w:color="auto"/>
+              <w:top w:val="single" w:color="auto" w:sz="4" w:space="0"/>
+              <w:left w:val="single" w:color="auto" w:sz="4" w:space="0"/>
+              <w:bottom w:val="nil"/>
+              <w:right w:val="single" w:color="auto" w:sz="12" w:space="0"/>
             </w:tcBorders>
             <w:tcMar>
               <w:top w:w="60" w:type="dxa"/>
@@ -5502,12 +5599,12 @@
           </w:tcPr>
           <w:p>
             <w:pPr>
-              <w:pStyle w:val="a1"/>
+              <w:pStyle w:val="31"/>
               <w:keepNext/>
               <w:bidi w:val="0"/>
               <w:snapToGrid w:val="0"/>
               <w:spacing w:line="240" w:lineRule="auto"/>
-              <w:ind w:left="0" w:right="0" w:firstLine="0" w:leftChars="0" w:rightChars="0" w:firstLineChars="0"/>
+              <w:ind w:left="0" w:leftChars="0" w:right="0" w:rightChars="0" w:firstLine="0" w:firstLineChars="0"/>
               <w:jc w:val="left"/>
             </w:pPr>
             <w:r>
@@ -5518,8 +5615,14 @@
       </w:tr>
       <w:tr>
         <w:tblPrEx>
-          <w:tblW w:w="8522" w:type="dxa"/>
-          <w:jc w:val="center"/>
+          <w:tblBorders>
+            <w:top w:val="none" w:color="auto" w:sz="0" w:space="0"/>
+            <w:left w:val="none" w:color="auto" w:sz="0" w:space="0"/>
+            <w:bottom w:val="none" w:color="auto" w:sz="0" w:space="0"/>
+            <w:right w:val="none" w:color="auto" w:sz="0" w:space="0"/>
+            <w:insideH w:val="none" w:color="auto" w:sz="0" w:space="0"/>
+            <w:insideV w:val="none" w:color="auto" w:sz="0" w:space="0"/>
+          </w:tblBorders>
           <w:tblCellMar>
             <w:top w:w="0" w:type="dxa"/>
             <w:left w:w="10" w:type="dxa"/>
@@ -5528,15 +5631,15 @@
           </w:tblCellMar>
         </w:tblPrEx>
         <w:trPr>
-          <w:trHeight w:val="0"/>
+          <w:trHeight w:val="0" w:hRule="atLeast"/>
           <w:jc w:val="center"/>
         </w:trPr>
         <w:tc>
           <w:tcPr>
             <w:tcW w:w="882" w:type="dxa"/>
             <w:tcBorders>
-              <w:top w:val="single" w:sz="4" w:space="0" w:color="auto"/>
-              <w:left w:val="single" w:sz="12" w:space="0" w:color="auto"/>
+              <w:top w:val="single" w:color="auto" w:sz="4" w:space="0"/>
+              <w:left w:val="single" w:color="auto" w:sz="12" w:space="0"/>
               <w:bottom w:val="nil"/>
               <w:right w:val="nil"/>
             </w:tcBorders>
@@ -5550,12 +5653,12 @@
           </w:tcPr>
           <w:p>
             <w:pPr>
-              <w:pStyle w:val="a1"/>
+              <w:pStyle w:val="31"/>
               <w:keepNext/>
               <w:bidi w:val="0"/>
               <w:snapToGrid w:val="0"/>
               <w:spacing w:line="240" w:lineRule="auto"/>
-              <w:ind w:left="0" w:right="0" w:firstLine="0" w:leftChars="0" w:rightChars="0" w:firstLineChars="0"/>
+              <w:ind w:left="0" w:leftChars="0" w:right="0" w:rightChars="0" w:firstLine="0" w:firstLineChars="0"/>
               <w:jc w:val="center"/>
             </w:pPr>
             <w:r>
@@ -5567,8 +5670,8 @@
           <w:tcPr>
             <w:tcW w:w="2645" w:type="dxa"/>
             <w:tcBorders>
-              <w:top w:val="single" w:sz="4" w:space="0" w:color="auto"/>
-              <w:left w:val="single" w:sz="4" w:space="0" w:color="auto"/>
+              <w:top w:val="single" w:color="auto" w:sz="4" w:space="0"/>
+              <w:left w:val="single" w:color="auto" w:sz="4" w:space="0"/>
               <w:bottom w:val="nil"/>
               <w:right w:val="nil"/>
             </w:tcBorders>
@@ -5582,12 +5685,12 @@
           </w:tcPr>
           <w:p>
             <w:pPr>
-              <w:pStyle w:val="a1"/>
+              <w:pStyle w:val="31"/>
               <w:keepNext/>
               <w:bidi w:val="0"/>
               <w:snapToGrid w:val="0"/>
               <w:spacing w:line="240" w:lineRule="auto"/>
-              <w:ind w:left="0" w:right="0" w:firstLine="0" w:leftChars="0" w:rightChars="0" w:firstLineChars="0"/>
+              <w:ind w:left="0" w:leftChars="0" w:right="0" w:rightChars="0" w:firstLine="0" w:firstLineChars="0"/>
               <w:jc w:val="center"/>
             </w:pPr>
             <w:r>
@@ -5599,8 +5702,8 @@
           <w:tcPr>
             <w:tcW w:w="4114" w:type="dxa"/>
             <w:tcBorders>
-              <w:top w:val="single" w:sz="4" w:space="0" w:color="auto"/>
-              <w:left w:val="single" w:sz="4" w:space="0" w:color="auto"/>
+              <w:top w:val="single" w:color="auto" w:sz="4" w:space="0"/>
+              <w:left w:val="single" w:color="auto" w:sz="4" w:space="0"/>
               <w:bottom w:val="nil"/>
               <w:right w:val="nil"/>
             </w:tcBorders>
@@ -5614,12 +5717,12 @@
           </w:tcPr>
           <w:p>
             <w:pPr>
-              <w:pStyle w:val="a1"/>
+              <w:pStyle w:val="31"/>
               <w:keepNext/>
               <w:bidi w:val="0"/>
               <w:snapToGrid w:val="0"/>
               <w:spacing w:line="240" w:lineRule="auto"/>
-              <w:ind w:left="0" w:right="0" w:firstLine="0" w:leftChars="0" w:rightChars="0" w:firstLineChars="0"/>
+              <w:ind w:left="0" w:leftChars="0" w:right="0" w:rightChars="0" w:firstLine="0" w:firstLineChars="0"/>
               <w:jc w:val="left"/>
             </w:pPr>
             <w:r>
@@ -5631,10 +5734,10 @@
           <w:tcPr>
             <w:tcW w:w="882" w:type="dxa"/>
             <w:tcBorders>
-              <w:top w:val="single" w:sz="4" w:space="0" w:color="auto"/>
-              <w:left w:val="single" w:sz="4" w:space="0" w:color="auto"/>
-              <w:bottom w:val="nil"/>
-              <w:right w:val="single" w:sz="12" w:space="0" w:color="auto"/>
+              <w:top w:val="single" w:color="auto" w:sz="4" w:space="0"/>
+              <w:left w:val="single" w:color="auto" w:sz="4" w:space="0"/>
+              <w:bottom w:val="nil"/>
+              <w:right w:val="single" w:color="auto" w:sz="12" w:space="0"/>
             </w:tcBorders>
             <w:tcMar>
               <w:top w:w="60" w:type="dxa"/>
@@ -5646,12 +5749,12 @@
           </w:tcPr>
           <w:p>
             <w:pPr>
-              <w:pStyle w:val="a1"/>
+              <w:pStyle w:val="31"/>
               <w:keepNext/>
               <w:bidi w:val="0"/>
               <w:snapToGrid w:val="0"/>
               <w:spacing w:line="240" w:lineRule="auto"/>
-              <w:ind w:left="0" w:right="0" w:firstLine="0" w:leftChars="0" w:rightChars="0" w:firstLineChars="0"/>
+              <w:ind w:left="0" w:leftChars="0" w:right="0" w:rightChars="0" w:firstLine="0" w:firstLineChars="0"/>
               <w:jc w:val="left"/>
             </w:pPr>
             <w:r>
@@ -5662,8 +5765,14 @@
       </w:tr>
       <w:tr>
         <w:tblPrEx>
-          <w:tblW w:w="8522" w:type="dxa"/>
-          <w:jc w:val="center"/>
+          <w:tblBorders>
+            <w:top w:val="none" w:color="auto" w:sz="0" w:space="0"/>
+            <w:left w:val="none" w:color="auto" w:sz="0" w:space="0"/>
+            <w:bottom w:val="none" w:color="auto" w:sz="0" w:space="0"/>
+            <w:right w:val="none" w:color="auto" w:sz="0" w:space="0"/>
+            <w:insideH w:val="none" w:color="auto" w:sz="0" w:space="0"/>
+            <w:insideV w:val="none" w:color="auto" w:sz="0" w:space="0"/>
+          </w:tblBorders>
           <w:tblCellMar>
             <w:top w:w="0" w:type="dxa"/>
             <w:left w:w="10" w:type="dxa"/>
@@ -5672,15 +5781,15 @@
           </w:tblCellMar>
         </w:tblPrEx>
         <w:trPr>
-          <w:trHeight w:val="0"/>
+          <w:trHeight w:val="0" w:hRule="atLeast"/>
           <w:jc w:val="center"/>
         </w:trPr>
         <w:tc>
           <w:tcPr>
             <w:tcW w:w="882" w:type="dxa"/>
             <w:tcBorders>
-              <w:top w:val="single" w:sz="4" w:space="0" w:color="auto"/>
-              <w:left w:val="single" w:sz="12" w:space="0" w:color="auto"/>
+              <w:top w:val="single" w:color="auto" w:sz="4" w:space="0"/>
+              <w:left w:val="single" w:color="auto" w:sz="12" w:space="0"/>
               <w:bottom w:val="nil"/>
               <w:right w:val="nil"/>
             </w:tcBorders>
@@ -5694,12 +5803,12 @@
           </w:tcPr>
           <w:p>
             <w:pPr>
-              <w:pStyle w:val="a1"/>
+              <w:pStyle w:val="31"/>
               <w:keepNext/>
               <w:bidi w:val="0"/>
               <w:snapToGrid w:val="0"/>
               <w:spacing w:line="240" w:lineRule="auto"/>
-              <w:ind w:left="0" w:right="0" w:firstLine="0" w:leftChars="0" w:rightChars="0" w:firstLineChars="0"/>
+              <w:ind w:left="0" w:leftChars="0" w:right="0" w:rightChars="0" w:firstLine="0" w:firstLineChars="0"/>
               <w:jc w:val="center"/>
             </w:pPr>
             <w:r>
@@ -5711,8 +5820,8 @@
           <w:tcPr>
             <w:tcW w:w="2645" w:type="dxa"/>
             <w:tcBorders>
-              <w:top w:val="single" w:sz="4" w:space="0" w:color="auto"/>
-              <w:left w:val="single" w:sz="4" w:space="0" w:color="auto"/>
+              <w:top w:val="single" w:color="auto" w:sz="4" w:space="0"/>
+              <w:left w:val="single" w:color="auto" w:sz="4" w:space="0"/>
               <w:bottom w:val="nil"/>
               <w:right w:val="nil"/>
             </w:tcBorders>
@@ -5726,12 +5835,12 @@
           </w:tcPr>
           <w:p>
             <w:pPr>
-              <w:pStyle w:val="a1"/>
+              <w:pStyle w:val="31"/>
               <w:keepNext/>
               <w:bidi w:val="0"/>
               <w:snapToGrid w:val="0"/>
               <w:spacing w:line="240" w:lineRule="auto"/>
-              <w:ind w:left="0" w:right="0" w:firstLine="0" w:leftChars="0" w:rightChars="0" w:firstLineChars="0"/>
+              <w:ind w:left="0" w:leftChars="0" w:right="0" w:rightChars="0" w:firstLine="0" w:firstLineChars="0"/>
               <w:jc w:val="center"/>
             </w:pPr>
             <w:r>
@@ -5743,8 +5852,8 @@
           <w:tcPr>
             <w:tcW w:w="4114" w:type="dxa"/>
             <w:tcBorders>
-              <w:top w:val="single" w:sz="4" w:space="0" w:color="auto"/>
-              <w:left w:val="single" w:sz="4" w:space="0" w:color="auto"/>
+              <w:top w:val="single" w:color="auto" w:sz="4" w:space="0"/>
+              <w:left w:val="single" w:color="auto" w:sz="4" w:space="0"/>
               <w:bottom w:val="nil"/>
               <w:right w:val="nil"/>
             </w:tcBorders>
@@ -5758,12 +5867,12 @@
           </w:tcPr>
           <w:p>
             <w:pPr>
-              <w:pStyle w:val="a1"/>
+              <w:pStyle w:val="31"/>
               <w:keepNext/>
               <w:bidi w:val="0"/>
               <w:snapToGrid w:val="0"/>
               <w:spacing w:line="240" w:lineRule="auto"/>
-              <w:ind w:left="0" w:right="0" w:firstLine="0" w:leftChars="0" w:rightChars="0" w:firstLineChars="0"/>
+              <w:ind w:left="0" w:leftChars="0" w:right="0" w:rightChars="0" w:firstLine="0" w:firstLineChars="0"/>
               <w:jc w:val="left"/>
             </w:pPr>
             <w:r>
@@ -5775,10 +5884,10 @@
           <w:tcPr>
             <w:tcW w:w="882" w:type="dxa"/>
             <w:tcBorders>
-              <w:top w:val="single" w:sz="4" w:space="0" w:color="auto"/>
-              <w:left w:val="single" w:sz="4" w:space="0" w:color="auto"/>
-              <w:bottom w:val="nil"/>
-              <w:right w:val="single" w:sz="12" w:space="0" w:color="auto"/>
+              <w:top w:val="single" w:color="auto" w:sz="4" w:space="0"/>
+              <w:left w:val="single" w:color="auto" w:sz="4" w:space="0"/>
+              <w:bottom w:val="nil"/>
+              <w:right w:val="single" w:color="auto" w:sz="12" w:space="0"/>
             </w:tcBorders>
             <w:tcMar>
               <w:top w:w="60" w:type="dxa"/>
@@ -5790,12 +5899,12 @@
           </w:tcPr>
           <w:p>
             <w:pPr>
-              <w:pStyle w:val="a1"/>
+              <w:pStyle w:val="31"/>
               <w:keepNext/>
               <w:bidi w:val="0"/>
               <w:snapToGrid w:val="0"/>
               <w:spacing w:line="240" w:lineRule="auto"/>
-              <w:ind w:left="0" w:right="0" w:firstLine="0" w:leftChars="0" w:rightChars="0" w:firstLineChars="0"/>
+              <w:ind w:left="0" w:leftChars="0" w:right="0" w:rightChars="0" w:firstLine="0" w:firstLineChars="0"/>
               <w:jc w:val="left"/>
             </w:pPr>
             <w:r>
@@ -5806,8 +5915,14 @@
       </w:tr>
       <w:tr>
         <w:tblPrEx>
-          <w:tblW w:w="8522" w:type="dxa"/>
-          <w:jc w:val="center"/>
+          <w:tblBorders>
+            <w:top w:val="none" w:color="auto" w:sz="0" w:space="0"/>
+            <w:left w:val="none" w:color="auto" w:sz="0" w:space="0"/>
+            <w:bottom w:val="none" w:color="auto" w:sz="0" w:space="0"/>
+            <w:right w:val="none" w:color="auto" w:sz="0" w:space="0"/>
+            <w:insideH w:val="none" w:color="auto" w:sz="0" w:space="0"/>
+            <w:insideV w:val="none" w:color="auto" w:sz="0" w:space="0"/>
+          </w:tblBorders>
           <w:tblCellMar>
             <w:top w:w="0" w:type="dxa"/>
             <w:left w:w="10" w:type="dxa"/>
@@ -5816,15 +5931,15 @@
           </w:tblCellMar>
         </w:tblPrEx>
         <w:trPr>
-          <w:trHeight w:val="0"/>
+          <w:trHeight w:val="0" w:hRule="atLeast"/>
           <w:jc w:val="center"/>
         </w:trPr>
         <w:tc>
           <w:tcPr>
             <w:tcW w:w="882" w:type="dxa"/>
             <w:tcBorders>
-              <w:top w:val="single" w:sz="4" w:space="0" w:color="auto"/>
-              <w:left w:val="single" w:sz="12" w:space="0" w:color="auto"/>
+              <w:top w:val="single" w:color="auto" w:sz="4" w:space="0"/>
+              <w:left w:val="single" w:color="auto" w:sz="12" w:space="0"/>
               <w:bottom w:val="nil"/>
               <w:right w:val="nil"/>
             </w:tcBorders>
@@ -5838,12 +5953,12 @@
           </w:tcPr>
           <w:p>
             <w:pPr>
-              <w:pStyle w:val="a1"/>
+              <w:pStyle w:val="31"/>
               <w:keepNext/>
               <w:bidi w:val="0"/>
               <w:snapToGrid w:val="0"/>
               <w:spacing w:line="240" w:lineRule="auto"/>
-              <w:ind w:left="0" w:right="0" w:firstLine="0" w:leftChars="0" w:rightChars="0" w:firstLineChars="0"/>
+              <w:ind w:left="0" w:leftChars="0" w:right="0" w:rightChars="0" w:firstLine="0" w:firstLineChars="0"/>
               <w:jc w:val="center"/>
             </w:pPr>
             <w:r>
@@ -5855,8 +5970,8 @@
           <w:tcPr>
             <w:tcW w:w="2645" w:type="dxa"/>
             <w:tcBorders>
-              <w:top w:val="single" w:sz="4" w:space="0" w:color="auto"/>
-              <w:left w:val="single" w:sz="4" w:space="0" w:color="auto"/>
+              <w:top w:val="single" w:color="auto" w:sz="4" w:space="0"/>
+              <w:left w:val="single" w:color="auto" w:sz="4" w:space="0"/>
               <w:bottom w:val="nil"/>
               <w:right w:val="nil"/>
             </w:tcBorders>
@@ -5870,12 +5985,12 @@
           </w:tcPr>
           <w:p>
             <w:pPr>
-              <w:pStyle w:val="a1"/>
+              <w:pStyle w:val="31"/>
               <w:keepNext/>
               <w:bidi w:val="0"/>
               <w:snapToGrid w:val="0"/>
               <w:spacing w:line="240" w:lineRule="auto"/>
-              <w:ind w:left="0" w:right="0" w:firstLine="0" w:leftChars="0" w:rightChars="0" w:firstLineChars="0"/>
+              <w:ind w:left="0" w:leftChars="0" w:right="0" w:rightChars="0" w:firstLine="0" w:firstLineChars="0"/>
               <w:jc w:val="center"/>
             </w:pPr>
             <w:r>
@@ -5887,8 +6002,8 @@
           <w:tcPr>
             <w:tcW w:w="4114" w:type="dxa"/>
             <w:tcBorders>
-              <w:top w:val="single" w:sz="4" w:space="0" w:color="auto"/>
-              <w:left w:val="single" w:sz="4" w:space="0" w:color="auto"/>
+              <w:top w:val="single" w:color="auto" w:sz="4" w:space="0"/>
+              <w:left w:val="single" w:color="auto" w:sz="4" w:space="0"/>
               <w:bottom w:val="nil"/>
               <w:right w:val="nil"/>
             </w:tcBorders>
@@ -5902,12 +6017,12 @@
           </w:tcPr>
           <w:p>
             <w:pPr>
-              <w:pStyle w:val="a1"/>
+              <w:pStyle w:val="31"/>
               <w:keepNext/>
               <w:bidi w:val="0"/>
               <w:snapToGrid w:val="0"/>
               <w:spacing w:line="240" w:lineRule="auto"/>
-              <w:ind w:left="0" w:right="0" w:firstLine="0" w:leftChars="0" w:rightChars="0" w:firstLineChars="0"/>
+              <w:ind w:left="0" w:leftChars="0" w:right="0" w:rightChars="0" w:firstLine="0" w:firstLineChars="0"/>
               <w:jc w:val="left"/>
             </w:pPr>
             <w:r>
@@ -5919,10 +6034,10 @@
           <w:tcPr>
             <w:tcW w:w="882" w:type="dxa"/>
             <w:tcBorders>
-              <w:top w:val="single" w:sz="4" w:space="0" w:color="auto"/>
-              <w:left w:val="single" w:sz="4" w:space="0" w:color="auto"/>
-              <w:bottom w:val="nil"/>
-              <w:right w:val="single" w:sz="12" w:space="0" w:color="auto"/>
+              <w:top w:val="single" w:color="auto" w:sz="4" w:space="0"/>
+              <w:left w:val="single" w:color="auto" w:sz="4" w:space="0"/>
+              <w:bottom w:val="nil"/>
+              <w:right w:val="single" w:color="auto" w:sz="12" w:space="0"/>
             </w:tcBorders>
             <w:tcMar>
               <w:top w:w="60" w:type="dxa"/>
@@ -5934,12 +6049,12 @@
           </w:tcPr>
           <w:p>
             <w:pPr>
-              <w:pStyle w:val="a1"/>
+              <w:pStyle w:val="31"/>
               <w:keepNext/>
               <w:bidi w:val="0"/>
               <w:snapToGrid w:val="0"/>
               <w:spacing w:line="240" w:lineRule="auto"/>
-              <w:ind w:left="0" w:right="0" w:firstLine="0" w:leftChars="0" w:rightChars="0" w:firstLineChars="0"/>
+              <w:ind w:left="0" w:leftChars="0" w:right="0" w:rightChars="0" w:firstLine="0" w:firstLineChars="0"/>
               <w:jc w:val="left"/>
             </w:pPr>
             <w:r>
@@ -5950,8 +6065,14 @@
       </w:tr>
       <w:tr>
         <w:tblPrEx>
-          <w:tblW w:w="8522" w:type="dxa"/>
-          <w:jc w:val="center"/>
+          <w:tblBorders>
+            <w:top w:val="none" w:color="auto" w:sz="0" w:space="0"/>
+            <w:left w:val="none" w:color="auto" w:sz="0" w:space="0"/>
+            <w:bottom w:val="none" w:color="auto" w:sz="0" w:space="0"/>
+            <w:right w:val="none" w:color="auto" w:sz="0" w:space="0"/>
+            <w:insideH w:val="none" w:color="auto" w:sz="0" w:space="0"/>
+            <w:insideV w:val="none" w:color="auto" w:sz="0" w:space="0"/>
+          </w:tblBorders>
           <w:tblCellMar>
             <w:top w:w="0" w:type="dxa"/>
             <w:left w:w="10" w:type="dxa"/>
@@ -5960,15 +6081,15 @@
           </w:tblCellMar>
         </w:tblPrEx>
         <w:trPr>
-          <w:trHeight w:val="0"/>
+          <w:trHeight w:val="0" w:hRule="atLeast"/>
           <w:jc w:val="center"/>
         </w:trPr>
         <w:tc>
           <w:tcPr>
             <w:tcW w:w="882" w:type="dxa"/>
             <w:tcBorders>
-              <w:top w:val="single" w:sz="4" w:space="0" w:color="auto"/>
-              <w:left w:val="single" w:sz="12" w:space="0" w:color="auto"/>
+              <w:top w:val="single" w:color="auto" w:sz="4" w:space="0"/>
+              <w:left w:val="single" w:color="auto" w:sz="12" w:space="0"/>
               <w:bottom w:val="nil"/>
               <w:right w:val="nil"/>
             </w:tcBorders>
@@ -5982,12 +6103,12 @@
           </w:tcPr>
           <w:p>
             <w:pPr>
-              <w:pStyle w:val="a1"/>
+              <w:pStyle w:val="31"/>
               <w:keepNext/>
               <w:bidi w:val="0"/>
               <w:snapToGrid w:val="0"/>
               <w:spacing w:line="240" w:lineRule="auto"/>
-              <w:ind w:left="0" w:right="0" w:firstLine="0" w:leftChars="0" w:rightChars="0" w:firstLineChars="0"/>
+              <w:ind w:left="0" w:leftChars="0" w:right="0" w:rightChars="0" w:firstLine="0" w:firstLineChars="0"/>
               <w:jc w:val="center"/>
             </w:pPr>
             <w:r>
@@ -5999,8 +6120,8 @@
           <w:tcPr>
             <w:tcW w:w="2645" w:type="dxa"/>
             <w:tcBorders>
-              <w:top w:val="single" w:sz="4" w:space="0" w:color="auto"/>
-              <w:left w:val="single" w:sz="4" w:space="0" w:color="auto"/>
+              <w:top w:val="single" w:color="auto" w:sz="4" w:space="0"/>
+              <w:left w:val="single" w:color="auto" w:sz="4" w:space="0"/>
               <w:bottom w:val="nil"/>
               <w:right w:val="nil"/>
             </w:tcBorders>
@@ -6014,12 +6135,12 @@
           </w:tcPr>
           <w:p>
             <w:pPr>
-              <w:pStyle w:val="a1"/>
+              <w:pStyle w:val="31"/>
               <w:keepNext/>
               <w:bidi w:val="0"/>
               <w:snapToGrid w:val="0"/>
               <w:spacing w:line="240" w:lineRule="auto"/>
-              <w:ind w:left="0" w:right="0" w:firstLine="0" w:leftChars="0" w:rightChars="0" w:firstLineChars="0"/>
+              <w:ind w:left="0" w:leftChars="0" w:right="0" w:rightChars="0" w:firstLine="0" w:firstLineChars="0"/>
               <w:jc w:val="center"/>
             </w:pPr>
             <w:r>
@@ -6031,8 +6152,8 @@
           <w:tcPr>
             <w:tcW w:w="4114" w:type="dxa"/>
             <w:tcBorders>
-              <w:top w:val="single" w:sz="4" w:space="0" w:color="auto"/>
-              <w:left w:val="single" w:sz="4" w:space="0" w:color="auto"/>
+              <w:top w:val="single" w:color="auto" w:sz="4" w:space="0"/>
+              <w:left w:val="single" w:color="auto" w:sz="4" w:space="0"/>
               <w:bottom w:val="nil"/>
               <w:right w:val="nil"/>
             </w:tcBorders>
@@ -6046,12 +6167,12 @@
           </w:tcPr>
           <w:p>
             <w:pPr>
-              <w:pStyle w:val="a1"/>
+              <w:pStyle w:val="31"/>
               <w:keepNext/>
               <w:bidi w:val="0"/>
               <w:snapToGrid w:val="0"/>
               <w:spacing w:line="240" w:lineRule="auto"/>
-              <w:ind w:left="0" w:right="0" w:firstLine="0" w:leftChars="0" w:rightChars="0" w:firstLineChars="0"/>
+              <w:ind w:left="0" w:leftChars="0" w:right="0" w:rightChars="0" w:firstLine="0" w:firstLineChars="0"/>
               <w:jc w:val="left"/>
             </w:pPr>
             <w:r>
@@ -6063,10 +6184,10 @@
           <w:tcPr>
             <w:tcW w:w="882" w:type="dxa"/>
             <w:tcBorders>
-              <w:top w:val="single" w:sz="4" w:space="0" w:color="auto"/>
-              <w:left w:val="single" w:sz="4" w:space="0" w:color="auto"/>
-              <w:bottom w:val="nil"/>
-              <w:right w:val="single" w:sz="12" w:space="0" w:color="auto"/>
+              <w:top w:val="single" w:color="auto" w:sz="4" w:space="0"/>
+              <w:left w:val="single" w:color="auto" w:sz="4" w:space="0"/>
+              <w:bottom w:val="nil"/>
+              <w:right w:val="single" w:color="auto" w:sz="12" w:space="0"/>
             </w:tcBorders>
             <w:tcMar>
               <w:top w:w="60" w:type="dxa"/>
@@ -6078,12 +6199,12 @@
           </w:tcPr>
           <w:p>
             <w:pPr>
-              <w:pStyle w:val="a1"/>
+              <w:pStyle w:val="31"/>
               <w:keepNext/>
               <w:bidi w:val="0"/>
               <w:snapToGrid w:val="0"/>
               <w:spacing w:line="240" w:lineRule="auto"/>
-              <w:ind w:left="0" w:right="0" w:firstLine="0" w:leftChars="0" w:rightChars="0" w:firstLineChars="0"/>
+              <w:ind w:left="0" w:leftChars="0" w:right="0" w:rightChars="0" w:firstLine="0" w:firstLineChars="0"/>
               <w:jc w:val="left"/>
             </w:pPr>
             <w:r>
@@ -6094,8 +6215,14 @@
       </w:tr>
       <w:tr>
         <w:tblPrEx>
-          <w:tblW w:w="8522" w:type="dxa"/>
-          <w:jc w:val="center"/>
+          <w:tblBorders>
+            <w:top w:val="none" w:color="auto" w:sz="0" w:space="0"/>
+            <w:left w:val="none" w:color="auto" w:sz="0" w:space="0"/>
+            <w:bottom w:val="none" w:color="auto" w:sz="0" w:space="0"/>
+            <w:right w:val="none" w:color="auto" w:sz="0" w:space="0"/>
+            <w:insideH w:val="none" w:color="auto" w:sz="0" w:space="0"/>
+            <w:insideV w:val="none" w:color="auto" w:sz="0" w:space="0"/>
+          </w:tblBorders>
           <w:tblCellMar>
             <w:top w:w="0" w:type="dxa"/>
             <w:left w:w="10" w:type="dxa"/>
@@ -6104,15 +6231,15 @@
           </w:tblCellMar>
         </w:tblPrEx>
         <w:trPr>
-          <w:trHeight w:val="0"/>
+          <w:trHeight w:val="0" w:hRule="atLeast"/>
           <w:jc w:val="center"/>
         </w:trPr>
         <w:tc>
           <w:tcPr>
             <w:tcW w:w="882" w:type="dxa"/>
             <w:tcBorders>
-              <w:top w:val="single" w:sz="4" w:space="0" w:color="auto"/>
-              <w:left w:val="single" w:sz="12" w:space="0" w:color="auto"/>
+              <w:top w:val="single" w:color="auto" w:sz="4" w:space="0"/>
+              <w:left w:val="single" w:color="auto" w:sz="12" w:space="0"/>
               <w:bottom w:val="nil"/>
               <w:right w:val="nil"/>
             </w:tcBorders>
@@ -6126,12 +6253,12 @@
           </w:tcPr>
           <w:p>
             <w:pPr>
-              <w:pStyle w:val="a1"/>
+              <w:pStyle w:val="31"/>
               <w:keepNext/>
               <w:bidi w:val="0"/>
               <w:snapToGrid w:val="0"/>
               <w:spacing w:line="240" w:lineRule="auto"/>
-              <w:ind w:left="0" w:right="0" w:firstLine="0" w:leftChars="0" w:rightChars="0" w:firstLineChars="0"/>
+              <w:ind w:left="0" w:leftChars="0" w:right="0" w:rightChars="0" w:firstLine="0" w:firstLineChars="0"/>
               <w:jc w:val="center"/>
             </w:pPr>
             <w:r>
@@ -6143,8 +6270,8 @@
           <w:tcPr>
             <w:tcW w:w="2645" w:type="dxa"/>
             <w:tcBorders>
-              <w:top w:val="single" w:sz="4" w:space="0" w:color="auto"/>
-              <w:left w:val="single" w:sz="4" w:space="0" w:color="auto"/>
+              <w:top w:val="single" w:color="auto" w:sz="4" w:space="0"/>
+              <w:left w:val="single" w:color="auto" w:sz="4" w:space="0"/>
               <w:bottom w:val="nil"/>
               <w:right w:val="nil"/>
             </w:tcBorders>
@@ -6158,12 +6285,12 @@
           </w:tcPr>
           <w:p>
             <w:pPr>
-              <w:pStyle w:val="a1"/>
+              <w:pStyle w:val="31"/>
               <w:keepNext/>
               <w:bidi w:val="0"/>
               <w:snapToGrid w:val="0"/>
               <w:spacing w:line="240" w:lineRule="auto"/>
-              <w:ind w:left="0" w:right="0" w:firstLine="0" w:leftChars="0" w:rightChars="0" w:firstLineChars="0"/>
+              <w:ind w:left="0" w:leftChars="0" w:right="0" w:rightChars="0" w:firstLine="0" w:firstLineChars="0"/>
               <w:jc w:val="center"/>
             </w:pPr>
             <w:r>
@@ -6175,8 +6302,8 @@
           <w:tcPr>
             <w:tcW w:w="4114" w:type="dxa"/>
             <w:tcBorders>
-              <w:top w:val="single" w:sz="4" w:space="0" w:color="auto"/>
-              <w:left w:val="single" w:sz="4" w:space="0" w:color="auto"/>
+              <w:top w:val="single" w:color="auto" w:sz="4" w:space="0"/>
+              <w:left w:val="single" w:color="auto" w:sz="4" w:space="0"/>
               <w:bottom w:val="nil"/>
               <w:right w:val="nil"/>
             </w:tcBorders>
@@ -6190,12 +6317,12 @@
           </w:tcPr>
           <w:p>
             <w:pPr>
-              <w:pStyle w:val="a1"/>
+              <w:pStyle w:val="31"/>
               <w:keepNext/>
               <w:bidi w:val="0"/>
               <w:snapToGrid w:val="0"/>
               <w:spacing w:line="240" w:lineRule="auto"/>
-              <w:ind w:left="0" w:right="0" w:firstLine="0" w:leftChars="0" w:rightChars="0" w:firstLineChars="0"/>
+              <w:ind w:left="0" w:leftChars="0" w:right="0" w:rightChars="0" w:firstLine="0" w:firstLineChars="0"/>
               <w:jc w:val="left"/>
             </w:pPr>
             <w:r>
@@ -6207,10 +6334,10 @@
           <w:tcPr>
             <w:tcW w:w="882" w:type="dxa"/>
             <w:tcBorders>
-              <w:top w:val="single" w:sz="4" w:space="0" w:color="auto"/>
-              <w:left w:val="single" w:sz="4" w:space="0" w:color="auto"/>
-              <w:bottom w:val="nil"/>
-              <w:right w:val="single" w:sz="12" w:space="0" w:color="auto"/>
+              <w:top w:val="single" w:color="auto" w:sz="4" w:space="0"/>
+              <w:left w:val="single" w:color="auto" w:sz="4" w:space="0"/>
+              <w:bottom w:val="nil"/>
+              <w:right w:val="single" w:color="auto" w:sz="12" w:space="0"/>
             </w:tcBorders>
             <w:tcMar>
               <w:top w:w="60" w:type="dxa"/>
@@ -6222,12 +6349,12 @@
           </w:tcPr>
           <w:p>
             <w:pPr>
-              <w:pStyle w:val="a1"/>
+              <w:pStyle w:val="31"/>
               <w:keepNext/>
               <w:bidi w:val="0"/>
               <w:snapToGrid w:val="0"/>
               <w:spacing w:line="240" w:lineRule="auto"/>
-              <w:ind w:left="0" w:right="0" w:firstLine="0" w:leftChars="0" w:rightChars="0" w:firstLineChars="0"/>
+              <w:ind w:left="0" w:leftChars="0" w:right="0" w:rightChars="0" w:firstLine="0" w:firstLineChars="0"/>
               <w:jc w:val="left"/>
             </w:pPr>
             <w:r>
@@ -6238,8 +6365,14 @@
       </w:tr>
       <w:tr>
         <w:tblPrEx>
-          <w:tblW w:w="8522" w:type="dxa"/>
-          <w:jc w:val="center"/>
+          <w:tblBorders>
+            <w:top w:val="none" w:color="auto" w:sz="0" w:space="0"/>
+            <w:left w:val="none" w:color="auto" w:sz="0" w:space="0"/>
+            <w:bottom w:val="none" w:color="auto" w:sz="0" w:space="0"/>
+            <w:right w:val="none" w:color="auto" w:sz="0" w:space="0"/>
+            <w:insideH w:val="none" w:color="auto" w:sz="0" w:space="0"/>
+            <w:insideV w:val="none" w:color="auto" w:sz="0" w:space="0"/>
+          </w:tblBorders>
           <w:tblCellMar>
             <w:top w:w="0" w:type="dxa"/>
             <w:left w:w="10" w:type="dxa"/>
@@ -6248,16 +6381,16 @@
           </w:tblCellMar>
         </w:tblPrEx>
         <w:trPr>
-          <w:trHeight w:val="0"/>
+          <w:trHeight w:val="0" w:hRule="atLeast"/>
           <w:jc w:val="center"/>
         </w:trPr>
         <w:tc>
           <w:tcPr>
             <w:tcW w:w="882" w:type="dxa"/>
             <w:tcBorders>
-              <w:top w:val="single" w:sz="4" w:space="0" w:color="auto"/>
-              <w:left w:val="single" w:sz="12" w:space="0" w:color="auto"/>
-              <w:bottom w:val="single" w:sz="12" w:space="0" w:color="auto"/>
+              <w:top w:val="single" w:color="auto" w:sz="4" w:space="0"/>
+              <w:left w:val="single" w:color="auto" w:sz="12" w:space="0"/>
+              <w:bottom w:val="single" w:color="auto" w:sz="12" w:space="0"/>
               <w:right w:val="nil"/>
             </w:tcBorders>
             <w:tcMar>
@@ -6270,12 +6403,12 @@
           </w:tcPr>
           <w:p>
             <w:pPr>
-              <w:pStyle w:val="a1"/>
+              <w:pStyle w:val="31"/>
               <w:keepNext/>
               <w:bidi w:val="0"/>
               <w:snapToGrid w:val="0"/>
               <w:spacing w:line="240" w:lineRule="auto"/>
-              <w:ind w:left="0" w:right="0" w:firstLine="0" w:leftChars="0" w:rightChars="0" w:firstLineChars="0"/>
+              <w:ind w:left="0" w:leftChars="0" w:right="0" w:rightChars="0" w:firstLine="0" w:firstLineChars="0"/>
               <w:jc w:val="center"/>
             </w:pPr>
             <w:r>
@@ -6287,9 +6420,9 @@
           <w:tcPr>
             <w:tcW w:w="2645" w:type="dxa"/>
             <w:tcBorders>
-              <w:top w:val="single" w:sz="4" w:space="0" w:color="auto"/>
-              <w:left w:val="single" w:sz="4" w:space="0" w:color="auto"/>
-              <w:bottom w:val="single" w:sz="12" w:space="0" w:color="auto"/>
+              <w:top w:val="single" w:color="auto" w:sz="4" w:space="0"/>
+              <w:left w:val="single" w:color="auto" w:sz="4" w:space="0"/>
+              <w:bottom w:val="single" w:color="auto" w:sz="12" w:space="0"/>
               <w:right w:val="nil"/>
             </w:tcBorders>
             <w:tcMar>
@@ -6302,12 +6435,12 @@
           </w:tcPr>
           <w:p>
             <w:pPr>
-              <w:pStyle w:val="a1"/>
+              <w:pStyle w:val="31"/>
               <w:keepNext/>
               <w:bidi w:val="0"/>
               <w:snapToGrid w:val="0"/>
               <w:spacing w:line="240" w:lineRule="auto"/>
-              <w:ind w:left="0" w:right="0" w:firstLine="0" w:leftChars="0" w:rightChars="0" w:firstLineChars="0"/>
+              <w:ind w:left="0" w:leftChars="0" w:right="0" w:rightChars="0" w:firstLine="0" w:firstLineChars="0"/>
               <w:jc w:val="center"/>
             </w:pPr>
             <w:r>
@@ -6319,9 +6452,9 @@
           <w:tcPr>
             <w:tcW w:w="4114" w:type="dxa"/>
             <w:tcBorders>
-              <w:top w:val="single" w:sz="4" w:space="0" w:color="auto"/>
-              <w:left w:val="single" w:sz="4" w:space="0" w:color="auto"/>
-              <w:bottom w:val="single" w:sz="12" w:space="0" w:color="auto"/>
+              <w:top w:val="single" w:color="auto" w:sz="4" w:space="0"/>
+              <w:left w:val="single" w:color="auto" w:sz="4" w:space="0"/>
+              <w:bottom w:val="single" w:color="auto" w:sz="12" w:space="0"/>
               <w:right w:val="nil"/>
             </w:tcBorders>
             <w:tcMar>
@@ -6334,29 +6467,27 @@
           </w:tcPr>
           <w:p>
             <w:pPr>
-              <w:pStyle w:val="a1"/>
+              <w:pStyle w:val="31"/>
               <w:keepNext/>
               <w:bidi w:val="0"/>
               <w:snapToGrid w:val="0"/>
               <w:spacing w:line="240" w:lineRule="auto"/>
-              <w:ind w:left="0" w:right="0" w:firstLine="0" w:leftChars="0" w:rightChars="0" w:firstLineChars="0"/>
+              <w:ind w:left="0" w:leftChars="0" w:right="0" w:rightChars="0" w:firstLine="0" w:firstLineChars="0"/>
               <w:jc w:val="left"/>
             </w:pPr>
             <w:r>
               <w:t>运维人员的沟通能力</w:t>
             </w:r>
-            <w:bookmarkStart w:id="14" w:name="_GoBack"/>
-            <w:bookmarkEnd w:id="14"/>
           </w:p>
         </w:tc>
         <w:tc>
           <w:tcPr>
             <w:tcW w:w="882" w:type="dxa"/>
             <w:tcBorders>
-              <w:top w:val="single" w:sz="4" w:space="0" w:color="auto"/>
-              <w:left w:val="single" w:sz="4" w:space="0" w:color="auto"/>
-              <w:bottom w:val="single" w:sz="12" w:space="0" w:color="auto"/>
-              <w:right w:val="single" w:sz="12" w:space="0" w:color="auto"/>
+              <w:top w:val="single" w:color="auto" w:sz="4" w:space="0"/>
+              <w:left w:val="single" w:color="auto" w:sz="4" w:space="0"/>
+              <w:bottom w:val="single" w:color="auto" w:sz="12" w:space="0"/>
+              <w:right w:val="single" w:color="auto" w:sz="12" w:space="0"/>
             </w:tcBorders>
             <w:tcMar>
               <w:top w:w="60" w:type="dxa"/>
@@ -6368,12 +6499,12 @@
           </w:tcPr>
           <w:p>
             <w:pPr>
-              <w:pStyle w:val="a1"/>
+              <w:pStyle w:val="31"/>
               <w:keepNext/>
               <w:bidi w:val="0"/>
               <w:snapToGrid w:val="0"/>
               <w:spacing w:line="240" w:lineRule="auto"/>
-              <w:ind w:left="0" w:right="0" w:firstLine="0" w:leftChars="0" w:rightChars="0" w:firstLineChars="0"/>
+              <w:ind w:left="0" w:leftChars="0" w:right="0" w:rightChars="0" w:firstLine="0" w:firstLineChars="0"/>
               <w:jc w:val="left"/>
             </w:pPr>
             <w:r>
@@ -6385,20 +6516,20 @@
     </w:tbl>
     <w:p>
       <w:pPr>
-        <w:pStyle w:val="1"/>
+        <w:pStyle w:val="30"/>
         <w:bidi w:val="0"/>
       </w:pPr>
-      <w:bookmarkStart w:id="15" w:name="_Toc20107"/>
-      <w:bookmarkStart w:id="16" w:name="heading_7"/>
+      <w:bookmarkStart w:id="14" w:name="_Toc20107"/>
+      <w:bookmarkStart w:id="15" w:name="heading_7"/>
       <w:r>
         <w:t>满意度计算方法</w:t>
       </w:r>
+      <w:bookmarkEnd w:id="14"/>
       <w:bookmarkEnd w:id="15"/>
-      <w:bookmarkEnd w:id="16"/>
     </w:p>
     <w:p>
       <w:pPr>
-        <w:pStyle w:val="a3"/>
+        <w:pStyle w:val="41"/>
         <w:bidi w:val="0"/>
         <w:jc w:val="center"/>
         <w:rPr>
@@ -6435,7 +6566,7 @@
           <w:rFonts w:hint="eastAsia"/>
           <w:lang w:val="en-US" w:eastAsia="zh-CN"/>
         </w:rPr>
-        <w:instrText>"柴_标题1"\n</w:instrText>
+        <w:instrText xml:space="preserve">"柴_标题1"\n</w:instrText>
       </w:r>
       <w:r>
         <w:instrText xml:space="preserve"> \s</w:instrText>
@@ -6452,7 +6583,7 @@
           <w:rFonts w:hint="eastAsia"/>
           <w:lang w:val="en-US" w:eastAsia="zh-CN"/>
         </w:rPr>
-        <w:instrText>* Charformat</w:instrText>
+        <w:instrText xml:space="preserve">* Charformat</w:instrText>
       </w:r>
       <w:r>
         <w:rPr>
@@ -6517,7 +6648,7 @@
         </w:rPr>
         <w:fldChar w:fldCharType="end"/>
       </w:r>
-      <w:bookmarkStart w:id="17" w:name="_Toc27977"/>
+      <w:bookmarkStart w:id="16" w:name="_Toc27977"/>
       <w:r>
         <w:rPr>
           <w:rFonts w:hint="eastAsia"/>
@@ -6535,21 +6666,22 @@
         </w:rPr>
         <w:t>表</w:t>
       </w:r>
-      <w:bookmarkEnd w:id="17"/>
+      <w:bookmarkEnd w:id="16"/>
     </w:p>
     <w:tbl>
       <w:tblPr>
-        <w:tblStyle w:val="TableNormal"/>
+        <w:tblStyle w:val="22"/>
         <w:tblW w:w="8522" w:type="dxa"/>
         <w:jc w:val="center"/>
         <w:tblBorders>
-          <w:top w:val="nil"/>
-          <w:left w:val="nil"/>
-          <w:bottom w:val="nil"/>
-          <w:right w:val="nil"/>
-          <w:insideH w:val="nil"/>
-          <w:insideV w:val="nil"/>
+          <w:top w:val="none" w:color="auto" w:sz="0" w:space="0"/>
+          <w:left w:val="none" w:color="auto" w:sz="0" w:space="0"/>
+          <w:bottom w:val="none" w:color="auto" w:sz="0" w:space="0"/>
+          <w:right w:val="none" w:color="auto" w:sz="0" w:space="0"/>
+          <w:insideH w:val="none" w:color="auto" w:sz="0" w:space="0"/>
+          <w:insideV w:val="none" w:color="auto" w:sz="0" w:space="0"/>
         </w:tblBorders>
+        <w:tblLayout w:type="autofit"/>
         <w:tblCellMar>
           <w:top w:w="0" w:type="dxa"/>
           <w:left w:w="10" w:type="dxa"/>
@@ -6563,15 +6695,13 @@
       </w:tblGrid>
       <w:tr>
         <w:tblPrEx>
-          <w:tblW w:w="8522" w:type="dxa"/>
-          <w:jc w:val="center"/>
           <w:tblBorders>
-            <w:top w:val="nil"/>
-            <w:left w:val="nil"/>
-            <w:bottom w:val="nil"/>
-            <w:right w:val="nil"/>
-            <w:insideH w:val="nil"/>
-            <w:insideV w:val="nil"/>
+            <w:top w:val="none" w:color="auto" w:sz="0" w:space="0"/>
+            <w:left w:val="none" w:color="auto" w:sz="0" w:space="0"/>
+            <w:bottom w:val="none" w:color="auto" w:sz="0" w:space="0"/>
+            <w:right w:val="none" w:color="auto" w:sz="0" w:space="0"/>
+            <w:insideH w:val="none" w:color="auto" w:sz="0" w:space="0"/>
+            <w:insideV w:val="none" w:color="auto" w:sz="0" w:space="0"/>
           </w:tblBorders>
           <w:tblCellMar>
             <w:top w:w="0" w:type="dxa"/>
@@ -6581,7 +6711,7 @@
           </w:tblCellMar>
         </w:tblPrEx>
         <w:trPr>
-          <w:trHeight w:val="0"/>
+          <w:trHeight w:val="0" w:hRule="atLeast"/>
           <w:tblHeader/>
           <w:jc w:val="center"/>
         </w:trPr>
@@ -6589,8 +6719,8 @@
           <w:tcPr>
             <w:tcW w:w="3922" w:type="dxa"/>
             <w:tcBorders>
-              <w:top w:val="single" w:sz="12" w:space="0" w:color="auto"/>
-              <w:left w:val="single" w:sz="12" w:space="0" w:color="auto"/>
+              <w:top w:val="single" w:color="auto" w:sz="12" w:space="0"/>
+              <w:left w:val="single" w:color="auto" w:sz="12" w:space="0"/>
               <w:bottom w:val="nil"/>
               <w:right w:val="nil"/>
             </w:tcBorders>
@@ -6604,11 +6734,11 @@
           </w:tcPr>
           <w:p>
             <w:pPr>
-              <w:pStyle w:val="a1"/>
-              <w:bidi w:val="0"/>
-              <w:snapToGrid w:val="0"/>
-              <w:spacing w:line="240" w:lineRule="auto"/>
-              <w:ind w:left="0" w:right="0" w:firstLine="0" w:leftChars="0" w:rightChars="0" w:firstLineChars="0"/>
+              <w:pStyle w:val="31"/>
+              <w:bidi w:val="0"/>
+              <w:snapToGrid w:val="0"/>
+              <w:spacing w:line="240" w:lineRule="auto"/>
+              <w:ind w:left="0" w:leftChars="0" w:right="0" w:rightChars="0" w:firstLine="0" w:firstLineChars="0"/>
               <w:jc w:val="center"/>
               <w:rPr>
                 <w:b/>
@@ -6626,10 +6756,10 @@
           <w:tcPr>
             <w:tcW w:w="4600" w:type="dxa"/>
             <w:tcBorders>
-              <w:top w:val="single" w:sz="12" w:space="0" w:color="auto"/>
-              <w:left w:val="single" w:sz="4" w:space="0" w:color="auto"/>
-              <w:bottom w:val="nil"/>
-              <w:right w:val="single" w:sz="12" w:space="0" w:color="auto"/>
+              <w:top w:val="single" w:color="auto" w:sz="12" w:space="0"/>
+              <w:left w:val="single" w:color="auto" w:sz="4" w:space="0"/>
+              <w:bottom w:val="nil"/>
+              <w:right w:val="single" w:color="auto" w:sz="12" w:space="0"/>
             </w:tcBorders>
             <w:tcMar>
               <w:top w:w="60" w:type="dxa"/>
@@ -6641,11 +6771,11 @@
           </w:tcPr>
           <w:p>
             <w:pPr>
-              <w:pStyle w:val="a1"/>
-              <w:bidi w:val="0"/>
-              <w:snapToGrid w:val="0"/>
-              <w:spacing w:line="240" w:lineRule="auto"/>
-              <w:ind w:left="0" w:right="0" w:firstLine="0" w:leftChars="0" w:rightChars="0" w:firstLineChars="0"/>
+              <w:pStyle w:val="31"/>
+              <w:bidi w:val="0"/>
+              <w:snapToGrid w:val="0"/>
+              <w:spacing w:line="240" w:lineRule="auto"/>
+              <w:ind w:left="0" w:leftChars="0" w:right="0" w:rightChars="0" w:firstLine="0" w:firstLineChars="0"/>
               <w:jc w:val="center"/>
               <w:rPr>
                 <w:b/>
@@ -6662,8 +6792,14 @@
       </w:tr>
       <w:tr>
         <w:tblPrEx>
-          <w:tblW w:w="8522" w:type="dxa"/>
-          <w:jc w:val="center"/>
+          <w:tblBorders>
+            <w:top w:val="none" w:color="auto" w:sz="0" w:space="0"/>
+            <w:left w:val="none" w:color="auto" w:sz="0" w:space="0"/>
+            <w:bottom w:val="none" w:color="auto" w:sz="0" w:space="0"/>
+            <w:right w:val="none" w:color="auto" w:sz="0" w:space="0"/>
+            <w:insideH w:val="none" w:color="auto" w:sz="0" w:space="0"/>
+            <w:insideV w:val="none" w:color="auto" w:sz="0" w:space="0"/>
+          </w:tblBorders>
           <w:tblCellMar>
             <w:top w:w="0" w:type="dxa"/>
             <w:left w:w="10" w:type="dxa"/>
@@ -6672,15 +6808,15 @@
           </w:tblCellMar>
         </w:tblPrEx>
         <w:trPr>
-          <w:trHeight w:val="0"/>
+          <w:trHeight w:val="0" w:hRule="atLeast"/>
           <w:jc w:val="center"/>
         </w:trPr>
         <w:tc>
           <w:tcPr>
             <w:tcW w:w="3922" w:type="dxa"/>
             <w:tcBorders>
-              <w:top w:val="single" w:sz="4" w:space="0" w:color="auto"/>
-              <w:left w:val="single" w:sz="12" w:space="0" w:color="auto"/>
+              <w:top w:val="single" w:color="auto" w:sz="4" w:space="0"/>
+              <w:left w:val="single" w:color="auto" w:sz="12" w:space="0"/>
               <w:bottom w:val="nil"/>
               <w:right w:val="nil"/>
             </w:tcBorders>
@@ -6694,11 +6830,11 @@
           </w:tcPr>
           <w:p>
             <w:pPr>
-              <w:pStyle w:val="a1"/>
-              <w:bidi w:val="0"/>
-              <w:snapToGrid w:val="0"/>
-              <w:spacing w:line="240" w:lineRule="auto"/>
-              <w:ind w:left="0" w:right="0" w:firstLine="0" w:leftChars="0" w:rightChars="0" w:firstLineChars="0"/>
+              <w:pStyle w:val="31"/>
+              <w:bidi w:val="0"/>
+              <w:snapToGrid w:val="0"/>
+              <w:spacing w:line="240" w:lineRule="auto"/>
+              <w:ind w:left="0" w:leftChars="0" w:right="0" w:rightChars="0" w:firstLine="0" w:firstLineChars="0"/>
               <w:jc w:val="center"/>
             </w:pPr>
             <w:r>
@@ -6710,10 +6846,10 @@
           <w:tcPr>
             <w:tcW w:w="4600" w:type="dxa"/>
             <w:tcBorders>
-              <w:top w:val="single" w:sz="4" w:space="0" w:color="auto"/>
-              <w:left w:val="single" w:sz="4" w:space="0" w:color="auto"/>
-              <w:bottom w:val="nil"/>
-              <w:right w:val="single" w:sz="12" w:space="0" w:color="auto"/>
+              <w:top w:val="single" w:color="auto" w:sz="4" w:space="0"/>
+              <w:left w:val="single" w:color="auto" w:sz="4" w:space="0"/>
+              <w:bottom w:val="nil"/>
+              <w:right w:val="single" w:color="auto" w:sz="12" w:space="0"/>
             </w:tcBorders>
             <w:tcMar>
               <w:top w:w="60" w:type="dxa"/>
@@ -6725,11 +6861,11 @@
           </w:tcPr>
           <w:p>
             <w:pPr>
-              <w:pStyle w:val="a1"/>
-              <w:bidi w:val="0"/>
-              <w:snapToGrid w:val="0"/>
-              <w:spacing w:line="240" w:lineRule="auto"/>
-              <w:ind w:left="0" w:right="0" w:firstLine="0" w:leftChars="0" w:rightChars="0" w:firstLineChars="0"/>
+              <w:pStyle w:val="31"/>
+              <w:bidi w:val="0"/>
+              <w:snapToGrid w:val="0"/>
+              <w:spacing w:line="240" w:lineRule="auto"/>
+              <w:ind w:left="0" w:leftChars="0" w:right="0" w:rightChars="0" w:firstLine="0" w:firstLineChars="0"/>
               <w:jc w:val="center"/>
             </w:pPr>
             <w:r>
@@ -6740,8 +6876,14 @@
       </w:tr>
       <w:tr>
         <w:tblPrEx>
-          <w:tblW w:w="8522" w:type="dxa"/>
-          <w:jc w:val="center"/>
+          <w:tblBorders>
+            <w:top w:val="none" w:color="auto" w:sz="0" w:space="0"/>
+            <w:left w:val="none" w:color="auto" w:sz="0" w:space="0"/>
+            <w:bottom w:val="none" w:color="auto" w:sz="0" w:space="0"/>
+            <w:right w:val="none" w:color="auto" w:sz="0" w:space="0"/>
+            <w:insideH w:val="none" w:color="auto" w:sz="0" w:space="0"/>
+            <w:insideV w:val="none" w:color="auto" w:sz="0" w:space="0"/>
+          </w:tblBorders>
           <w:tblCellMar>
             <w:top w:w="0" w:type="dxa"/>
             <w:left w:w="10" w:type="dxa"/>
@@ -6750,15 +6892,15 @@
           </w:tblCellMar>
         </w:tblPrEx>
         <w:trPr>
-          <w:trHeight w:val="0"/>
+          <w:trHeight w:val="0" w:hRule="atLeast"/>
           <w:jc w:val="center"/>
         </w:trPr>
         <w:tc>
           <w:tcPr>
             <w:tcW w:w="3922" w:type="dxa"/>
             <w:tcBorders>
-              <w:top w:val="single" w:sz="4" w:space="0" w:color="auto"/>
-              <w:left w:val="single" w:sz="12" w:space="0" w:color="auto"/>
+              <w:top w:val="single" w:color="auto" w:sz="4" w:space="0"/>
+              <w:left w:val="single" w:color="auto" w:sz="12" w:space="0"/>
               <w:bottom w:val="nil"/>
               <w:right w:val="nil"/>
             </w:tcBorders>
@@ -6772,11 +6914,11 @@
           </w:tcPr>
           <w:p>
             <w:pPr>
-              <w:pStyle w:val="a1"/>
-              <w:bidi w:val="0"/>
-              <w:snapToGrid w:val="0"/>
-              <w:spacing w:line="240" w:lineRule="auto"/>
-              <w:ind w:left="0" w:right="0" w:firstLine="0" w:leftChars="0" w:rightChars="0" w:firstLineChars="0"/>
+              <w:pStyle w:val="31"/>
+              <w:bidi w:val="0"/>
+              <w:snapToGrid w:val="0"/>
+              <w:spacing w:line="240" w:lineRule="auto"/>
+              <w:ind w:left="0" w:leftChars="0" w:right="0" w:rightChars="0" w:firstLine="0" w:firstLineChars="0"/>
               <w:jc w:val="center"/>
             </w:pPr>
             <w:r>
@@ -6788,10 +6930,10 @@
           <w:tcPr>
             <w:tcW w:w="4600" w:type="dxa"/>
             <w:tcBorders>
-              <w:top w:val="single" w:sz="4" w:space="0" w:color="auto"/>
-              <w:left w:val="single" w:sz="4" w:space="0" w:color="auto"/>
-              <w:bottom w:val="nil"/>
-              <w:right w:val="single" w:sz="12" w:space="0" w:color="auto"/>
+              <w:top w:val="single" w:color="auto" w:sz="4" w:space="0"/>
+              <w:left w:val="single" w:color="auto" w:sz="4" w:space="0"/>
+              <w:bottom w:val="nil"/>
+              <w:right w:val="single" w:color="auto" w:sz="12" w:space="0"/>
             </w:tcBorders>
             <w:tcMar>
               <w:top w:w="60" w:type="dxa"/>
@@ -6803,11 +6945,11 @@
           </w:tcPr>
           <w:p>
             <w:pPr>
-              <w:pStyle w:val="a1"/>
-              <w:bidi w:val="0"/>
-              <w:snapToGrid w:val="0"/>
-              <w:spacing w:line="240" w:lineRule="auto"/>
-              <w:ind w:left="0" w:right="0" w:firstLine="0" w:leftChars="0" w:rightChars="0" w:firstLineChars="0"/>
+              <w:pStyle w:val="31"/>
+              <w:bidi w:val="0"/>
+              <w:snapToGrid w:val="0"/>
+              <w:spacing w:line="240" w:lineRule="auto"/>
+              <w:ind w:left="0" w:leftChars="0" w:right="0" w:rightChars="0" w:firstLine="0" w:firstLineChars="0"/>
               <w:jc w:val="center"/>
             </w:pPr>
             <w:r>
@@ -6818,8 +6960,14 @@
       </w:tr>
       <w:tr>
         <w:tblPrEx>
-          <w:tblW w:w="8522" w:type="dxa"/>
-          <w:jc w:val="center"/>
+          <w:tblBorders>
+            <w:top w:val="none" w:color="auto" w:sz="0" w:space="0"/>
+            <w:left w:val="none" w:color="auto" w:sz="0" w:space="0"/>
+            <w:bottom w:val="none" w:color="auto" w:sz="0" w:space="0"/>
+            <w:right w:val="none" w:color="auto" w:sz="0" w:space="0"/>
+            <w:insideH w:val="none" w:color="auto" w:sz="0" w:space="0"/>
+            <w:insideV w:val="none" w:color="auto" w:sz="0" w:space="0"/>
+          </w:tblBorders>
           <w:tblCellMar>
             <w:top w:w="0" w:type="dxa"/>
             <w:left w:w="10" w:type="dxa"/>
@@ -6828,15 +6976,15 @@
           </w:tblCellMar>
         </w:tblPrEx>
         <w:trPr>
-          <w:trHeight w:val="0"/>
+          <w:trHeight w:val="0" w:hRule="atLeast"/>
           <w:jc w:val="center"/>
         </w:trPr>
         <w:tc>
           <w:tcPr>
             <w:tcW w:w="3922" w:type="dxa"/>
             <w:tcBorders>
-              <w:top w:val="single" w:sz="4" w:space="0" w:color="auto"/>
-              <w:left w:val="single" w:sz="12" w:space="0" w:color="auto"/>
+              <w:top w:val="single" w:color="auto" w:sz="4" w:space="0"/>
+              <w:left w:val="single" w:color="auto" w:sz="12" w:space="0"/>
               <w:bottom w:val="nil"/>
               <w:right w:val="nil"/>
             </w:tcBorders>
@@ -6850,11 +6998,11 @@
           </w:tcPr>
           <w:p>
             <w:pPr>
-              <w:pStyle w:val="a1"/>
-              <w:bidi w:val="0"/>
-              <w:snapToGrid w:val="0"/>
-              <w:spacing w:line="240" w:lineRule="auto"/>
-              <w:ind w:left="0" w:right="0" w:firstLine="0" w:leftChars="0" w:rightChars="0" w:firstLineChars="0"/>
+              <w:pStyle w:val="31"/>
+              <w:bidi w:val="0"/>
+              <w:snapToGrid w:val="0"/>
+              <w:spacing w:line="240" w:lineRule="auto"/>
+              <w:ind w:left="0" w:leftChars="0" w:right="0" w:rightChars="0" w:firstLine="0" w:firstLineChars="0"/>
               <w:jc w:val="center"/>
             </w:pPr>
             <w:r>
@@ -6866,10 +7014,10 @@
           <w:tcPr>
             <w:tcW w:w="4600" w:type="dxa"/>
             <w:tcBorders>
-              <w:top w:val="single" w:sz="4" w:space="0" w:color="auto"/>
-              <w:left w:val="single" w:sz="4" w:space="0" w:color="auto"/>
-              <w:bottom w:val="nil"/>
-              <w:right w:val="single" w:sz="12" w:space="0" w:color="auto"/>
+              <w:top w:val="single" w:color="auto" w:sz="4" w:space="0"/>
+              <w:left w:val="single" w:color="auto" w:sz="4" w:space="0"/>
+              <w:bottom w:val="nil"/>
+              <w:right w:val="single" w:color="auto" w:sz="12" w:space="0"/>
             </w:tcBorders>
             <w:tcMar>
               <w:top w:w="60" w:type="dxa"/>
@@ -6881,11 +7029,11 @@
           </w:tcPr>
           <w:p>
             <w:pPr>
-              <w:pStyle w:val="a1"/>
-              <w:bidi w:val="0"/>
-              <w:snapToGrid w:val="0"/>
-              <w:spacing w:line="240" w:lineRule="auto"/>
-              <w:ind w:left="0" w:right="0" w:firstLine="0" w:leftChars="0" w:rightChars="0" w:firstLineChars="0"/>
+              <w:pStyle w:val="31"/>
+              <w:bidi w:val="0"/>
+              <w:snapToGrid w:val="0"/>
+              <w:spacing w:line="240" w:lineRule="auto"/>
+              <w:ind w:left="0" w:leftChars="0" w:right="0" w:rightChars="0" w:firstLine="0" w:firstLineChars="0"/>
               <w:jc w:val="center"/>
             </w:pPr>
             <w:r>
@@ -6896,8 +7044,14 @@
       </w:tr>
       <w:tr>
         <w:tblPrEx>
-          <w:tblW w:w="8522" w:type="dxa"/>
-          <w:jc w:val="center"/>
+          <w:tblBorders>
+            <w:top w:val="none" w:color="auto" w:sz="0" w:space="0"/>
+            <w:left w:val="none" w:color="auto" w:sz="0" w:space="0"/>
+            <w:bottom w:val="none" w:color="auto" w:sz="0" w:space="0"/>
+            <w:right w:val="none" w:color="auto" w:sz="0" w:space="0"/>
+            <w:insideH w:val="none" w:color="auto" w:sz="0" w:space="0"/>
+            <w:insideV w:val="none" w:color="auto" w:sz="0" w:space="0"/>
+          </w:tblBorders>
           <w:tblCellMar>
             <w:top w:w="0" w:type="dxa"/>
             <w:left w:w="10" w:type="dxa"/>
@@ -6906,15 +7060,15 @@
           </w:tblCellMar>
         </w:tblPrEx>
         <w:trPr>
-          <w:trHeight w:val="0"/>
+          <w:trHeight w:val="0" w:hRule="atLeast"/>
           <w:jc w:val="center"/>
         </w:trPr>
         <w:tc>
           <w:tcPr>
             <w:tcW w:w="3922" w:type="dxa"/>
             <w:tcBorders>
-              <w:top w:val="single" w:sz="4" w:space="0" w:color="auto"/>
-              <w:left w:val="single" w:sz="12" w:space="0" w:color="auto"/>
+              <w:top w:val="single" w:color="auto" w:sz="4" w:space="0"/>
+              <w:left w:val="single" w:color="auto" w:sz="12" w:space="0"/>
               <w:bottom w:val="nil"/>
               <w:right w:val="nil"/>
             </w:tcBorders>
@@ -6928,11 +7082,11 @@
           </w:tcPr>
           <w:p>
             <w:pPr>
-              <w:pStyle w:val="a1"/>
-              <w:bidi w:val="0"/>
-              <w:snapToGrid w:val="0"/>
-              <w:spacing w:line="240" w:lineRule="auto"/>
-              <w:ind w:left="0" w:right="0" w:firstLine="0" w:leftChars="0" w:rightChars="0" w:firstLineChars="0"/>
+              <w:pStyle w:val="31"/>
+              <w:bidi w:val="0"/>
+              <w:snapToGrid w:val="0"/>
+              <w:spacing w:line="240" w:lineRule="auto"/>
+              <w:ind w:left="0" w:leftChars="0" w:right="0" w:rightChars="0" w:firstLine="0" w:firstLineChars="0"/>
               <w:jc w:val="center"/>
             </w:pPr>
             <w:r>
@@ -6944,10 +7098,10 @@
           <w:tcPr>
             <w:tcW w:w="4600" w:type="dxa"/>
             <w:tcBorders>
-              <w:top w:val="single" w:sz="4" w:space="0" w:color="auto"/>
-              <w:left w:val="single" w:sz="4" w:space="0" w:color="auto"/>
-              <w:bottom w:val="nil"/>
-              <w:right w:val="single" w:sz="12" w:space="0" w:color="auto"/>
+              <w:top w:val="single" w:color="auto" w:sz="4" w:space="0"/>
+              <w:left w:val="single" w:color="auto" w:sz="4" w:space="0"/>
+              <w:bottom w:val="nil"/>
+              <w:right w:val="single" w:color="auto" w:sz="12" w:space="0"/>
             </w:tcBorders>
             <w:tcMar>
               <w:top w:w="60" w:type="dxa"/>
@@ -6959,11 +7113,11 @@
           </w:tcPr>
           <w:p>
             <w:pPr>
-              <w:pStyle w:val="a1"/>
-              <w:bidi w:val="0"/>
-              <w:snapToGrid w:val="0"/>
-              <w:spacing w:line="240" w:lineRule="auto"/>
-              <w:ind w:left="0" w:right="0" w:firstLine="0" w:leftChars="0" w:rightChars="0" w:firstLineChars="0"/>
+              <w:pStyle w:val="31"/>
+              <w:bidi w:val="0"/>
+              <w:snapToGrid w:val="0"/>
+              <w:spacing w:line="240" w:lineRule="auto"/>
+              <w:ind w:left="0" w:leftChars="0" w:right="0" w:rightChars="0" w:firstLine="0" w:firstLineChars="0"/>
               <w:jc w:val="center"/>
             </w:pPr>
             <w:r>
@@ -6974,8 +7128,14 @@
       </w:tr>
       <w:tr>
         <w:tblPrEx>
-          <w:tblW w:w="8522" w:type="dxa"/>
-          <w:jc w:val="center"/>
+          <w:tblBorders>
+            <w:top w:val="none" w:color="auto" w:sz="0" w:space="0"/>
+            <w:left w:val="none" w:color="auto" w:sz="0" w:space="0"/>
+            <w:bottom w:val="none" w:color="auto" w:sz="0" w:space="0"/>
+            <w:right w:val="none" w:color="auto" w:sz="0" w:space="0"/>
+            <w:insideH w:val="none" w:color="auto" w:sz="0" w:space="0"/>
+            <w:insideV w:val="none" w:color="auto" w:sz="0" w:space="0"/>
+          </w:tblBorders>
           <w:tblCellMar>
             <w:top w:w="0" w:type="dxa"/>
             <w:left w:w="10" w:type="dxa"/>
@@ -6984,16 +7144,16 @@
           </w:tblCellMar>
         </w:tblPrEx>
         <w:trPr>
-          <w:trHeight w:val="0"/>
+          <w:trHeight w:val="0" w:hRule="atLeast"/>
           <w:jc w:val="center"/>
         </w:trPr>
         <w:tc>
           <w:tcPr>
             <w:tcW w:w="3922" w:type="dxa"/>
             <w:tcBorders>
-              <w:top w:val="single" w:sz="4" w:space="0" w:color="auto"/>
-              <w:left w:val="single" w:sz="12" w:space="0" w:color="auto"/>
-              <w:bottom w:val="single" w:sz="12" w:space="0" w:color="auto"/>
+              <w:top w:val="single" w:color="auto" w:sz="4" w:space="0"/>
+              <w:left w:val="single" w:color="auto" w:sz="12" w:space="0"/>
+              <w:bottom w:val="single" w:color="auto" w:sz="12" w:space="0"/>
               <w:right w:val="nil"/>
             </w:tcBorders>
             <w:tcMar>
@@ -7006,11 +7166,11 @@
           </w:tcPr>
           <w:p>
             <w:pPr>
-              <w:pStyle w:val="a1"/>
-              <w:bidi w:val="0"/>
-              <w:snapToGrid w:val="0"/>
-              <w:spacing w:line="240" w:lineRule="auto"/>
-              <w:ind w:left="0" w:right="0" w:firstLine="0" w:leftChars="0" w:rightChars="0" w:firstLineChars="0"/>
+              <w:pStyle w:val="31"/>
+              <w:bidi w:val="0"/>
+              <w:snapToGrid w:val="0"/>
+              <w:spacing w:line="240" w:lineRule="auto"/>
+              <w:ind w:left="0" w:leftChars="0" w:right="0" w:rightChars="0" w:firstLine="0" w:firstLineChars="0"/>
               <w:jc w:val="center"/>
             </w:pPr>
             <w:r>
@@ -7022,10 +7182,10 @@
           <w:tcPr>
             <w:tcW w:w="4600" w:type="dxa"/>
             <w:tcBorders>
-              <w:top w:val="single" w:sz="4" w:space="0" w:color="auto"/>
-              <w:left w:val="single" w:sz="4" w:space="0" w:color="auto"/>
-              <w:bottom w:val="single" w:sz="12" w:space="0" w:color="auto"/>
-              <w:right w:val="single" w:sz="12" w:space="0" w:color="auto"/>
+              <w:top w:val="single" w:color="auto" w:sz="4" w:space="0"/>
+              <w:left w:val="single" w:color="auto" w:sz="4" w:space="0"/>
+              <w:bottom w:val="single" w:color="auto" w:sz="12" w:space="0"/>
+              <w:right w:val="single" w:color="auto" w:sz="12" w:space="0"/>
             </w:tcBorders>
             <w:tcMar>
               <w:top w:w="60" w:type="dxa"/>
@@ -7037,11 +7197,11 @@
           </w:tcPr>
           <w:p>
             <w:pPr>
-              <w:pStyle w:val="a1"/>
-              <w:bidi w:val="0"/>
-              <w:snapToGrid w:val="0"/>
-              <w:spacing w:line="240" w:lineRule="auto"/>
-              <w:ind w:left="0" w:right="0" w:firstLine="0" w:leftChars="0" w:rightChars="0" w:firstLineChars="0"/>
+              <w:pStyle w:val="31"/>
+              <w:bidi w:val="0"/>
+              <w:snapToGrid w:val="0"/>
+              <w:spacing w:line="240" w:lineRule="auto"/>
+              <w:ind w:left="0" w:leftChars="0" w:right="0" w:rightChars="0" w:firstLine="0" w:firstLineChars="0"/>
               <w:jc w:val="center"/>
             </w:pPr>
             <w:r>
@@ -7053,7 +7213,7 @@
     </w:tbl>
     <w:p>
       <w:pPr>
-        <w:pStyle w:val="a1"/>
+        <w:pStyle w:val="31"/>
         <w:bidi w:val="0"/>
       </w:pPr>
       <w:r>
@@ -7062,11 +7222,16 @@
     </w:p>
     <w:p>
       <w:pPr>
-        <w:pStyle w:val="a1"/>
+        <w:pStyle w:val="31"/>
         <w:bidi w:val="0"/>
       </w:pPr>
       <w:r>
-        <w:t xml:space="preserve">客户满意度 = </w:t>
+        <w:t>客户满意度</w:t>
+      </w:r>
+      <w:bookmarkStart w:id="21" w:name="_GoBack"/>
+      <w:bookmarkEnd w:id="21"/>
+      <w:r>
+        <w:t>=</w:t>
       </w:r>
       <w:r>
         <w:rPr>
@@ -7079,30 +7244,31 @@
     </w:p>
     <w:p>
       <w:pPr>
-        <w:pStyle w:val="1"/>
+        <w:pStyle w:val="30"/>
         <w:bidi w:val="0"/>
       </w:pPr>
+      <w:bookmarkStart w:id="17" w:name="_Toc19289"/>
       <w:bookmarkStart w:id="18" w:name="heading_8"/>
-      <w:bookmarkStart w:id="19" w:name="_Toc19289"/>
       <w:r>
         <w:t>调查实施安排</w:t>
       </w:r>
+      <w:bookmarkEnd w:id="17"/>
       <w:bookmarkEnd w:id="18"/>
-      <w:bookmarkEnd w:id="19"/>
     </w:p>
     <w:tbl>
       <w:tblPr>
-        <w:tblStyle w:val="TableNormal"/>
+        <w:tblStyle w:val="22"/>
         <w:tblW w:w="8522" w:type="dxa"/>
         <w:jc w:val="center"/>
         <w:tblBorders>
-          <w:top w:val="nil"/>
-          <w:left w:val="nil"/>
-          <w:bottom w:val="nil"/>
-          <w:right w:val="nil"/>
-          <w:insideH w:val="nil"/>
-          <w:insideV w:val="nil"/>
+          <w:top w:val="none" w:color="auto" w:sz="0" w:space="0"/>
+          <w:left w:val="none" w:color="auto" w:sz="0" w:space="0"/>
+          <w:bottom w:val="none" w:color="auto" w:sz="0" w:space="0"/>
+          <w:right w:val="none" w:color="auto" w:sz="0" w:space="0"/>
+          <w:insideH w:val="none" w:color="auto" w:sz="0" w:space="0"/>
+          <w:insideV w:val="none" w:color="auto" w:sz="0" w:space="0"/>
         </w:tblBorders>
+        <w:tblLayout w:type="autofit"/>
         <w:tblCellMar>
           <w:top w:w="0" w:type="dxa"/>
           <w:left w:w="10" w:type="dxa"/>
@@ -7118,15 +7284,13 @@
       </w:tblGrid>
       <w:tr>
         <w:tblPrEx>
-          <w:tblW w:w="8522" w:type="dxa"/>
-          <w:jc w:val="center"/>
           <w:tblBorders>
-            <w:top w:val="nil"/>
-            <w:left w:val="nil"/>
-            <w:bottom w:val="nil"/>
-            <w:right w:val="nil"/>
-            <w:insideH w:val="nil"/>
-            <w:insideV w:val="nil"/>
+            <w:top w:val="none" w:color="auto" w:sz="0" w:space="0"/>
+            <w:left w:val="none" w:color="auto" w:sz="0" w:space="0"/>
+            <w:bottom w:val="none" w:color="auto" w:sz="0" w:space="0"/>
+            <w:right w:val="none" w:color="auto" w:sz="0" w:space="0"/>
+            <w:insideH w:val="none" w:color="auto" w:sz="0" w:space="0"/>
+            <w:insideV w:val="none" w:color="auto" w:sz="0" w:space="0"/>
           </w:tblBorders>
           <w:tblCellMar>
             <w:top w:w="0" w:type="dxa"/>
@@ -7136,7 +7300,7 @@
           </w:tblCellMar>
         </w:tblPrEx>
         <w:trPr>
-          <w:trHeight w:val="0"/>
+          <w:trHeight w:val="0" w:hRule="atLeast"/>
           <w:tblHeader/>
           <w:jc w:val="center"/>
         </w:trPr>
@@ -7144,8 +7308,8 @@
           <w:tcPr>
             <w:tcW w:w="1206" w:type="dxa"/>
             <w:tcBorders>
-              <w:top w:val="single" w:sz="12" w:space="0" w:color="auto"/>
-              <w:left w:val="single" w:sz="12" w:space="0" w:color="auto"/>
+              <w:top w:val="single" w:color="auto" w:sz="12" w:space="0"/>
+              <w:left w:val="single" w:color="auto" w:sz="12" w:space="0"/>
               <w:bottom w:val="nil"/>
               <w:right w:val="nil"/>
             </w:tcBorders>
@@ -7159,11 +7323,11 @@
           </w:tcPr>
           <w:p>
             <w:pPr>
-              <w:pStyle w:val="a1"/>
-              <w:bidi w:val="0"/>
-              <w:snapToGrid w:val="0"/>
-              <w:spacing w:line="240" w:lineRule="auto"/>
-              <w:ind w:left="0" w:right="0" w:firstLine="0" w:leftChars="0" w:rightChars="0" w:firstLineChars="0"/>
+              <w:pStyle w:val="31"/>
+              <w:bidi w:val="0"/>
+              <w:snapToGrid w:val="0"/>
+              <w:spacing w:line="240" w:lineRule="auto"/>
+              <w:ind w:left="0" w:leftChars="0" w:right="0" w:rightChars="0" w:firstLine="0" w:firstLineChars="0"/>
               <w:jc w:val="center"/>
               <w:rPr>
                 <w:b/>
@@ -7181,8 +7345,8 @@
           <w:tcPr>
             <w:tcW w:w="2545" w:type="dxa"/>
             <w:tcBorders>
-              <w:top w:val="single" w:sz="12" w:space="0" w:color="auto"/>
-              <w:left w:val="single" w:sz="4" w:space="0" w:color="auto"/>
+              <w:top w:val="single" w:color="auto" w:sz="12" w:space="0"/>
+              <w:left w:val="single" w:color="auto" w:sz="4" w:space="0"/>
               <w:bottom w:val="nil"/>
               <w:right w:val="nil"/>
             </w:tcBorders>
@@ -7196,11 +7360,11 @@
           </w:tcPr>
           <w:p>
             <w:pPr>
-              <w:pStyle w:val="a1"/>
-              <w:bidi w:val="0"/>
-              <w:snapToGrid w:val="0"/>
-              <w:spacing w:line="240" w:lineRule="auto"/>
-              <w:ind w:left="0" w:right="0" w:firstLine="0" w:leftChars="0" w:rightChars="0" w:firstLineChars="0"/>
+              <w:pStyle w:val="31"/>
+              <w:bidi w:val="0"/>
+              <w:snapToGrid w:val="0"/>
+              <w:spacing w:line="240" w:lineRule="auto"/>
+              <w:ind w:left="0" w:leftChars="0" w:right="0" w:rightChars="0" w:firstLine="0" w:firstLineChars="0"/>
               <w:jc w:val="center"/>
               <w:rPr>
                 <w:b/>
@@ -7218,8 +7382,8 @@
           <w:tcPr>
             <w:tcW w:w="3324" w:type="dxa"/>
             <w:tcBorders>
-              <w:top w:val="single" w:sz="12" w:space="0" w:color="auto"/>
-              <w:left w:val="single" w:sz="4" w:space="0" w:color="auto"/>
+              <w:top w:val="single" w:color="auto" w:sz="12" w:space="0"/>
+              <w:left w:val="single" w:color="auto" w:sz="4" w:space="0"/>
               <w:bottom w:val="nil"/>
               <w:right w:val="nil"/>
             </w:tcBorders>
@@ -7233,11 +7397,11 @@
           </w:tcPr>
           <w:p>
             <w:pPr>
-              <w:pStyle w:val="a1"/>
-              <w:bidi w:val="0"/>
-              <w:snapToGrid w:val="0"/>
-              <w:spacing w:line="240" w:lineRule="auto"/>
-              <w:ind w:left="0" w:right="0" w:firstLine="0" w:leftChars="0" w:rightChars="0" w:firstLineChars="0"/>
+              <w:pStyle w:val="31"/>
+              <w:bidi w:val="0"/>
+              <w:snapToGrid w:val="0"/>
+              <w:spacing w:line="240" w:lineRule="auto"/>
+              <w:ind w:left="0" w:leftChars="0" w:right="0" w:rightChars="0" w:firstLine="0" w:firstLineChars="0"/>
               <w:jc w:val="center"/>
               <w:rPr>
                 <w:b/>
@@ -7255,10 +7419,10 @@
           <w:tcPr>
             <w:tcW w:w="1447" w:type="dxa"/>
             <w:tcBorders>
-              <w:top w:val="single" w:sz="12" w:space="0" w:color="auto"/>
-              <w:left w:val="single" w:sz="4" w:space="0" w:color="auto"/>
-              <w:bottom w:val="nil"/>
-              <w:right w:val="single" w:sz="12" w:space="0" w:color="auto"/>
+              <w:top w:val="single" w:color="auto" w:sz="12" w:space="0"/>
+              <w:left w:val="single" w:color="auto" w:sz="4" w:space="0"/>
+              <w:bottom w:val="nil"/>
+              <w:right w:val="single" w:color="auto" w:sz="12" w:space="0"/>
             </w:tcBorders>
             <w:tcMar>
               <w:top w:w="60" w:type="dxa"/>
@@ -7270,11 +7434,11 @@
           </w:tcPr>
           <w:p>
             <w:pPr>
-              <w:pStyle w:val="a1"/>
-              <w:bidi w:val="0"/>
-              <w:snapToGrid w:val="0"/>
-              <w:spacing w:line="240" w:lineRule="auto"/>
-              <w:ind w:left="0" w:right="0" w:firstLine="0" w:leftChars="0" w:rightChars="0" w:firstLineChars="0"/>
+              <w:pStyle w:val="31"/>
+              <w:bidi w:val="0"/>
+              <w:snapToGrid w:val="0"/>
+              <w:spacing w:line="240" w:lineRule="auto"/>
+              <w:ind w:left="0" w:leftChars="0" w:right="0" w:rightChars="0" w:firstLine="0" w:firstLineChars="0"/>
               <w:jc w:val="center"/>
               <w:rPr>
                 <w:b/>
@@ -7291,8 +7455,14 @@
       </w:tr>
       <w:tr>
         <w:tblPrEx>
-          <w:tblW w:w="8522" w:type="dxa"/>
-          <w:jc w:val="center"/>
+          <w:tblBorders>
+            <w:top w:val="none" w:color="auto" w:sz="0" w:space="0"/>
+            <w:left w:val="none" w:color="auto" w:sz="0" w:space="0"/>
+            <w:bottom w:val="none" w:color="auto" w:sz="0" w:space="0"/>
+            <w:right w:val="none" w:color="auto" w:sz="0" w:space="0"/>
+            <w:insideH w:val="none" w:color="auto" w:sz="0" w:space="0"/>
+            <w:insideV w:val="none" w:color="auto" w:sz="0" w:space="0"/>
+          </w:tblBorders>
           <w:tblCellMar>
             <w:top w:w="0" w:type="dxa"/>
             <w:left w:w="10" w:type="dxa"/>
@@ -7301,15 +7471,15 @@
           </w:tblCellMar>
         </w:tblPrEx>
         <w:trPr>
-          <w:trHeight w:val="0"/>
+          <w:trHeight w:val="0" w:hRule="atLeast"/>
           <w:jc w:val="center"/>
         </w:trPr>
         <w:tc>
           <w:tcPr>
             <w:tcW w:w="1206" w:type="dxa"/>
             <w:tcBorders>
-              <w:top w:val="single" w:sz="4" w:space="0" w:color="auto"/>
-              <w:left w:val="single" w:sz="12" w:space="0" w:color="auto"/>
+              <w:top w:val="single" w:color="auto" w:sz="4" w:space="0"/>
+              <w:left w:val="single" w:color="auto" w:sz="12" w:space="0"/>
               <w:bottom w:val="nil"/>
               <w:right w:val="nil"/>
             </w:tcBorders>
@@ -7323,11 +7493,11 @@
           </w:tcPr>
           <w:p>
             <w:pPr>
-              <w:pStyle w:val="a1"/>
-              <w:bidi w:val="0"/>
-              <w:snapToGrid w:val="0"/>
-              <w:spacing w:line="240" w:lineRule="auto"/>
-              <w:ind w:left="0" w:right="0" w:firstLine="0" w:leftChars="0" w:rightChars="0" w:firstLineChars="0"/>
+              <w:pStyle w:val="31"/>
+              <w:bidi w:val="0"/>
+              <w:snapToGrid w:val="0"/>
+              <w:spacing w:line="240" w:lineRule="auto"/>
+              <w:ind w:left="0" w:leftChars="0" w:right="0" w:rightChars="0" w:firstLine="0" w:firstLineChars="0"/>
               <w:jc w:val="center"/>
             </w:pPr>
             <w:r>
@@ -7339,8 +7509,8 @@
           <w:tcPr>
             <w:tcW w:w="2545" w:type="dxa"/>
             <w:tcBorders>
-              <w:top w:val="single" w:sz="4" w:space="0" w:color="auto"/>
-              <w:left w:val="single" w:sz="4" w:space="0" w:color="auto"/>
+              <w:top w:val="single" w:color="auto" w:sz="4" w:space="0"/>
+              <w:left w:val="single" w:color="auto" w:sz="4" w:space="0"/>
               <w:bottom w:val="nil"/>
               <w:right w:val="nil"/>
             </w:tcBorders>
@@ -7354,11 +7524,11 @@
           </w:tcPr>
           <w:p>
             <w:pPr>
-              <w:pStyle w:val="a1"/>
-              <w:bidi w:val="0"/>
-              <w:snapToGrid w:val="0"/>
-              <w:spacing w:line="240" w:lineRule="auto"/>
-              <w:ind w:left="0" w:right="0" w:firstLine="0" w:leftChars="0" w:rightChars="0" w:firstLineChars="0"/>
+              <w:pStyle w:val="31"/>
+              <w:bidi w:val="0"/>
+              <w:snapToGrid w:val="0"/>
+              <w:spacing w:line="240" w:lineRule="auto"/>
+              <w:ind w:left="0" w:leftChars="0" w:right="0" w:rightChars="0" w:firstLine="0" w:firstLineChars="0"/>
               <w:jc w:val="center"/>
             </w:pPr>
             <w:r>
@@ -7380,8 +7550,8 @@
           <w:tcPr>
             <w:tcW w:w="3324" w:type="dxa"/>
             <w:tcBorders>
-              <w:top w:val="single" w:sz="4" w:space="0" w:color="auto"/>
-              <w:left w:val="single" w:sz="4" w:space="0" w:color="auto"/>
+              <w:top w:val="single" w:color="auto" w:sz="4" w:space="0"/>
+              <w:left w:val="single" w:color="auto" w:sz="4" w:space="0"/>
               <w:bottom w:val="nil"/>
               <w:right w:val="nil"/>
             </w:tcBorders>
@@ -7395,11 +7565,11 @@
           </w:tcPr>
           <w:p>
             <w:pPr>
-              <w:pStyle w:val="a1"/>
-              <w:bidi w:val="0"/>
-              <w:snapToGrid w:val="0"/>
-              <w:spacing w:line="240" w:lineRule="auto"/>
-              <w:ind w:left="0" w:right="0" w:firstLine="0" w:leftChars="0" w:rightChars="0" w:firstLineChars="0"/>
+              <w:pStyle w:val="31"/>
+              <w:bidi w:val="0"/>
+              <w:snapToGrid w:val="0"/>
+              <w:spacing w:line="240" w:lineRule="auto"/>
+              <w:ind w:left="0" w:leftChars="0" w:right="0" w:rightChars="0" w:firstLine="0" w:firstLineChars="0"/>
               <w:jc w:val="center"/>
             </w:pPr>
             <w:r>
@@ -7411,10 +7581,10 @@
           <w:tcPr>
             <w:tcW w:w="1447" w:type="dxa"/>
             <w:tcBorders>
-              <w:top w:val="single" w:sz="4" w:space="0" w:color="auto"/>
-              <w:left w:val="single" w:sz="4" w:space="0" w:color="auto"/>
-              <w:bottom w:val="nil"/>
-              <w:right w:val="single" w:sz="12" w:space="0" w:color="auto"/>
+              <w:top w:val="single" w:color="auto" w:sz="4" w:space="0"/>
+              <w:left w:val="single" w:color="auto" w:sz="4" w:space="0"/>
+              <w:bottom w:val="nil"/>
+              <w:right w:val="single" w:color="auto" w:sz="12" w:space="0"/>
             </w:tcBorders>
             <w:tcMar>
               <w:top w:w="60" w:type="dxa"/>
@@ -7426,23 +7596,29 @@
           </w:tcPr>
           <w:p>
             <w:pPr>
-              <w:pStyle w:val="a1"/>
-              <w:bidi w:val="0"/>
-              <w:snapToGrid w:val="0"/>
-              <w:spacing w:line="240" w:lineRule="auto"/>
-              <w:ind w:left="0" w:right="0" w:firstLine="0" w:leftChars="0" w:rightChars="0" w:firstLineChars="0"/>
+              <w:pStyle w:val="31"/>
+              <w:bidi w:val="0"/>
+              <w:snapToGrid w:val="0"/>
+              <w:spacing w:line="240" w:lineRule="auto"/>
+              <w:ind w:left="0" w:leftChars="0" w:right="0" w:rightChars="0" w:firstLine="0" w:firstLineChars="0"/>
               <w:jc w:val="left"/>
             </w:pPr>
             <w:r>
-              <w:t>产品产品质量部专员</w:t>
+              <w:t>产品质量部专员</w:t>
             </w:r>
           </w:p>
         </w:tc>
       </w:tr>
       <w:tr>
         <w:tblPrEx>
-          <w:tblW w:w="8522" w:type="dxa"/>
-          <w:jc w:val="center"/>
+          <w:tblBorders>
+            <w:top w:val="none" w:color="auto" w:sz="0" w:space="0"/>
+            <w:left w:val="none" w:color="auto" w:sz="0" w:space="0"/>
+            <w:bottom w:val="none" w:color="auto" w:sz="0" w:space="0"/>
+            <w:right w:val="none" w:color="auto" w:sz="0" w:space="0"/>
+            <w:insideH w:val="none" w:color="auto" w:sz="0" w:space="0"/>
+            <w:insideV w:val="none" w:color="auto" w:sz="0" w:space="0"/>
+          </w:tblBorders>
           <w:tblCellMar>
             <w:top w:w="0" w:type="dxa"/>
             <w:left w:w="10" w:type="dxa"/>
@@ -7451,15 +7627,15 @@
           </w:tblCellMar>
         </w:tblPrEx>
         <w:trPr>
-          <w:trHeight w:val="0"/>
+          <w:trHeight w:val="0" w:hRule="atLeast"/>
           <w:jc w:val="center"/>
         </w:trPr>
         <w:tc>
           <w:tcPr>
             <w:tcW w:w="1206" w:type="dxa"/>
             <w:tcBorders>
-              <w:top w:val="single" w:sz="4" w:space="0" w:color="auto"/>
-              <w:left w:val="single" w:sz="12" w:space="0" w:color="auto"/>
+              <w:top w:val="single" w:color="auto" w:sz="4" w:space="0"/>
+              <w:left w:val="single" w:color="auto" w:sz="12" w:space="0"/>
               <w:bottom w:val="nil"/>
               <w:right w:val="nil"/>
             </w:tcBorders>
@@ -7473,11 +7649,11 @@
           </w:tcPr>
           <w:p>
             <w:pPr>
-              <w:pStyle w:val="a1"/>
-              <w:bidi w:val="0"/>
-              <w:snapToGrid w:val="0"/>
-              <w:spacing w:line="240" w:lineRule="auto"/>
-              <w:ind w:left="0" w:right="0" w:firstLine="0" w:leftChars="0" w:rightChars="0" w:firstLineChars="0"/>
+              <w:pStyle w:val="31"/>
+              <w:bidi w:val="0"/>
+              <w:snapToGrid w:val="0"/>
+              <w:spacing w:line="240" w:lineRule="auto"/>
+              <w:ind w:left="0" w:leftChars="0" w:right="0" w:rightChars="0" w:firstLine="0" w:firstLineChars="0"/>
               <w:jc w:val="center"/>
             </w:pPr>
             <w:r>
@@ -7489,8 +7665,8 @@
           <w:tcPr>
             <w:tcW w:w="2545" w:type="dxa"/>
             <w:tcBorders>
-              <w:top w:val="single" w:sz="4" w:space="0" w:color="auto"/>
-              <w:left w:val="single" w:sz="4" w:space="0" w:color="auto"/>
+              <w:top w:val="single" w:color="auto" w:sz="4" w:space="0"/>
+              <w:left w:val="single" w:color="auto" w:sz="4" w:space="0"/>
               <w:bottom w:val="nil"/>
               <w:right w:val="nil"/>
             </w:tcBorders>
@@ -7504,11 +7680,11 @@
           </w:tcPr>
           <w:p>
             <w:pPr>
-              <w:pStyle w:val="a1"/>
-              <w:bidi w:val="0"/>
-              <w:snapToGrid w:val="0"/>
-              <w:spacing w:line="240" w:lineRule="auto"/>
-              <w:ind w:left="0" w:right="0" w:firstLine="0" w:leftChars="0" w:rightChars="0" w:firstLineChars="0"/>
+              <w:pStyle w:val="31"/>
+              <w:bidi w:val="0"/>
+              <w:snapToGrid w:val="0"/>
+              <w:spacing w:line="240" w:lineRule="auto"/>
+              <w:ind w:left="0" w:leftChars="0" w:right="0" w:rightChars="0" w:firstLine="0" w:firstLineChars="0"/>
               <w:jc w:val="center"/>
             </w:pPr>
             <w:r>
@@ -7530,8 +7706,8 @@
           <w:tcPr>
             <w:tcW w:w="3324" w:type="dxa"/>
             <w:tcBorders>
-              <w:top w:val="single" w:sz="4" w:space="0" w:color="auto"/>
-              <w:left w:val="single" w:sz="4" w:space="0" w:color="auto"/>
+              <w:top w:val="single" w:color="auto" w:sz="4" w:space="0"/>
+              <w:left w:val="single" w:color="auto" w:sz="4" w:space="0"/>
               <w:bottom w:val="nil"/>
               <w:right w:val="nil"/>
             </w:tcBorders>
@@ -7545,11 +7721,11 @@
           </w:tcPr>
           <w:p>
             <w:pPr>
-              <w:pStyle w:val="a1"/>
-              <w:bidi w:val="0"/>
-              <w:snapToGrid w:val="0"/>
-              <w:spacing w:line="240" w:lineRule="auto"/>
-              <w:ind w:left="0" w:right="0" w:firstLine="0" w:leftChars="0" w:rightChars="0" w:firstLineChars="0"/>
+              <w:pStyle w:val="31"/>
+              <w:bidi w:val="0"/>
+              <w:snapToGrid w:val="0"/>
+              <w:spacing w:line="240" w:lineRule="auto"/>
+              <w:ind w:left="0" w:leftChars="0" w:right="0" w:rightChars="0" w:firstLine="0" w:firstLineChars="0"/>
               <w:jc w:val="center"/>
             </w:pPr>
             <w:r>
@@ -7561,10 +7737,10 @@
           <w:tcPr>
             <w:tcW w:w="1447" w:type="dxa"/>
             <w:tcBorders>
-              <w:top w:val="single" w:sz="4" w:space="0" w:color="auto"/>
-              <w:left w:val="single" w:sz="4" w:space="0" w:color="auto"/>
-              <w:bottom w:val="nil"/>
-              <w:right w:val="single" w:sz="12" w:space="0" w:color="auto"/>
+              <w:top w:val="single" w:color="auto" w:sz="4" w:space="0"/>
+              <w:left w:val="single" w:color="auto" w:sz="4" w:space="0"/>
+              <w:bottom w:val="nil"/>
+              <w:right w:val="single" w:color="auto" w:sz="12" w:space="0"/>
             </w:tcBorders>
             <w:tcMar>
               <w:top w:w="60" w:type="dxa"/>
@@ -7576,23 +7752,29 @@
           </w:tcPr>
           <w:p>
             <w:pPr>
-              <w:pStyle w:val="a1"/>
-              <w:bidi w:val="0"/>
-              <w:snapToGrid w:val="0"/>
-              <w:spacing w:line="240" w:lineRule="auto"/>
-              <w:ind w:left="0" w:right="0" w:firstLine="0" w:leftChars="0" w:rightChars="0" w:firstLineChars="0"/>
+              <w:pStyle w:val="31"/>
+              <w:bidi w:val="0"/>
+              <w:snapToGrid w:val="0"/>
+              <w:spacing w:line="240" w:lineRule="auto"/>
+              <w:ind w:left="0" w:leftChars="0" w:right="0" w:rightChars="0" w:firstLine="0" w:firstLineChars="0"/>
               <w:jc w:val="left"/>
             </w:pPr>
             <w:r>
-              <w:t>产品产品质量部专员</w:t>
+              <w:t>产品质量部专员</w:t>
             </w:r>
           </w:p>
         </w:tc>
       </w:tr>
       <w:tr>
         <w:tblPrEx>
-          <w:tblW w:w="8522" w:type="dxa"/>
-          <w:jc w:val="center"/>
+          <w:tblBorders>
+            <w:top w:val="none" w:color="auto" w:sz="0" w:space="0"/>
+            <w:left w:val="none" w:color="auto" w:sz="0" w:space="0"/>
+            <w:bottom w:val="none" w:color="auto" w:sz="0" w:space="0"/>
+            <w:right w:val="none" w:color="auto" w:sz="0" w:space="0"/>
+            <w:insideH w:val="none" w:color="auto" w:sz="0" w:space="0"/>
+            <w:insideV w:val="none" w:color="auto" w:sz="0" w:space="0"/>
+          </w:tblBorders>
           <w:tblCellMar>
             <w:top w:w="0" w:type="dxa"/>
             <w:left w:w="10" w:type="dxa"/>
@@ -7601,15 +7783,15 @@
           </w:tblCellMar>
         </w:tblPrEx>
         <w:trPr>
-          <w:trHeight w:val="0"/>
+          <w:trHeight w:val="0" w:hRule="atLeast"/>
           <w:jc w:val="center"/>
         </w:trPr>
         <w:tc>
           <w:tcPr>
             <w:tcW w:w="1206" w:type="dxa"/>
             <w:tcBorders>
-              <w:top w:val="single" w:sz="4" w:space="0" w:color="auto"/>
-              <w:left w:val="single" w:sz="12" w:space="0" w:color="auto"/>
+              <w:top w:val="single" w:color="auto" w:sz="4" w:space="0"/>
+              <w:left w:val="single" w:color="auto" w:sz="12" w:space="0"/>
               <w:bottom w:val="nil"/>
               <w:right w:val="nil"/>
             </w:tcBorders>
@@ -7623,11 +7805,11 @@
           </w:tcPr>
           <w:p>
             <w:pPr>
-              <w:pStyle w:val="a1"/>
-              <w:bidi w:val="0"/>
-              <w:snapToGrid w:val="0"/>
-              <w:spacing w:line="240" w:lineRule="auto"/>
-              <w:ind w:left="0" w:right="0" w:firstLine="0" w:leftChars="0" w:rightChars="0" w:firstLineChars="0"/>
+              <w:pStyle w:val="31"/>
+              <w:bidi w:val="0"/>
+              <w:snapToGrid w:val="0"/>
+              <w:spacing w:line="240" w:lineRule="auto"/>
+              <w:ind w:left="0" w:leftChars="0" w:right="0" w:rightChars="0" w:firstLine="0" w:firstLineChars="0"/>
               <w:jc w:val="center"/>
             </w:pPr>
             <w:r>
@@ -7639,8 +7821,8 @@
           <w:tcPr>
             <w:tcW w:w="2545" w:type="dxa"/>
             <w:tcBorders>
-              <w:top w:val="single" w:sz="4" w:space="0" w:color="auto"/>
-              <w:left w:val="single" w:sz="4" w:space="0" w:color="auto"/>
+              <w:top w:val="single" w:color="auto" w:sz="4" w:space="0"/>
+              <w:left w:val="single" w:color="auto" w:sz="4" w:space="0"/>
               <w:bottom w:val="nil"/>
               <w:right w:val="nil"/>
             </w:tcBorders>
@@ -7654,11 +7836,11 @@
           </w:tcPr>
           <w:p>
             <w:pPr>
-              <w:pStyle w:val="a1"/>
-              <w:bidi w:val="0"/>
-              <w:snapToGrid w:val="0"/>
-              <w:spacing w:line="240" w:lineRule="auto"/>
-              <w:ind w:left="0" w:right="0" w:firstLine="0" w:leftChars="0" w:rightChars="0" w:firstLineChars="0"/>
+              <w:pStyle w:val="31"/>
+              <w:bidi w:val="0"/>
+              <w:snapToGrid w:val="0"/>
+              <w:spacing w:line="240" w:lineRule="auto"/>
+              <w:ind w:left="0" w:leftChars="0" w:right="0" w:rightChars="0" w:firstLine="0" w:firstLineChars="0"/>
               <w:jc w:val="center"/>
             </w:pPr>
             <w:r>
@@ -7690,8 +7872,8 @@
           <w:tcPr>
             <w:tcW w:w="3324" w:type="dxa"/>
             <w:tcBorders>
-              <w:top w:val="single" w:sz="4" w:space="0" w:color="auto"/>
-              <w:left w:val="single" w:sz="4" w:space="0" w:color="auto"/>
+              <w:top w:val="single" w:color="auto" w:sz="4" w:space="0"/>
+              <w:left w:val="single" w:color="auto" w:sz="4" w:space="0"/>
               <w:bottom w:val="nil"/>
               <w:right w:val="nil"/>
             </w:tcBorders>
@@ -7705,11 +7887,11 @@
           </w:tcPr>
           <w:p>
             <w:pPr>
-              <w:pStyle w:val="a1"/>
-              <w:bidi w:val="0"/>
-              <w:snapToGrid w:val="0"/>
-              <w:spacing w:line="240" w:lineRule="auto"/>
-              <w:ind w:left="0" w:right="0" w:firstLine="0" w:leftChars="0" w:rightChars="0" w:firstLineChars="0"/>
+              <w:pStyle w:val="31"/>
+              <w:bidi w:val="0"/>
+              <w:snapToGrid w:val="0"/>
+              <w:spacing w:line="240" w:lineRule="auto"/>
+              <w:ind w:left="0" w:leftChars="0" w:right="0" w:rightChars="0" w:firstLine="0" w:firstLineChars="0"/>
               <w:jc w:val="center"/>
             </w:pPr>
             <w:r>
@@ -7721,10 +7903,10 @@
           <w:tcPr>
             <w:tcW w:w="1447" w:type="dxa"/>
             <w:tcBorders>
-              <w:top w:val="single" w:sz="4" w:space="0" w:color="auto"/>
-              <w:left w:val="single" w:sz="4" w:space="0" w:color="auto"/>
-              <w:bottom w:val="nil"/>
-              <w:right w:val="single" w:sz="12" w:space="0" w:color="auto"/>
+              <w:top w:val="single" w:color="auto" w:sz="4" w:space="0"/>
+              <w:left w:val="single" w:color="auto" w:sz="4" w:space="0"/>
+              <w:bottom w:val="nil"/>
+              <w:right w:val="single" w:color="auto" w:sz="12" w:space="0"/>
             </w:tcBorders>
             <w:tcMar>
               <w:top w:w="60" w:type="dxa"/>
@@ -7736,23 +7918,29 @@
           </w:tcPr>
           <w:p>
             <w:pPr>
-              <w:pStyle w:val="a1"/>
-              <w:bidi w:val="0"/>
-              <w:snapToGrid w:val="0"/>
-              <w:spacing w:line="240" w:lineRule="auto"/>
-              <w:ind w:left="0" w:right="0" w:firstLine="0" w:leftChars="0" w:rightChars="0" w:firstLineChars="0"/>
+              <w:pStyle w:val="31"/>
+              <w:bidi w:val="0"/>
+              <w:snapToGrid w:val="0"/>
+              <w:spacing w:line="240" w:lineRule="auto"/>
+              <w:ind w:left="0" w:leftChars="0" w:right="0" w:rightChars="0" w:firstLine="0" w:firstLineChars="0"/>
               <w:jc w:val="left"/>
             </w:pPr>
             <w:r>
-              <w:t>产品产品质量部专员</w:t>
+              <w:t>产品质量部专员</w:t>
             </w:r>
           </w:p>
         </w:tc>
       </w:tr>
       <w:tr>
         <w:tblPrEx>
-          <w:tblW w:w="8522" w:type="dxa"/>
-          <w:jc w:val="center"/>
+          <w:tblBorders>
+            <w:top w:val="none" w:color="auto" w:sz="0" w:space="0"/>
+            <w:left w:val="none" w:color="auto" w:sz="0" w:space="0"/>
+            <w:bottom w:val="none" w:color="auto" w:sz="0" w:space="0"/>
+            <w:right w:val="none" w:color="auto" w:sz="0" w:space="0"/>
+            <w:insideH w:val="none" w:color="auto" w:sz="0" w:space="0"/>
+            <w:insideV w:val="none" w:color="auto" w:sz="0" w:space="0"/>
+          </w:tblBorders>
           <w:tblCellMar>
             <w:top w:w="0" w:type="dxa"/>
             <w:left w:w="10" w:type="dxa"/>
@@ -7761,15 +7949,15 @@
           </w:tblCellMar>
         </w:tblPrEx>
         <w:trPr>
-          <w:trHeight w:val="0"/>
+          <w:trHeight w:val="0" w:hRule="atLeast"/>
           <w:jc w:val="center"/>
         </w:trPr>
         <w:tc>
           <w:tcPr>
             <w:tcW w:w="1206" w:type="dxa"/>
             <w:tcBorders>
-              <w:top w:val="single" w:sz="4" w:space="0" w:color="auto"/>
-              <w:left w:val="single" w:sz="12" w:space="0" w:color="auto"/>
+              <w:top w:val="single" w:color="auto" w:sz="4" w:space="0"/>
+              <w:left w:val="single" w:color="auto" w:sz="12" w:space="0"/>
               <w:bottom w:val="nil"/>
               <w:right w:val="nil"/>
             </w:tcBorders>
@@ -7783,11 +7971,11 @@
           </w:tcPr>
           <w:p>
             <w:pPr>
-              <w:pStyle w:val="a1"/>
-              <w:bidi w:val="0"/>
-              <w:snapToGrid w:val="0"/>
-              <w:spacing w:line="240" w:lineRule="auto"/>
-              <w:ind w:left="0" w:right="0" w:firstLine="0" w:leftChars="0" w:rightChars="0" w:firstLineChars="0"/>
+              <w:pStyle w:val="31"/>
+              <w:bidi w:val="0"/>
+              <w:snapToGrid w:val="0"/>
+              <w:spacing w:line="240" w:lineRule="auto"/>
+              <w:ind w:left="0" w:leftChars="0" w:right="0" w:rightChars="0" w:firstLine="0" w:firstLineChars="0"/>
               <w:jc w:val="center"/>
             </w:pPr>
             <w:r>
@@ -7799,8 +7987,8 @@
           <w:tcPr>
             <w:tcW w:w="2545" w:type="dxa"/>
             <w:tcBorders>
-              <w:top w:val="single" w:sz="4" w:space="0" w:color="auto"/>
-              <w:left w:val="single" w:sz="4" w:space="0" w:color="auto"/>
+              <w:top w:val="single" w:color="auto" w:sz="4" w:space="0"/>
+              <w:left w:val="single" w:color="auto" w:sz="4" w:space="0"/>
               <w:bottom w:val="nil"/>
               <w:right w:val="nil"/>
             </w:tcBorders>
@@ -7814,11 +8002,11 @@
           </w:tcPr>
           <w:p>
             <w:pPr>
-              <w:pStyle w:val="a1"/>
-              <w:bidi w:val="0"/>
-              <w:snapToGrid w:val="0"/>
-              <w:spacing w:line="240" w:lineRule="auto"/>
-              <w:ind w:left="0" w:right="0" w:firstLine="0" w:leftChars="0" w:rightChars="0" w:firstLineChars="0"/>
+              <w:pStyle w:val="31"/>
+              <w:bidi w:val="0"/>
+              <w:snapToGrid w:val="0"/>
+              <w:spacing w:line="240" w:lineRule="auto"/>
+              <w:ind w:left="0" w:leftChars="0" w:right="0" w:rightChars="0" w:firstLine="0" w:firstLineChars="0"/>
               <w:jc w:val="center"/>
             </w:pPr>
             <w:r>
@@ -7840,8 +8028,8 @@
           <w:tcPr>
             <w:tcW w:w="3324" w:type="dxa"/>
             <w:tcBorders>
-              <w:top w:val="single" w:sz="4" w:space="0" w:color="auto"/>
-              <w:left w:val="single" w:sz="4" w:space="0" w:color="auto"/>
+              <w:top w:val="single" w:color="auto" w:sz="4" w:space="0"/>
+              <w:left w:val="single" w:color="auto" w:sz="4" w:space="0"/>
               <w:bottom w:val="nil"/>
               <w:right w:val="nil"/>
             </w:tcBorders>
@@ -7855,11 +8043,11 @@
           </w:tcPr>
           <w:p>
             <w:pPr>
-              <w:pStyle w:val="a1"/>
-              <w:bidi w:val="0"/>
-              <w:snapToGrid w:val="0"/>
-              <w:spacing w:line="240" w:lineRule="auto"/>
-              <w:ind w:left="0" w:right="0" w:firstLine="0" w:leftChars="0" w:rightChars="0" w:firstLineChars="0"/>
+              <w:pStyle w:val="31"/>
+              <w:bidi w:val="0"/>
+              <w:snapToGrid w:val="0"/>
+              <w:spacing w:line="240" w:lineRule="auto"/>
+              <w:ind w:left="0" w:leftChars="0" w:right="0" w:rightChars="0" w:firstLine="0" w:firstLineChars="0"/>
               <w:jc w:val="center"/>
             </w:pPr>
             <w:r>
@@ -7871,10 +8059,10 @@
           <w:tcPr>
             <w:tcW w:w="1447" w:type="dxa"/>
             <w:tcBorders>
-              <w:top w:val="single" w:sz="4" w:space="0" w:color="auto"/>
-              <w:left w:val="single" w:sz="4" w:space="0" w:color="auto"/>
-              <w:bottom w:val="nil"/>
-              <w:right w:val="single" w:sz="12" w:space="0" w:color="auto"/>
+              <w:top w:val="single" w:color="auto" w:sz="4" w:space="0"/>
+              <w:left w:val="single" w:color="auto" w:sz="4" w:space="0"/>
+              <w:bottom w:val="nil"/>
+              <w:right w:val="single" w:color="auto" w:sz="12" w:space="0"/>
             </w:tcBorders>
             <w:tcMar>
               <w:top w:w="60" w:type="dxa"/>
@@ -7886,23 +8074,29 @@
           </w:tcPr>
           <w:p>
             <w:pPr>
-              <w:pStyle w:val="a1"/>
-              <w:bidi w:val="0"/>
-              <w:snapToGrid w:val="0"/>
-              <w:spacing w:line="240" w:lineRule="auto"/>
-              <w:ind w:left="0" w:right="0" w:firstLine="0" w:leftChars="0" w:rightChars="0" w:firstLineChars="0"/>
+              <w:pStyle w:val="31"/>
+              <w:bidi w:val="0"/>
+              <w:snapToGrid w:val="0"/>
+              <w:spacing w:line="240" w:lineRule="auto"/>
+              <w:ind w:left="0" w:leftChars="0" w:right="0" w:rightChars="0" w:firstLine="0" w:firstLineChars="0"/>
               <w:jc w:val="left"/>
             </w:pPr>
             <w:r>
-              <w:t>产品产品质量部专员</w:t>
+              <w:t>产品质量部专员</w:t>
             </w:r>
           </w:p>
         </w:tc>
       </w:tr>
       <w:tr>
         <w:tblPrEx>
-          <w:tblW w:w="8522" w:type="dxa"/>
-          <w:jc w:val="center"/>
+          <w:tblBorders>
+            <w:top w:val="none" w:color="auto" w:sz="0" w:space="0"/>
+            <w:left w:val="none" w:color="auto" w:sz="0" w:space="0"/>
+            <w:bottom w:val="none" w:color="auto" w:sz="0" w:space="0"/>
+            <w:right w:val="none" w:color="auto" w:sz="0" w:space="0"/>
+            <w:insideH w:val="none" w:color="auto" w:sz="0" w:space="0"/>
+            <w:insideV w:val="none" w:color="auto" w:sz="0" w:space="0"/>
+          </w:tblBorders>
           <w:tblCellMar>
             <w:top w:w="0" w:type="dxa"/>
             <w:left w:w="10" w:type="dxa"/>
@@ -7911,15 +8105,15 @@
           </w:tblCellMar>
         </w:tblPrEx>
         <w:trPr>
-          <w:trHeight w:val="0"/>
+          <w:trHeight w:val="0" w:hRule="atLeast"/>
           <w:jc w:val="center"/>
         </w:trPr>
         <w:tc>
           <w:tcPr>
             <w:tcW w:w="1206" w:type="dxa"/>
             <w:tcBorders>
-              <w:top w:val="single" w:sz="4" w:space="0" w:color="auto"/>
-              <w:left w:val="single" w:sz="12" w:space="0" w:color="auto"/>
+              <w:top w:val="single" w:color="auto" w:sz="4" w:space="0"/>
+              <w:left w:val="single" w:color="auto" w:sz="12" w:space="0"/>
               <w:bottom w:val="nil"/>
               <w:right w:val="nil"/>
             </w:tcBorders>
@@ -7933,11 +8127,11 @@
           </w:tcPr>
           <w:p>
             <w:pPr>
-              <w:pStyle w:val="a1"/>
-              <w:bidi w:val="0"/>
-              <w:snapToGrid w:val="0"/>
-              <w:spacing w:line="240" w:lineRule="auto"/>
-              <w:ind w:left="0" w:right="0" w:firstLine="0" w:leftChars="0" w:rightChars="0" w:firstLineChars="0"/>
+              <w:pStyle w:val="31"/>
+              <w:bidi w:val="0"/>
+              <w:snapToGrid w:val="0"/>
+              <w:spacing w:line="240" w:lineRule="auto"/>
+              <w:ind w:left="0" w:leftChars="0" w:right="0" w:rightChars="0" w:firstLine="0" w:firstLineChars="0"/>
               <w:jc w:val="center"/>
             </w:pPr>
             <w:r>
@@ -7949,8 +8143,8 @@
           <w:tcPr>
             <w:tcW w:w="2545" w:type="dxa"/>
             <w:tcBorders>
-              <w:top w:val="single" w:sz="4" w:space="0" w:color="auto"/>
-              <w:left w:val="single" w:sz="4" w:space="0" w:color="auto"/>
+              <w:top w:val="single" w:color="auto" w:sz="4" w:space="0"/>
+              <w:left w:val="single" w:color="auto" w:sz="4" w:space="0"/>
               <w:bottom w:val="nil"/>
               <w:right w:val="nil"/>
             </w:tcBorders>
@@ -7967,7 +8161,7 @@
               <w:bidi w:val="0"/>
               <w:snapToGrid w:val="0"/>
               <w:spacing w:line="240" w:lineRule="auto"/>
-              <w:ind w:left="0" w:right="0" w:firstLine="0" w:leftChars="0" w:rightChars="0" w:firstLineChars="0"/>
+              <w:ind w:left="0" w:leftChars="0" w:right="0" w:rightChars="0" w:firstLine="0" w:firstLineChars="0"/>
               <w:jc w:val="center"/>
             </w:pPr>
             <w:r>
@@ -7989,8 +8183,8 @@
           <w:tcPr>
             <w:tcW w:w="3324" w:type="dxa"/>
             <w:tcBorders>
-              <w:top w:val="single" w:sz="4" w:space="0" w:color="auto"/>
-              <w:left w:val="single" w:sz="4" w:space="0" w:color="auto"/>
+              <w:top w:val="single" w:color="auto" w:sz="4" w:space="0"/>
+              <w:left w:val="single" w:color="auto" w:sz="4" w:space="0"/>
               <w:bottom w:val="nil"/>
               <w:right w:val="nil"/>
             </w:tcBorders>
@@ -8004,11 +8198,11 @@
           </w:tcPr>
           <w:p>
             <w:pPr>
-              <w:pStyle w:val="a1"/>
-              <w:bidi w:val="0"/>
-              <w:snapToGrid w:val="0"/>
-              <w:spacing w:line="240" w:lineRule="auto"/>
-              <w:ind w:left="0" w:right="0" w:firstLine="0" w:leftChars="0" w:rightChars="0" w:firstLineChars="0"/>
+              <w:pStyle w:val="31"/>
+              <w:bidi w:val="0"/>
+              <w:snapToGrid w:val="0"/>
+              <w:spacing w:line="240" w:lineRule="auto"/>
+              <w:ind w:left="0" w:leftChars="0" w:right="0" w:rightChars="0" w:firstLine="0" w:firstLineChars="0"/>
               <w:jc w:val="center"/>
             </w:pPr>
             <w:r>
@@ -8020,10 +8214,10 @@
           <w:tcPr>
             <w:tcW w:w="1447" w:type="dxa"/>
             <w:tcBorders>
-              <w:top w:val="single" w:sz="4" w:space="0" w:color="auto"/>
-              <w:left w:val="single" w:sz="4" w:space="0" w:color="auto"/>
-              <w:bottom w:val="nil"/>
-              <w:right w:val="single" w:sz="12" w:space="0" w:color="auto"/>
+              <w:top w:val="single" w:color="auto" w:sz="4" w:space="0"/>
+              <w:left w:val="single" w:color="auto" w:sz="4" w:space="0"/>
+              <w:bottom w:val="nil"/>
+              <w:right w:val="single" w:color="auto" w:sz="12" w:space="0"/>
             </w:tcBorders>
             <w:tcMar>
               <w:top w:w="60" w:type="dxa"/>
@@ -8035,23 +8229,29 @@
           </w:tcPr>
           <w:p>
             <w:pPr>
-              <w:pStyle w:val="a1"/>
-              <w:bidi w:val="0"/>
-              <w:snapToGrid w:val="0"/>
-              <w:spacing w:line="240" w:lineRule="auto"/>
-              <w:ind w:left="0" w:right="0" w:firstLine="0" w:leftChars="0" w:rightChars="0" w:firstLineChars="0"/>
+              <w:pStyle w:val="31"/>
+              <w:bidi w:val="0"/>
+              <w:snapToGrid w:val="0"/>
+              <w:spacing w:line="240" w:lineRule="auto"/>
+              <w:ind w:left="0" w:leftChars="0" w:right="0" w:rightChars="0" w:firstLine="0" w:firstLineChars="0"/>
               <w:jc w:val="left"/>
             </w:pPr>
             <w:r>
-              <w:t>产品产品质量部经理</w:t>
+              <w:t>产品质量部经理</w:t>
             </w:r>
           </w:p>
         </w:tc>
       </w:tr>
       <w:tr>
         <w:tblPrEx>
-          <w:tblW w:w="8522" w:type="dxa"/>
-          <w:jc w:val="center"/>
+          <w:tblBorders>
+            <w:top w:val="none" w:color="auto" w:sz="0" w:space="0"/>
+            <w:left w:val="none" w:color="auto" w:sz="0" w:space="0"/>
+            <w:bottom w:val="none" w:color="auto" w:sz="0" w:space="0"/>
+            <w:right w:val="none" w:color="auto" w:sz="0" w:space="0"/>
+            <w:insideH w:val="none" w:color="auto" w:sz="0" w:space="0"/>
+            <w:insideV w:val="none" w:color="auto" w:sz="0" w:space="0"/>
+          </w:tblBorders>
           <w:tblCellMar>
             <w:top w:w="0" w:type="dxa"/>
             <w:left w:w="10" w:type="dxa"/>
@@ -8060,16 +8260,16 @@
           </w:tblCellMar>
         </w:tblPrEx>
         <w:trPr>
-          <w:trHeight w:val="0"/>
+          <w:trHeight w:val="0" w:hRule="atLeast"/>
           <w:jc w:val="center"/>
         </w:trPr>
         <w:tc>
           <w:tcPr>
             <w:tcW w:w="1206" w:type="dxa"/>
             <w:tcBorders>
-              <w:top w:val="single" w:sz="4" w:space="0" w:color="auto"/>
-              <w:left w:val="single" w:sz="12" w:space="0" w:color="auto"/>
-              <w:bottom w:val="single" w:sz="12" w:space="0" w:color="auto"/>
+              <w:top w:val="single" w:color="auto" w:sz="4" w:space="0"/>
+              <w:left w:val="single" w:color="auto" w:sz="12" w:space="0"/>
+              <w:bottom w:val="single" w:color="auto" w:sz="12" w:space="0"/>
               <w:right w:val="nil"/>
             </w:tcBorders>
             <w:tcMar>
@@ -8082,11 +8282,11 @@
           </w:tcPr>
           <w:p>
             <w:pPr>
-              <w:pStyle w:val="a1"/>
-              <w:bidi w:val="0"/>
-              <w:snapToGrid w:val="0"/>
-              <w:spacing w:line="240" w:lineRule="auto"/>
-              <w:ind w:left="0" w:right="0" w:firstLine="0" w:leftChars="0" w:rightChars="0" w:firstLineChars="0"/>
+              <w:pStyle w:val="31"/>
+              <w:bidi w:val="0"/>
+              <w:snapToGrid w:val="0"/>
+              <w:spacing w:line="240" w:lineRule="auto"/>
+              <w:ind w:left="0" w:leftChars="0" w:right="0" w:rightChars="0" w:firstLine="0" w:firstLineChars="0"/>
               <w:jc w:val="center"/>
             </w:pPr>
             <w:r>
@@ -8098,9 +8298,9 @@
           <w:tcPr>
             <w:tcW w:w="2545" w:type="dxa"/>
             <w:tcBorders>
-              <w:top w:val="single" w:sz="4" w:space="0" w:color="auto"/>
-              <w:left w:val="single" w:sz="4" w:space="0" w:color="auto"/>
-              <w:bottom w:val="single" w:sz="12" w:space="0" w:color="auto"/>
+              <w:top w:val="single" w:color="auto" w:sz="4" w:space="0"/>
+              <w:left w:val="single" w:color="auto" w:sz="4" w:space="0"/>
+              <w:bottom w:val="single" w:color="auto" w:sz="12" w:space="0"/>
               <w:right w:val="nil"/>
             </w:tcBorders>
             <w:tcMar>
@@ -8116,7 +8316,7 @@
               <w:bidi w:val="0"/>
               <w:snapToGrid w:val="0"/>
               <w:spacing w:line="240" w:lineRule="auto"/>
-              <w:ind w:left="0" w:right="0" w:firstLine="0" w:leftChars="0" w:rightChars="0" w:firstLineChars="0"/>
+              <w:ind w:left="0" w:leftChars="0" w:right="0" w:rightChars="0" w:firstLine="0" w:firstLineChars="0"/>
               <w:jc w:val="center"/>
             </w:pPr>
             <w:r>
@@ -8138,9 +8338,9 @@
           <w:tcPr>
             <w:tcW w:w="3324" w:type="dxa"/>
             <w:tcBorders>
-              <w:top w:val="single" w:sz="4" w:space="0" w:color="auto"/>
-              <w:left w:val="single" w:sz="4" w:space="0" w:color="auto"/>
-              <w:bottom w:val="single" w:sz="12" w:space="0" w:color="auto"/>
+              <w:top w:val="single" w:color="auto" w:sz="4" w:space="0"/>
+              <w:left w:val="single" w:color="auto" w:sz="4" w:space="0"/>
+              <w:bottom w:val="single" w:color="auto" w:sz="12" w:space="0"/>
               <w:right w:val="nil"/>
             </w:tcBorders>
             <w:tcMar>
@@ -8153,11 +8353,11 @@
           </w:tcPr>
           <w:p>
             <w:pPr>
-              <w:pStyle w:val="a1"/>
-              <w:bidi w:val="0"/>
-              <w:snapToGrid w:val="0"/>
-              <w:spacing w:line="240" w:lineRule="auto"/>
-              <w:ind w:left="0" w:right="0" w:firstLine="0" w:leftChars="0" w:rightChars="0" w:firstLineChars="0"/>
+              <w:pStyle w:val="31"/>
+              <w:bidi w:val="0"/>
+              <w:snapToGrid w:val="0"/>
+              <w:spacing w:line="240" w:lineRule="auto"/>
+              <w:ind w:left="0" w:leftChars="0" w:right="0" w:rightChars="0" w:firstLine="0" w:firstLineChars="0"/>
               <w:jc w:val="center"/>
             </w:pPr>
             <w:r>
@@ -8169,10 +8369,10 @@
           <w:tcPr>
             <w:tcW w:w="1447" w:type="dxa"/>
             <w:tcBorders>
-              <w:top w:val="single" w:sz="4" w:space="0" w:color="auto"/>
-              <w:left w:val="single" w:sz="4" w:space="0" w:color="auto"/>
-              <w:bottom w:val="single" w:sz="12" w:space="0" w:color="auto"/>
-              <w:right w:val="single" w:sz="12" w:space="0" w:color="auto"/>
+              <w:top w:val="single" w:color="auto" w:sz="4" w:space="0"/>
+              <w:left w:val="single" w:color="auto" w:sz="4" w:space="0"/>
+              <w:bottom w:val="single" w:color="auto" w:sz="12" w:space="0"/>
+              <w:right w:val="single" w:color="auto" w:sz="12" w:space="0"/>
             </w:tcBorders>
             <w:tcMar>
               <w:top w:w="60" w:type="dxa"/>
@@ -8184,11 +8384,11 @@
           </w:tcPr>
           <w:p>
             <w:pPr>
-              <w:pStyle w:val="a1"/>
-              <w:bidi w:val="0"/>
-              <w:snapToGrid w:val="0"/>
-              <w:spacing w:line="240" w:lineRule="auto"/>
-              <w:ind w:left="0" w:right="0" w:firstLine="0" w:leftChars="0" w:rightChars="0" w:firstLineChars="0"/>
+              <w:pStyle w:val="31"/>
+              <w:bidi w:val="0"/>
+              <w:snapToGrid w:val="0"/>
+              <w:spacing w:line="240" w:lineRule="auto"/>
+              <w:ind w:left="0" w:leftChars="0" w:right="0" w:rightChars="0" w:firstLine="0" w:firstLineChars="0"/>
               <w:jc w:val="left"/>
             </w:pPr>
             <w:r>
@@ -8200,20 +8400,20 @@
     </w:tbl>
     <w:p>
       <w:pPr>
-        <w:pStyle w:val="1"/>
+        <w:pStyle w:val="30"/>
         <w:bidi w:val="0"/>
       </w:pPr>
+      <w:bookmarkStart w:id="19" w:name="heading_9"/>
       <w:bookmarkStart w:id="20" w:name="_Toc27314"/>
-      <w:bookmarkStart w:id="21" w:name="heading_9"/>
       <w:r>
         <w:t>调查结果应用</w:t>
       </w:r>
+      <w:bookmarkEnd w:id="19"/>
       <w:bookmarkEnd w:id="20"/>
-      <w:bookmarkEnd w:id="21"/>
     </w:p>
     <w:p>
       <w:pPr>
-        <w:pStyle w:val="a1"/>
+        <w:pStyle w:val="31"/>
         <w:bidi w:val="0"/>
       </w:pPr>
       <w:r>
@@ -8222,13 +8422,13 @@
     </w:p>
     <w:p>
       <w:pPr>
-        <w:pStyle w:val="a3"/>
+        <w:pStyle w:val="41"/>
         <w:numPr>
           <w:ilvl w:val="0"/>
           <w:numId w:val="3"/>
         </w:numPr>
         <w:bidi w:val="0"/>
-        <w:ind w:left="425" w:hanging="425" w:leftChars="0" w:firstLineChars="0"/>
+        <w:ind w:left="425" w:leftChars="0" w:hanging="425" w:firstLineChars="0"/>
       </w:pPr>
       <w:r>
         <w:t>服务质量改进：针对调查中发现的薄弱环节，制定专项改进措施</w:t>
@@ -8236,13 +8436,13 @@
     </w:p>
     <w:p>
       <w:pPr>
-        <w:pStyle w:val="a3"/>
+        <w:pStyle w:val="41"/>
         <w:numPr>
           <w:ilvl w:val="0"/>
           <w:numId w:val="3"/>
         </w:numPr>
         <w:bidi w:val="0"/>
-        <w:ind w:left="425" w:hanging="425" w:leftChars="0" w:firstLineChars="0"/>
+        <w:ind w:left="425" w:leftChars="0" w:hanging="425" w:firstLineChars="0"/>
       </w:pPr>
       <w:r>
         <w:t>人员培训计划：针对技术水平、沟通能力等短板，安排针对性培训</w:t>
@@ -8250,13 +8450,13 @@
     </w:p>
     <w:p>
       <w:pPr>
-        <w:pStyle w:val="a3"/>
+        <w:pStyle w:val="41"/>
         <w:numPr>
           <w:ilvl w:val="0"/>
           <w:numId w:val="3"/>
         </w:numPr>
         <w:bidi w:val="0"/>
-        <w:ind w:left="425" w:hanging="425" w:leftChars="0" w:firstLineChars="0"/>
+        <w:ind w:left="425" w:leftChars="0" w:hanging="425" w:firstLineChars="0"/>
       </w:pPr>
       <w:r>
         <w:t>绩效考核参考：将客户满意度纳入相关部门和人员的绩效考核</w:t>
@@ -8264,13 +8464,13 @@
     </w:p>
     <w:p>
       <w:pPr>
-        <w:pStyle w:val="a3"/>
+        <w:pStyle w:val="41"/>
         <w:numPr>
           <w:ilvl w:val="0"/>
           <w:numId w:val="3"/>
         </w:numPr>
         <w:bidi w:val="0"/>
-        <w:ind w:left="425" w:hanging="425" w:leftChars="0" w:firstLineChars="0"/>
+        <w:ind w:left="425" w:leftChars="0" w:hanging="425" w:firstLineChars="0"/>
       </w:pPr>
       <w:r>
         <w:t>管理评审输入：作为年度管理评审的重要输入资料</w:t>
@@ -8278,15 +8478,15 @@
     </w:p>
     <w:p>
       <w:pPr>
-        <w:pStyle w:val="a1"/>
+        <w:pStyle w:val="31"/>
         <w:bidi w:val="0"/>
         <w:rPr>
-          <w:rFonts w:eastAsia="宋体" w:hint="eastAsia"/>
+          <w:rFonts w:hint="eastAsia" w:eastAsia="宋体"/>
           <w:lang w:val="en-US" w:eastAsia="zh-CN"/>
         </w:rPr>
       </w:pPr>
       <w:r>
-        <w:t>调查结束后，由产品产品质量部编制《客户满意度分析报告》，报管理层审阅</w:t>
+        <w:t>调查结束后，由产品质量部编制《客户满意度分析报告》，报管理层审阅</w:t>
       </w:r>
       <w:r>
         <w:rPr>
@@ -8299,23 +8499,73 @@
     <w:sectPr>
       <w:pgSz w:w="11906" w:h="16838"/>
       <w:pgMar w:top="1440" w:right="1800" w:bottom="1440" w:left="1800" w:header="851" w:footer="992" w:gutter="0"/>
-      <w:cols w:num="1" w:space="425"/>
+      <w:cols w:space="425" w:num="1"/>
       <w:docGrid w:type="lines" w:linePitch="312" w:charSpace="0"/>
     </w:sectPr>
   </w:body>
 </w:document>
 </file>
 
+<file path=word/endnotes.xml><?xml version="1.0" encoding="utf-8"?>
+<w:endnotes xmlns:wpc="http://schemas.microsoft.com/office/word/2010/wordprocessingCanvas" xmlns:mc="http://schemas.openxmlformats.org/markup-compatibility/2006" xmlns:o="urn:schemas-microsoft-com:office:office" xmlns:r="http://schemas.openxmlformats.org/officeDocument/2006/relationships" xmlns:m="http://schemas.openxmlformats.org/officeDocument/2006/math" xmlns:v="urn:schemas-microsoft-com:vml" xmlns:wp14="http://schemas.microsoft.com/office/word/2010/wordprocessingDrawing" xmlns:wp="http://schemas.openxmlformats.org/drawingml/2006/wordprocessingDrawing" xmlns:w="http://schemas.openxmlformats.org/wordprocessingml/2006/main" xmlns:w14="http://schemas.microsoft.com/office/word/2010/wordml" xmlns:w15="http://schemas.microsoft.com/office/word/2012/wordml" xmlns:w10="urn:schemas-microsoft-com:office:word" xmlns:wpg="http://schemas.microsoft.com/office/word/2010/wordprocessingGroup" xmlns:wpi="http://schemas.microsoft.com/office/word/2010/wordprocessingInk" xmlns:wne="http://schemas.microsoft.com/office/word/2006/wordml" xmlns:wps="http://schemas.microsoft.com/office/word/2010/wordprocessingShape" xmlns:wpsCustomData="http://www.wps.cn/officeDocument/2013/wpsCustomData" mc:Ignorable="w14 w15 wp14">
+  <w:endnote w:type="separator" w:id="0">
+    <w:p>
+      <w:pPr>
+        <w:spacing w:line="240" w:lineRule="auto"/>
+      </w:pPr>
+      <w:r>
+        <w:separator/>
+      </w:r>
+    </w:p>
+  </w:endnote>
+  <w:endnote w:type="continuationSeparator" w:id="1">
+    <w:p>
+      <w:pPr>
+        <w:spacing w:line="240" w:lineRule="auto"/>
+      </w:pPr>
+      <w:r>
+        <w:continuationSeparator/>
+      </w:r>
+    </w:p>
+  </w:endnote>
+</w:endnotes>
+</file>
+
+<file path=word/footnotes.xml><?xml version="1.0" encoding="utf-8"?>
+<w:footnotes xmlns:wpc="http://schemas.microsoft.com/office/word/2010/wordprocessingCanvas" xmlns:mc="http://schemas.openxmlformats.org/markup-compatibility/2006" xmlns:o="urn:schemas-microsoft-com:office:office" xmlns:r="http://schemas.openxmlformats.org/officeDocument/2006/relationships" xmlns:m="http://schemas.openxmlformats.org/officeDocument/2006/math" xmlns:v="urn:schemas-microsoft-com:vml" xmlns:wp14="http://schemas.microsoft.com/office/word/2010/wordprocessingDrawing" xmlns:wp="http://schemas.openxmlformats.org/drawingml/2006/wordprocessingDrawing" xmlns:w="http://schemas.openxmlformats.org/wordprocessingml/2006/main" xmlns:w14="http://schemas.microsoft.com/office/word/2010/wordml" xmlns:w15="http://schemas.microsoft.com/office/word/2012/wordml" xmlns:w10="urn:schemas-microsoft-com:office:word" xmlns:wpg="http://schemas.microsoft.com/office/word/2010/wordprocessingGroup" xmlns:wpi="http://schemas.microsoft.com/office/word/2010/wordprocessingInk" xmlns:wne="http://schemas.microsoft.com/office/word/2006/wordml" xmlns:wps="http://schemas.microsoft.com/office/word/2010/wordprocessingShape" xmlns:wpsCustomData="http://www.wps.cn/officeDocument/2013/wpsCustomData" mc:Ignorable="w14 w15 wp14">
+  <w:footnote w:type="separator" w:id="0">
+    <w:p>
+      <w:pPr>
+        <w:spacing w:line="360" w:lineRule="auto"/>
+      </w:pPr>
+      <w:r>
+        <w:separator/>
+      </w:r>
+    </w:p>
+  </w:footnote>
+  <w:footnote w:type="continuationSeparator" w:id="1">
+    <w:p>
+      <w:pPr>
+        <w:spacing w:line="360" w:lineRule="auto"/>
+      </w:pPr>
+      <w:r>
+        <w:continuationSeparator/>
+      </w:r>
+    </w:p>
+  </w:footnote>
+</w:footnotes>
+</file>
+
 <file path=word/numbering.xml><?xml version="1.0" encoding="utf-8"?>
-<w:numbering xmlns:wpc="http://schemas.microsoft.com/office/word/2010/wordprocessingCanvas" xmlns:mc="http://schemas.openxmlformats.org/markup-compatibility/2006" xmlns:o="urn:schemas-microsoft-com:office:office" xmlns:r="http://schemas.openxmlformats.org/officeDocument/2006/relationships" xmlns:m="http://schemas.openxmlformats.org/officeDocument/2006/math" xmlns:v="urn:schemas-microsoft-com:vml" xmlns:wp14="http://schemas.microsoft.com/office/word/2010/wordprocessingDrawing" xmlns:wp="http://schemas.openxmlformats.org/drawingml/2006/wordprocessingDrawing" xmlns:w10="urn:schemas-microsoft-com:office:word" xmlns:w="http://schemas.openxmlformats.org/wordprocessingml/2006/main" xmlns:w14="http://schemas.microsoft.com/office/word/2010/wordml" xmlns:w15="http://schemas.microsoft.com/office/word/2012/wordml" xmlns:wne="http://schemas.microsoft.com/office/word/2006/wordml" xmlns:wpg="http://schemas.microsoft.com/office/word/2010/wordprocessingGroup" xmlns:wpi="http://schemas.microsoft.com/office/word/2010/wordprocessingInk" xmlns:wps="http://schemas.microsoft.com/office/word/2010/wordprocessingShape" mc:Ignorable="w14 w15 wp14">
+<w:numbering xmlns:wpc="http://schemas.microsoft.com/office/word/2010/wordprocessingCanvas" xmlns:mc="http://schemas.openxmlformats.org/markup-compatibility/2006" xmlns:o="urn:schemas-microsoft-com:office:office" xmlns:r="http://schemas.openxmlformats.org/officeDocument/2006/relationships" xmlns:m="http://schemas.openxmlformats.org/officeDocument/2006/math" xmlns:v="urn:schemas-microsoft-com:vml" xmlns:wp14="http://schemas.microsoft.com/office/word/2010/wordprocessingDrawing" xmlns:wp="http://schemas.openxmlformats.org/drawingml/2006/wordprocessingDrawing" xmlns:w10="urn:schemas-microsoft-com:office:word" xmlns:w="http://schemas.openxmlformats.org/wordprocessingml/2006/main" xmlns:w14="http://schemas.microsoft.com/office/word/2010/wordml" xmlns:wpg="http://schemas.microsoft.com/office/word/2010/wordprocessingGroup" xmlns:wpi="http://schemas.microsoft.com/office/word/2010/wordprocessingInk" xmlns:wne="http://schemas.microsoft.com/office/word/2006/wordml" xmlns:wps="http://schemas.microsoft.com/office/word/2010/wordprocessingShape" xmlns:wpsCustomData="http://www.wps.cn/officeDocument/2013/wpsCustomData" mc:Ignorable="w14 wp14">
   <w:abstractNum w:abstractNumId="0">
     <w:nsid w:val="8E964DCE"/>
     <w:multiLevelType w:val="multilevel"/>
     <w:tmpl w:val="8E964DCE"/>
-    <w:lvl w:ilvl="0">
+    <w:lvl w:ilvl="0" w:tentative="0">
       <w:start w:val="1"/>
       <w:numFmt w:val="decimal"/>
-      <w:pStyle w:val="Heading1"/>
+      <w:pStyle w:val="2"/>
       <w:lvlText w:val="%1."/>
       <w:lvlJc w:val="left"/>
       <w:pPr>
@@ -8325,10 +8575,10 @@
         <w:rFonts w:hint="default"/>
       </w:rPr>
     </w:lvl>
-    <w:lvl w:ilvl="1">
+    <w:lvl w:ilvl="1" w:tentative="0">
       <w:start w:val="1"/>
       <w:numFmt w:val="decimal"/>
-      <w:pStyle w:val="Heading2"/>
+      <w:pStyle w:val="3"/>
       <w:lvlText w:val="%1.%2."/>
       <w:lvlJc w:val="left"/>
       <w:pPr>
@@ -8338,10 +8588,10 @@
         <w:rFonts w:hint="default"/>
       </w:rPr>
     </w:lvl>
-    <w:lvl w:ilvl="2">
+    <w:lvl w:ilvl="2" w:tentative="0">
       <w:start w:val="1"/>
       <w:numFmt w:val="decimal"/>
-      <w:pStyle w:val="Heading3"/>
+      <w:pStyle w:val="4"/>
       <w:lvlText w:val="%1.%2.%3."/>
       <w:lvlJc w:val="left"/>
       <w:pPr>
@@ -8351,10 +8601,10 @@
         <w:rFonts w:hint="default"/>
       </w:rPr>
     </w:lvl>
-    <w:lvl w:ilvl="3">
+    <w:lvl w:ilvl="3" w:tentative="0">
       <w:start w:val="1"/>
       <w:numFmt w:val="decimal"/>
-      <w:pStyle w:val="Heading4"/>
+      <w:pStyle w:val="5"/>
       <w:lvlText w:val="%1.%2.%3.%4."/>
       <w:lvlJc w:val="left"/>
       <w:pPr>
@@ -8364,10 +8614,10 @@
         <w:rFonts w:hint="default"/>
       </w:rPr>
     </w:lvl>
-    <w:lvl w:ilvl="4">
+    <w:lvl w:ilvl="4" w:tentative="0">
       <w:start w:val="1"/>
       <w:numFmt w:val="decimal"/>
-      <w:pStyle w:val="Heading5"/>
+      <w:pStyle w:val="6"/>
       <w:lvlText w:val="%1.%2.%3.%4.%5."/>
       <w:lvlJc w:val="left"/>
       <w:pPr>
@@ -8377,10 +8627,10 @@
         <w:rFonts w:hint="default"/>
       </w:rPr>
     </w:lvl>
-    <w:lvl w:ilvl="5">
+    <w:lvl w:ilvl="5" w:tentative="0">
       <w:start w:val="1"/>
       <w:numFmt w:val="decimal"/>
-      <w:pStyle w:val="Heading6"/>
+      <w:pStyle w:val="7"/>
       <w:lvlText w:val="%1.%2.%3.%4.%5.%6."/>
       <w:lvlJc w:val="left"/>
       <w:pPr>
@@ -8390,10 +8640,10 @@
         <w:rFonts w:hint="default"/>
       </w:rPr>
     </w:lvl>
-    <w:lvl w:ilvl="6">
+    <w:lvl w:ilvl="6" w:tentative="0">
       <w:start w:val="1"/>
       <w:numFmt w:val="decimal"/>
-      <w:pStyle w:val="Heading7"/>
+      <w:pStyle w:val="8"/>
       <w:lvlText w:val="%1.%2.%3.%4.%5.%6.%7."/>
       <w:lvlJc w:val="left"/>
       <w:pPr>
@@ -8403,10 +8653,10 @@
         <w:rFonts w:hint="default"/>
       </w:rPr>
     </w:lvl>
-    <w:lvl w:ilvl="7">
+    <w:lvl w:ilvl="7" w:tentative="0">
       <w:start w:val="1"/>
       <w:numFmt w:val="decimal"/>
-      <w:pStyle w:val="Heading8"/>
+      <w:pStyle w:val="9"/>
       <w:lvlText w:val="%1.%2.%3.%4.%5.%6.%7.%8."/>
       <w:lvlJc w:val="left"/>
       <w:pPr>
@@ -8416,10 +8666,10 @@
         <w:rFonts w:hint="default"/>
       </w:rPr>
     </w:lvl>
-    <w:lvl w:ilvl="8">
+    <w:lvl w:ilvl="8" w:tentative="0">
       <w:start w:val="1"/>
       <w:numFmt w:val="decimal"/>
-      <w:pStyle w:val="Heading9"/>
+      <w:pStyle w:val="10"/>
       <w:lvlText w:val="%1.%2.%3.%4.%5.%6.%7.%8.%9."/>
       <w:lvlJc w:val="left"/>
       <w:pPr>
@@ -8434,7 +8684,7 @@
     <w:nsid w:val="DFF3BF3C"/>
     <w:multiLevelType w:val="singleLevel"/>
     <w:tmpl w:val="DFF3BF3C"/>
-    <w:lvl w:ilvl="0">
+    <w:lvl w:ilvl="0" w:tentative="0">
       <w:start w:val="1"/>
       <w:numFmt w:val="decimal"/>
       <w:lvlText w:val="%1."/>
@@ -8451,7 +8701,7 @@
     <w:nsid w:val="2C8A55F3"/>
     <w:multiLevelType w:val="singleLevel"/>
     <w:tmpl w:val="2C8A55F3"/>
-    <w:lvl w:ilvl="0">
+    <w:lvl w:ilvl="0" w:tentative="0">
       <w:start w:val="1"/>
       <w:numFmt w:val="decimal"/>
       <w:lvlText w:val="%1."/>
@@ -8477,267 +8727,269 @@
 </file>
 
 <file path=word/styles.xml><?xml version="1.0" encoding="utf-8"?>
-<w:styles xmlns:mc="http://schemas.openxmlformats.org/markup-compatibility/2006" xmlns:r="http://schemas.openxmlformats.org/officeDocument/2006/relationships" xmlns:w="http://schemas.openxmlformats.org/wordprocessingml/2006/main" xmlns:w14="http://schemas.microsoft.com/office/word/2010/wordml" xmlns:w15="http://schemas.microsoft.com/office/word/2012/wordml" mc:Ignorable="w14 w15">
+<w:styles xmlns:mc="http://schemas.openxmlformats.org/markup-compatibility/2006" xmlns:o="urn:schemas-microsoft-com:office:office" xmlns:r="http://schemas.openxmlformats.org/officeDocument/2006/relationships" xmlns:m="http://schemas.openxmlformats.org/officeDocument/2006/math" xmlns:v="urn:schemas-microsoft-com:vml" xmlns:w="http://schemas.openxmlformats.org/wordprocessingml/2006/main" xmlns:w14="http://schemas.microsoft.com/office/word/2010/wordml" xmlns:w10="urn:schemas-microsoft-com:office:word" xmlns:sl="http://schemas.openxmlformats.org/schemaLibrary/2006/main" xmlns:wpsCustomData="http://www.wps.cn/officeDocument/2013/wpsCustomData" mc:Ignorable="w14">
   <w:docDefaults>
     <w:rPrDefault>
       <w:rPr>
-        <w:rFonts w:ascii="Times New Roman" w:eastAsia="宋体" w:hAnsi="Times New Roman" w:cs="Times New Roman"/>
+        <w:rFonts w:ascii="Times New Roman" w:hAnsi="Times New Roman" w:eastAsia="宋体" w:cs="Times New Roman"/>
       </w:rPr>
     </w:rPrDefault>
     <w:pPrDefault/>
   </w:docDefaults>
-  <w:latentStyles w:defLockedState="0" w:defUIPriority="99" w:defSemiHidden="1" w:defUnhideWhenUsed="1" w:defQFormat="0" w:count="260">
-    <w:lsdException w:name="Normal" w:semiHidden="0" w:uiPriority="0" w:unhideWhenUsed="0" w:qFormat="1"/>
-    <w:lsdException w:name="heading 1" w:semiHidden="0" w:uiPriority="0" w:unhideWhenUsed="0" w:qFormat="1"/>
-    <w:lsdException w:name="heading 2" w:semiHidden="0" w:uiPriority="0" w:qFormat="1"/>
-    <w:lsdException w:name="heading 3" w:uiPriority="0" w:qFormat="1"/>
-    <w:lsdException w:name="heading 4" w:semiHidden="0" w:uiPriority="0" w:qFormat="1"/>
-    <w:lsdException w:name="heading 5" w:uiPriority="0" w:qFormat="1"/>
-    <w:lsdException w:name="heading 6" w:uiPriority="0" w:qFormat="1"/>
-    <w:lsdException w:name="heading 7" w:uiPriority="0" w:qFormat="1"/>
-    <w:lsdException w:name="heading 8" w:uiPriority="0" w:qFormat="1"/>
-    <w:lsdException w:name="heading 9" w:uiPriority="0" w:qFormat="1"/>
-    <w:lsdException w:name="index 1" w:semiHidden="0" w:uiPriority="0" w:unhideWhenUsed="0"/>
-    <w:lsdException w:name="index 2" w:semiHidden="0" w:uiPriority="0" w:unhideWhenUsed="0"/>
-    <w:lsdException w:name="index 3" w:semiHidden="0" w:uiPriority="0" w:unhideWhenUsed="0"/>
-    <w:lsdException w:name="index 4" w:semiHidden="0" w:uiPriority="0" w:unhideWhenUsed="0"/>
-    <w:lsdException w:name="index 5" w:semiHidden="0" w:uiPriority="0" w:unhideWhenUsed="0"/>
-    <w:lsdException w:name="index 6" w:semiHidden="0" w:uiPriority="0" w:unhideWhenUsed="0"/>
-    <w:lsdException w:name="index 7" w:semiHidden="0" w:uiPriority="0" w:unhideWhenUsed="0"/>
-    <w:lsdException w:name="index 8" w:semiHidden="0" w:uiPriority="0" w:unhideWhenUsed="0"/>
-    <w:lsdException w:name="index 9" w:semiHidden="0" w:uiPriority="0" w:unhideWhenUsed="0"/>
-    <w:lsdException w:name="toc 1" w:semiHidden="0" w:uiPriority="0" w:unhideWhenUsed="0" w:qFormat="1"/>
-    <w:lsdException w:name="toc 2" w:semiHidden="0" w:uiPriority="0" w:unhideWhenUsed="0" w:qFormat="1"/>
-    <w:lsdException w:name="toc 3" w:semiHidden="0" w:uiPriority="0" w:unhideWhenUsed="0" w:qFormat="1"/>
-    <w:lsdException w:name="toc 4" w:semiHidden="0" w:uiPriority="0" w:unhideWhenUsed="0"/>
-    <w:lsdException w:name="toc 5" w:semiHidden="0" w:uiPriority="0" w:unhideWhenUsed="0"/>
-    <w:lsdException w:name="toc 6" w:semiHidden="0" w:uiPriority="0" w:unhideWhenUsed="0"/>
-    <w:lsdException w:name="toc 7" w:semiHidden="0" w:uiPriority="0" w:unhideWhenUsed="0"/>
-    <w:lsdException w:name="toc 8" w:semiHidden="0" w:uiPriority="0" w:unhideWhenUsed="0"/>
-    <w:lsdException w:name="toc 9" w:semiHidden="0" w:uiPriority="0" w:unhideWhenUsed="0"/>
-    <w:lsdException w:name="Normal Indent" w:semiHidden="0" w:uiPriority="0" w:unhideWhenUsed="0"/>
-    <w:lsdException w:name="footnote text" w:semiHidden="0" w:uiPriority="0" w:unhideWhenUsed="0"/>
-    <w:lsdException w:name="annotation text" w:semiHidden="0" w:uiPriority="0" w:unhideWhenUsed="0" w:qFormat="1"/>
-    <w:lsdException w:name="header" w:semiHidden="0" w:uiPriority="0" w:unhideWhenUsed="0" w:qFormat="1"/>
-    <w:lsdException w:name="footer" w:semiHidden="0" w:uiPriority="0" w:unhideWhenUsed="0" w:qFormat="1"/>
-    <w:lsdException w:name="index heading" w:semiHidden="0" w:uiPriority="0" w:unhideWhenUsed="0"/>
-    <w:lsdException w:name="caption" w:uiPriority="0" w:qFormat="1"/>
-    <w:lsdException w:name="table of figures" w:semiHidden="0" w:uiPriority="0" w:unhideWhenUsed="0" w:qFormat="1"/>
-    <w:lsdException w:name="envelope address" w:semiHidden="0" w:uiPriority="0" w:unhideWhenUsed="0"/>
-    <w:lsdException w:name="envelope return" w:semiHidden="0" w:uiPriority="0" w:unhideWhenUsed="0"/>
-    <w:lsdException w:name="footnote reference" w:semiHidden="0" w:uiPriority="0" w:unhideWhenUsed="0"/>
-    <w:lsdException w:name="annotation reference" w:semiHidden="0" w:uiPriority="0" w:unhideWhenUsed="0"/>
-    <w:lsdException w:name="line number" w:semiHidden="0" w:uiPriority="0" w:unhideWhenUsed="0"/>
-    <w:lsdException w:name="page number" w:semiHidden="0" w:uiPriority="0" w:unhideWhenUsed="0"/>
-    <w:lsdException w:name="endnote reference" w:semiHidden="0" w:uiPriority="0" w:unhideWhenUsed="0"/>
-    <w:lsdException w:name="endnote text" w:semiHidden="0" w:uiPriority="0" w:unhideWhenUsed="0"/>
-    <w:lsdException w:name="table of authorities" w:semiHidden="0" w:uiPriority="0" w:unhideWhenUsed="0"/>
-    <w:lsdException w:name="macro" w:semiHidden="0" w:uiPriority="0" w:unhideWhenUsed="0"/>
-    <w:lsdException w:name="toa heading" w:semiHidden="0" w:uiPriority="0" w:unhideWhenUsed="0"/>
-    <w:lsdException w:name="List" w:semiHidden="0" w:uiPriority="0" w:unhideWhenUsed="0"/>
-    <w:lsdException w:name="List Bullet" w:semiHidden="0" w:uiPriority="0" w:unhideWhenUsed="0"/>
-    <w:lsdException w:name="List Number" w:semiHidden="0" w:uiPriority="0" w:unhideWhenUsed="0"/>
-    <w:lsdException w:name="List 2" w:semiHidden="0" w:uiPriority="0" w:unhideWhenUsed="0"/>
-    <w:lsdException w:name="List 3" w:semiHidden="0" w:uiPriority="0" w:unhideWhenUsed="0"/>
-    <w:lsdException w:name="List 4" w:semiHidden="0" w:uiPriority="0" w:unhideWhenUsed="0"/>
-    <w:lsdException w:name="List 5" w:semiHidden="0" w:uiPriority="0" w:unhideWhenUsed="0"/>
-    <w:lsdException w:name="List Bullet 2" w:semiHidden="0" w:uiPriority="0" w:unhideWhenUsed="0"/>
-    <w:lsdException w:name="List Bullet 3" w:semiHidden="0" w:uiPriority="0" w:unhideWhenUsed="0"/>
-    <w:lsdException w:name="List Bullet 4" w:semiHidden="0" w:uiPriority="0" w:unhideWhenUsed="0"/>
-    <w:lsdException w:name="List Bullet 5" w:semiHidden="0" w:uiPriority="0" w:unhideWhenUsed="0"/>
-    <w:lsdException w:name="List Number 2" w:semiHidden="0" w:uiPriority="0" w:unhideWhenUsed="0"/>
-    <w:lsdException w:name="List Number 3" w:semiHidden="0" w:uiPriority="0" w:unhideWhenUsed="0"/>
-    <w:lsdException w:name="List Number 4" w:semiHidden="0" w:uiPriority="0" w:unhideWhenUsed="0"/>
-    <w:lsdException w:name="List Number 5" w:semiHidden="0" w:uiPriority="0" w:unhideWhenUsed="0"/>
-    <w:lsdException w:name="Title" w:semiHidden="0" w:uiPriority="0" w:unhideWhenUsed="0" w:qFormat="1"/>
-    <w:lsdException w:name="Closing" w:semiHidden="0" w:uiPriority="0" w:unhideWhenUsed="0"/>
-    <w:lsdException w:name="Signature" w:semiHidden="0" w:uiPriority="0" w:unhideWhenUsed="0"/>
-    <w:lsdException w:name="Default Paragraph Font" w:uiPriority="0" w:unhideWhenUsed="0" w:qFormat="1"/>
-    <w:lsdException w:name="Body Text" w:uiPriority="0" w:unhideWhenUsed="0" w:qFormat="1"/>
-    <w:lsdException w:name="Body Text Indent" w:semiHidden="0" w:uiPriority="0" w:unhideWhenUsed="0"/>
-    <w:lsdException w:name="List Continue" w:semiHidden="0" w:uiPriority="0" w:unhideWhenUsed="0"/>
-    <w:lsdException w:name="List Continue 2" w:semiHidden="0" w:uiPriority="0" w:unhideWhenUsed="0"/>
-    <w:lsdException w:name="List Continue 3" w:semiHidden="0" w:uiPriority="0" w:unhideWhenUsed="0"/>
-    <w:lsdException w:name="List Continue 4" w:semiHidden="0" w:uiPriority="0" w:unhideWhenUsed="0"/>
-    <w:lsdException w:name="List Continue 5" w:semiHidden="0" w:uiPriority="0" w:unhideWhenUsed="0"/>
-    <w:lsdException w:name="Message Header" w:semiHidden="0" w:uiPriority="0" w:unhideWhenUsed="0"/>
-    <w:lsdException w:name="Subtitle" w:semiHidden="0" w:uiPriority="0" w:unhideWhenUsed="0" w:qFormat="1"/>
-    <w:lsdException w:name="Salutation" w:semiHidden="0" w:uiPriority="0" w:unhideWhenUsed="0"/>
-    <w:lsdException w:name="Date" w:semiHidden="0" w:uiPriority="0" w:unhideWhenUsed="0"/>
-    <w:lsdException w:name="Body Text First Indent" w:semiHidden="0" w:uiPriority="0" w:unhideWhenUsed="0"/>
-    <w:lsdException w:name="Body Text First Indent 2" w:semiHidden="0" w:uiPriority="0" w:unhideWhenUsed="0"/>
-    <w:lsdException w:name="Body Text 2" w:semiHidden="0" w:uiPriority="0" w:unhideWhenUsed="0"/>
-    <w:lsdException w:name="Body Text 3" w:semiHidden="0" w:uiPriority="0" w:unhideWhenUsed="0"/>
-    <w:lsdException w:name="Body Text Indent 2" w:semiHidden="0" w:uiPriority="0" w:unhideWhenUsed="0"/>
-    <w:lsdException w:name="Body Text Indent 3" w:semiHidden="0" w:uiPriority="0" w:unhideWhenUsed="0"/>
-    <w:lsdException w:name="Block Text" w:semiHidden="0" w:uiPriority="0" w:unhideWhenUsed="0"/>
-    <w:lsdException w:name="Hyperlink" w:semiHidden="0" w:uiPriority="0" w:unhideWhenUsed="0"/>
-    <w:lsdException w:name="FollowedHyperlink" w:semiHidden="0" w:uiPriority="0" w:unhideWhenUsed="0"/>
-    <w:lsdException w:name="Strong" w:semiHidden="0" w:uiPriority="0" w:unhideWhenUsed="0" w:qFormat="1"/>
-    <w:lsdException w:name="Emphasis" w:semiHidden="0" w:uiPriority="0" w:unhideWhenUsed="0" w:qFormat="1"/>
-    <w:lsdException w:name="Document Map" w:semiHidden="0" w:uiPriority="0" w:unhideWhenUsed="0"/>
-    <w:lsdException w:name="Plain Text" w:semiHidden="0" w:uiPriority="0" w:unhideWhenUsed="0"/>
-    <w:lsdException w:name="E-mail Signature" w:semiHidden="0" w:uiPriority="0" w:unhideWhenUsed="0"/>
-    <w:lsdException w:name="Normal (Web)" w:semiHidden="0" w:uiPriority="0" w:unhideWhenUsed="0" w:qFormat="1"/>
-    <w:lsdException w:name="HTML Acronym" w:semiHidden="0" w:uiPriority="0" w:unhideWhenUsed="0"/>
-    <w:lsdException w:name="HTML Address" w:semiHidden="0" w:uiPriority="0" w:unhideWhenUsed="0"/>
-    <w:lsdException w:name="HTML Cite" w:semiHidden="0" w:uiPriority="0" w:unhideWhenUsed="0"/>
-    <w:lsdException w:name="HTML Code" w:semiHidden="0" w:uiPriority="0" w:unhideWhenUsed="0"/>
-    <w:lsdException w:name="HTML Definition" w:semiHidden="0" w:uiPriority="0" w:unhideWhenUsed="0"/>
-    <w:lsdException w:name="HTML Keyboard" w:semiHidden="0" w:uiPriority="0" w:unhideWhenUsed="0"/>
-    <w:lsdException w:name="HTML Preformatted" w:semiHidden="0" w:uiPriority="0" w:unhideWhenUsed="0" w:qFormat="1"/>
-    <w:lsdException w:name="HTML Sample" w:semiHidden="0" w:uiPriority="0" w:unhideWhenUsed="0"/>
-    <w:lsdException w:name="HTML Typewriter" w:semiHidden="0" w:uiPriority="0" w:unhideWhenUsed="0"/>
-    <w:lsdException w:name="HTML Variable" w:semiHidden="0" w:uiPriority="0" w:unhideWhenUsed="0"/>
-    <w:lsdException w:name="Normal Table" w:uiPriority="0" w:unhideWhenUsed="0" w:qFormat="1"/>
-    <w:lsdException w:name="annotation subject" w:semiHidden="0" w:uiPriority="0" w:unhideWhenUsed="0"/>
-    <w:lsdException w:name="Table Simple 1" w:semiHidden="0" w:uiPriority="0" w:unhideWhenUsed="0"/>
-    <w:lsdException w:name="Table Simple 2" w:semiHidden="0" w:uiPriority="0" w:unhideWhenUsed="0"/>
-    <w:lsdException w:name="Table Simple 3" w:semiHidden="0" w:uiPriority="0" w:unhideWhenUsed="0"/>
-    <w:lsdException w:name="Table Classic 1" w:semiHidden="0" w:uiPriority="0" w:unhideWhenUsed="0"/>
-    <w:lsdException w:name="Table Classic 2" w:semiHidden="0" w:uiPriority="0" w:unhideWhenUsed="0"/>
-    <w:lsdException w:name="Table Classic 3" w:semiHidden="0" w:uiPriority="0" w:unhideWhenUsed="0"/>
-    <w:lsdException w:name="Table Classic 4" w:semiHidden="0" w:uiPriority="0" w:unhideWhenUsed="0"/>
-    <w:lsdException w:name="Table Colorful 1" w:semiHidden="0" w:uiPriority="0" w:unhideWhenUsed="0"/>
-    <w:lsdException w:name="Table Colorful 2" w:semiHidden="0" w:uiPriority="0" w:unhideWhenUsed="0"/>
-    <w:lsdException w:name="Table Colorful 3" w:semiHidden="0" w:uiPriority="0" w:unhideWhenUsed="0"/>
-    <w:lsdException w:name="Table Columns 1" w:semiHidden="0" w:uiPriority="0" w:unhideWhenUsed="0"/>
-    <w:lsdException w:name="Table Columns 2" w:semiHidden="0" w:uiPriority="0" w:unhideWhenUsed="0"/>
-    <w:lsdException w:name="Table Columns 3" w:semiHidden="0" w:uiPriority="0" w:unhideWhenUsed="0"/>
-    <w:lsdException w:name="Table Columns 4" w:semiHidden="0" w:uiPriority="0" w:unhideWhenUsed="0"/>
-    <w:lsdException w:name="Table Columns 5" w:semiHidden="0" w:uiPriority="0" w:unhideWhenUsed="0"/>
-    <w:lsdException w:name="Table Grid 1" w:semiHidden="0" w:uiPriority="0" w:unhideWhenUsed="0"/>
-    <w:lsdException w:name="Table Grid 2" w:semiHidden="0" w:uiPriority="0" w:unhideWhenUsed="0"/>
-    <w:lsdException w:name="Table Grid 3" w:semiHidden="0" w:uiPriority="0" w:unhideWhenUsed="0"/>
-    <w:lsdException w:name="Table Grid 4" w:semiHidden="0" w:uiPriority="0" w:unhideWhenUsed="0"/>
-    <w:lsdException w:name="Table Grid 5" w:semiHidden="0" w:uiPriority="0" w:unhideWhenUsed="0"/>
-    <w:lsdException w:name="Table Grid 6" w:semiHidden="0" w:uiPriority="0" w:unhideWhenUsed="0"/>
-    <w:lsdException w:name="Table Grid 7" w:semiHidden="0" w:uiPriority="0" w:unhideWhenUsed="0"/>
-    <w:lsdException w:name="Table Grid 8" w:semiHidden="0" w:uiPriority="0" w:unhideWhenUsed="0"/>
-    <w:lsdException w:name="Table List 1" w:semiHidden="0" w:uiPriority="0" w:unhideWhenUsed="0"/>
-    <w:lsdException w:name="Table List 2" w:semiHidden="0" w:uiPriority="0" w:unhideWhenUsed="0"/>
-    <w:lsdException w:name="Table List 3" w:semiHidden="0" w:uiPriority="0" w:unhideWhenUsed="0"/>
-    <w:lsdException w:name="Table List 4" w:semiHidden="0" w:uiPriority="0" w:unhideWhenUsed="0"/>
-    <w:lsdException w:name="Table List 5" w:semiHidden="0" w:uiPriority="0" w:unhideWhenUsed="0"/>
-    <w:lsdException w:name="Table List 6" w:semiHidden="0" w:uiPriority="0" w:unhideWhenUsed="0"/>
-    <w:lsdException w:name="Table List 7" w:semiHidden="0" w:uiPriority="0" w:unhideWhenUsed="0"/>
-    <w:lsdException w:name="Table List 8" w:semiHidden="0" w:uiPriority="0" w:unhideWhenUsed="0"/>
-    <w:lsdException w:name="Table 3D effects 1" w:semiHidden="0" w:uiPriority="0" w:unhideWhenUsed="0"/>
-    <w:lsdException w:name="Table 3D effects 2" w:semiHidden="0" w:uiPriority="0" w:unhideWhenUsed="0"/>
-    <w:lsdException w:name="Table 3D effects 3" w:semiHidden="0" w:uiPriority="0" w:unhideWhenUsed="0"/>
-    <w:lsdException w:name="Table Contemporary" w:semiHidden="0" w:uiPriority="0" w:unhideWhenUsed="0"/>
-    <w:lsdException w:name="Table Elegant" w:semiHidden="0" w:uiPriority="0" w:unhideWhenUsed="0"/>
-    <w:lsdException w:name="Table Professional" w:semiHidden="0" w:uiPriority="0" w:unhideWhenUsed="0"/>
-    <w:lsdException w:name="Table Subtle 1" w:semiHidden="0" w:uiPriority="0" w:unhideWhenUsed="0"/>
-    <w:lsdException w:name="Table Subtle 2" w:semiHidden="0" w:uiPriority="0" w:unhideWhenUsed="0"/>
-    <w:lsdException w:name="Table Web 1" w:semiHidden="0" w:uiPriority="0" w:unhideWhenUsed="0"/>
-    <w:lsdException w:name="Table Web 2" w:semiHidden="0" w:uiPriority="0" w:unhideWhenUsed="0"/>
-    <w:lsdException w:name="Table Web 3" w:semiHidden="0" w:uiPriority="0" w:unhideWhenUsed="0"/>
-    <w:lsdException w:name="Balloon Text" w:semiHidden="0" w:uiPriority="0" w:unhideWhenUsed="0"/>
-    <w:lsdException w:name="Table Grid" w:semiHidden="0" w:uiPriority="0" w:unhideWhenUsed="0" w:qFormat="1"/>
-    <w:lsdException w:name="Table Theme" w:semiHidden="0" w:uiPriority="0" w:unhideWhenUsed="0"/>
-    <w:lsdException w:name="Light Shading" w:semiHidden="0" w:uiPriority="60" w:unhideWhenUsed="0"/>
-    <w:lsdException w:name="Light List" w:semiHidden="0" w:uiPriority="61" w:unhideWhenUsed="0"/>
-    <w:lsdException w:name="Light Grid" w:semiHidden="0" w:uiPriority="62" w:unhideWhenUsed="0"/>
-    <w:lsdException w:name="Medium Shading 1" w:semiHidden="0" w:uiPriority="63" w:unhideWhenUsed="0"/>
-    <w:lsdException w:name="Medium Shading 2" w:semiHidden="0" w:uiPriority="64" w:unhideWhenUsed="0"/>
-    <w:lsdException w:name="Medium List 1" w:semiHidden="0" w:uiPriority="65" w:unhideWhenUsed="0"/>
-    <w:lsdException w:name="Medium List 2" w:semiHidden="0" w:uiPriority="66" w:unhideWhenUsed="0"/>
-    <w:lsdException w:name="Medium Grid 1" w:semiHidden="0" w:uiPriority="67" w:unhideWhenUsed="0"/>
-    <w:lsdException w:name="Medium Grid 2" w:semiHidden="0" w:uiPriority="68" w:unhideWhenUsed="0"/>
-    <w:lsdException w:name="Medium Grid 3" w:semiHidden="0" w:uiPriority="69" w:unhideWhenUsed="0"/>
-    <w:lsdException w:name="Dark List" w:semiHidden="0" w:uiPriority="70" w:unhideWhenUsed="0"/>
-    <w:lsdException w:name="Colorful Shading" w:semiHidden="0" w:uiPriority="71" w:unhideWhenUsed="0"/>
-    <w:lsdException w:name="Colorful List" w:semiHidden="0" w:uiPriority="72" w:unhideWhenUsed="0"/>
-    <w:lsdException w:name="Colorful Grid" w:semiHidden="0" w:uiPriority="73" w:unhideWhenUsed="0"/>
-    <w:lsdException w:name="Light Shading Accent 1" w:semiHidden="0" w:uiPriority="60" w:unhideWhenUsed="0"/>
-    <w:lsdException w:name="Light List Accent 1" w:semiHidden="0" w:uiPriority="61" w:unhideWhenUsed="0"/>
-    <w:lsdException w:name="Light Grid Accent 1" w:semiHidden="0" w:uiPriority="62" w:unhideWhenUsed="0"/>
-    <w:lsdException w:name="Medium Shading 1 Accent 1" w:semiHidden="0" w:uiPriority="63" w:unhideWhenUsed="0"/>
-    <w:lsdException w:name="Medium Shading 2 Accent 1" w:semiHidden="0" w:uiPriority="64" w:unhideWhenUsed="0"/>
-    <w:lsdException w:name="Medium List 1 Accent 1" w:semiHidden="0" w:uiPriority="65" w:unhideWhenUsed="0"/>
-    <w:lsdException w:name="Medium List 2 Accent 1" w:semiHidden="0" w:uiPriority="66" w:unhideWhenUsed="0"/>
-    <w:lsdException w:name="Medium Grid 1 Accent 1" w:semiHidden="0" w:uiPriority="67" w:unhideWhenUsed="0"/>
-    <w:lsdException w:name="Medium Grid 2 Accent 1" w:semiHidden="0" w:uiPriority="68" w:unhideWhenUsed="0"/>
-    <w:lsdException w:name="Medium Grid 3 Accent 1" w:semiHidden="0" w:uiPriority="69" w:unhideWhenUsed="0"/>
-    <w:lsdException w:name="Dark List Accent 1" w:semiHidden="0" w:uiPriority="70" w:unhideWhenUsed="0"/>
-    <w:lsdException w:name="Colorful Shading Accent 1" w:semiHidden="0" w:uiPriority="71" w:unhideWhenUsed="0"/>
-    <w:lsdException w:name="Colorful List Accent 1" w:semiHidden="0" w:uiPriority="72" w:unhideWhenUsed="0"/>
-    <w:lsdException w:name="Colorful Grid Accent 1" w:semiHidden="0" w:uiPriority="73" w:unhideWhenUsed="0"/>
-    <w:lsdException w:name="Light Shading Accent 2" w:semiHidden="0" w:uiPriority="60" w:unhideWhenUsed="0"/>
-    <w:lsdException w:name="Light List Accent 2" w:semiHidden="0" w:uiPriority="61" w:unhideWhenUsed="0"/>
-    <w:lsdException w:name="Light Grid Accent 2" w:semiHidden="0" w:uiPriority="62" w:unhideWhenUsed="0"/>
-    <w:lsdException w:name="Medium Shading 1 Accent 2" w:semiHidden="0" w:uiPriority="63" w:unhideWhenUsed="0"/>
-    <w:lsdException w:name="Medium Shading 2 Accent 2" w:semiHidden="0" w:uiPriority="64" w:unhideWhenUsed="0"/>
-    <w:lsdException w:name="Medium List 1 Accent 2" w:semiHidden="0" w:uiPriority="65" w:unhideWhenUsed="0"/>
-    <w:lsdException w:name="Medium List 2 Accent 2" w:semiHidden="0" w:uiPriority="66" w:unhideWhenUsed="0"/>
-    <w:lsdException w:name="Medium Grid 1 Accent 2" w:semiHidden="0" w:uiPriority="67" w:unhideWhenUsed="0"/>
-    <w:lsdException w:name="Medium Grid 2 Accent 2" w:semiHidden="0" w:uiPriority="68" w:unhideWhenUsed="0"/>
-    <w:lsdException w:name="Medium Grid 3 Accent 2" w:semiHidden="0" w:uiPriority="69" w:unhideWhenUsed="0"/>
-    <w:lsdException w:name="Dark List Accent 2" w:semiHidden="0" w:uiPriority="70" w:unhideWhenUsed="0"/>
-    <w:lsdException w:name="Colorful Shading Accent 2" w:semiHidden="0" w:uiPriority="71" w:unhideWhenUsed="0"/>
-    <w:lsdException w:name="Colorful List Accent 2" w:semiHidden="0" w:uiPriority="72" w:unhideWhenUsed="0"/>
-    <w:lsdException w:name="Colorful Grid Accent 2" w:semiHidden="0" w:uiPriority="73" w:unhideWhenUsed="0"/>
-    <w:lsdException w:name="Light Shading Accent 3" w:semiHidden="0" w:uiPriority="60" w:unhideWhenUsed="0"/>
-    <w:lsdException w:name="Light List Accent 3" w:semiHidden="0" w:uiPriority="61" w:unhideWhenUsed="0"/>
-    <w:lsdException w:name="Light Grid Accent 3" w:semiHidden="0" w:uiPriority="62" w:unhideWhenUsed="0"/>
-    <w:lsdException w:name="Medium Shading 1 Accent 3" w:semiHidden="0" w:uiPriority="63" w:unhideWhenUsed="0"/>
-    <w:lsdException w:name="Medium Shading 2 Accent 3" w:semiHidden="0" w:uiPriority="64" w:unhideWhenUsed="0"/>
-    <w:lsdException w:name="Medium List 1 Accent 3" w:semiHidden="0" w:uiPriority="65" w:unhideWhenUsed="0"/>
-    <w:lsdException w:name="Medium List 2 Accent 3" w:semiHidden="0" w:uiPriority="66" w:unhideWhenUsed="0"/>
-    <w:lsdException w:name="Medium Grid 1 Accent 3" w:semiHidden="0" w:uiPriority="67" w:unhideWhenUsed="0"/>
-    <w:lsdException w:name="Medium Grid 2 Accent 3" w:semiHidden="0" w:uiPriority="68" w:unhideWhenUsed="0"/>
-    <w:lsdException w:name="Medium Grid 3 Accent 3" w:semiHidden="0" w:uiPriority="69" w:unhideWhenUsed="0"/>
-    <w:lsdException w:name="Dark List Accent 3" w:semiHidden="0" w:uiPriority="70" w:unhideWhenUsed="0"/>
-    <w:lsdException w:name="Colorful Shading Accent 3" w:semiHidden="0" w:uiPriority="71" w:unhideWhenUsed="0"/>
-    <w:lsdException w:name="Colorful List Accent 3" w:semiHidden="0" w:uiPriority="72" w:unhideWhenUsed="0"/>
-    <w:lsdException w:name="Colorful Grid Accent 3" w:semiHidden="0" w:uiPriority="73" w:unhideWhenUsed="0"/>
-    <w:lsdException w:name="Light Shading Accent 4" w:semiHidden="0" w:uiPriority="60" w:unhideWhenUsed="0"/>
-    <w:lsdException w:name="Light List Accent 4" w:semiHidden="0" w:uiPriority="61" w:unhideWhenUsed="0"/>
-    <w:lsdException w:name="Light Grid Accent 4" w:semiHidden="0" w:uiPriority="62" w:unhideWhenUsed="0"/>
-    <w:lsdException w:name="Medium Shading 1 Accent 4" w:semiHidden="0" w:uiPriority="63" w:unhideWhenUsed="0"/>
-    <w:lsdException w:name="Medium Shading 2 Accent 4" w:semiHidden="0" w:uiPriority="64" w:unhideWhenUsed="0"/>
-    <w:lsdException w:name="Medium List 1 Accent 4" w:semiHidden="0" w:uiPriority="65" w:unhideWhenUsed="0"/>
-    <w:lsdException w:name="Medium List 2 Accent 4" w:semiHidden="0" w:uiPriority="66" w:unhideWhenUsed="0"/>
-    <w:lsdException w:name="Medium Grid 1 Accent 4" w:semiHidden="0" w:uiPriority="67" w:unhideWhenUsed="0"/>
-    <w:lsdException w:name="Medium Grid 2 Accent 4" w:semiHidden="0" w:uiPriority="68" w:unhideWhenUsed="0"/>
-    <w:lsdException w:name="Medium Grid 3 Accent 4" w:semiHidden="0" w:uiPriority="69" w:unhideWhenUsed="0"/>
-    <w:lsdException w:name="Dark List Accent 4" w:semiHidden="0" w:uiPriority="70" w:unhideWhenUsed="0"/>
-    <w:lsdException w:name="Colorful Shading Accent 4" w:semiHidden="0" w:uiPriority="71" w:unhideWhenUsed="0"/>
-    <w:lsdException w:name="Colorful List Accent 4" w:semiHidden="0" w:uiPriority="72" w:unhideWhenUsed="0"/>
-    <w:lsdException w:name="Colorful Grid Accent 4" w:semiHidden="0" w:uiPriority="73" w:unhideWhenUsed="0"/>
-    <w:lsdException w:name="Light Shading Accent 5" w:semiHidden="0" w:uiPriority="60" w:unhideWhenUsed="0"/>
-    <w:lsdException w:name="Light List Accent 5" w:semiHidden="0" w:uiPriority="61" w:unhideWhenUsed="0"/>
-    <w:lsdException w:name="Light Grid Accent 5" w:semiHidden="0" w:uiPriority="62" w:unhideWhenUsed="0"/>
-    <w:lsdException w:name="Medium Shading 1 Accent 5" w:semiHidden="0" w:uiPriority="63" w:unhideWhenUsed="0"/>
-    <w:lsdException w:name="Medium Shading 2 Accent 5" w:semiHidden="0" w:uiPriority="64" w:unhideWhenUsed="0"/>
-    <w:lsdException w:name="Medium List 1 Accent 5" w:semiHidden="0" w:uiPriority="65" w:unhideWhenUsed="0"/>
-    <w:lsdException w:name="Medium List 2 Accent 5" w:semiHidden="0" w:uiPriority="66" w:unhideWhenUsed="0"/>
-    <w:lsdException w:name="Medium Grid 1 Accent 5" w:semiHidden="0" w:uiPriority="67" w:unhideWhenUsed="0"/>
-    <w:lsdException w:name="Medium Grid 2 Accent 5" w:semiHidden="0" w:uiPriority="68" w:unhideWhenUsed="0"/>
-    <w:lsdException w:name="Medium Grid 3 Accent 5" w:semiHidden="0" w:uiPriority="69" w:unhideWhenUsed="0"/>
-    <w:lsdException w:name="Dark List Accent 5" w:semiHidden="0" w:uiPriority="70" w:unhideWhenUsed="0"/>
-    <w:lsdException w:name="Colorful Shading Accent 5" w:semiHidden="0" w:uiPriority="71" w:unhideWhenUsed="0"/>
-    <w:lsdException w:name="Colorful List Accent 5" w:semiHidden="0" w:uiPriority="72" w:unhideWhenUsed="0"/>
-    <w:lsdException w:name="Colorful Grid Accent 5" w:semiHidden="0" w:uiPriority="73" w:unhideWhenUsed="0"/>
-    <w:lsdException w:name="Light Shading Accent 6" w:semiHidden="0" w:uiPriority="60" w:unhideWhenUsed="0"/>
-    <w:lsdException w:name="Light List Accent 6" w:semiHidden="0" w:uiPriority="61" w:unhideWhenUsed="0"/>
-    <w:lsdException w:name="Light Grid Accent 6" w:semiHidden="0" w:uiPriority="62" w:unhideWhenUsed="0"/>
-    <w:lsdException w:name="Medium Shading 1 Accent 6" w:semiHidden="0" w:uiPriority="63" w:unhideWhenUsed="0"/>
-    <w:lsdException w:name="Medium Shading 2 Accent 6" w:semiHidden="0" w:uiPriority="64" w:unhideWhenUsed="0"/>
-    <w:lsdException w:name="Medium List 1 Accent 6" w:semiHidden="0" w:uiPriority="65" w:unhideWhenUsed="0"/>
-    <w:lsdException w:name="Medium List 2 Accent 6" w:semiHidden="0" w:uiPriority="66" w:unhideWhenUsed="0"/>
-    <w:lsdException w:name="Medium Grid 1 Accent 6" w:semiHidden="0" w:uiPriority="67" w:unhideWhenUsed="0"/>
-    <w:lsdException w:name="Medium Grid 2 Accent 6" w:semiHidden="0" w:uiPriority="68" w:unhideWhenUsed="0"/>
-    <w:lsdException w:name="Medium Grid 3 Accent 6" w:semiHidden="0" w:uiPriority="69" w:unhideWhenUsed="0"/>
-    <w:lsdException w:name="Dark List Accent 6" w:semiHidden="0" w:uiPriority="70" w:unhideWhenUsed="0"/>
-    <w:lsdException w:name="Colorful Shading Accent 6" w:semiHidden="0" w:uiPriority="71" w:unhideWhenUsed="0"/>
-    <w:lsdException w:name="Colorful List Accent 6" w:semiHidden="0" w:uiPriority="72" w:unhideWhenUsed="0"/>
-    <w:lsdException w:name="Colorful Grid Accent 6" w:semiHidden="0" w:uiPriority="73" w:unhideWhenUsed="0"/>
+  <w:latentStyles w:count="260" w:defQFormat="0" w:defUnhideWhenUsed="1" w:defSemiHidden="1" w:defUIPriority="99" w:defLockedState="0">
+    <w:lsdException w:qFormat="1" w:unhideWhenUsed="0" w:uiPriority="0" w:semiHidden="0" w:name="Normal"/>
+    <w:lsdException w:qFormat="1" w:unhideWhenUsed="0" w:uiPriority="0" w:semiHidden="0" w:name="heading 1"/>
+    <w:lsdException w:qFormat="1" w:uiPriority="0" w:semiHidden="0" w:name="heading 2"/>
+    <w:lsdException w:qFormat="1" w:uiPriority="0" w:name="heading 3"/>
+    <w:lsdException w:qFormat="1" w:uiPriority="0" w:semiHidden="0" w:name="heading 4"/>
+    <w:lsdException w:qFormat="1" w:uiPriority="0" w:name="heading 5"/>
+    <w:lsdException w:qFormat="1" w:uiPriority="0" w:name="heading 6"/>
+    <w:lsdException w:qFormat="1" w:uiPriority="0" w:name="heading 7"/>
+    <w:lsdException w:qFormat="1" w:uiPriority="0" w:name="heading 8"/>
+    <w:lsdException w:qFormat="1" w:uiPriority="0" w:name="heading 9"/>
+    <w:lsdException w:unhideWhenUsed="0" w:uiPriority="0" w:semiHidden="0" w:name="index 1"/>
+    <w:lsdException w:unhideWhenUsed="0" w:uiPriority="0" w:semiHidden="0" w:name="index 2"/>
+    <w:lsdException w:unhideWhenUsed="0" w:uiPriority="0" w:semiHidden="0" w:name="index 3"/>
+    <w:lsdException w:unhideWhenUsed="0" w:uiPriority="0" w:semiHidden="0" w:name="index 4"/>
+    <w:lsdException w:unhideWhenUsed="0" w:uiPriority="0" w:semiHidden="0" w:name="index 5"/>
+    <w:lsdException w:unhideWhenUsed="0" w:uiPriority="0" w:semiHidden="0" w:name="index 6"/>
+    <w:lsdException w:unhideWhenUsed="0" w:uiPriority="0" w:semiHidden="0" w:name="index 7"/>
+    <w:lsdException w:unhideWhenUsed="0" w:uiPriority="0" w:semiHidden="0" w:name="index 8"/>
+    <w:lsdException w:unhideWhenUsed="0" w:uiPriority="0" w:semiHidden="0" w:name="index 9"/>
+    <w:lsdException w:qFormat="1" w:unhideWhenUsed="0" w:uiPriority="0" w:semiHidden="0" w:name="toc 1"/>
+    <w:lsdException w:qFormat="1" w:unhideWhenUsed="0" w:uiPriority="0" w:semiHidden="0" w:name="toc 2"/>
+    <w:lsdException w:qFormat="1" w:unhideWhenUsed="0" w:uiPriority="0" w:semiHidden="0" w:name="toc 3"/>
+    <w:lsdException w:unhideWhenUsed="0" w:uiPriority="0" w:semiHidden="0" w:name="toc 4"/>
+    <w:lsdException w:unhideWhenUsed="0" w:uiPriority="0" w:semiHidden="0" w:name="toc 5"/>
+    <w:lsdException w:unhideWhenUsed="0" w:uiPriority="0" w:semiHidden="0" w:name="toc 6"/>
+    <w:lsdException w:unhideWhenUsed="0" w:uiPriority="0" w:semiHidden="0" w:name="toc 7"/>
+    <w:lsdException w:unhideWhenUsed="0" w:uiPriority="0" w:semiHidden="0" w:name="toc 8"/>
+    <w:lsdException w:unhideWhenUsed="0" w:uiPriority="0" w:semiHidden="0" w:name="toc 9"/>
+    <w:lsdException w:unhideWhenUsed="0" w:uiPriority="0" w:semiHidden="0" w:name="Normal Indent"/>
+    <w:lsdException w:unhideWhenUsed="0" w:uiPriority="0" w:semiHidden="0" w:name="footnote text"/>
+    <w:lsdException w:qFormat="1" w:unhideWhenUsed="0" w:uiPriority="0" w:semiHidden="0" w:name="annotation text"/>
+    <w:lsdException w:qFormat="1" w:unhideWhenUsed="0" w:uiPriority="0" w:semiHidden="0" w:name="header"/>
+    <w:lsdException w:qFormat="1" w:unhideWhenUsed="0" w:uiPriority="0" w:semiHidden="0" w:name="footer"/>
+    <w:lsdException w:unhideWhenUsed="0" w:uiPriority="0" w:semiHidden="0" w:name="index heading"/>
+    <w:lsdException w:qFormat="1" w:uiPriority="0" w:name="caption"/>
+    <w:lsdException w:qFormat="1" w:unhideWhenUsed="0" w:uiPriority="0" w:semiHidden="0" w:name="table of figures"/>
+    <w:lsdException w:unhideWhenUsed="0" w:uiPriority="0" w:semiHidden="0" w:name="envelope address"/>
+    <w:lsdException w:unhideWhenUsed="0" w:uiPriority="0" w:semiHidden="0" w:name="envelope return"/>
+    <w:lsdException w:unhideWhenUsed="0" w:uiPriority="0" w:semiHidden="0" w:name="footnote reference"/>
+    <w:lsdException w:unhideWhenUsed="0" w:uiPriority="0" w:semiHidden="0" w:name="annotation reference"/>
+    <w:lsdException w:unhideWhenUsed="0" w:uiPriority="0" w:semiHidden="0" w:name="line number"/>
+    <w:lsdException w:unhideWhenUsed="0" w:uiPriority="0" w:semiHidden="0" w:name="page number"/>
+    <w:lsdException w:unhideWhenUsed="0" w:uiPriority="0" w:semiHidden="0" w:name="endnote reference"/>
+    <w:lsdException w:unhideWhenUsed="0" w:uiPriority="0" w:semiHidden="0" w:name="endnote text"/>
+    <w:lsdException w:unhideWhenUsed="0" w:uiPriority="0" w:semiHidden="0" w:name="table of authorities"/>
+    <w:lsdException w:unhideWhenUsed="0" w:uiPriority="0" w:semiHidden="0" w:name="macro"/>
+    <w:lsdException w:unhideWhenUsed="0" w:uiPriority="0" w:semiHidden="0" w:name="toa heading"/>
+    <w:lsdException w:unhideWhenUsed="0" w:uiPriority="0" w:semiHidden="0" w:name="List"/>
+    <w:lsdException w:unhideWhenUsed="0" w:uiPriority="0" w:semiHidden="0" w:name="List Bullet"/>
+    <w:lsdException w:unhideWhenUsed="0" w:uiPriority="0" w:semiHidden="0" w:name="List Number"/>
+    <w:lsdException w:unhideWhenUsed="0" w:uiPriority="0" w:semiHidden="0" w:name="List 2"/>
+    <w:lsdException w:unhideWhenUsed="0" w:uiPriority="0" w:semiHidden="0" w:name="List 3"/>
+    <w:lsdException w:unhideWhenUsed="0" w:uiPriority="0" w:semiHidden="0" w:name="List 4"/>
+    <w:lsdException w:unhideWhenUsed="0" w:uiPriority="0" w:semiHidden="0" w:name="List 5"/>
+    <w:lsdException w:unhideWhenUsed="0" w:uiPriority="0" w:semiHidden="0" w:name="List Bullet 2"/>
+    <w:lsdException w:unhideWhenUsed="0" w:uiPriority="0" w:semiHidden="0" w:name="List Bullet 3"/>
+    <w:lsdException w:unhideWhenUsed="0" w:uiPriority="0" w:semiHidden="0" w:name="List Bullet 4"/>
+    <w:lsdException w:unhideWhenUsed="0" w:uiPriority="0" w:semiHidden="0" w:name="List Bullet 5"/>
+    <w:lsdException w:unhideWhenUsed="0" w:uiPriority="0" w:semiHidden="0" w:name="List Number 2"/>
+    <w:lsdException w:unhideWhenUsed="0" w:uiPriority="0" w:semiHidden="0" w:name="List Number 3"/>
+    <w:lsdException w:unhideWhenUsed="0" w:uiPriority="0" w:semiHidden="0" w:name="List Number 4"/>
+    <w:lsdException w:unhideWhenUsed="0" w:uiPriority="0" w:semiHidden="0" w:name="List Number 5"/>
+    <w:lsdException w:qFormat="1" w:unhideWhenUsed="0" w:uiPriority="0" w:semiHidden="0" w:name="Title"/>
+    <w:lsdException w:unhideWhenUsed="0" w:uiPriority="0" w:semiHidden="0" w:name="Closing"/>
+    <w:lsdException w:unhideWhenUsed="0" w:uiPriority="0" w:semiHidden="0" w:name="Signature"/>
+    <w:lsdException w:qFormat="1" w:unhideWhenUsed="0" w:uiPriority="0" w:name="Default Paragraph Font"/>
+    <w:lsdException w:qFormat="1" w:unhideWhenUsed="0" w:uiPriority="0" w:name="Body Text"/>
+    <w:lsdException w:unhideWhenUsed="0" w:uiPriority="0" w:semiHidden="0" w:name="Body Text Indent"/>
+    <w:lsdException w:unhideWhenUsed="0" w:uiPriority="0" w:semiHidden="0" w:name="List Continue"/>
+    <w:lsdException w:unhideWhenUsed="0" w:uiPriority="0" w:semiHidden="0" w:name="List Continue 2"/>
+    <w:lsdException w:unhideWhenUsed="0" w:uiPriority="0" w:semiHidden="0" w:name="List Continue 3"/>
+    <w:lsdException w:unhideWhenUsed="0" w:uiPriority="0" w:semiHidden="0" w:name="List Continue 4"/>
+    <w:lsdException w:unhideWhenUsed="0" w:uiPriority="0" w:semiHidden="0" w:name="List Continue 5"/>
+    <w:lsdException w:unhideWhenUsed="0" w:uiPriority="0" w:semiHidden="0" w:name="Message Header"/>
+    <w:lsdException w:qFormat="1" w:unhideWhenUsed="0" w:uiPriority="0" w:semiHidden="0" w:name="Subtitle"/>
+    <w:lsdException w:unhideWhenUsed="0" w:uiPriority="0" w:semiHidden="0" w:name="Salutation"/>
+    <w:lsdException w:unhideWhenUsed="0" w:uiPriority="0" w:semiHidden="0" w:name="Date"/>
+    <w:lsdException w:unhideWhenUsed="0" w:uiPriority="0" w:semiHidden="0" w:name="Body Text First Indent"/>
+    <w:lsdException w:unhideWhenUsed="0" w:uiPriority="0" w:semiHidden="0" w:name="Body Text First Indent 2"/>
+    <w:lsdException w:uiPriority="99" w:name="Note Heading"/>
+    <w:lsdException w:unhideWhenUsed="0" w:uiPriority="0" w:semiHidden="0" w:name="Body Text 2"/>
+    <w:lsdException w:unhideWhenUsed="0" w:uiPriority="0" w:semiHidden="0" w:name="Body Text 3"/>
+    <w:lsdException w:unhideWhenUsed="0" w:uiPriority="0" w:semiHidden="0" w:name="Body Text Indent 2"/>
+    <w:lsdException w:unhideWhenUsed="0" w:uiPriority="0" w:semiHidden="0" w:name="Body Text Indent 3"/>
+    <w:lsdException w:unhideWhenUsed="0" w:uiPriority="0" w:semiHidden="0" w:name="Block Text"/>
+    <w:lsdException w:unhideWhenUsed="0" w:uiPriority="0" w:semiHidden="0" w:name="Hyperlink"/>
+    <w:lsdException w:unhideWhenUsed="0" w:uiPriority="0" w:semiHidden="0" w:name="FollowedHyperlink"/>
+    <w:lsdException w:qFormat="1" w:unhideWhenUsed="0" w:uiPriority="0" w:semiHidden="0" w:name="Strong"/>
+    <w:lsdException w:qFormat="1" w:unhideWhenUsed="0" w:uiPriority="0" w:semiHidden="0" w:name="Emphasis"/>
+    <w:lsdException w:unhideWhenUsed="0" w:uiPriority="0" w:semiHidden="0" w:name="Document Map"/>
+    <w:lsdException w:unhideWhenUsed="0" w:uiPriority="0" w:semiHidden="0" w:name="Plain Text"/>
+    <w:lsdException w:unhideWhenUsed="0" w:uiPriority="0" w:semiHidden="0" w:name="E-mail Signature"/>
+    <w:lsdException w:qFormat="1" w:unhideWhenUsed="0" w:uiPriority="0" w:semiHidden="0" w:name="Normal (Web)"/>
+    <w:lsdException w:unhideWhenUsed="0" w:uiPriority="0" w:semiHidden="0" w:name="HTML Acronym"/>
+    <w:lsdException w:unhideWhenUsed="0" w:uiPriority="0" w:semiHidden="0" w:name="HTML Address"/>
+    <w:lsdException w:unhideWhenUsed="0" w:uiPriority="0" w:semiHidden="0" w:name="HTML Cite"/>
+    <w:lsdException w:unhideWhenUsed="0" w:uiPriority="0" w:semiHidden="0" w:name="HTML Code"/>
+    <w:lsdException w:unhideWhenUsed="0" w:uiPriority="0" w:semiHidden="0" w:name="HTML Definition"/>
+    <w:lsdException w:unhideWhenUsed="0" w:uiPriority="0" w:semiHidden="0" w:name="HTML Keyboard"/>
+    <w:lsdException w:qFormat="1" w:unhideWhenUsed="0" w:uiPriority="0" w:semiHidden="0" w:name="HTML Preformatted"/>
+    <w:lsdException w:unhideWhenUsed="0" w:uiPriority="0" w:semiHidden="0" w:name="HTML Sample"/>
+    <w:lsdException w:unhideWhenUsed="0" w:uiPriority="0" w:semiHidden="0" w:name="HTML Typewriter"/>
+    <w:lsdException w:unhideWhenUsed="0" w:uiPriority="0" w:semiHidden="0" w:name="HTML Variable"/>
+    <w:lsdException w:qFormat="1" w:unhideWhenUsed="0" w:uiPriority="0" w:name="Normal Table"/>
+    <w:lsdException w:unhideWhenUsed="0" w:uiPriority="0" w:semiHidden="0" w:name="annotation subject"/>
+    <w:lsdException w:unhideWhenUsed="0" w:uiPriority="0" w:semiHidden="0" w:name="Table Simple 1"/>
+    <w:lsdException w:unhideWhenUsed="0" w:uiPriority="0" w:semiHidden="0" w:name="Table Simple 2"/>
+    <w:lsdException w:unhideWhenUsed="0" w:uiPriority="0" w:semiHidden="0" w:name="Table Simple 3"/>
+    <w:lsdException w:unhideWhenUsed="0" w:uiPriority="0" w:semiHidden="0" w:name="Table Classic 1"/>
+    <w:lsdException w:unhideWhenUsed="0" w:uiPriority="0" w:semiHidden="0" w:name="Table Classic 2"/>
+    <w:lsdException w:unhideWhenUsed="0" w:uiPriority="0" w:semiHidden="0" w:name="Table Classic 3"/>
+    <w:lsdException w:unhideWhenUsed="0" w:uiPriority="0" w:semiHidden="0" w:name="Table Classic 4"/>
+    <w:lsdException w:unhideWhenUsed="0" w:uiPriority="0" w:semiHidden="0" w:name="Table Colorful 1"/>
+    <w:lsdException w:unhideWhenUsed="0" w:uiPriority="0" w:semiHidden="0" w:name="Table Colorful 2"/>
+    <w:lsdException w:unhideWhenUsed="0" w:uiPriority="0" w:semiHidden="0" w:name="Table Colorful 3"/>
+    <w:lsdException w:unhideWhenUsed="0" w:uiPriority="0" w:semiHidden="0" w:name="Table Columns 1"/>
+    <w:lsdException w:unhideWhenUsed="0" w:uiPriority="0" w:semiHidden="0" w:name="Table Columns 2"/>
+    <w:lsdException w:unhideWhenUsed="0" w:uiPriority="0" w:semiHidden="0" w:name="Table Columns 3"/>
+    <w:lsdException w:unhideWhenUsed="0" w:uiPriority="0" w:semiHidden="0" w:name="Table Columns 4"/>
+    <w:lsdException w:unhideWhenUsed="0" w:uiPriority="0" w:semiHidden="0" w:name="Table Columns 5"/>
+    <w:lsdException w:unhideWhenUsed="0" w:uiPriority="0" w:semiHidden="0" w:name="Table Grid 1"/>
+    <w:lsdException w:unhideWhenUsed="0" w:uiPriority="0" w:semiHidden="0" w:name="Table Grid 2"/>
+    <w:lsdException w:unhideWhenUsed="0" w:uiPriority="0" w:semiHidden="0" w:name="Table Grid 3"/>
+    <w:lsdException w:unhideWhenUsed="0" w:uiPriority="0" w:semiHidden="0" w:name="Table Grid 4"/>
+    <w:lsdException w:unhideWhenUsed="0" w:uiPriority="0" w:semiHidden="0" w:name="Table Grid 5"/>
+    <w:lsdException w:unhideWhenUsed="0" w:uiPriority="0" w:semiHidden="0" w:name="Table Grid 6"/>
+    <w:lsdException w:unhideWhenUsed="0" w:uiPriority="0" w:semiHidden="0" w:name="Table Grid 7"/>
+    <w:lsdException w:unhideWhenUsed="0" w:uiPriority="0" w:semiHidden="0" w:name="Table Grid 8"/>
+    <w:lsdException w:unhideWhenUsed="0" w:uiPriority="0" w:semiHidden="0" w:name="Table List 1"/>
+    <w:lsdException w:unhideWhenUsed="0" w:uiPriority="0" w:semiHidden="0" w:name="Table List 2"/>
+    <w:lsdException w:unhideWhenUsed="0" w:uiPriority="0" w:semiHidden="0" w:name="Table List 3"/>
+    <w:lsdException w:unhideWhenUsed="0" w:uiPriority="0" w:semiHidden="0" w:name="Table List 4"/>
+    <w:lsdException w:unhideWhenUsed="0" w:uiPriority="0" w:semiHidden="0" w:name="Table List 5"/>
+    <w:lsdException w:unhideWhenUsed="0" w:uiPriority="0" w:semiHidden="0" w:name="Table List 6"/>
+    <w:lsdException w:unhideWhenUsed="0" w:uiPriority="0" w:semiHidden="0" w:name="Table List 7"/>
+    <w:lsdException w:unhideWhenUsed="0" w:uiPriority="0" w:semiHidden="0" w:name="Table List 8"/>
+    <w:lsdException w:unhideWhenUsed="0" w:uiPriority="0" w:semiHidden="0" w:name="Table 3D effects 1"/>
+    <w:lsdException w:unhideWhenUsed="0" w:uiPriority="0" w:semiHidden="0" w:name="Table 3D effects 2"/>
+    <w:lsdException w:unhideWhenUsed="0" w:uiPriority="0" w:semiHidden="0" w:name="Table 3D effects 3"/>
+    <w:lsdException w:unhideWhenUsed="0" w:uiPriority="0" w:semiHidden="0" w:name="Table Contemporary"/>
+    <w:lsdException w:unhideWhenUsed="0" w:uiPriority="0" w:semiHidden="0" w:name="Table Elegant"/>
+    <w:lsdException w:unhideWhenUsed="0" w:uiPriority="0" w:semiHidden="0" w:name="Table Professional"/>
+    <w:lsdException w:unhideWhenUsed="0" w:uiPriority="0" w:semiHidden="0" w:name="Table Subtle 1"/>
+    <w:lsdException w:unhideWhenUsed="0" w:uiPriority="0" w:semiHidden="0" w:name="Table Subtle 2"/>
+    <w:lsdException w:unhideWhenUsed="0" w:uiPriority="0" w:semiHidden="0" w:name="Table Web 1"/>
+    <w:lsdException w:unhideWhenUsed="0" w:uiPriority="0" w:semiHidden="0" w:name="Table Web 2"/>
+    <w:lsdException w:unhideWhenUsed="0" w:uiPriority="0" w:semiHidden="0" w:name="Table Web 3"/>
+    <w:lsdException w:unhideWhenUsed="0" w:uiPriority="0" w:semiHidden="0" w:name="Balloon Text"/>
+    <w:lsdException w:qFormat="1" w:unhideWhenUsed="0" w:uiPriority="0" w:semiHidden="0" w:name="Table Grid"/>
+    <w:lsdException w:unhideWhenUsed="0" w:uiPriority="0" w:semiHidden="0" w:name="Table Theme"/>
+    <w:lsdException w:unhideWhenUsed="0" w:uiPriority="60" w:semiHidden="0" w:name="Light Shading"/>
+    <w:lsdException w:unhideWhenUsed="0" w:uiPriority="61" w:semiHidden="0" w:name="Light List"/>
+    <w:lsdException w:unhideWhenUsed="0" w:uiPriority="62" w:semiHidden="0" w:name="Light Grid"/>
+    <w:lsdException w:unhideWhenUsed="0" w:uiPriority="63" w:semiHidden="0" w:name="Medium Shading 1"/>
+    <w:lsdException w:unhideWhenUsed="0" w:uiPriority="64" w:semiHidden="0" w:name="Medium Shading 2"/>
+    <w:lsdException w:unhideWhenUsed="0" w:uiPriority="65" w:semiHidden="0" w:name="Medium List 1"/>
+    <w:lsdException w:unhideWhenUsed="0" w:uiPriority="66" w:semiHidden="0" w:name="Medium List 2"/>
+    <w:lsdException w:unhideWhenUsed="0" w:uiPriority="67" w:semiHidden="0" w:name="Medium Grid 1"/>
+    <w:lsdException w:unhideWhenUsed="0" w:uiPriority="68" w:semiHidden="0" w:name="Medium Grid 2"/>
+    <w:lsdException w:unhideWhenUsed="0" w:uiPriority="69" w:semiHidden="0" w:name="Medium Grid 3"/>
+    <w:lsdException w:unhideWhenUsed="0" w:uiPriority="70" w:semiHidden="0" w:name="Dark List"/>
+    <w:lsdException w:unhideWhenUsed="0" w:uiPriority="71" w:semiHidden="0" w:name="Colorful Shading"/>
+    <w:lsdException w:unhideWhenUsed="0" w:uiPriority="72" w:semiHidden="0" w:name="Colorful List"/>
+    <w:lsdException w:unhideWhenUsed="0" w:uiPriority="73" w:semiHidden="0" w:name="Colorful Grid"/>
+    <w:lsdException w:unhideWhenUsed="0" w:uiPriority="60" w:semiHidden="0" w:name="Light Shading Accent 1"/>
+    <w:lsdException w:unhideWhenUsed="0" w:uiPriority="61" w:semiHidden="0" w:name="Light List Accent 1"/>
+    <w:lsdException w:unhideWhenUsed="0" w:uiPriority="62" w:semiHidden="0" w:name="Light Grid Accent 1"/>
+    <w:lsdException w:unhideWhenUsed="0" w:uiPriority="63" w:semiHidden="0" w:name="Medium Shading 1 Accent 1"/>
+    <w:lsdException w:unhideWhenUsed="0" w:uiPriority="64" w:semiHidden="0" w:name="Medium Shading 2 Accent 1"/>
+    <w:lsdException w:unhideWhenUsed="0" w:uiPriority="65" w:semiHidden="0" w:name="Medium List 1 Accent 1"/>
+    <w:lsdException w:unhideWhenUsed="0" w:uiPriority="66" w:semiHidden="0" w:name="Medium List 2 Accent 1"/>
+    <w:lsdException w:unhideWhenUsed="0" w:uiPriority="67" w:semiHidden="0" w:name="Medium Grid 1 Accent 1"/>
+    <w:lsdException w:unhideWhenUsed="0" w:uiPriority="68" w:semiHidden="0" w:name="Medium Grid 2 Accent 1"/>
+    <w:lsdException w:unhideWhenUsed="0" w:uiPriority="69" w:semiHidden="0" w:name="Medium Grid 3 Accent 1"/>
+    <w:lsdException w:unhideWhenUsed="0" w:uiPriority="70" w:semiHidden="0" w:name="Dark List Accent 1"/>
+    <w:lsdException w:unhideWhenUsed="0" w:uiPriority="71" w:semiHidden="0" w:name="Colorful Shading Accent 1"/>
+    <w:lsdException w:unhideWhenUsed="0" w:uiPriority="72" w:semiHidden="0" w:name="Colorful List Accent 1"/>
+    <w:lsdException w:unhideWhenUsed="0" w:uiPriority="73" w:semiHidden="0" w:name="Colorful Grid Accent 1"/>
+    <w:lsdException w:unhideWhenUsed="0" w:uiPriority="60" w:semiHidden="0" w:name="Light Shading Accent 2"/>
+    <w:lsdException w:unhideWhenUsed="0" w:uiPriority="61" w:semiHidden="0" w:name="Light List Accent 2"/>
+    <w:lsdException w:unhideWhenUsed="0" w:uiPriority="62" w:semiHidden="0" w:name="Light Grid Accent 2"/>
+    <w:lsdException w:unhideWhenUsed="0" w:uiPriority="63" w:semiHidden="0" w:name="Medium Shading 1 Accent 2"/>
+    <w:lsdException w:unhideWhenUsed="0" w:uiPriority="64" w:semiHidden="0" w:name="Medium Shading 2 Accent 2"/>
+    <w:lsdException w:unhideWhenUsed="0" w:uiPriority="65" w:semiHidden="0" w:name="Medium List 1 Accent 2"/>
+    <w:lsdException w:unhideWhenUsed="0" w:uiPriority="66" w:semiHidden="0" w:name="Medium List 2 Accent 2"/>
+    <w:lsdException w:unhideWhenUsed="0" w:uiPriority="67" w:semiHidden="0" w:name="Medium Grid 1 Accent 2"/>
+    <w:lsdException w:unhideWhenUsed="0" w:uiPriority="68" w:semiHidden="0" w:name="Medium Grid 2 Accent 2"/>
+    <w:lsdException w:unhideWhenUsed="0" w:uiPriority="69" w:semiHidden="0" w:name="Medium Grid 3 Accent 2"/>
+    <w:lsdException w:unhideWhenUsed="0" w:uiPriority="70" w:semiHidden="0" w:name="Dark List Accent 2"/>
+    <w:lsdException w:unhideWhenUsed="0" w:uiPriority="71" w:semiHidden="0" w:name="Colorful Shading Accent 2"/>
+    <w:lsdException w:unhideWhenUsed="0" w:uiPriority="72" w:semiHidden="0" w:name="Colorful List Accent 2"/>
+    <w:lsdException w:unhideWhenUsed="0" w:uiPriority="73" w:semiHidden="0" w:name="Colorful Grid Accent 2"/>
+    <w:lsdException w:unhideWhenUsed="0" w:uiPriority="60" w:semiHidden="0" w:name="Light Shading Accent 3"/>
+    <w:lsdException w:unhideWhenUsed="0" w:uiPriority="61" w:semiHidden="0" w:name="Light List Accent 3"/>
+    <w:lsdException w:unhideWhenUsed="0" w:uiPriority="62" w:semiHidden="0" w:name="Light Grid Accent 3"/>
+    <w:lsdException w:unhideWhenUsed="0" w:uiPriority="63" w:semiHidden="0" w:name="Medium Shading 1 Accent 3"/>
+    <w:lsdException w:unhideWhenUsed="0" w:uiPriority="64" w:semiHidden="0" w:name="Medium Shading 2 Accent 3"/>
+    <w:lsdException w:unhideWhenUsed="0" w:uiPriority="65" w:semiHidden="0" w:name="Medium List 1 Accent 3"/>
+    <w:lsdException w:unhideWhenUsed="0" w:uiPriority="66" w:semiHidden="0" w:name="Medium List 2 Accent 3"/>
+    <w:lsdException w:unhideWhenUsed="0" w:uiPriority="67" w:semiHidden="0" w:name="Medium Grid 1 Accent 3"/>
+    <w:lsdException w:unhideWhenUsed="0" w:uiPriority="68" w:semiHidden="0" w:name="Medium Grid 2 Accent 3"/>
+    <w:lsdException w:unhideWhenUsed="0" w:uiPriority="69" w:semiHidden="0" w:name="Medium Grid 3 Accent 3"/>
+    <w:lsdException w:unhideWhenUsed="0" w:uiPriority="70" w:semiHidden="0" w:name="Dark List Accent 3"/>
+    <w:lsdException w:unhideWhenUsed="0" w:uiPriority="71" w:semiHidden="0" w:name="Colorful Shading Accent 3"/>
+    <w:lsdException w:unhideWhenUsed="0" w:uiPriority="72" w:semiHidden="0" w:name="Colorful List Accent 3"/>
+    <w:lsdException w:unhideWhenUsed="0" w:uiPriority="73" w:semiHidden="0" w:name="Colorful Grid Accent 3"/>
+    <w:lsdException w:unhideWhenUsed="0" w:uiPriority="60" w:semiHidden="0" w:name="Light Shading Accent 4"/>
+    <w:lsdException w:unhideWhenUsed="0" w:uiPriority="61" w:semiHidden="0" w:name="Light List Accent 4"/>
+    <w:lsdException w:unhideWhenUsed="0" w:uiPriority="62" w:semiHidden="0" w:name="Light Grid Accent 4"/>
+    <w:lsdException w:unhideWhenUsed="0" w:uiPriority="63" w:semiHidden="0" w:name="Medium Shading 1 Accent 4"/>
+    <w:lsdException w:unhideWhenUsed="0" w:uiPriority="64" w:semiHidden="0" w:name="Medium Shading 2 Accent 4"/>
+    <w:lsdException w:unhideWhenUsed="0" w:uiPriority="65" w:semiHidden="0" w:name="Medium List 1 Accent 4"/>
+    <w:lsdException w:unhideWhenUsed="0" w:uiPriority="66" w:semiHidden="0" w:name="Medium List 2 Accent 4"/>
+    <w:lsdException w:unhideWhenUsed="0" w:uiPriority="67" w:semiHidden="0" w:name="Medium Grid 1 Accent 4"/>
+    <w:lsdException w:unhideWhenUsed="0" w:uiPriority="68" w:semiHidden="0" w:name="Medium Grid 2 Accent 4"/>
+    <w:lsdException w:unhideWhenUsed="0" w:uiPriority="69" w:semiHidden="0" w:name="Medium Grid 3 Accent 4"/>
+    <w:lsdException w:unhideWhenUsed="0" w:uiPriority="70" w:semiHidden="0" w:name="Dark List Accent 4"/>
+    <w:lsdException w:unhideWhenUsed="0" w:uiPriority="71" w:semiHidden="0" w:name="Colorful Shading Accent 4"/>
+    <w:lsdException w:unhideWhenUsed="0" w:uiPriority="72" w:semiHidden="0" w:name="Colorful List Accent 4"/>
+    <w:lsdException w:unhideWhenUsed="0" w:uiPriority="73" w:semiHidden="0" w:name="Colorful Grid Accent 4"/>
+    <w:lsdException w:unhideWhenUsed="0" w:uiPriority="60" w:semiHidden="0" w:name="Light Shading Accent 5"/>
+    <w:lsdException w:unhideWhenUsed="0" w:uiPriority="61" w:semiHidden="0" w:name="Light List Accent 5"/>
+    <w:lsdException w:unhideWhenUsed="0" w:uiPriority="62" w:semiHidden="0" w:name="Light Grid Accent 5"/>
+    <w:lsdException w:unhideWhenUsed="0" w:uiPriority="63" w:semiHidden="0" w:name="Medium Shading 1 Accent 5"/>
+    <w:lsdException w:unhideWhenUsed="0" w:uiPriority="64" w:semiHidden="0" w:name="Medium Shading 2 Accent 5"/>
+    <w:lsdException w:unhideWhenUsed="0" w:uiPriority="65" w:semiHidden="0" w:name="Medium List 1 Accent 5"/>
+    <w:lsdException w:unhideWhenUsed="0" w:uiPriority="66" w:semiHidden="0" w:name="Medium List 2 Accent 5"/>
+    <w:lsdException w:unhideWhenUsed="0" w:uiPriority="67" w:semiHidden="0" w:name="Medium Grid 1 Accent 5"/>
+    <w:lsdException w:unhideWhenUsed="0" w:uiPriority="68" w:semiHidden="0" w:name="Medium Grid 2 Accent 5"/>
+    <w:lsdException w:unhideWhenUsed="0" w:uiPriority="69" w:semiHidden="0" w:name="Medium Grid 3 Accent 5"/>
+    <w:lsdException w:unhideWhenUsed="0" w:uiPriority="70" w:semiHidden="0" w:name="Dark List Accent 5"/>
+    <w:lsdException w:unhideWhenUsed="0" w:uiPriority="71" w:semiHidden="0" w:name="Colorful Shading Accent 5"/>
+    <w:lsdException w:unhideWhenUsed="0" w:uiPriority="72" w:semiHidden="0" w:name="Colorful List Accent 5"/>
+    <w:lsdException w:unhideWhenUsed="0" w:uiPriority="73" w:semiHidden="0" w:name="Colorful Grid Accent 5"/>
+    <w:lsdException w:unhideWhenUsed="0" w:uiPriority="60" w:semiHidden="0" w:name="Light Shading Accent 6"/>
+    <w:lsdException w:unhideWhenUsed="0" w:uiPriority="61" w:semiHidden="0" w:name="Light List Accent 6"/>
+    <w:lsdException w:unhideWhenUsed="0" w:uiPriority="62" w:semiHidden="0" w:name="Light Grid Accent 6"/>
+    <w:lsdException w:unhideWhenUsed="0" w:uiPriority="63" w:semiHidden="0" w:name="Medium Shading 1 Accent 6"/>
+    <w:lsdException w:unhideWhenUsed="0" w:uiPriority="64" w:semiHidden="0" w:name="Medium Shading 2 Accent 6"/>
+    <w:lsdException w:unhideWhenUsed="0" w:uiPriority="65" w:semiHidden="0" w:name="Medium List 1 Accent 6"/>
+    <w:lsdException w:unhideWhenUsed="0" w:uiPriority="66" w:semiHidden="0" w:name="Medium List 2 Accent 6"/>
+    <w:lsdException w:unhideWhenUsed="0" w:uiPriority="67" w:semiHidden="0" w:name="Medium Grid 1 Accent 6"/>
+    <w:lsdException w:unhideWhenUsed="0" w:uiPriority="68" w:semiHidden="0" w:name="Medium Grid 2 Accent 6"/>
+    <w:lsdException w:unhideWhenUsed="0" w:uiPriority="69" w:semiHidden="0" w:name="Medium Grid 3 Accent 6"/>
+    <w:lsdException w:unhideWhenUsed="0" w:uiPriority="70" w:semiHidden="0" w:name="Dark List Accent 6"/>
+    <w:lsdException w:unhideWhenUsed="0" w:uiPriority="71" w:semiHidden="0" w:name="Colorful Shading Accent 6"/>
+    <w:lsdException w:unhideWhenUsed="0" w:uiPriority="72" w:semiHidden="0" w:name="Colorful List Accent 6"/>
+    <w:lsdException w:unhideWhenUsed="0" w:uiPriority="73" w:semiHidden="0" w:name="Colorful Grid Accent 6"/>
   </w:latentStyles>
-  <w:style w:type="paragraph" w:default="1" w:styleId="Normal">
+  <w:style w:type="paragraph" w:default="1" w:styleId="1">
     <w:name w:val="Normal"/>
     <w:qFormat/>
+    <w:uiPriority w:val="0"/>
     <w:pPr>
       <w:kinsoku w:val="0"/>
       <w:autoSpaceDE w:val="0"/>
@@ -8749,7 +9001,7 @@
       <w:textAlignment w:val="baseline"/>
     </w:pPr>
     <w:rPr>
-      <w:rFonts w:ascii="Arial" w:eastAsia="宋体" w:hAnsi="Arial" w:cs="Arial"/>
+      <w:rFonts w:ascii="Arial" w:hAnsi="Arial" w:eastAsia="宋体" w:cs="Arial"/>
       <w:snapToGrid w:val="0"/>
       <w:color w:val="000000"/>
       <w:kern w:val="0"/>
@@ -8758,11 +9010,12 @@
       <w:lang w:val="en-US" w:eastAsia="en-US" w:bidi="ar-SA"/>
     </w:rPr>
   </w:style>
-  <w:style w:type="paragraph" w:styleId="Heading1">
+  <w:style w:type="paragraph" w:styleId="2">
     <w:name w:val="heading 1"/>
-    <w:basedOn w:val="Normal"/>
-    <w:next w:val="Normal"/>
+    <w:basedOn w:val="1"/>
+    <w:next w:val="1"/>
     <w:qFormat/>
+    <w:uiPriority w:val="0"/>
     <w:pPr>
       <w:keepNext/>
       <w:keepLines/>
@@ -8780,12 +9033,13 @@
       <w:sz w:val="44"/>
     </w:rPr>
   </w:style>
-  <w:style w:type="paragraph" w:styleId="Heading2">
+  <w:style w:type="paragraph" w:styleId="3">
     <w:name w:val="heading 2"/>
-    <w:basedOn w:val="Normal"/>
-    <w:next w:val="Normal"/>
+    <w:basedOn w:val="1"/>
+    <w:next w:val="1"/>
     <w:unhideWhenUsed/>
     <w:qFormat/>
+    <w:uiPriority w:val="0"/>
     <w:pPr>
       <w:keepNext/>
       <w:keepLines/>
@@ -8798,18 +9052,19 @@
       <w:outlineLvl w:val="1"/>
     </w:pPr>
     <w:rPr>
-      <w:rFonts w:ascii="Arial" w:eastAsia="黑体" w:hAnsi="Arial"/>
+      <w:rFonts w:ascii="Arial" w:hAnsi="Arial" w:eastAsia="黑体"/>
       <w:b/>
       <w:sz w:val="32"/>
     </w:rPr>
   </w:style>
-  <w:style w:type="paragraph" w:styleId="Heading3">
+  <w:style w:type="paragraph" w:styleId="4">
     <w:name w:val="heading 3"/>
-    <w:basedOn w:val="Normal"/>
-    <w:next w:val="Normal"/>
+    <w:basedOn w:val="1"/>
+    <w:next w:val="1"/>
     <w:semiHidden/>
     <w:unhideWhenUsed/>
     <w:qFormat/>
+    <w:uiPriority w:val="0"/>
     <w:pPr>
       <w:keepNext/>
       <w:keepLines/>
@@ -8826,12 +9081,13 @@
       <w:sz w:val="32"/>
     </w:rPr>
   </w:style>
-  <w:style w:type="paragraph" w:styleId="Heading4">
+  <w:style w:type="paragraph" w:styleId="5">
     <w:name w:val="heading 4"/>
-    <w:basedOn w:val="Normal"/>
-    <w:next w:val="Normal"/>
+    <w:basedOn w:val="1"/>
+    <w:next w:val="1"/>
     <w:unhideWhenUsed/>
     <w:qFormat/>
+    <w:uiPriority w:val="0"/>
     <w:pPr>
       <w:keepNext/>
       <w:keepLines/>
@@ -8844,18 +9100,19 @@
       <w:outlineLvl w:val="3"/>
     </w:pPr>
     <w:rPr>
-      <w:rFonts w:ascii="Arial" w:eastAsia="黑体" w:hAnsi="Arial"/>
+      <w:rFonts w:ascii="Arial" w:hAnsi="Arial" w:eastAsia="黑体"/>
       <w:b/>
       <w:sz w:val="28"/>
     </w:rPr>
   </w:style>
-  <w:style w:type="paragraph" w:styleId="Heading5">
+  <w:style w:type="paragraph" w:styleId="6">
     <w:name w:val="heading 5"/>
-    <w:basedOn w:val="Normal"/>
-    <w:next w:val="Normal"/>
+    <w:basedOn w:val="1"/>
+    <w:next w:val="1"/>
     <w:semiHidden/>
     <w:unhideWhenUsed/>
     <w:qFormat/>
+    <w:uiPriority w:val="0"/>
     <w:pPr>
       <w:keepNext/>
       <w:keepLines/>
@@ -8872,13 +9129,14 @@
       <w:sz w:val="28"/>
     </w:rPr>
   </w:style>
-  <w:style w:type="paragraph" w:styleId="Heading6">
+  <w:style w:type="paragraph" w:styleId="7">
     <w:name w:val="heading 6"/>
-    <w:basedOn w:val="Normal"/>
-    <w:next w:val="Normal"/>
+    <w:basedOn w:val="1"/>
+    <w:next w:val="1"/>
     <w:semiHidden/>
     <w:unhideWhenUsed/>
     <w:qFormat/>
+    <w:uiPriority w:val="0"/>
     <w:pPr>
       <w:keepNext/>
       <w:keepLines/>
@@ -8891,18 +9149,19 @@
       <w:outlineLvl w:val="5"/>
     </w:pPr>
     <w:rPr>
-      <w:rFonts w:ascii="Arial" w:eastAsia="黑体" w:hAnsi="Arial"/>
+      <w:rFonts w:ascii="Arial" w:hAnsi="Arial" w:eastAsia="黑体"/>
       <w:b/>
       <w:sz w:val="24"/>
     </w:rPr>
   </w:style>
-  <w:style w:type="paragraph" w:styleId="Heading7">
+  <w:style w:type="paragraph" w:styleId="8">
     <w:name w:val="heading 7"/>
-    <w:basedOn w:val="Normal"/>
-    <w:next w:val="Normal"/>
+    <w:basedOn w:val="1"/>
+    <w:next w:val="1"/>
     <w:semiHidden/>
     <w:unhideWhenUsed/>
     <w:qFormat/>
+    <w:uiPriority w:val="0"/>
     <w:pPr>
       <w:keepNext/>
       <w:keepLines/>
@@ -8919,13 +9178,14 @@
       <w:sz w:val="24"/>
     </w:rPr>
   </w:style>
-  <w:style w:type="paragraph" w:styleId="Heading8">
+  <w:style w:type="paragraph" w:styleId="9">
     <w:name w:val="heading 8"/>
-    <w:basedOn w:val="Normal"/>
-    <w:next w:val="Normal"/>
+    <w:basedOn w:val="1"/>
+    <w:next w:val="1"/>
     <w:semiHidden/>
     <w:unhideWhenUsed/>
     <w:qFormat/>
+    <w:uiPriority w:val="0"/>
     <w:pPr>
       <w:keepNext/>
       <w:keepLines/>
@@ -8938,17 +9198,18 @@
       <w:outlineLvl w:val="7"/>
     </w:pPr>
     <w:rPr>
-      <w:rFonts w:ascii="Arial" w:eastAsia="黑体" w:hAnsi="Arial"/>
+      <w:rFonts w:ascii="Arial" w:hAnsi="Arial" w:eastAsia="黑体"/>
       <w:sz w:val="24"/>
     </w:rPr>
   </w:style>
-  <w:style w:type="paragraph" w:styleId="Heading9">
+  <w:style w:type="paragraph" w:styleId="10">
     <w:name w:val="heading 9"/>
-    <w:basedOn w:val="Normal"/>
-    <w:next w:val="Normal"/>
+    <w:basedOn w:val="1"/>
+    <w:next w:val="1"/>
     <w:semiHidden/>
     <w:unhideWhenUsed/>
     <w:qFormat/>
+    <w:uiPriority w:val="0"/>
     <w:pPr>
       <w:keepNext/>
       <w:keepLines/>
@@ -8961,19 +9222,21 @@
       <w:outlineLvl w:val="8"/>
     </w:pPr>
     <w:rPr>
-      <w:rFonts w:ascii="Arial" w:eastAsia="黑体" w:hAnsi="Arial"/>
+      <w:rFonts w:ascii="Arial" w:hAnsi="Arial" w:eastAsia="黑体"/>
       <w:sz w:val="21"/>
     </w:rPr>
   </w:style>
-  <w:style w:type="character" w:default="1" w:styleId="DefaultParagraphFont">
+  <w:style w:type="character" w:default="1" w:styleId="24">
     <w:name w:val="Default Paragraph Font"/>
     <w:semiHidden/>
     <w:qFormat/>
+    <w:uiPriority w:val="0"/>
   </w:style>
-  <w:style w:type="table" w:default="1" w:styleId="TableNormal">
+  <w:style w:type="table" w:default="1" w:styleId="22">
     <w:name w:val="Normal Table"/>
     <w:semiHidden/>
     <w:qFormat/>
+    <w:uiPriority w:val="0"/>
     <w:tblPr>
       <w:tblCellMar>
         <w:top w:w="0" w:type="dxa"/>
@@ -8983,39 +9246,43 @@
       </w:tblCellMar>
     </w:tblPr>
   </w:style>
-  <w:style w:type="paragraph" w:styleId="CommentText">
+  <w:style w:type="paragraph" w:styleId="11">
     <w:name w:val="annotation text"/>
-    <w:basedOn w:val="Normal"/>
+    <w:basedOn w:val="1"/>
     <w:qFormat/>
+    <w:uiPriority w:val="0"/>
     <w:pPr>
       <w:jc w:val="left"/>
     </w:pPr>
   </w:style>
-  <w:style w:type="paragraph" w:styleId="BodyText">
+  <w:style w:type="paragraph" w:styleId="12">
     <w:name w:val="Body Text"/>
-    <w:basedOn w:val="Normal"/>
+    <w:basedOn w:val="1"/>
     <w:semiHidden/>
     <w:qFormat/>
+    <w:uiPriority w:val="0"/>
     <w:rPr>
-      <w:rFonts w:ascii="Arial" w:eastAsia="Arial" w:hAnsi="Arial" w:cs="Arial"/>
+      <w:rFonts w:ascii="Arial" w:hAnsi="Arial" w:eastAsia="Arial" w:cs="Arial"/>
       <w:sz w:val="21"/>
       <w:szCs w:val="21"/>
       <w:lang w:val="en-US" w:eastAsia="en-US" w:bidi="ar-SA"/>
     </w:rPr>
   </w:style>
-  <w:style w:type="paragraph" w:styleId="TOC3">
+  <w:style w:type="paragraph" w:styleId="13">
     <w:name w:val="toc 3"/>
-    <w:basedOn w:val="Normal"/>
-    <w:next w:val="Normal"/>
+    <w:basedOn w:val="1"/>
+    <w:next w:val="1"/>
     <w:qFormat/>
+    <w:uiPriority w:val="0"/>
     <w:pPr>
       <w:ind w:left="840" w:leftChars="400"/>
     </w:pPr>
   </w:style>
-  <w:style w:type="paragraph" w:styleId="Footer">
+  <w:style w:type="paragraph" w:styleId="14">
     <w:name w:val="footer"/>
-    <w:basedOn w:val="Normal"/>
+    <w:basedOn w:val="1"/>
     <w:qFormat/>
+    <w:uiPriority w:val="0"/>
     <w:pPr>
       <w:tabs>
         <w:tab w:val="center" w:pos="4153"/>
@@ -9028,16 +9295,17 @@
       <w:sz w:val="18"/>
     </w:rPr>
   </w:style>
-  <w:style w:type="paragraph" w:styleId="Header">
+  <w:style w:type="paragraph" w:styleId="15">
     <w:name w:val="header"/>
-    <w:basedOn w:val="Normal"/>
+    <w:basedOn w:val="1"/>
     <w:qFormat/>
+    <w:uiPriority w:val="0"/>
     <w:pPr>
       <w:pBdr>
-        <w:top w:val="nil"/>
-        <w:left w:val="nil"/>
-        <w:bottom w:val="nil"/>
-        <w:right w:val="nil"/>
+        <w:top w:val="none" w:color="auto" w:sz="0" w:space="0"/>
+        <w:left w:val="none" w:color="auto" w:sz="0" w:space="0"/>
+        <w:bottom w:val="none" w:color="auto" w:sz="0" w:space="0"/>
+        <w:right w:val="none" w:color="auto" w:sz="0" w:space="0"/>
       </w:pBdr>
       <w:tabs>
         <w:tab w:val="center" w:pos="4153"/>
@@ -9052,37 +9320,41 @@
       <w:sz w:val="18"/>
     </w:rPr>
   </w:style>
-  <w:style w:type="paragraph" w:styleId="TOC1">
+  <w:style w:type="paragraph" w:styleId="16">
     <w:name w:val="toc 1"/>
-    <w:basedOn w:val="Normal"/>
-    <w:next w:val="Normal"/>
+    <w:basedOn w:val="1"/>
+    <w:next w:val="1"/>
     <w:qFormat/>
+    <w:uiPriority w:val="0"/>
     <w:rPr>
-      <w:rFonts w:ascii="Arial" w:eastAsia="Microsoft JhengHei" w:hAnsi="Arial"/>
+      <w:rFonts w:ascii="Arial" w:hAnsi="Arial" w:eastAsia="Microsoft JhengHei"/>
       <w:sz w:val="24"/>
     </w:rPr>
   </w:style>
-  <w:style w:type="paragraph" w:styleId="TableofFigures">
+  <w:style w:type="paragraph" w:styleId="17">
     <w:name w:val="table of figures"/>
-    <w:basedOn w:val="Normal"/>
-    <w:next w:val="Normal"/>
+    <w:basedOn w:val="1"/>
+    <w:next w:val="1"/>
     <w:qFormat/>
+    <w:uiPriority w:val="0"/>
     <w:pPr>
-      <w:ind w:hanging="200" w:leftChars="200" w:hangingChars="200"/>
+      <w:ind w:leftChars="200" w:hanging="200" w:hangingChars="200"/>
     </w:pPr>
   </w:style>
-  <w:style w:type="paragraph" w:styleId="TOC2">
+  <w:style w:type="paragraph" w:styleId="18">
     <w:name w:val="toc 2"/>
-    <w:basedOn w:val="Normal"/>
-    <w:next w:val="Normal"/>
+    <w:basedOn w:val="1"/>
+    <w:next w:val="1"/>
     <w:qFormat/>
+    <w:uiPriority w:val="0"/>
     <w:pPr>
       <w:ind w:left="420" w:leftChars="200"/>
     </w:pPr>
   </w:style>
-  <w:style w:type="paragraph" w:styleId="HTMLPreformatted">
+  <w:style w:type="paragraph" w:styleId="19">
     <w:name w:val="HTML Preformatted"/>
     <w:qFormat/>
+    <w:uiPriority w:val="0"/>
     <w:pPr>
       <w:tabs>
         <w:tab w:val="left" w:pos="916"/>
@@ -9105,25 +9377,27 @@
       <w:jc w:val="left"/>
     </w:pPr>
     <w:rPr>
-      <w:rFonts w:ascii="宋体" w:eastAsia="宋体" w:hAnsi="宋体" w:cs="宋体" w:hint="eastAsia"/>
+      <w:rFonts w:hint="eastAsia" w:ascii="宋体" w:hAnsi="宋体" w:eastAsia="宋体" w:cs="宋体"/>
       <w:kern w:val="0"/>
       <w:sz w:val="24"/>
       <w:szCs w:val="24"/>
       <w:lang w:val="en-US" w:eastAsia="zh-CN"/>
     </w:rPr>
   </w:style>
-  <w:style w:type="paragraph" w:styleId="NormalWeb">
+  <w:style w:type="paragraph" w:styleId="20">
     <w:name w:val="Normal (Web)"/>
-    <w:basedOn w:val="Normal"/>
+    <w:basedOn w:val="1"/>
     <w:qFormat/>
+    <w:uiPriority w:val="0"/>
     <w:rPr>
       <w:sz w:val="24"/>
     </w:rPr>
   </w:style>
-  <w:style w:type="paragraph" w:styleId="Title">
+  <w:style w:type="paragraph" w:styleId="21">
     <w:name w:val="Title"/>
-    <w:basedOn w:val="Normal"/>
+    <w:basedOn w:val="1"/>
     <w:qFormat/>
+    <w:uiPriority w:val="0"/>
     <w:pPr>
       <w:spacing w:before="240" w:beforeLines="0" w:beforeAutospacing="0" w:after="60" w:afterLines="0" w:afterAutospacing="0"/>
       <w:jc w:val="center"/>
@@ -9135,68 +9409,73 @@
       <w:sz w:val="32"/>
     </w:rPr>
   </w:style>
-  <w:style w:type="table" w:styleId="TableGrid">
+  <w:style w:type="table" w:styleId="23">
     <w:name w:val="Table Grid"/>
-    <w:basedOn w:val="TableNormal"/>
+    <w:basedOn w:val="22"/>
     <w:qFormat/>
+    <w:uiPriority w:val="0"/>
     <w:pPr>
       <w:widowControl w:val="0"/>
       <w:jc w:val="both"/>
     </w:pPr>
     <w:tblPr>
       <w:tblBorders>
-        <w:top w:val="single" w:sz="4" w:space="0" w:color="auto"/>
-        <w:left w:val="single" w:sz="4" w:space="0" w:color="auto"/>
-        <w:bottom w:val="single" w:sz="4" w:space="0" w:color="auto"/>
-        <w:right w:val="single" w:sz="4" w:space="0" w:color="auto"/>
-        <w:insideH w:val="single" w:sz="4" w:space="0" w:color="auto"/>
-        <w:insideV w:val="single" w:sz="4" w:space="0" w:color="auto"/>
+        <w:top w:val="single" w:color="auto" w:sz="4" w:space="0"/>
+        <w:left w:val="single" w:color="auto" w:sz="4" w:space="0"/>
+        <w:bottom w:val="single" w:color="auto" w:sz="4" w:space="0"/>
+        <w:right w:val="single" w:color="auto" w:sz="4" w:space="0"/>
+        <w:insideH w:val="single" w:color="auto" w:sz="4" w:space="0"/>
+        <w:insideV w:val="single" w:color="auto" w:sz="4" w:space="0"/>
       </w:tblBorders>
     </w:tblPr>
   </w:style>
-  <w:style w:type="character" w:styleId="Strong">
+  <w:style w:type="character" w:styleId="25">
     <w:name w:val="Strong"/>
-    <w:basedOn w:val="DefaultParagraphFont"/>
+    <w:basedOn w:val="24"/>
     <w:qFormat/>
+    <w:uiPriority w:val="0"/>
     <w:rPr>
       <w:b/>
     </w:rPr>
   </w:style>
-  <w:style w:type="paragraph" w:customStyle="1" w:styleId="a">
+  <w:style w:type="paragraph" w:customStyle="1" w:styleId="26">
     <w:name w:val="柴_公司名"/>
-    <w:basedOn w:val="Title"/>
+    <w:basedOn w:val="21"/>
     <w:qFormat/>
+    <w:uiPriority w:val="0"/>
     <w:pPr>
       <w:spacing w:after="600" w:afterLines="600"/>
     </w:pPr>
     <w:rPr>
-      <w:rFonts w:ascii="宋体" w:eastAsia="宋体" w:hAnsi="宋体" w:cs="宋体" w:hint="eastAsia"/>
+      <w:rFonts w:hint="eastAsia" w:ascii="宋体" w:hAnsi="宋体" w:eastAsia="宋体" w:cs="宋体"/>
       <w:bCs/>
       <w:spacing w:val="-6"/>
       <w:sz w:val="52"/>
       <w:szCs w:val="52"/>
     </w:rPr>
   </w:style>
-  <w:style w:type="paragraph" w:customStyle="1" w:styleId="a0">
+  <w:style w:type="paragraph" w:customStyle="1" w:styleId="27">
     <w:name w:val="柴_文档名"/>
-    <w:basedOn w:val="Title"/>
+    <w:basedOn w:val="21"/>
     <w:qFormat/>
+    <w:uiPriority w:val="0"/>
     <w:pPr>
       <w:spacing w:after="900" w:afterLines="900"/>
     </w:pPr>
     <w:rPr>
-      <w:rFonts w:ascii="黑体" w:eastAsia="黑体" w:hAnsi="黑体" w:cs="黑体"/>
+      <w:rFonts w:ascii="黑体" w:hAnsi="黑体" w:eastAsia="黑体" w:cs="黑体"/>
       <w:bCs/>
       <w:spacing w:val="-7"/>
       <w:sz w:val="52"/>
       <w:szCs w:val="52"/>
     </w:rPr>
   </w:style>
-  <w:style w:type="table" w:customStyle="1" w:styleId="TableNormal0">
+  <w:style w:type="table" w:customStyle="1" w:styleId="28">
     <w:name w:val="Table Normal_0"/>
     <w:semiHidden/>
     <w:unhideWhenUsed/>
     <w:qFormat/>
+    <w:uiPriority w:val="0"/>
     <w:tblPr>
       <w:tblCellMar>
         <w:top w:w="0" w:type="dxa"/>
@@ -9206,82 +9485,88 @@
       </w:tblCellMar>
     </w:tblPr>
   </w:style>
-  <w:style w:type="paragraph" w:customStyle="1" w:styleId="TableText">
+  <w:style w:type="paragraph" w:customStyle="1" w:styleId="29">
     <w:name w:val="Table Text"/>
-    <w:basedOn w:val="Normal"/>
+    <w:basedOn w:val="1"/>
     <w:semiHidden/>
     <w:qFormat/>
+    <w:uiPriority w:val="0"/>
     <w:rPr>
-      <w:rFonts w:ascii="宋体" w:eastAsia="宋体" w:hAnsi="宋体" w:cs="宋体"/>
+      <w:rFonts w:ascii="宋体" w:hAnsi="宋体" w:eastAsia="宋体" w:cs="宋体"/>
       <w:sz w:val="21"/>
       <w:szCs w:val="21"/>
       <w:lang w:val="en-US" w:eastAsia="en-US" w:bidi="ar-SA"/>
     </w:rPr>
   </w:style>
-  <w:style w:type="paragraph" w:customStyle="1" w:styleId="1">
+  <w:style w:type="paragraph" w:customStyle="1" w:styleId="30">
     <w:name w:val="柴_标题1"/>
-    <w:basedOn w:val="Heading1"/>
-    <w:next w:val="a1"/>
-    <w:link w:val="1Char"/>
+    <w:basedOn w:val="2"/>
+    <w:next w:val="31"/>
+    <w:link w:val="40"/>
     <w:qFormat/>
+    <w:uiPriority w:val="0"/>
     <w:pPr>
       <w:spacing w:before="100" w:after="90" w:line="360" w:lineRule="auto"/>
     </w:pPr>
     <w:rPr>
-      <w:rFonts w:ascii="Arial" w:eastAsia="宋体" w:hAnsi="Arial"/>
+      <w:rFonts w:ascii="Arial" w:hAnsi="Arial" w:eastAsia="宋体"/>
       <w:sz w:val="32"/>
     </w:rPr>
   </w:style>
-  <w:style w:type="paragraph" w:customStyle="1" w:styleId="a1">
+  <w:style w:type="paragraph" w:customStyle="1" w:styleId="31">
     <w:name w:val="柴_正文"/>
-    <w:basedOn w:val="BodyText"/>
-    <w:link w:val="Char"/>
+    <w:basedOn w:val="12"/>
+    <w:link w:val="43"/>
     <w:qFormat/>
+    <w:uiPriority w:val="0"/>
     <w:pPr>
       <w:spacing w:line="360" w:lineRule="auto"/>
       <w:ind w:firstLine="470" w:firstLineChars="200"/>
     </w:pPr>
     <w:rPr>
-      <w:rFonts w:ascii="Arial" w:eastAsia="宋体" w:hAnsi="Arial"/>
+      <w:rFonts w:ascii="Arial" w:hAnsi="Arial" w:eastAsia="宋体"/>
       <w:sz w:val="24"/>
       <w:lang w:eastAsia="zh-CN"/>
     </w:rPr>
   </w:style>
-  <w:style w:type="paragraph" w:customStyle="1" w:styleId="2">
+  <w:style w:type="paragraph" w:customStyle="1" w:styleId="32">
     <w:name w:val="柴_标题2"/>
-    <w:basedOn w:val="Heading2"/>
-    <w:next w:val="a1"/>
-    <w:link w:val="2Char"/>
+    <w:basedOn w:val="3"/>
+    <w:next w:val="31"/>
+    <w:link w:val="46"/>
     <w:qFormat/>
+    <w:uiPriority w:val="0"/>
     <w:pPr>
       <w:spacing w:line="360" w:lineRule="auto"/>
     </w:pPr>
     <w:rPr>
-      <w:rFonts w:ascii="Arial" w:eastAsia="宋体" w:hAnsi="Arial"/>
+      <w:rFonts w:ascii="Arial" w:hAnsi="Arial" w:eastAsia="宋体"/>
       <w:sz w:val="28"/>
     </w:rPr>
   </w:style>
-  <w:style w:type="paragraph" w:customStyle="1" w:styleId="3">
+  <w:style w:type="paragraph" w:customStyle="1" w:styleId="33">
     <w:name w:val="柴_标题3"/>
-    <w:basedOn w:val="Heading3"/>
-    <w:next w:val="a1"/>
+    <w:basedOn w:val="4"/>
+    <w:next w:val="31"/>
     <w:qFormat/>
+    <w:uiPriority w:val="0"/>
     <w:pPr>
       <w:spacing w:line="360" w:lineRule="auto"/>
       <w:ind w:left="0" w:firstLine="472" w:firstLineChars="200"/>
     </w:pPr>
     <w:rPr>
-      <w:rFonts w:ascii="宋体" w:eastAsia="宋体" w:hAnsi="宋体" w:cs="宋体"/>
+      <w:rFonts w:ascii="宋体" w:hAnsi="宋体" w:eastAsia="宋体" w:cs="宋体"/>
       <w:spacing w:val="-2"/>
       <w:sz w:val="24"/>
       <w:szCs w:val="24"/>
     </w:rPr>
   </w:style>
-  <w:style w:type="paragraph" w:customStyle="1" w:styleId="a2">
+  <w:style w:type="paragraph" w:customStyle="1" w:styleId="34">
     <w:name w:val="柴_目录"/>
-    <w:basedOn w:val="Normal"/>
-    <w:next w:val="BodyText"/>
+    <w:basedOn w:val="1"/>
+    <w:next w:val="12"/>
     <w:qFormat/>
+    <w:uiPriority w:val="0"/>
     <w:pPr>
       <w:tabs>
         <w:tab w:val="right" w:leader="dot" w:pos="8442"/>
@@ -9289,59 +9574,64 @@
       <w:ind w:left="0" w:leftChars="0"/>
     </w:pPr>
     <w:rPr>
-      <w:rFonts w:ascii="Arial" w:eastAsia="Microsoft JhengHei" w:hAnsi="Arial"/>
+      <w:rFonts w:ascii="Arial" w:hAnsi="Arial" w:eastAsia="Microsoft JhengHei"/>
       <w:sz w:val="24"/>
     </w:rPr>
   </w:style>
-  <w:style w:type="paragraph" w:customStyle="1" w:styleId="WPSOffice1">
+  <w:style w:type="paragraph" w:customStyle="1" w:styleId="35">
     <w:name w:val="WPSOffice手动目录 1"/>
     <w:qFormat/>
+    <w:uiPriority w:val="0"/>
     <w:pPr>
       <w:ind w:leftChars="0"/>
     </w:pPr>
     <w:rPr>
-      <w:rFonts w:ascii="Times New Roman" w:eastAsia="宋体" w:hAnsi="Times New Roman" w:cs="Times New Roman"/>
+      <w:rFonts w:ascii="Times New Roman" w:hAnsi="Times New Roman" w:eastAsia="宋体" w:cs="Times New Roman"/>
       <w:sz w:val="20"/>
       <w:szCs w:val="20"/>
     </w:rPr>
   </w:style>
-  <w:style w:type="paragraph" w:customStyle="1" w:styleId="WPSOffice2">
+  <w:style w:type="paragraph" w:customStyle="1" w:styleId="36">
     <w:name w:val="WPSOffice手动目录 2"/>
     <w:qFormat/>
+    <w:uiPriority w:val="0"/>
     <w:pPr>
       <w:ind w:leftChars="200"/>
     </w:pPr>
     <w:rPr>
-      <w:rFonts w:ascii="Times New Roman" w:eastAsia="宋体" w:hAnsi="Times New Roman" w:cs="Times New Roman"/>
+      <w:rFonts w:ascii="Times New Roman" w:hAnsi="Times New Roman" w:eastAsia="宋体" w:cs="Times New Roman"/>
       <w:sz w:val="20"/>
       <w:szCs w:val="20"/>
     </w:rPr>
   </w:style>
-  <w:style w:type="paragraph" w:customStyle="1" w:styleId="WPSOffice3">
+  <w:style w:type="paragraph" w:customStyle="1" w:styleId="37">
     <w:name w:val="WPSOffice手动目录 3"/>
     <w:qFormat/>
+    <w:uiPriority w:val="0"/>
     <w:pPr>
       <w:ind w:leftChars="400"/>
     </w:pPr>
     <w:rPr>
-      <w:rFonts w:ascii="Times New Roman" w:eastAsia="宋体" w:hAnsi="Times New Roman" w:cs="Times New Roman"/>
+      <w:rFonts w:ascii="Times New Roman" w:hAnsi="Times New Roman" w:eastAsia="宋体" w:cs="Times New Roman"/>
       <w:sz w:val="20"/>
       <w:szCs w:val="20"/>
     </w:rPr>
   </w:style>
-  <w:style w:type="paragraph" w:customStyle="1" w:styleId="Compact">
+  <w:style w:type="paragraph" w:customStyle="1" w:styleId="38">
     <w:name w:val="Compact"/>
-    <w:basedOn w:val="BodyText"/>
+    <w:basedOn w:val="12"/>
     <w:qFormat/>
+    <w:uiPriority w:val="0"/>
     <w:pPr>
       <w:spacing w:before="36" w:after="36"/>
     </w:pPr>
   </w:style>
-  <w:style w:type="table" w:customStyle="1" w:styleId="Table">
+  <w:style w:type="table" w:customStyle="1" w:styleId="39">
     <w:name w:val="Table"/>
     <w:semiHidden/>
     <w:unhideWhenUsed/>
     <w:qFormat/>
+    <w:uiPriority w:val="0"/>
     <w:tblPr>
       <w:tblCellMar>
         <w:top w:w="0" w:type="dxa"/>
@@ -9353,26 +9643,28 @@
     <w:tblStylePr w:type="firstRow">
       <w:tcPr>
         <w:tcBorders>
-          <w:bottom w:val="single" w:sz="0" w:space="0" w:color="auto"/>
+          <w:bottom w:val="single" w:color="auto" w:sz="0" w:space="0"/>
         </w:tcBorders>
         <w:vAlign w:val="bottom"/>
       </w:tcPr>
     </w:tblStylePr>
   </w:style>
-  <w:style w:type="character" w:customStyle="1" w:styleId="1Char">
+  <w:style w:type="character" w:customStyle="1" w:styleId="40">
     <w:name w:val="柴_标题1 Char"/>
-    <w:link w:val="1"/>
+    <w:link w:val="30"/>
     <w:qFormat/>
+    <w:uiPriority w:val="0"/>
     <w:rPr>
-      <w:rFonts w:ascii="Arial" w:eastAsia="宋体" w:hAnsi="Arial"/>
+      <w:rFonts w:ascii="Arial" w:hAnsi="Arial" w:eastAsia="宋体"/>
       <w:sz w:val="32"/>
     </w:rPr>
   </w:style>
-  <w:style w:type="paragraph" w:customStyle="1" w:styleId="a3">
+  <w:style w:type="paragraph" w:customStyle="1" w:styleId="41">
     <w:name w:val="柴_正文_无缩进"/>
-    <w:basedOn w:val="Normal"/>
-    <w:link w:val="Char0"/>
+    <w:basedOn w:val="1"/>
+    <w:link w:val="45"/>
     <w:qFormat/>
+    <w:uiPriority w:val="0"/>
     <w:pPr>
       <w:ind w:firstLine="0" w:firstLineChars="0"/>
     </w:pPr>
@@ -9382,38 +9674,41 @@
       <w:lang w:eastAsia="zh-CN"/>
     </w:rPr>
   </w:style>
-  <w:style w:type="paragraph" w:customStyle="1" w:styleId="4">
+  <w:style w:type="paragraph" w:customStyle="1" w:styleId="42">
     <w:name w:val="柴_标题4"/>
-    <w:basedOn w:val="Heading4"/>
-    <w:next w:val="Normal"/>
+    <w:basedOn w:val="5"/>
+    <w:next w:val="1"/>
     <w:qFormat/>
+    <w:uiPriority w:val="0"/>
     <w:pPr>
       <w:widowControl w:val="0"/>
       <w:spacing w:before="160" w:line="360" w:lineRule="auto"/>
-      <w:ind w:left="981" w:hanging="862" w:leftChars="300"/>
+      <w:ind w:left="981" w:leftChars="300" w:hanging="862"/>
     </w:pPr>
     <w:rPr>
-      <w:rFonts w:ascii="Calibri" w:eastAsia="宋体" w:hAnsi="Calibri" w:cs="宋体" w:hint="eastAsia"/>
+      <w:rFonts w:hint="eastAsia" w:ascii="Calibri" w:hAnsi="Calibri" w:eastAsia="宋体" w:cs="宋体"/>
       <w:sz w:val="24"/>
       <w:szCs w:val="24"/>
       <w:lang w:eastAsia="zh-CN" w:bidi="zh-CN"/>
     </w:rPr>
   </w:style>
-  <w:style w:type="character" w:customStyle="1" w:styleId="Char">
+  <w:style w:type="character" w:customStyle="1" w:styleId="43">
     <w:name w:val="柴_正文 Char"/>
-    <w:link w:val="a1"/>
+    <w:link w:val="31"/>
     <w:qFormat/>
+    <w:uiPriority w:val="0"/>
     <w:rPr>
-      <w:rFonts w:ascii="Arial" w:eastAsia="宋体" w:hAnsi="Arial"/>
+      <w:rFonts w:ascii="Arial" w:hAnsi="Arial" w:eastAsia="宋体"/>
       <w:sz w:val="24"/>
       <w:lang w:eastAsia="zh-CN"/>
     </w:rPr>
   </w:style>
-  <w:style w:type="table" w:customStyle="1" w:styleId="TableNormal00">
+  <w:style w:type="table" w:customStyle="1" w:styleId="44">
     <w:name w:val="Table Normal_0_0"/>
     <w:semiHidden/>
     <w:unhideWhenUsed/>
     <w:qFormat/>
+    <w:uiPriority w:val="0"/>
     <w:tblPr>
       <w:tblCellMar>
         <w:top w:w="0" w:type="dxa"/>
@@ -9423,41 +9718,45 @@
       </w:tblCellMar>
     </w:tblPr>
   </w:style>
-  <w:style w:type="character" w:customStyle="1" w:styleId="Char0">
+  <w:style w:type="character" w:customStyle="1" w:styleId="45">
     <w:name w:val="柴_正文_无缩进 Char"/>
-    <w:link w:val="a3"/>
+    <w:link w:val="41"/>
     <w:qFormat/>
+    <w:uiPriority w:val="0"/>
     <w:rPr>
       <w:rFonts w:ascii="Arial" w:hAnsi="Arial"/>
       <w:sz w:val="24"/>
       <w:lang w:eastAsia="zh-CN"/>
     </w:rPr>
   </w:style>
-  <w:style w:type="character" w:customStyle="1" w:styleId="2Char">
+  <w:style w:type="character" w:customStyle="1" w:styleId="46">
     <w:name w:val="柴_标题2 Char"/>
-    <w:link w:val="2"/>
+    <w:link w:val="32"/>
     <w:qFormat/>
+    <w:uiPriority w:val="0"/>
     <w:rPr>
-      <w:rFonts w:ascii="Arial" w:eastAsia="宋体" w:hAnsi="Arial"/>
+      <w:rFonts w:ascii="Arial" w:hAnsi="Arial" w:eastAsia="宋体"/>
       <w:sz w:val="28"/>
     </w:rPr>
   </w:style>
-  <w:style w:type="character" w:customStyle="1" w:styleId="Char1">
+  <w:style w:type="character" w:customStyle="1" w:styleId="47">
     <w:name w:val="柴_题注 Char"/>
-    <w:link w:val="a4"/>
+    <w:link w:val="48"/>
     <w:qFormat/>
+    <w:uiPriority w:val="0"/>
   </w:style>
-  <w:style w:type="paragraph" w:customStyle="1" w:styleId="a4">
+  <w:style w:type="paragraph" w:customStyle="1" w:styleId="48">
     <w:name w:val="柴_题注"/>
-    <w:basedOn w:val="HTMLPreformatted"/>
-    <w:link w:val="Char1"/>
+    <w:basedOn w:val="19"/>
+    <w:link w:val="47"/>
     <w:qFormat/>
+    <w:uiPriority w:val="0"/>
     <w:pPr>
       <w:pBdr>
-        <w:top w:val="nil"/>
-        <w:left w:val="nil"/>
-        <w:bottom w:val="nil"/>
-        <w:right w:val="nil"/>
+        <w:top w:val="none" w:color="auto" w:sz="0" w:space="0"/>
+        <w:left w:val="none" w:color="auto" w:sz="0" w:space="0"/>
+        <w:bottom w:val="none" w:color="auto" w:sz="0" w:space="0"/>
+        <w:right w:val="none" w:color="auto" w:sz="0" w:space="0"/>
       </w:pBdr>
       <w:wordWrap w:val="0"/>
       <w:spacing w:line="264" w:lineRule="atLeast"/>
